--- a/Actividades/Video_Seguridad_del_paciente_guion.docx
+++ b/Actividades/Video_Seguridad_del_paciente_guion.docx
@@ -47,71 +47,7 @@
           <w:sz w:val="24"/>
           <w:szCs w:val="24"/>
         </w:rPr>
-        <w:t xml:space="preserve">Video colaborativo</w:t>
-      </w:r>
-    </w:p>
-    <w:p>
-      <w:pPr>
-        <w:spacing w:after="60"/>
-        <w:jc w:val="center"/>
-      </w:pPr>
-      <w:r>
-        <w:rPr>
-          <w:rFonts w:ascii="Arial" w:cs="Arial" w:eastAsia="Arial" w:hAnsi="Arial"/>
-          <w:b/>
-          <w:bCs/>
-          <w:sz w:val="24"/>
-          <w:szCs w:val="24"/>
-        </w:rPr>
-        <w:t xml:space="preserve">Integrantes:</w:t>
-      </w:r>
-    </w:p>
-    <w:p>
-      <w:pPr>
-        <w:spacing w:after="120"/>
-        <w:jc w:val="center"/>
-      </w:pPr>
-      <w:r>
-        <w:rPr>
-          <w:rFonts w:ascii="Arial" w:cs="Arial" w:eastAsia="Arial" w:hAnsi="Arial"/>
-          <w:b w:val="false"/>
-          <w:bCs w:val="false"/>
-          <w:sz w:val="24"/>
-          <w:szCs w:val="24"/>
-        </w:rPr>
-        <w:t xml:space="preserve">Yina Vanessa Cadena Mantilla</w:t>
-      </w:r>
-    </w:p>
-    <w:p>
-      <w:pPr>
-        <w:spacing w:after="120"/>
-        <w:jc w:val="center"/>
-      </w:pPr>
-      <w:r>
-        <w:rPr>
-          <w:rFonts w:ascii="Arial" w:cs="Arial" w:eastAsia="Arial" w:hAnsi="Arial"/>
-          <w:b w:val="false"/>
-          <w:bCs w:val="false"/>
-          <w:sz w:val="24"/>
-          <w:szCs w:val="24"/>
-        </w:rPr>
-        <w:t xml:space="preserve">[Nombre integrante 2]</w:t>
-      </w:r>
-    </w:p>
-    <w:p>
-      <w:pPr>
-        <w:spacing w:after="120"/>
-        <w:jc w:val="center"/>
-      </w:pPr>
-      <w:r>
-        <w:rPr>
-          <w:rFonts w:ascii="Arial" w:cs="Arial" w:eastAsia="Arial" w:hAnsi="Arial"/>
-          <w:b w:val="false"/>
-          <w:bCs w:val="false"/>
-          <w:sz w:val="24"/>
-          <w:szCs w:val="24"/>
-        </w:rPr>
-        <w:t xml:space="preserve">[Nombre integrante 3]</w:t>
+        <w:t xml:space="preserve">Video</w:t>
       </w:r>
     </w:p>
     <w:p>
@@ -122,12 +58,12 @@
       <w:r>
         <w:rPr>
           <w:rFonts w:ascii="Arial" w:cs="Arial" w:eastAsia="Arial" w:hAnsi="Arial"/>
-          <w:b w:val="false"/>
-          <w:bCs w:val="false"/>
+          <w:b/>
+          <w:bCs/>
           <w:sz w:val="24"/>
           <w:szCs w:val="24"/>
         </w:rPr>
-        <w:t xml:space="preserve">[Nombre integrante 4]</w:t>
+        <w:t xml:space="preserve">Yina Vanessa Cadena Mantilla</w:t>
       </w:r>
     </w:p>
     <w:p>
@@ -2401,7 +2337,7 @@
           <w:sz w:val="22"/>
           <w:szCs w:val="22"/>
         </w:rPr>
-        <w:t xml:space="preserve">Duración total estimada: </w:t>
+        <w:t xml:space="preserve">Duración total: </w:t>
       </w:r>
       <w:r>
         <w:rPr>
@@ -2409,7 +2345,7 @@
           <w:sz w:val="22"/>
           <w:szCs w:val="22"/>
         </w:rPr>
-        <w:t xml:space="preserve">6 minutos y 30 segundos (mínimo 5 y máximo 8). </w:t>
+        <w:t xml:space="preserve">5 minutos y 54 segundos. </w:t>
       </w:r>
       <w:r>
         <w:rPr>
@@ -2419,7 +2355,7 @@
           <w:sz w:val="22"/>
           <w:szCs w:val="22"/>
         </w:rPr>
-        <w:t xml:space="preserve">Escenario: </w:t>
+        <w:t xml:space="preserve">Formato: </w:t>
       </w:r>
       <w:r>
         <w:rPr>
@@ -2427,7 +2363,7 @@
           <w:sz w:val="22"/>
           <w:szCs w:val="22"/>
         </w:rPr>
-        <w:t xml:space="preserve">una habitación adaptada como cubículo de urgencias (cama o camilla, sábana blanca, mesa auxiliar con jeringa, vaso y frasco de medicamento sin marca visible) y un fondo neutro para las partes en cámara. </w:t>
+        <w:t xml:space="preserve">video de ilustraciones y textos en pantalla con música de fondo, sin voz en off. </w:t>
       </w:r>
       <w:r>
         <w:rPr>
@@ -2437,7 +2373,7 @@
           <w:sz w:val="22"/>
           <w:szCs w:val="22"/>
         </w:rPr>
-        <w:t xml:space="preserve">Personajes: </w:t>
+        <w:t xml:space="preserve">Escenario: </w:t>
       </w:r>
       <w:r>
         <w:rPr>
@@ -2445,7 +2381,7 @@
           <w:sz w:val="22"/>
           <w:szCs w:val="22"/>
         </w:rPr>
-        <w:t xml:space="preserve">narradora, paciente, practicante de enfermería y enfermera supervisora.</w:t>
+        <w:t xml:space="preserve">un cubículo de urgencias de una institución pública, representado mediante ilustraciones de producción propia (camilla, paciente, practicante de enfermería, enfermera jefe, orden médica, frasco del medicamento, jeringa, vaso y monitor cardíaco). La recreación se identifica en pantalla como basada en hechos reportados por medios de comunicación.</w:t>
       </w:r>
     </w:p>
     <w:p>
@@ -2477,7 +2413,7 @@
           <w:sz w:val="20"/>
           <w:szCs w:val="20"/>
         </w:rPr>
-        <w:t xml:space="preserve">Guion técnico y literario</w:t>
+        <w:t xml:space="preserve">Guion técnico del video</w:t>
       </w:r>
     </w:p>
     <w:tbl>
@@ -2495,9 +2431,10 @@
       <w:tblGrid>
         <w:gridCol w:w="1150"/>
         <w:gridCol w:w="1000"/>
-        <w:gridCol w:w="2250"/>
-        <w:gridCol w:w="1700"/>
-        <w:gridCol w:w="3260"/>
+        <w:gridCol w:w="2300"/>
+        <w:gridCol w:w="2350"/>
+        <w:gridCol w:w="1600"/>
+        <w:gridCol w:w="960"/>
       </w:tblGrid>
       <w:tr>
         <w:trPr>
@@ -2570,13 +2507,13 @@
                 <w:sz w:val="17"/>
                 <w:szCs w:val="17"/>
               </w:rPr>
-              <w:t xml:space="preserve">Tiempo (duración)</w:t>
-            </w:r>
-          </w:p>
-        </w:tc>
-        <w:tc>
-          <w:tcPr>
-            <w:tcW w:type="dxa" w:w="2250"/>
+              <w:t xml:space="preserve">Tiempo</w:t>
+            </w:r>
+          </w:p>
+        </w:tc>
+        <w:tc>
+          <w:tcPr>
+            <w:tcW w:type="dxa" w:w="2300"/>
             <w:tcBorders>
               <w:top w:val="single" w:color="8EAADB" w:sz="4"/>
               <w:left w:val="single" w:color="8EAADB" w:sz="4"/>
@@ -2605,13 +2542,13 @@
                 <w:sz w:val="17"/>
                 <w:szCs w:val="17"/>
               </w:rPr>
-              <w:t xml:space="preserve">Imagen y personajes</w:t>
-            </w:r>
-          </w:p>
-        </w:tc>
-        <w:tc>
-          <w:tcPr>
-            <w:tcW w:type="dxa" w:w="1700"/>
+              <w:t xml:space="preserve">Imagen (bosquejo)</w:t>
+            </w:r>
+          </w:p>
+        </w:tc>
+        <w:tc>
+          <w:tcPr>
+            <w:tcW w:type="dxa" w:w="2350"/>
             <w:tcBorders>
               <w:top w:val="single" w:color="8EAADB" w:sz="4"/>
               <w:left w:val="single" w:color="8EAADB" w:sz="4"/>
@@ -2646,7 +2583,7 @@
         </w:tc>
         <w:tc>
           <w:tcPr>
-            <w:tcW w:type="dxa" w:w="3260"/>
+            <w:tcW w:type="dxa" w:w="1600"/>
             <w:tcBorders>
               <w:top w:val="single" w:color="8EAADB" w:sz="4"/>
               <w:left w:val="single" w:color="8EAADB" w:sz="4"/>
@@ -2675,7 +2612,42 @@
                 <w:sz w:val="17"/>
                 <w:szCs w:val="17"/>
               </w:rPr>
-              <w:t xml:space="preserve">Audio (voz en off o diálogo y música)</w:t>
+              <w:t xml:space="preserve">Audio</w:t>
+            </w:r>
+          </w:p>
+        </w:tc>
+        <w:tc>
+          <w:tcPr>
+            <w:tcW w:type="dxa" w:w="960"/>
+            <w:tcBorders>
+              <w:top w:val="single" w:color="8EAADB" w:sz="4"/>
+              <w:left w:val="single" w:color="8EAADB" w:sz="4"/>
+              <w:bottom w:val="single" w:color="8EAADB" w:sz="4"/>
+              <w:right w:val="single" w:color="8EAADB" w:sz="4"/>
+            </w:tcBorders>
+            <w:shd w:fill="1F3864" w:color="auto" w:val="clear"/>
+            <w:tcMar>
+              <w:top w:type="dxa" w:w="50"/>
+              <w:left w:type="dxa" w:w="90"/>
+              <w:bottom w:type="dxa" w:w="50"/>
+              <w:right w:type="dxa" w:w="90"/>
+            </w:tcMar>
+            <w:vAlign w:val="center"/>
+          </w:tcPr>
+          <w:p>
+            <w:pPr>
+              <w:spacing w:after="20"/>
+            </w:pPr>
+            <w:r>
+              <w:rPr>
+                <w:rFonts w:ascii="Arial" w:cs="Arial" w:eastAsia="Arial" w:hAnsi="Arial"/>
+                <w:b/>
+                <w:bCs/>
+                <w:color w:val="FFFFFF"/>
+                <w:sz w:val="17"/>
+                <w:szCs w:val="17"/>
+              </w:rPr>
+              <w:t xml:space="preserve">Duración</w:t>
             </w:r>
           </w:p>
         </w:tc>
@@ -2716,7 +2688,7 @@
                 <w:sz w:val="17"/>
                 <w:szCs w:val="17"/>
               </w:rPr>
-              <w:t xml:space="preserve">1. Apertura</w:t>
+              <w:t xml:space="preserve">1. Título</w:t>
             </w:r>
           </w:p>
         </w:tc>
@@ -2750,109 +2722,143 @@
                 <w:sz w:val="17"/>
                 <w:szCs w:val="17"/>
               </w:rPr>
-              <w:t xml:space="preserve">00:00 - 00:20 (20 s)</w:t>
-            </w:r>
-          </w:p>
-        </w:tc>
-        <w:tc>
-          <w:tcPr>
-            <w:tcW w:type="dxa" w:w="2250"/>
-            <w:tcBorders>
-              <w:top w:val="single" w:color="8EAADB" w:sz="4"/>
-              <w:left w:val="single" w:color="8EAADB" w:sz="4"/>
-              <w:bottom w:val="single" w:color="8EAADB" w:sz="4"/>
-              <w:right w:val="single" w:color="8EAADB" w:sz="4"/>
-            </w:tcBorders>
-            <w:tcMar>
-              <w:top w:type="dxa" w:w="50"/>
-              <w:left w:type="dxa" w:w="90"/>
-              <w:bottom w:type="dxa" w:w="50"/>
-              <w:right w:type="dxa" w:w="90"/>
-            </w:tcMar>
-            <w:vAlign w:val="center"/>
-          </w:tcPr>
-          <w:p>
-            <w:pPr>
-              <w:spacing w:after="20"/>
-            </w:pPr>
-            <w:r>
-              <w:rPr>
-                <w:rFonts w:ascii="Arial" w:cs="Arial" w:eastAsia="Arial" w:hAnsi="Arial"/>
-                <w:b w:val="false"/>
-                <w:bCs w:val="false"/>
-                <w:color w:val="000000"/>
-                <w:sz w:val="17"/>
-                <w:szCs w:val="17"/>
-              </w:rPr>
-              <w:t xml:space="preserve">Fondo azul con íconos de un escudo, una cruz médica y una pastilla. Aparece el título con animación.</w:t>
-            </w:r>
-          </w:p>
-        </w:tc>
-        <w:tc>
-          <w:tcPr>
-            <w:tcW w:type="dxa" w:w="1700"/>
-            <w:tcBorders>
-              <w:top w:val="single" w:color="8EAADB" w:sz="4"/>
-              <w:left w:val="single" w:color="8EAADB" w:sz="4"/>
-              <w:bottom w:val="single" w:color="8EAADB" w:sz="4"/>
-              <w:right w:val="single" w:color="8EAADB" w:sz="4"/>
-            </w:tcBorders>
-            <w:tcMar>
-              <w:top w:type="dxa" w:w="50"/>
-              <w:left w:type="dxa" w:w="90"/>
-              <w:bottom w:type="dxa" w:w="50"/>
-              <w:right w:type="dxa" w:w="90"/>
-            </w:tcMar>
-            <w:vAlign w:val="center"/>
-          </w:tcPr>
-          <w:p>
-            <w:pPr>
-              <w:spacing w:after="20"/>
-            </w:pPr>
-            <w:r>
-              <w:rPr>
-                <w:rFonts w:ascii="Arial" w:cs="Arial" w:eastAsia="Arial" w:hAnsi="Arial"/>
-                <w:b w:val="false"/>
-                <w:bCs w:val="false"/>
-                <w:color w:val="000000"/>
-                <w:sz w:val="17"/>
-                <w:szCs w:val="17"/>
-              </w:rPr>
-              <w:t xml:space="preserve">Seguridad del paciente: cuando un error de vía cambia una vida</w:t>
-            </w:r>
-          </w:p>
-        </w:tc>
-        <w:tc>
-          <w:tcPr>
-            <w:tcW w:type="dxa" w:w="3260"/>
-            <w:tcBorders>
-              <w:top w:val="single" w:color="8EAADB" w:sz="4"/>
-              <w:left w:val="single" w:color="8EAADB" w:sz="4"/>
-              <w:bottom w:val="single" w:color="8EAADB" w:sz="4"/>
-              <w:right w:val="single" w:color="8EAADB" w:sz="4"/>
-            </w:tcBorders>
-            <w:tcMar>
-              <w:top w:type="dxa" w:w="50"/>
-              <w:left w:type="dxa" w:w="90"/>
-              <w:bottom w:type="dxa" w:w="50"/>
-              <w:right w:type="dxa" w:w="90"/>
-            </w:tcMar>
-            <w:vAlign w:val="center"/>
-          </w:tcPr>
-          <w:p>
-            <w:pPr>
-              <w:spacing w:after="20"/>
-            </w:pPr>
-            <w:r>
-              <w:rPr>
-                <w:rFonts w:ascii="Arial" w:cs="Arial" w:eastAsia="Arial" w:hAnsi="Arial"/>
-                <w:b w:val="false"/>
-                <w:bCs w:val="false"/>
-                <w:color w:val="000000"/>
-                <w:sz w:val="17"/>
-                <w:szCs w:val="17"/>
-              </w:rPr>
-              <w:t xml:space="preserve">Música instrumental suave de uso libre (biblioteca de CapCut o Clipchamp).</w:t>
+              <w:t xml:space="preserve">00:00 - 00:10</w:t>
+            </w:r>
+          </w:p>
+        </w:tc>
+        <w:tc>
+          <w:tcPr>
+            <w:tcW w:type="dxa" w:w="2300"/>
+            <w:tcBorders>
+              <w:top w:val="single" w:color="8EAADB" w:sz="4"/>
+              <w:left w:val="single" w:color="8EAADB" w:sz="4"/>
+              <w:bottom w:val="single" w:color="8EAADB" w:sz="4"/>
+              <w:right w:val="single" w:color="8EAADB" w:sz="4"/>
+            </w:tcBorders>
+            <w:tcMar>
+              <w:top w:type="dxa" w:w="50"/>
+              <w:left w:type="dxa" w:w="90"/>
+              <w:bottom w:type="dxa" w:w="50"/>
+              <w:right w:type="dxa" w:w="90"/>
+            </w:tcMar>
+            <w:vAlign w:val="center"/>
+          </w:tcPr>
+          <w:p>
+            <w:pPr>
+              <w:spacing w:after="20"/>
+            </w:pPr>
+            <w:r>
+              <w:rPr>
+                <w:rFonts w:ascii="Arial" w:cs="Arial" w:eastAsia="Arial" w:hAnsi="Arial"/>
+                <w:b w:val="false"/>
+                <w:bCs w:val="false"/>
+                <w:color w:val="000000"/>
+                <w:sz w:val="17"/>
+                <w:szCs w:val="17"/>
+              </w:rPr>
+              <w:t xml:space="preserve">Fondo azul oscuro con escudo de salud.</w:t>
+            </w:r>
+          </w:p>
+        </w:tc>
+        <w:tc>
+          <w:tcPr>
+            <w:tcW w:type="dxa" w:w="2350"/>
+            <w:tcBorders>
+              <w:top w:val="single" w:color="8EAADB" w:sz="4"/>
+              <w:left w:val="single" w:color="8EAADB" w:sz="4"/>
+              <w:bottom w:val="single" w:color="8EAADB" w:sz="4"/>
+              <w:right w:val="single" w:color="8EAADB" w:sz="4"/>
+            </w:tcBorders>
+            <w:tcMar>
+              <w:top w:type="dxa" w:w="50"/>
+              <w:left w:type="dxa" w:w="90"/>
+              <w:bottom w:type="dxa" w:w="50"/>
+              <w:right w:type="dxa" w:w="90"/>
+            </w:tcMar>
+            <w:vAlign w:val="center"/>
+          </w:tcPr>
+          <w:p>
+            <w:pPr>
+              <w:spacing w:after="20"/>
+            </w:pPr>
+            <w:r>
+              <w:rPr>
+                <w:rFonts w:ascii="Arial" w:cs="Arial" w:eastAsia="Arial" w:hAnsi="Arial"/>
+                <w:b w:val="false"/>
+                <w:bCs w:val="false"/>
+                <w:color w:val="000000"/>
+                <w:sz w:val="17"/>
+                <w:szCs w:val="17"/>
+              </w:rPr>
+              <w:t xml:space="preserve">Seguridad del paciente: cuando un error de vía cambia una vida · Yina Vanessa Cadena Mantilla</w:t>
+            </w:r>
+          </w:p>
+        </w:tc>
+        <w:tc>
+          <w:tcPr>
+            <w:tcW w:type="dxa" w:w="1600"/>
+            <w:tcBorders>
+              <w:top w:val="single" w:color="8EAADB" w:sz="4"/>
+              <w:left w:val="single" w:color="8EAADB" w:sz="4"/>
+              <w:bottom w:val="single" w:color="8EAADB" w:sz="4"/>
+              <w:right w:val="single" w:color="8EAADB" w:sz="4"/>
+            </w:tcBorders>
+            <w:tcMar>
+              <w:top w:type="dxa" w:w="50"/>
+              <w:left w:type="dxa" w:w="90"/>
+              <w:bottom w:type="dxa" w:w="50"/>
+              <w:right w:type="dxa" w:w="90"/>
+            </w:tcMar>
+            <w:vAlign w:val="center"/>
+          </w:tcPr>
+          <w:p>
+            <w:pPr>
+              <w:spacing w:after="20"/>
+            </w:pPr>
+            <w:r>
+              <w:rPr>
+                <w:rFonts w:ascii="Arial" w:cs="Arial" w:eastAsia="Arial" w:hAnsi="Arial"/>
+                <w:b w:val="false"/>
+                <w:bCs w:val="false"/>
+                <w:color w:val="000000"/>
+                <w:sz w:val="17"/>
+                <w:szCs w:val="17"/>
+              </w:rPr>
+              <w:t xml:space="preserve">Música suave de apertura</w:t>
+            </w:r>
+          </w:p>
+        </w:tc>
+        <w:tc>
+          <w:tcPr>
+            <w:tcW w:type="dxa" w:w="960"/>
+            <w:tcBorders>
+              <w:top w:val="single" w:color="8EAADB" w:sz="4"/>
+              <w:left w:val="single" w:color="8EAADB" w:sz="4"/>
+              <w:bottom w:val="single" w:color="8EAADB" w:sz="4"/>
+              <w:right w:val="single" w:color="8EAADB" w:sz="4"/>
+            </w:tcBorders>
+            <w:tcMar>
+              <w:top w:type="dxa" w:w="50"/>
+              <w:left w:type="dxa" w:w="90"/>
+              <w:bottom w:type="dxa" w:w="50"/>
+              <w:right w:type="dxa" w:w="90"/>
+            </w:tcMar>
+            <w:vAlign w:val="center"/>
+          </w:tcPr>
+          <w:p>
+            <w:pPr>
+              <w:spacing w:after="20"/>
+            </w:pPr>
+            <w:r>
+              <w:rPr>
+                <w:rFonts w:ascii="Arial" w:cs="Arial" w:eastAsia="Arial" w:hAnsi="Arial"/>
+                <w:b w:val="false"/>
+                <w:bCs w:val="false"/>
+                <w:color w:val="000000"/>
+                <w:sz w:val="17"/>
+                <w:szCs w:val="17"/>
+              </w:rPr>
+              <w:t xml:space="preserve">10 s</w:t>
             </w:r>
           </w:p>
         </w:tc>
@@ -2893,7 +2899,7 @@
                 <w:sz w:val="17"/>
                 <w:szCs w:val="17"/>
               </w:rPr>
-              <w:t xml:space="preserve">2. Presentación</w:t>
+              <w:t xml:space="preserve">2. Objetivo</w:t>
             </w:r>
           </w:p>
         </w:tc>
@@ -2927,109 +2933,143 @@
                 <w:sz w:val="17"/>
                 <w:szCs w:val="17"/>
               </w:rPr>
-              <w:t xml:space="preserve">00:20 - 01:00 (40 s)</w:t>
-            </w:r>
-          </w:p>
-        </w:tc>
-        <w:tc>
-          <w:tcPr>
-            <w:tcW w:type="dxa" w:w="2250"/>
-            <w:tcBorders>
-              <w:top w:val="single" w:color="8EAADB" w:sz="4"/>
-              <w:left w:val="single" w:color="8EAADB" w:sz="4"/>
-              <w:bottom w:val="single" w:color="8EAADB" w:sz="4"/>
-              <w:right w:val="single" w:color="8EAADB" w:sz="4"/>
-            </w:tcBorders>
-            <w:tcMar>
-              <w:top w:type="dxa" w:w="50"/>
-              <w:left w:type="dxa" w:w="90"/>
-              <w:bottom w:type="dxa" w:w="50"/>
-              <w:right w:type="dxa" w:w="90"/>
-            </w:tcMar>
-            <w:vAlign w:val="center"/>
-          </w:tcPr>
-          <w:p>
-            <w:pPr>
-              <w:spacing w:after="20"/>
-            </w:pPr>
-            <w:r>
-              <w:rPr>
-                <w:rFonts w:ascii="Arial" w:cs="Arial" w:eastAsia="Arial" w:hAnsi="Arial"/>
-                <w:b w:val="false"/>
-                <w:bCs w:val="false"/>
-                <w:color w:val="000000"/>
-                <w:sz w:val="17"/>
-                <w:szCs w:val="17"/>
-              </w:rPr>
-              <w:t xml:space="preserve">Los integrantes en cámara frente al fondo neutro (en grupo o en tomas separadas).</w:t>
-            </w:r>
-          </w:p>
-        </w:tc>
-        <w:tc>
-          <w:tcPr>
-            <w:tcW w:type="dxa" w:w="1700"/>
-            <w:tcBorders>
-              <w:top w:val="single" w:color="8EAADB" w:sz="4"/>
-              <w:left w:val="single" w:color="8EAADB" w:sz="4"/>
-              <w:bottom w:val="single" w:color="8EAADB" w:sz="4"/>
-              <w:right w:val="single" w:color="8EAADB" w:sz="4"/>
-            </w:tcBorders>
-            <w:tcMar>
-              <w:top w:type="dxa" w:w="50"/>
-              <w:left w:type="dxa" w:w="90"/>
-              <w:bottom w:type="dxa" w:w="50"/>
-              <w:right w:type="dxa" w:w="90"/>
-            </w:tcMar>
-            <w:vAlign w:val="center"/>
-          </w:tcPr>
-          <w:p>
-            <w:pPr>
-              <w:spacing w:after="20"/>
-            </w:pPr>
-            <w:r>
-              <w:rPr>
-                <w:rFonts w:ascii="Arial" w:cs="Arial" w:eastAsia="Arial" w:hAnsi="Arial"/>
-                <w:b w:val="false"/>
-                <w:bCs w:val="false"/>
-                <w:color w:val="000000"/>
-                <w:sz w:val="17"/>
-                <w:szCs w:val="17"/>
-              </w:rPr>
-              <w:t xml:space="preserve">Nombre de cada integrante</w:t>
-            </w:r>
-          </w:p>
-        </w:tc>
-        <w:tc>
-          <w:tcPr>
-            <w:tcW w:type="dxa" w:w="3260"/>
-            <w:tcBorders>
-              <w:top w:val="single" w:color="8EAADB" w:sz="4"/>
-              <w:left w:val="single" w:color="8EAADB" w:sz="4"/>
-              <w:bottom w:val="single" w:color="8EAADB" w:sz="4"/>
-              <w:right w:val="single" w:color="8EAADB" w:sz="4"/>
-            </w:tcBorders>
-            <w:tcMar>
-              <w:top w:type="dxa" w:w="50"/>
-              <w:left w:type="dxa" w:w="90"/>
-              <w:bottom w:type="dxa" w:w="50"/>
-              <w:right w:type="dxa" w:w="90"/>
-            </w:tcMar>
-            <w:vAlign w:val="center"/>
-          </w:tcPr>
-          <w:p>
-            <w:pPr>
-              <w:spacing w:after="20"/>
-            </w:pPr>
-            <w:r>
-              <w:rPr>
-                <w:rFonts w:ascii="Arial" w:cs="Arial" w:eastAsia="Arial" w:hAnsi="Arial"/>
-                <w:b w:val="false"/>
-                <w:bCs w:val="false"/>
-                <w:color w:val="000000"/>
-                <w:sz w:val="17"/>
-                <w:szCs w:val="17"/>
-              </w:rPr>
-              <w:t xml:space="preserve">INTEGRANTE 1: «Hola, somos estudiantes de la Especialización en Gerencia y Auditoría de la Calidad en Salud. Hoy analizaremos un caso real de error de medicación ocurrido en Colombia en 2026, identificaremos qué protocolo falló y propondremos cómo evitar que vuelva a pasar. Porque la seguridad del paciente no es un trámite: es el corazón de la calidad.»</w:t>
+              <w:t xml:space="preserve">00:10 - 00:24</w:t>
+            </w:r>
+          </w:p>
+        </w:tc>
+        <w:tc>
+          <w:tcPr>
+            <w:tcW w:type="dxa" w:w="2300"/>
+            <w:tcBorders>
+              <w:top w:val="single" w:color="8EAADB" w:sz="4"/>
+              <w:left w:val="single" w:color="8EAADB" w:sz="4"/>
+              <w:bottom w:val="single" w:color="8EAADB" w:sz="4"/>
+              <w:right w:val="single" w:color="8EAADB" w:sz="4"/>
+            </w:tcBorders>
+            <w:tcMar>
+              <w:top w:type="dxa" w:w="50"/>
+              <w:left w:type="dxa" w:w="90"/>
+              <w:bottom w:type="dxa" w:w="50"/>
+              <w:right w:type="dxa" w:w="90"/>
+            </w:tcMar>
+            <w:vAlign w:val="center"/>
+          </w:tcPr>
+          <w:p>
+            <w:pPr>
+              <w:spacing w:after="20"/>
+            </w:pPr>
+            <w:r>
+              <w:rPr>
+                <w:rFonts w:ascii="Arial" w:cs="Arial" w:eastAsia="Arial" w:hAnsi="Arial"/>
+                <w:b w:val="false"/>
+                <w:bCs w:val="false"/>
+                <w:color w:val="000000"/>
+                <w:sz w:val="17"/>
+                <w:szCs w:val="17"/>
+              </w:rPr>
+              <w:t xml:space="preserve">Tres tarjetas numeradas.</w:t>
+            </w:r>
+          </w:p>
+        </w:tc>
+        <w:tc>
+          <w:tcPr>
+            <w:tcW w:type="dxa" w:w="2350"/>
+            <w:tcBorders>
+              <w:top w:val="single" w:color="8EAADB" w:sz="4"/>
+              <w:left w:val="single" w:color="8EAADB" w:sz="4"/>
+              <w:bottom w:val="single" w:color="8EAADB" w:sz="4"/>
+              <w:right w:val="single" w:color="8EAADB" w:sz="4"/>
+            </w:tcBorders>
+            <w:tcMar>
+              <w:top w:type="dxa" w:w="50"/>
+              <w:left w:type="dxa" w:w="90"/>
+              <w:bottom w:type="dxa" w:w="50"/>
+              <w:right w:type="dxa" w:w="90"/>
+            </w:tcMar>
+            <w:vAlign w:val="center"/>
+          </w:tcPr>
+          <w:p>
+            <w:pPr>
+              <w:spacing w:after="20"/>
+            </w:pPr>
+            <w:r>
+              <w:rPr>
+                <w:rFonts w:ascii="Arial" w:cs="Arial" w:eastAsia="Arial" w:hAnsi="Arial"/>
+                <w:b w:val="false"/>
+                <w:bCs w:val="false"/>
+                <w:color w:val="000000"/>
+                <w:sz w:val="17"/>
+                <w:szCs w:val="17"/>
+              </w:rPr>
+              <w:t xml:space="preserve">Conocer el caso · Identificar el protocolo que falló · Proponer soluciones</w:t>
+            </w:r>
+          </w:p>
+        </w:tc>
+        <w:tc>
+          <w:tcPr>
+            <w:tcW w:type="dxa" w:w="1600"/>
+            <w:tcBorders>
+              <w:top w:val="single" w:color="8EAADB" w:sz="4"/>
+              <w:left w:val="single" w:color="8EAADB" w:sz="4"/>
+              <w:bottom w:val="single" w:color="8EAADB" w:sz="4"/>
+              <w:right w:val="single" w:color="8EAADB" w:sz="4"/>
+            </w:tcBorders>
+            <w:tcMar>
+              <w:top w:type="dxa" w:w="50"/>
+              <w:left w:type="dxa" w:w="90"/>
+              <w:bottom w:type="dxa" w:w="50"/>
+              <w:right w:type="dxa" w:w="90"/>
+            </w:tcMar>
+            <w:vAlign w:val="center"/>
+          </w:tcPr>
+          <w:p>
+            <w:pPr>
+              <w:spacing w:after="20"/>
+            </w:pPr>
+            <w:r>
+              <w:rPr>
+                <w:rFonts w:ascii="Arial" w:cs="Arial" w:eastAsia="Arial" w:hAnsi="Arial"/>
+                <w:b w:val="false"/>
+                <w:bCs w:val="false"/>
+                <w:color w:val="000000"/>
+                <w:sz w:val="17"/>
+                <w:szCs w:val="17"/>
+              </w:rPr>
+              <w:t xml:space="preserve">Música suave</w:t>
+            </w:r>
+          </w:p>
+        </w:tc>
+        <w:tc>
+          <w:tcPr>
+            <w:tcW w:type="dxa" w:w="960"/>
+            <w:tcBorders>
+              <w:top w:val="single" w:color="8EAADB" w:sz="4"/>
+              <w:left w:val="single" w:color="8EAADB" w:sz="4"/>
+              <w:bottom w:val="single" w:color="8EAADB" w:sz="4"/>
+              <w:right w:val="single" w:color="8EAADB" w:sz="4"/>
+            </w:tcBorders>
+            <w:tcMar>
+              <w:top w:type="dxa" w:w="50"/>
+              <w:left w:type="dxa" w:w="90"/>
+              <w:bottom w:type="dxa" w:w="50"/>
+              <w:right w:type="dxa" w:w="90"/>
+            </w:tcMar>
+            <w:vAlign w:val="center"/>
+          </w:tcPr>
+          <w:p>
+            <w:pPr>
+              <w:spacing w:after="20"/>
+            </w:pPr>
+            <w:r>
+              <w:rPr>
+                <w:rFonts w:ascii="Arial" w:cs="Arial" w:eastAsia="Arial" w:hAnsi="Arial"/>
+                <w:b w:val="false"/>
+                <w:bCs w:val="false"/>
+                <w:color w:val="000000"/>
+                <w:sz w:val="17"/>
+                <w:szCs w:val="17"/>
+              </w:rPr>
+              <w:t xml:space="preserve">14 s</w:t>
             </w:r>
           </w:p>
         </w:tc>
@@ -3070,7 +3110,7 @@
                 <w:sz w:val="17"/>
                 <w:szCs w:val="17"/>
               </w:rPr>
-              <w:t xml:space="preserve">3. Recreación del caso</w:t>
+              <w:t xml:space="preserve">3. Conceptos</w:t>
             </w:r>
           </w:p>
         </w:tc>
@@ -3104,109 +3144,143 @@
                 <w:sz w:val="17"/>
                 <w:szCs w:val="17"/>
               </w:rPr>
-              <w:t xml:space="preserve">01:00 - 01:50 (50 s)</w:t>
-            </w:r>
-          </w:p>
-        </w:tc>
-        <w:tc>
-          <w:tcPr>
-            <w:tcW w:type="dxa" w:w="2250"/>
-            <w:tcBorders>
-              <w:top w:val="single" w:color="8EAADB" w:sz="4"/>
-              <w:left w:val="single" w:color="8EAADB" w:sz="4"/>
-              <w:bottom w:val="single" w:color="8EAADB" w:sz="4"/>
-              <w:right w:val="single" w:color="8EAADB" w:sz="4"/>
-            </w:tcBorders>
-            <w:tcMar>
-              <w:top w:type="dxa" w:w="50"/>
-              <w:left w:type="dxa" w:w="90"/>
-              <w:bottom w:type="dxa" w:w="50"/>
-              <w:right w:type="dxa" w:w="90"/>
-            </w:tcMar>
-            <w:vAlign w:val="center"/>
-          </w:tcPr>
-          <w:p>
-            <w:pPr>
-              <w:spacing w:after="20"/>
-            </w:pPr>
-            <w:r>
-              <w:rPr>
-                <w:rFonts w:ascii="Arial" w:cs="Arial" w:eastAsia="Arial" w:hAnsi="Arial"/>
-                <w:b w:val="false"/>
-                <w:bCs w:val="false"/>
-                <w:color w:val="000000"/>
-                <w:sz w:val="17"/>
-                <w:szCs w:val="17"/>
-              </w:rPr>
-              <w:t xml:space="preserve">Escenario de urgencias. La paciente se queja de dolor abdominal. La practicante recibe la orden, toma el frasco del antiácido y lo carga en una jeringa. Primer plano de la mano acercándose al catéter venoso. Corte a negro.</w:t>
-            </w:r>
-          </w:p>
-        </w:tc>
-        <w:tc>
-          <w:tcPr>
-            <w:tcW w:type="dxa" w:w="1700"/>
-            <w:tcBorders>
-              <w:top w:val="single" w:color="8EAADB" w:sz="4"/>
-              <w:left w:val="single" w:color="8EAADB" w:sz="4"/>
-              <w:bottom w:val="single" w:color="8EAADB" w:sz="4"/>
-              <w:right w:val="single" w:color="8EAADB" w:sz="4"/>
-            </w:tcBorders>
-            <w:tcMar>
-              <w:top w:type="dxa" w:w="50"/>
-              <w:left w:type="dxa" w:w="90"/>
-              <w:bottom w:type="dxa" w:w="50"/>
-              <w:right w:type="dxa" w:w="90"/>
-            </w:tcMar>
-            <w:vAlign w:val="center"/>
-          </w:tcPr>
-          <w:p>
-            <w:pPr>
-              <w:spacing w:after="20"/>
-            </w:pPr>
-            <w:r>
-              <w:rPr>
-                <w:rFonts w:ascii="Arial" w:cs="Arial" w:eastAsia="Arial" w:hAnsi="Arial"/>
-                <w:b w:val="false"/>
-                <w:bCs w:val="false"/>
-                <w:color w:val="000000"/>
-                <w:sz w:val="17"/>
-                <w:szCs w:val="17"/>
-              </w:rPr>
-              <w:t xml:space="preserve">Recreación basada en hechos reales reportados por medios</w:t>
-            </w:r>
-          </w:p>
-        </w:tc>
-        <w:tc>
-          <w:tcPr>
-            <w:tcW w:type="dxa" w:w="3260"/>
-            <w:tcBorders>
-              <w:top w:val="single" w:color="8EAADB" w:sz="4"/>
-              <w:left w:val="single" w:color="8EAADB" w:sz="4"/>
-              <w:bottom w:val="single" w:color="8EAADB" w:sz="4"/>
-              <w:right w:val="single" w:color="8EAADB" w:sz="4"/>
-            </w:tcBorders>
-            <w:tcMar>
-              <w:top w:type="dxa" w:w="50"/>
-              <w:left w:type="dxa" w:w="90"/>
-              <w:bottom w:type="dxa" w:w="50"/>
-              <w:right w:type="dxa" w:w="90"/>
-            </w:tcMar>
-            <w:vAlign w:val="center"/>
-          </w:tcPr>
-          <w:p>
-            <w:pPr>
-              <w:spacing w:after="20"/>
-            </w:pPr>
-            <w:r>
-              <w:rPr>
-                <w:rFonts w:ascii="Arial" w:cs="Arial" w:eastAsia="Arial" w:hAnsi="Arial"/>
-                <w:b w:val="false"/>
-                <w:bCs w:val="false"/>
-                <w:color w:val="000000"/>
-                <w:sz w:val="17"/>
-                <w:szCs w:val="17"/>
-              </w:rPr>
-              <w:t xml:space="preserve">PACIENTE: «Me duele mucho el estómago.» PRACTICANTE: «Tranquila, señora, ya le traigo el medicamento.» VOZ EN OFF: «Así pudo comenzar un evento adverso que llevó a una mujer a cuidados intensivos.» Música de tensión baja; sonido de monitor cardíaco.</w:t>
+              <w:t xml:space="preserve">00:24 - 00:42</w:t>
+            </w:r>
+          </w:p>
+        </w:tc>
+        <w:tc>
+          <w:tcPr>
+            <w:tcW w:type="dxa" w:w="2300"/>
+            <w:tcBorders>
+              <w:top w:val="single" w:color="8EAADB" w:sz="4"/>
+              <w:left w:val="single" w:color="8EAADB" w:sz="4"/>
+              <w:bottom w:val="single" w:color="8EAADB" w:sz="4"/>
+              <w:right w:val="single" w:color="8EAADB" w:sz="4"/>
+            </w:tcBorders>
+            <w:tcMar>
+              <w:top w:type="dxa" w:w="50"/>
+              <w:left w:type="dxa" w:w="90"/>
+              <w:bottom w:type="dxa" w:w="50"/>
+              <w:right w:type="dxa" w:w="90"/>
+            </w:tcMar>
+            <w:vAlign w:val="center"/>
+          </w:tcPr>
+          <w:p>
+            <w:pPr>
+              <w:spacing w:after="20"/>
+            </w:pPr>
+            <w:r>
+              <w:rPr>
+                <w:rFonts w:ascii="Arial" w:cs="Arial" w:eastAsia="Arial" w:hAnsi="Arial"/>
+                <w:b w:val="false"/>
+                <w:bCs w:val="false"/>
+                <w:color w:val="000000"/>
+                <w:sz w:val="17"/>
+                <w:szCs w:val="17"/>
+              </w:rPr>
+              <w:t xml:space="preserve">Dos tarjetas: seguridad del paciente y evento adverso.</w:t>
+            </w:r>
+          </w:p>
+        </w:tc>
+        <w:tc>
+          <w:tcPr>
+            <w:tcW w:type="dxa" w:w="2350"/>
+            <w:tcBorders>
+              <w:top w:val="single" w:color="8EAADB" w:sz="4"/>
+              <w:left w:val="single" w:color="8EAADB" w:sz="4"/>
+              <w:bottom w:val="single" w:color="8EAADB" w:sz="4"/>
+              <w:right w:val="single" w:color="8EAADB" w:sz="4"/>
+            </w:tcBorders>
+            <w:tcMar>
+              <w:top w:type="dxa" w:w="50"/>
+              <w:left w:type="dxa" w:w="90"/>
+              <w:bottom w:type="dxa" w:w="50"/>
+              <w:right w:type="dxa" w:w="90"/>
+            </w:tcMar>
+            <w:vAlign w:val="center"/>
+          </w:tcPr>
+          <w:p>
+            <w:pPr>
+              <w:spacing w:after="20"/>
+            </w:pPr>
+            <w:r>
+              <w:rPr>
+                <w:rFonts w:ascii="Arial" w:cs="Arial" w:eastAsia="Arial" w:hAnsi="Arial"/>
+                <w:b w:val="false"/>
+                <w:bCs w:val="false"/>
+                <w:color w:val="000000"/>
+                <w:sz w:val="17"/>
+                <w:szCs w:val="17"/>
+              </w:rPr>
+              <w:t xml:space="preserve">Definiciones del MSPS; la mayoría de los daños son prevenibles</w:t>
+            </w:r>
+          </w:p>
+        </w:tc>
+        <w:tc>
+          <w:tcPr>
+            <w:tcW w:type="dxa" w:w="1600"/>
+            <w:tcBorders>
+              <w:top w:val="single" w:color="8EAADB" w:sz="4"/>
+              <w:left w:val="single" w:color="8EAADB" w:sz="4"/>
+              <w:bottom w:val="single" w:color="8EAADB" w:sz="4"/>
+              <w:right w:val="single" w:color="8EAADB" w:sz="4"/>
+            </w:tcBorders>
+            <w:tcMar>
+              <w:top w:type="dxa" w:w="50"/>
+              <w:left w:type="dxa" w:w="90"/>
+              <w:bottom w:type="dxa" w:w="50"/>
+              <w:right w:type="dxa" w:w="90"/>
+            </w:tcMar>
+            <w:vAlign w:val="center"/>
+          </w:tcPr>
+          <w:p>
+            <w:pPr>
+              <w:spacing w:after="20"/>
+            </w:pPr>
+            <w:r>
+              <w:rPr>
+                <w:rFonts w:ascii="Arial" w:cs="Arial" w:eastAsia="Arial" w:hAnsi="Arial"/>
+                <w:b w:val="false"/>
+                <w:bCs w:val="false"/>
+                <w:color w:val="000000"/>
+                <w:sz w:val="17"/>
+                <w:szCs w:val="17"/>
+              </w:rPr>
+              <w:t xml:space="preserve">Música suave</w:t>
+            </w:r>
+          </w:p>
+        </w:tc>
+        <w:tc>
+          <w:tcPr>
+            <w:tcW w:type="dxa" w:w="960"/>
+            <w:tcBorders>
+              <w:top w:val="single" w:color="8EAADB" w:sz="4"/>
+              <w:left w:val="single" w:color="8EAADB" w:sz="4"/>
+              <w:bottom w:val="single" w:color="8EAADB" w:sz="4"/>
+              <w:right w:val="single" w:color="8EAADB" w:sz="4"/>
+            </w:tcBorders>
+            <w:tcMar>
+              <w:top w:type="dxa" w:w="50"/>
+              <w:left w:type="dxa" w:w="90"/>
+              <w:bottom w:type="dxa" w:w="50"/>
+              <w:right w:type="dxa" w:w="90"/>
+            </w:tcMar>
+            <w:vAlign w:val="center"/>
+          </w:tcPr>
+          <w:p>
+            <w:pPr>
+              <w:spacing w:after="20"/>
+            </w:pPr>
+            <w:r>
+              <w:rPr>
+                <w:rFonts w:ascii="Arial" w:cs="Arial" w:eastAsia="Arial" w:hAnsi="Arial"/>
+                <w:b w:val="false"/>
+                <w:bCs w:val="false"/>
+                <w:color w:val="000000"/>
+                <w:sz w:val="17"/>
+                <w:szCs w:val="17"/>
+              </w:rPr>
+              <w:t xml:space="preserve">18 s</w:t>
             </w:r>
           </w:p>
         </w:tc>
@@ -3247,7 +3321,7 @@
                 <w:sz w:val="17"/>
                 <w:szCs w:val="17"/>
               </w:rPr>
-              <w:t xml:space="preserve">4. Descripción del caso</w:t>
+              <w:t xml:space="preserve">4. Recreación 1</w:t>
             </w:r>
           </w:p>
         </w:tc>
@@ -3281,173 +3355,143 @@
                 <w:sz w:val="17"/>
                 <w:szCs w:val="17"/>
               </w:rPr>
-              <w:t xml:space="preserve">01:50 - 02:40 (50 s)</w:t>
-            </w:r>
-          </w:p>
-        </w:tc>
-        <w:tc>
-          <w:tcPr>
-            <w:tcW w:type="dxa" w:w="2250"/>
-            <w:tcBorders>
-              <w:top w:val="single" w:color="8EAADB" w:sz="4"/>
-              <w:left w:val="single" w:color="8EAADB" w:sz="4"/>
-              <w:bottom w:val="single" w:color="8EAADB" w:sz="4"/>
-              <w:right w:val="single" w:color="8EAADB" w:sz="4"/>
-            </w:tcBorders>
-            <w:tcMar>
-              <w:top w:type="dxa" w:w="50"/>
-              <w:left w:type="dxa" w:w="90"/>
-              <w:bottom w:type="dxa" w:w="50"/>
-              <w:right w:type="dxa" w:w="90"/>
-            </w:tcMar>
-            <w:vAlign w:val="center"/>
-          </w:tcPr>
-          <w:p>
-            <w:pPr>
-              <w:spacing w:after="20"/>
-            </w:pPr>
-            <w:r>
-              <w:rPr>
-                <w:rFonts w:ascii="Arial" w:cs="Arial" w:eastAsia="Arial" w:hAnsi="Arial"/>
-                <w:b w:val="false"/>
-                <w:bCs w:val="false"/>
-                <w:color w:val="000000"/>
-                <w:sz w:val="17"/>
-                <w:szCs w:val="17"/>
-              </w:rPr>
-              <w:t xml:space="preserve">Capturas de los titulares de prensa (citando la fuente) y una ficha animada con los datos del caso.</w:t>
-            </w:r>
-          </w:p>
-        </w:tc>
-        <w:tc>
-          <w:tcPr>
-            <w:tcW w:type="dxa" w:w="1700"/>
-            <w:tcBorders>
-              <w:top w:val="single" w:color="8EAADB" w:sz="4"/>
-              <w:left w:val="single" w:color="8EAADB" w:sz="4"/>
-              <w:bottom w:val="single" w:color="8EAADB" w:sz="4"/>
-              <w:right w:val="single" w:color="8EAADB" w:sz="4"/>
-            </w:tcBorders>
-            <w:tcMar>
-              <w:top w:type="dxa" w:w="50"/>
-              <w:left w:type="dxa" w:w="90"/>
-              <w:bottom w:type="dxa" w:w="50"/>
-              <w:right w:type="dxa" w:w="90"/>
-            </w:tcMar>
-            <w:vAlign w:val="center"/>
-          </w:tcPr>
-          <w:p>
-            <w:pPr>
-              <w:spacing w:after="20"/>
-            </w:pPr>
-            <w:r>
-              <w:rPr>
-                <w:rFonts w:ascii="Arial" w:cs="Arial" w:eastAsia="Arial" w:hAnsi="Arial"/>
-                <w:b w:val="false"/>
-                <w:bCs w:val="false"/>
-                <w:color w:val="000000"/>
-                <w:sz w:val="17"/>
-                <w:szCs w:val="17"/>
-              </w:rPr>
-              <w:t xml:space="preserve">Institución: ESE pública </w:t>
-            </w:r>
-          </w:p>
-          <w:p>
-            <w:pPr>
-              <w:spacing w:after="20"/>
-            </w:pPr>
-            <w:r>
-              <w:rPr>
-                <w:rFonts w:ascii="Arial" w:cs="Arial" w:eastAsia="Arial" w:hAnsi="Arial"/>
-                <w:b w:val="false"/>
-                <w:bCs w:val="false"/>
-                <w:color w:val="000000"/>
-                <w:sz w:val="17"/>
-                <w:szCs w:val="17"/>
-              </w:rPr>
-              <w:t xml:space="preserve"> Área: urgencias </w:t>
-            </w:r>
-          </w:p>
-          <w:p>
-            <w:pPr>
-              <w:spacing w:after="20"/>
-            </w:pPr>
-            <w:r>
-              <w:rPr>
-                <w:rFonts w:ascii="Arial" w:cs="Arial" w:eastAsia="Arial" w:hAnsi="Arial"/>
-                <w:b w:val="false"/>
-                <w:bCs w:val="false"/>
-                <w:color w:val="000000"/>
-                <w:sz w:val="17"/>
-                <w:szCs w:val="17"/>
-              </w:rPr>
-              <w:t xml:space="preserve"> Riesgo: error de vía </w:t>
-            </w:r>
-          </w:p>
-          <w:p>
-            <w:pPr>
-              <w:spacing w:after="20"/>
-            </w:pPr>
-            <w:r>
-              <w:rPr>
-                <w:rFonts w:ascii="Arial" w:cs="Arial" w:eastAsia="Arial" w:hAnsi="Arial"/>
-                <w:b w:val="false"/>
-                <w:bCs w:val="false"/>
-                <w:color w:val="000000"/>
-                <w:sz w:val="17"/>
-                <w:szCs w:val="17"/>
-              </w:rPr>
-              <w:t xml:space="preserve"> Consecuencia: UCI </w:t>
-            </w:r>
-          </w:p>
-          <w:p>
-            <w:pPr>
-              <w:spacing w:after="20"/>
-            </w:pPr>
-            <w:r>
-              <w:rPr>
-                <w:rFonts w:ascii="Arial" w:cs="Arial" w:eastAsia="Arial" w:hAnsi="Arial"/>
-                <w:b w:val="false"/>
-                <w:bCs w:val="false"/>
-                <w:color w:val="000000"/>
-                <w:sz w:val="17"/>
-                <w:szCs w:val="17"/>
-              </w:rPr>
-              <w:t xml:space="preserve"> Protocolo fallido: verificación de los correctos y supervisión</w:t>
-            </w:r>
-          </w:p>
-        </w:tc>
-        <w:tc>
-          <w:tcPr>
-            <w:tcW w:type="dxa" w:w="3260"/>
-            <w:tcBorders>
-              <w:top w:val="single" w:color="8EAADB" w:sz="4"/>
-              <w:left w:val="single" w:color="8EAADB" w:sz="4"/>
-              <w:bottom w:val="single" w:color="8EAADB" w:sz="4"/>
-              <w:right w:val="single" w:color="8EAADB" w:sz="4"/>
-            </w:tcBorders>
-            <w:tcMar>
-              <w:top w:type="dxa" w:w="50"/>
-              <w:left w:type="dxa" w:w="90"/>
-              <w:bottom w:type="dxa" w:w="50"/>
-              <w:right w:type="dxa" w:w="90"/>
-            </w:tcMar>
-            <w:vAlign w:val="center"/>
-          </w:tcPr>
-          <w:p>
-            <w:pPr>
-              <w:spacing w:after="20"/>
-            </w:pPr>
-            <w:r>
-              <w:rPr>
-                <w:rFonts w:ascii="Arial" w:cs="Arial" w:eastAsia="Arial" w:hAnsi="Arial"/>
-                <w:b w:val="false"/>
-                <w:bCs w:val="false"/>
-                <w:color w:val="000000"/>
-                <w:sz w:val="17"/>
-                <w:szCs w:val="17"/>
-              </w:rPr>
-              <w:t xml:space="preserve">INTEGRANTE 2 (voz en off): «En abril de 2026, en el Hospital San Juan de Dios de Yarumal, Antioquia, una mujer de 46 años consultó por gastritis. Le ordenaron un antiácido de uso exclusivamente oral, pero, según los medios, una practicante de enfermería se lo aplicó por vía intravenosa. La paciente fue remitida a la UCI de un hospital de Medellín con pronóstico reservado, y el hospital inició una investigación por el evento adverso.»</w:t>
+              <w:t xml:space="preserve">00:42 - 00:54</w:t>
+            </w:r>
+          </w:p>
+        </w:tc>
+        <w:tc>
+          <w:tcPr>
+            <w:tcW w:type="dxa" w:w="2300"/>
+            <w:tcBorders>
+              <w:top w:val="single" w:color="8EAADB" w:sz="4"/>
+              <w:left w:val="single" w:color="8EAADB" w:sz="4"/>
+              <w:bottom w:val="single" w:color="8EAADB" w:sz="4"/>
+              <w:right w:val="single" w:color="8EAADB" w:sz="4"/>
+            </w:tcBorders>
+            <w:tcMar>
+              <w:top w:type="dxa" w:w="50"/>
+              <w:left w:type="dxa" w:w="90"/>
+              <w:bottom w:type="dxa" w:w="50"/>
+              <w:right w:type="dxa" w:w="90"/>
+            </w:tcMar>
+            <w:vAlign w:val="center"/>
+          </w:tcPr>
+          <w:p>
+            <w:pPr>
+              <w:spacing w:after="20"/>
+            </w:pPr>
+            <w:r>
+              <w:rPr>
+                <w:rFonts w:ascii="Arial" w:cs="Arial" w:eastAsia="Arial" w:hAnsi="Arial"/>
+                <w:b w:val="false"/>
+                <w:bCs w:val="false"/>
+                <w:color w:val="000000"/>
+                <w:sz w:val="17"/>
+                <w:szCs w:val="17"/>
+              </w:rPr>
+              <w:t xml:space="preserve">Ilustración: paciente en camilla de urgencias con dolor abdominal.</w:t>
+            </w:r>
+          </w:p>
+        </w:tc>
+        <w:tc>
+          <w:tcPr>
+            <w:tcW w:type="dxa" w:w="2350"/>
+            <w:tcBorders>
+              <w:top w:val="single" w:color="8EAADB" w:sz="4"/>
+              <w:left w:val="single" w:color="8EAADB" w:sz="4"/>
+              <w:bottom w:val="single" w:color="8EAADB" w:sz="4"/>
+              <w:right w:val="single" w:color="8EAADB" w:sz="4"/>
+            </w:tcBorders>
+            <w:tcMar>
+              <w:top w:type="dxa" w:w="50"/>
+              <w:left w:type="dxa" w:w="90"/>
+              <w:bottom w:type="dxa" w:w="50"/>
+              <w:right w:type="dxa" w:w="90"/>
+            </w:tcMar>
+            <w:vAlign w:val="center"/>
+          </w:tcPr>
+          <w:p>
+            <w:pPr>
+              <w:spacing w:after="20"/>
+            </w:pPr>
+            <w:r>
+              <w:rPr>
+                <w:rFonts w:ascii="Arial" w:cs="Arial" w:eastAsia="Arial" w:hAnsi="Arial"/>
+                <w:b w:val="false"/>
+                <w:bCs w:val="false"/>
+                <w:color w:val="000000"/>
+                <w:sz w:val="17"/>
+                <w:szCs w:val="17"/>
+              </w:rPr>
+              <w:t xml:space="preserve">Abril de 2026 · Yarumal, Antioquia · Mujer de 46 años con gastritis</w:t>
+            </w:r>
+          </w:p>
+        </w:tc>
+        <w:tc>
+          <w:tcPr>
+            <w:tcW w:type="dxa" w:w="1600"/>
+            <w:tcBorders>
+              <w:top w:val="single" w:color="8EAADB" w:sz="4"/>
+              <w:left w:val="single" w:color="8EAADB" w:sz="4"/>
+              <w:bottom w:val="single" w:color="8EAADB" w:sz="4"/>
+              <w:right w:val="single" w:color="8EAADB" w:sz="4"/>
+            </w:tcBorders>
+            <w:tcMar>
+              <w:top w:type="dxa" w:w="50"/>
+              <w:left w:type="dxa" w:w="90"/>
+              <w:bottom w:type="dxa" w:w="50"/>
+              <w:right w:type="dxa" w:w="90"/>
+            </w:tcMar>
+            <w:vAlign w:val="center"/>
+          </w:tcPr>
+          <w:p>
+            <w:pPr>
+              <w:spacing w:after="20"/>
+            </w:pPr>
+            <w:r>
+              <w:rPr>
+                <w:rFonts w:ascii="Arial" w:cs="Arial" w:eastAsia="Arial" w:hAnsi="Arial"/>
+                <w:b w:val="false"/>
+                <w:bCs w:val="false"/>
+                <w:color w:val="000000"/>
+                <w:sz w:val="17"/>
+                <w:szCs w:val="17"/>
+              </w:rPr>
+              <w:t xml:space="preserve">Entra música de tensión (pulso grave)</w:t>
+            </w:r>
+          </w:p>
+        </w:tc>
+        <w:tc>
+          <w:tcPr>
+            <w:tcW w:type="dxa" w:w="960"/>
+            <w:tcBorders>
+              <w:top w:val="single" w:color="8EAADB" w:sz="4"/>
+              <w:left w:val="single" w:color="8EAADB" w:sz="4"/>
+              <w:bottom w:val="single" w:color="8EAADB" w:sz="4"/>
+              <w:right w:val="single" w:color="8EAADB" w:sz="4"/>
+            </w:tcBorders>
+            <w:tcMar>
+              <w:top w:type="dxa" w:w="50"/>
+              <w:left w:type="dxa" w:w="90"/>
+              <w:bottom w:type="dxa" w:w="50"/>
+              <w:right w:type="dxa" w:w="90"/>
+            </w:tcMar>
+            <w:vAlign w:val="center"/>
+          </w:tcPr>
+          <w:p>
+            <w:pPr>
+              <w:spacing w:after="20"/>
+            </w:pPr>
+            <w:r>
+              <w:rPr>
+                <w:rFonts w:ascii="Arial" w:cs="Arial" w:eastAsia="Arial" w:hAnsi="Arial"/>
+                <w:b w:val="false"/>
+                <w:bCs w:val="false"/>
+                <w:color w:val="000000"/>
+                <w:sz w:val="17"/>
+                <w:szCs w:val="17"/>
+              </w:rPr>
+              <w:t xml:space="preserve">12 s</w:t>
             </w:r>
           </w:p>
         </w:tc>
@@ -3488,7 +3532,7 @@
                 <w:sz w:val="17"/>
                 <w:szCs w:val="17"/>
               </w:rPr>
-              <w:t xml:space="preserve">5. Análisis crítico</w:t>
+              <w:t xml:space="preserve">5. Recreación 2</w:t>
             </w:r>
           </w:p>
         </w:tc>
@@ -3522,125 +3566,143 @@
                 <w:sz w:val="17"/>
                 <w:szCs w:val="17"/>
               </w:rPr>
-              <w:t xml:space="preserve">02:40 - 04:00 (80 s)</w:t>
-            </w:r>
-          </w:p>
-        </w:tc>
-        <w:tc>
-          <w:tcPr>
-            <w:tcW w:type="dxa" w:w="2250"/>
-            <w:tcBorders>
-              <w:top w:val="single" w:color="8EAADB" w:sz="4"/>
-              <w:left w:val="single" w:color="8EAADB" w:sz="4"/>
-              <w:bottom w:val="single" w:color="8EAADB" w:sz="4"/>
-              <w:right w:val="single" w:color="8EAADB" w:sz="4"/>
-            </w:tcBorders>
-            <w:tcMar>
-              <w:top w:type="dxa" w:w="50"/>
-              <w:left w:type="dxa" w:w="90"/>
-              <w:bottom w:type="dxa" w:w="50"/>
-              <w:right w:type="dxa" w:w="90"/>
-            </w:tcMar>
-            <w:vAlign w:val="center"/>
-          </w:tcPr>
-          <w:p>
-            <w:pPr>
-              <w:spacing w:after="20"/>
-            </w:pPr>
-            <w:r>
-              <w:rPr>
-                <w:rFonts w:ascii="Arial" w:cs="Arial" w:eastAsia="Arial" w:hAnsi="Arial"/>
-                <w:b w:val="false"/>
-                <w:bCs w:val="false"/>
-                <w:color w:val="000000"/>
-                <w:sz w:val="17"/>
-                <w:szCs w:val="17"/>
-              </w:rPr>
-              <w:t xml:space="preserve">Integrante en cámara, alternando con un esquema animado de los factores contributivos (persona, tarea, equipo, organización) y tres íconos de impacto: paciente, equipo e institución.</w:t>
-            </w:r>
-          </w:p>
-        </w:tc>
-        <w:tc>
-          <w:tcPr>
-            <w:tcW w:type="dxa" w:w="1700"/>
-            <w:tcBorders>
-              <w:top w:val="single" w:color="8EAADB" w:sz="4"/>
-              <w:left w:val="single" w:color="8EAADB" w:sz="4"/>
-              <w:bottom w:val="single" w:color="8EAADB" w:sz="4"/>
-              <w:right w:val="single" w:color="8EAADB" w:sz="4"/>
-            </w:tcBorders>
-            <w:tcMar>
-              <w:top w:type="dxa" w:w="50"/>
-              <w:left w:type="dxa" w:w="90"/>
-              <w:bottom w:type="dxa" w:w="50"/>
-              <w:right w:type="dxa" w:w="90"/>
-            </w:tcMar>
-            <w:vAlign w:val="center"/>
-          </w:tcPr>
-          <w:p>
-            <w:pPr>
-              <w:spacing w:after="20"/>
-            </w:pPr>
-            <w:r>
-              <w:rPr>
-                <w:rFonts w:ascii="Arial" w:cs="Arial" w:eastAsia="Arial" w:hAnsi="Arial"/>
-                <w:b w:val="false"/>
-                <w:bCs w:val="false"/>
-                <w:color w:val="000000"/>
-                <w:sz w:val="17"/>
-                <w:szCs w:val="17"/>
-              </w:rPr>
-              <w:t xml:space="preserve">Protocolo fallido: los correctos de la medicación </w:t>
-            </w:r>
-          </w:p>
-          <w:p>
-            <w:pPr>
-              <w:spacing w:after="20"/>
-            </w:pPr>
-            <w:r>
-              <w:rPr>
-                <w:rFonts w:ascii="Arial" w:cs="Arial" w:eastAsia="Arial" w:hAnsi="Arial"/>
-                <w:b w:val="false"/>
-                <w:bCs w:val="false"/>
-                <w:color w:val="000000"/>
-                <w:sz w:val="17"/>
-                <w:szCs w:val="17"/>
-              </w:rPr>
-              <w:t xml:space="preserve"> Factores: individuales, tarea, equipo, organización</w:t>
-            </w:r>
-          </w:p>
-        </w:tc>
-        <w:tc>
-          <w:tcPr>
-            <w:tcW w:type="dxa" w:w="3260"/>
-            <w:tcBorders>
-              <w:top w:val="single" w:color="8EAADB" w:sz="4"/>
-              <w:left w:val="single" w:color="8EAADB" w:sz="4"/>
-              <w:bottom w:val="single" w:color="8EAADB" w:sz="4"/>
-              <w:right w:val="single" w:color="8EAADB" w:sz="4"/>
-            </w:tcBorders>
-            <w:tcMar>
-              <w:top w:type="dxa" w:w="50"/>
-              <w:left w:type="dxa" w:w="90"/>
-              <w:bottom w:type="dxa" w:w="50"/>
-              <w:right w:type="dxa" w:w="90"/>
-            </w:tcMar>
-            <w:vAlign w:val="center"/>
-          </w:tcPr>
-          <w:p>
-            <w:pPr>
-              <w:spacing w:after="20"/>
-            </w:pPr>
-            <w:r>
-              <w:rPr>
-                <w:rFonts w:ascii="Arial" w:cs="Arial" w:eastAsia="Arial" w:hAnsi="Arial"/>
-                <w:b w:val="false"/>
-                <w:bCs w:val="false"/>
-                <w:color w:val="000000"/>
-                <w:sz w:val="17"/>
-                <w:szCs w:val="17"/>
-              </w:rPr>
-              <w:t xml:space="preserve">INTEGRANTE 3: «El protocolo que falló fue la verificación de los correctos de la administración de medicamentos, en especial la vía correcta. Y no fue solo un error individual: como plantea el Protocolo de Londres, detrás de cada error hay factores del sistema. Aquí pudieron influir la inexperiencia de la estudiante, la falta de supervisión directa, un medicamento oral preparado en jeringa sin rótulo y la ausencia de una doble verificación. El impacto fue enorme: la paciente sufrió un daño grave; la estudiante y su supervisor se convirtieron en segundas víctimas, y la institución enfrenta investigaciones, demandas y pérdida de confianza.»</w:t>
+              <w:t xml:space="preserve">00:54 - 01:06</w:t>
+            </w:r>
+          </w:p>
+        </w:tc>
+        <w:tc>
+          <w:tcPr>
+            <w:tcW w:type="dxa" w:w="2300"/>
+            <w:tcBorders>
+              <w:top w:val="single" w:color="8EAADB" w:sz="4"/>
+              <w:left w:val="single" w:color="8EAADB" w:sz="4"/>
+              <w:bottom w:val="single" w:color="8EAADB" w:sz="4"/>
+              <w:right w:val="single" w:color="8EAADB" w:sz="4"/>
+            </w:tcBorders>
+            <w:tcMar>
+              <w:top w:type="dxa" w:w="50"/>
+              <w:left w:type="dxa" w:w="90"/>
+              <w:bottom w:type="dxa" w:w="50"/>
+              <w:right w:type="dxa" w:w="90"/>
+            </w:tcMar>
+            <w:vAlign w:val="center"/>
+          </w:tcPr>
+          <w:p>
+            <w:pPr>
+              <w:spacing w:after="20"/>
+            </w:pPr>
+            <w:r>
+              <w:rPr>
+                <w:rFonts w:ascii="Arial" w:cs="Arial" w:eastAsia="Arial" w:hAnsi="Arial"/>
+                <w:b w:val="false"/>
+                <w:bCs w:val="false"/>
+                <w:color w:val="000000"/>
+                <w:sz w:val="17"/>
+                <w:szCs w:val="17"/>
+              </w:rPr>
+              <w:t xml:space="preserve">Ilustración: orden médica resaltada “VÍA ORAL” y practicante con escarapela “Estudiante”.</w:t>
+            </w:r>
+          </w:p>
+        </w:tc>
+        <w:tc>
+          <w:tcPr>
+            <w:tcW w:type="dxa" w:w="2350"/>
+            <w:tcBorders>
+              <w:top w:val="single" w:color="8EAADB" w:sz="4"/>
+              <w:left w:val="single" w:color="8EAADB" w:sz="4"/>
+              <w:bottom w:val="single" w:color="8EAADB" w:sz="4"/>
+              <w:right w:val="single" w:color="8EAADB" w:sz="4"/>
+            </w:tcBorders>
+            <w:tcMar>
+              <w:top w:type="dxa" w:w="50"/>
+              <w:left w:type="dxa" w:w="90"/>
+              <w:bottom w:type="dxa" w:w="50"/>
+              <w:right w:type="dxa" w:w="90"/>
+            </w:tcMar>
+            <w:vAlign w:val="center"/>
+          </w:tcPr>
+          <w:p>
+            <w:pPr>
+              <w:spacing w:after="20"/>
+            </w:pPr>
+            <w:r>
+              <w:rPr>
+                <w:rFonts w:ascii="Arial" w:cs="Arial" w:eastAsia="Arial" w:hAnsi="Arial"/>
+                <w:b w:val="false"/>
+                <w:bCs w:val="false"/>
+                <w:color w:val="000000"/>
+                <w:sz w:val="17"/>
+                <w:szCs w:val="17"/>
+              </w:rPr>
+              <w:t xml:space="preserve">La orden médica era clara · Uso exclusivamente oral</w:t>
+            </w:r>
+          </w:p>
+        </w:tc>
+        <w:tc>
+          <w:tcPr>
+            <w:tcW w:type="dxa" w:w="1600"/>
+            <w:tcBorders>
+              <w:top w:val="single" w:color="8EAADB" w:sz="4"/>
+              <w:left w:val="single" w:color="8EAADB" w:sz="4"/>
+              <w:bottom w:val="single" w:color="8EAADB" w:sz="4"/>
+              <w:right w:val="single" w:color="8EAADB" w:sz="4"/>
+            </w:tcBorders>
+            <w:tcMar>
+              <w:top w:type="dxa" w:w="50"/>
+              <w:left w:type="dxa" w:w="90"/>
+              <w:bottom w:type="dxa" w:w="50"/>
+              <w:right w:type="dxa" w:w="90"/>
+            </w:tcMar>
+            <w:vAlign w:val="center"/>
+          </w:tcPr>
+          <w:p>
+            <w:pPr>
+              <w:spacing w:after="20"/>
+            </w:pPr>
+            <w:r>
+              <w:rPr>
+                <w:rFonts w:ascii="Arial" w:cs="Arial" w:eastAsia="Arial" w:hAnsi="Arial"/>
+                <w:b w:val="false"/>
+                <w:bCs w:val="false"/>
+                <w:color w:val="000000"/>
+                <w:sz w:val="17"/>
+                <w:szCs w:val="17"/>
+              </w:rPr>
+              <w:t xml:space="preserve">Música de tensión</w:t>
+            </w:r>
+          </w:p>
+        </w:tc>
+        <w:tc>
+          <w:tcPr>
+            <w:tcW w:type="dxa" w:w="960"/>
+            <w:tcBorders>
+              <w:top w:val="single" w:color="8EAADB" w:sz="4"/>
+              <w:left w:val="single" w:color="8EAADB" w:sz="4"/>
+              <w:bottom w:val="single" w:color="8EAADB" w:sz="4"/>
+              <w:right w:val="single" w:color="8EAADB" w:sz="4"/>
+            </w:tcBorders>
+            <w:tcMar>
+              <w:top w:type="dxa" w:w="50"/>
+              <w:left w:type="dxa" w:w="90"/>
+              <w:bottom w:type="dxa" w:w="50"/>
+              <w:right w:type="dxa" w:w="90"/>
+            </w:tcMar>
+            <w:vAlign w:val="center"/>
+          </w:tcPr>
+          <w:p>
+            <w:pPr>
+              <w:spacing w:after="20"/>
+            </w:pPr>
+            <w:r>
+              <w:rPr>
+                <w:rFonts w:ascii="Arial" w:cs="Arial" w:eastAsia="Arial" w:hAnsi="Arial"/>
+                <w:b w:val="false"/>
+                <w:bCs w:val="false"/>
+                <w:color w:val="000000"/>
+                <w:sz w:val="17"/>
+                <w:szCs w:val="17"/>
+              </w:rPr>
+              <w:t xml:space="preserve">12 s</w:t>
             </w:r>
           </w:p>
         </w:tc>
@@ -3681,7 +3743,7 @@
                 <w:sz w:val="17"/>
                 <w:szCs w:val="17"/>
               </w:rPr>
-              <w:t xml:space="preserve">6. Propuesta de mejora</w:t>
+              <w:t xml:space="preserve">6. Recreación 3</w:t>
             </w:r>
           </w:p>
         </w:tc>
@@ -3715,141 +3777,143 @@
                 <w:sz w:val="17"/>
                 <w:szCs w:val="17"/>
               </w:rPr>
-              <w:t xml:space="preserve">04:00 - 05:20 (80 s)</w:t>
-            </w:r>
-          </w:p>
-        </w:tc>
-        <w:tc>
-          <w:tcPr>
-            <w:tcW w:type="dxa" w:w="2250"/>
-            <w:tcBorders>
-              <w:top w:val="single" w:color="8EAADB" w:sz="4"/>
-              <w:left w:val="single" w:color="8EAADB" w:sz="4"/>
-              <w:bottom w:val="single" w:color="8EAADB" w:sz="4"/>
-              <w:right w:val="single" w:color="8EAADB" w:sz="4"/>
-            </w:tcBorders>
-            <w:tcMar>
-              <w:top w:type="dxa" w:w="50"/>
-              <w:left w:type="dxa" w:w="90"/>
-              <w:bottom w:type="dxa" w:w="50"/>
-              <w:right w:type="dxa" w:w="90"/>
-            </w:tcMar>
-            <w:vAlign w:val="center"/>
-          </w:tcPr>
-          <w:p>
-            <w:pPr>
-              <w:spacing w:after="20"/>
-            </w:pPr>
-            <w:r>
-              <w:rPr>
-                <w:rFonts w:ascii="Arial" w:cs="Arial" w:eastAsia="Arial" w:hAnsi="Arial"/>
-                <w:b w:val="false"/>
-                <w:bCs w:val="false"/>
-                <w:color w:val="000000"/>
-                <w:sz w:val="17"/>
-                <w:szCs w:val="17"/>
-              </w:rPr>
-              <w:t xml:space="preserve">Recreación corregida: la enfermera supervisora acompaña a la practicante; ambas leen la orden en voz alta, verifican la manilla de la paciente y le dan el medicamento en un vaso. Íconos de las acciones de mejora.</w:t>
-            </w:r>
-          </w:p>
-        </w:tc>
-        <w:tc>
-          <w:tcPr>
-            <w:tcW w:type="dxa" w:w="1700"/>
-            <w:tcBorders>
-              <w:top w:val="single" w:color="8EAADB" w:sz="4"/>
-              <w:left w:val="single" w:color="8EAADB" w:sz="4"/>
-              <w:bottom w:val="single" w:color="8EAADB" w:sz="4"/>
-              <w:right w:val="single" w:color="8EAADB" w:sz="4"/>
-            </w:tcBorders>
-            <w:tcMar>
-              <w:top w:type="dxa" w:w="50"/>
-              <w:left w:type="dxa" w:w="90"/>
-              <w:bottom w:type="dxa" w:w="50"/>
-              <w:right w:type="dxa" w:w="90"/>
-            </w:tcMar>
-            <w:vAlign w:val="center"/>
-          </w:tcPr>
-          <w:p>
-            <w:pPr>
-              <w:spacing w:after="20"/>
-            </w:pPr>
-            <w:r>
-              <w:rPr>
-                <w:rFonts w:ascii="Arial" w:cs="Arial" w:eastAsia="Arial" w:hAnsi="Arial"/>
-                <w:b w:val="false"/>
-                <w:bCs w:val="false"/>
-                <w:color w:val="000000"/>
-                <w:sz w:val="17"/>
-                <w:szCs w:val="17"/>
-              </w:rPr>
-              <w:t xml:space="preserve">¿Qué se debió hacer? </w:t>
-            </w:r>
-          </w:p>
-          <w:p>
-            <w:pPr>
-              <w:spacing w:after="20"/>
-            </w:pPr>
-            <w:r>
-              <w:rPr>
-                <w:rFonts w:ascii="Arial" w:cs="Arial" w:eastAsia="Arial" w:hAnsi="Arial"/>
-                <w:b w:val="false"/>
-                <w:bCs w:val="false"/>
-                <w:color w:val="000000"/>
-                <w:sz w:val="17"/>
-                <w:szCs w:val="17"/>
-              </w:rPr>
-              <w:t xml:space="preserve"> Protocolo: Mejorar la seguridad en la utilización de medicamentos (MSPS) </w:t>
-            </w:r>
-          </w:p>
-          <w:p>
-            <w:pPr>
-              <w:spacing w:after="20"/>
-            </w:pPr>
-            <w:r>
-              <w:rPr>
-                <w:rFonts w:ascii="Arial" w:cs="Arial" w:eastAsia="Arial" w:hAnsi="Arial"/>
-                <w:b w:val="false"/>
-                <w:bCs w:val="false"/>
-                <w:color w:val="000000"/>
-                <w:sz w:val="17"/>
-                <w:szCs w:val="17"/>
-              </w:rPr>
-              <w:t xml:space="preserve"> Acciones: capacitación, doble verificación, jeringas orales, supervisión, reporte</w:t>
-            </w:r>
-          </w:p>
-        </w:tc>
-        <w:tc>
-          <w:tcPr>
-            <w:tcW w:type="dxa" w:w="3260"/>
-            <w:tcBorders>
-              <w:top w:val="single" w:color="8EAADB" w:sz="4"/>
-              <w:left w:val="single" w:color="8EAADB" w:sz="4"/>
-              <w:bottom w:val="single" w:color="8EAADB" w:sz="4"/>
-              <w:right w:val="single" w:color="8EAADB" w:sz="4"/>
-            </w:tcBorders>
-            <w:tcMar>
-              <w:top w:type="dxa" w:w="50"/>
-              <w:left w:type="dxa" w:w="90"/>
-              <w:bottom w:type="dxa" w:w="50"/>
-              <w:right w:type="dxa" w:w="90"/>
-            </w:tcMar>
-            <w:vAlign w:val="center"/>
-          </w:tcPr>
-          <w:p>
-            <w:pPr>
-              <w:spacing w:after="20"/>
-            </w:pPr>
-            <w:r>
-              <w:rPr>
-                <w:rFonts w:ascii="Arial" w:cs="Arial" w:eastAsia="Arial" w:hAnsi="Arial"/>
-                <w:b w:val="false"/>
-                <w:bCs w:val="false"/>
-                <w:color w:val="000000"/>
-                <w:sz w:val="17"/>
-                <w:szCs w:val="17"/>
-              </w:rPr>
-              <w:t xml:space="preserve">SUPERVISORA: «Antes de administrar, verifiquemos: paciente correcto, medicamento correcto, dosis, vía y hora.» PRACTICANTE: «Es vía oral. Se lo doy en el vaso.» INTEGRANTE 4 (voz en off): «En Colombia existe el paquete instruccional para mejorar la seguridad en la utilización de medicamentos, y la Resolución 3100 de 2019 exige a todo prestador un programa de seguridad del paciente. Proponemos acciones inmediatas: capacitar en los correctos, aplicar la doble verificación, usar jeringas exclusivas para vía oral, garantizar la supervisión directa de los estudiantes y reportar cada evento sin miedo para aprender de él.»</w:t>
+              <w:t xml:space="preserve">01:06 - 01:18</w:t>
+            </w:r>
+          </w:p>
+        </w:tc>
+        <w:tc>
+          <w:tcPr>
+            <w:tcW w:type="dxa" w:w="2300"/>
+            <w:tcBorders>
+              <w:top w:val="single" w:color="8EAADB" w:sz="4"/>
+              <w:left w:val="single" w:color="8EAADB" w:sz="4"/>
+              <w:bottom w:val="single" w:color="8EAADB" w:sz="4"/>
+              <w:right w:val="single" w:color="8EAADB" w:sz="4"/>
+            </w:tcBorders>
+            <w:tcMar>
+              <w:top w:type="dxa" w:w="50"/>
+              <w:left w:type="dxa" w:w="90"/>
+              <w:bottom w:type="dxa" w:w="50"/>
+              <w:right w:type="dxa" w:w="90"/>
+            </w:tcMar>
+            <w:vAlign w:val="center"/>
+          </w:tcPr>
+          <w:p>
+            <w:pPr>
+              <w:spacing w:after="20"/>
+            </w:pPr>
+            <w:r>
+              <w:rPr>
+                <w:rFonts w:ascii="Arial" w:cs="Arial" w:eastAsia="Arial" w:hAnsi="Arial"/>
+                <w:b w:val="false"/>
+                <w:bCs w:val="false"/>
+                <w:color w:val="000000"/>
+                <w:sz w:val="17"/>
+                <w:szCs w:val="17"/>
+              </w:rPr>
+              <w:t xml:space="preserve">Ilustración: frasco del antiácido, flecha a una jeringa y practicante dudando.</w:t>
+            </w:r>
+          </w:p>
+        </w:tc>
+        <w:tc>
+          <w:tcPr>
+            <w:tcW w:type="dxa" w:w="2350"/>
+            <w:tcBorders>
+              <w:top w:val="single" w:color="8EAADB" w:sz="4"/>
+              <w:left w:val="single" w:color="8EAADB" w:sz="4"/>
+              <w:bottom w:val="single" w:color="8EAADB" w:sz="4"/>
+              <w:right w:val="single" w:color="8EAADB" w:sz="4"/>
+            </w:tcBorders>
+            <w:tcMar>
+              <w:top w:type="dxa" w:w="50"/>
+              <w:left w:type="dxa" w:w="90"/>
+              <w:bottom w:type="dxa" w:w="50"/>
+              <w:right w:type="dxa" w:w="90"/>
+            </w:tcMar>
+            <w:vAlign w:val="center"/>
+          </w:tcPr>
+          <w:p>
+            <w:pPr>
+              <w:spacing w:after="20"/>
+            </w:pPr>
+            <w:r>
+              <w:rPr>
+                <w:rFonts w:ascii="Arial" w:cs="Arial" w:eastAsia="Arial" w:hAnsi="Arial"/>
+                <w:b w:val="false"/>
+                <w:bCs w:val="false"/>
+                <w:color w:val="000000"/>
+                <w:sz w:val="17"/>
+                <w:szCs w:val="17"/>
+              </w:rPr>
+              <w:t xml:space="preserve">Sin verificación y sin supervisión</w:t>
+            </w:r>
+          </w:p>
+        </w:tc>
+        <w:tc>
+          <w:tcPr>
+            <w:tcW w:type="dxa" w:w="1600"/>
+            <w:tcBorders>
+              <w:top w:val="single" w:color="8EAADB" w:sz="4"/>
+              <w:left w:val="single" w:color="8EAADB" w:sz="4"/>
+              <w:bottom w:val="single" w:color="8EAADB" w:sz="4"/>
+              <w:right w:val="single" w:color="8EAADB" w:sz="4"/>
+            </w:tcBorders>
+            <w:tcMar>
+              <w:top w:type="dxa" w:w="50"/>
+              <w:left w:type="dxa" w:w="90"/>
+              <w:bottom w:type="dxa" w:w="50"/>
+              <w:right w:type="dxa" w:w="90"/>
+            </w:tcMar>
+            <w:vAlign w:val="center"/>
+          </w:tcPr>
+          <w:p>
+            <w:pPr>
+              <w:spacing w:after="20"/>
+            </w:pPr>
+            <w:r>
+              <w:rPr>
+                <w:rFonts w:ascii="Arial" w:cs="Arial" w:eastAsia="Arial" w:hAnsi="Arial"/>
+                <w:b w:val="false"/>
+                <w:bCs w:val="false"/>
+                <w:color w:val="000000"/>
+                <w:sz w:val="17"/>
+                <w:szCs w:val="17"/>
+              </w:rPr>
+              <w:t xml:space="preserve">Música de tensión</w:t>
+            </w:r>
+          </w:p>
+        </w:tc>
+        <w:tc>
+          <w:tcPr>
+            <w:tcW w:type="dxa" w:w="960"/>
+            <w:tcBorders>
+              <w:top w:val="single" w:color="8EAADB" w:sz="4"/>
+              <w:left w:val="single" w:color="8EAADB" w:sz="4"/>
+              <w:bottom w:val="single" w:color="8EAADB" w:sz="4"/>
+              <w:right w:val="single" w:color="8EAADB" w:sz="4"/>
+            </w:tcBorders>
+            <w:tcMar>
+              <w:top w:type="dxa" w:w="50"/>
+              <w:left w:type="dxa" w:w="90"/>
+              <w:bottom w:type="dxa" w:w="50"/>
+              <w:right w:type="dxa" w:w="90"/>
+            </w:tcMar>
+            <w:vAlign w:val="center"/>
+          </w:tcPr>
+          <w:p>
+            <w:pPr>
+              <w:spacing w:after="20"/>
+            </w:pPr>
+            <w:r>
+              <w:rPr>
+                <w:rFonts w:ascii="Arial" w:cs="Arial" w:eastAsia="Arial" w:hAnsi="Arial"/>
+                <w:b w:val="false"/>
+                <w:bCs w:val="false"/>
+                <w:color w:val="000000"/>
+                <w:sz w:val="17"/>
+                <w:szCs w:val="17"/>
+              </w:rPr>
+              <w:t xml:space="preserve">12 s</w:t>
             </w:r>
           </w:p>
         </w:tc>
@@ -3890,7 +3954,7 @@
                 <w:sz w:val="17"/>
                 <w:szCs w:val="17"/>
               </w:rPr>
-              <w:t xml:space="preserve">7. Relación con la calidad</w:t>
+              <w:t xml:space="preserve">7. Recreación 4</w:t>
             </w:r>
           </w:p>
         </w:tc>
@@ -3924,109 +3988,143 @@
                 <w:sz w:val="17"/>
                 <w:szCs w:val="17"/>
               </w:rPr>
-              <w:t xml:space="preserve">05:20 - 05:50 (30 s)</w:t>
-            </w:r>
-          </w:p>
-        </w:tc>
-        <w:tc>
-          <w:tcPr>
-            <w:tcW w:type="dxa" w:w="2250"/>
-            <w:tcBorders>
-              <w:top w:val="single" w:color="8EAADB" w:sz="4"/>
-              <w:left w:val="single" w:color="8EAADB" w:sz="4"/>
-              <w:bottom w:val="single" w:color="8EAADB" w:sz="4"/>
-              <w:right w:val="single" w:color="8EAADB" w:sz="4"/>
-            </w:tcBorders>
-            <w:tcMar>
-              <w:top w:type="dxa" w:w="50"/>
-              <w:left w:type="dxa" w:w="90"/>
-              <w:bottom w:type="dxa" w:w="50"/>
-              <w:right w:type="dxa" w:w="90"/>
-            </w:tcMar>
-            <w:vAlign w:val="center"/>
-          </w:tcPr>
-          <w:p>
-            <w:pPr>
-              <w:spacing w:after="20"/>
-            </w:pPr>
-            <w:r>
-              <w:rPr>
-                <w:rFonts w:ascii="Arial" w:cs="Arial" w:eastAsia="Arial" w:hAnsi="Arial"/>
-                <w:b w:val="false"/>
-                <w:bCs w:val="false"/>
-                <w:color w:val="000000"/>
-                <w:sz w:val="17"/>
-                <w:szCs w:val="17"/>
-              </w:rPr>
-              <w:t xml:space="preserve">Gráfico animado del ciclo PHVA con íconos de seguridad en cada fase.</w:t>
-            </w:r>
-          </w:p>
-        </w:tc>
-        <w:tc>
-          <w:tcPr>
-            <w:tcW w:type="dxa" w:w="1700"/>
-            <w:tcBorders>
-              <w:top w:val="single" w:color="8EAADB" w:sz="4"/>
-              <w:left w:val="single" w:color="8EAADB" w:sz="4"/>
-              <w:bottom w:val="single" w:color="8EAADB" w:sz="4"/>
-              <w:right w:val="single" w:color="8EAADB" w:sz="4"/>
-            </w:tcBorders>
-            <w:tcMar>
-              <w:top w:type="dxa" w:w="50"/>
-              <w:left w:type="dxa" w:w="90"/>
-              <w:bottom w:type="dxa" w:w="50"/>
-              <w:right w:type="dxa" w:w="90"/>
-            </w:tcMar>
-            <w:vAlign w:val="center"/>
-          </w:tcPr>
-          <w:p>
-            <w:pPr>
-              <w:spacing w:after="20"/>
-            </w:pPr>
-            <w:r>
-              <w:rPr>
-                <w:rFonts w:ascii="Arial" w:cs="Arial" w:eastAsia="Arial" w:hAnsi="Arial"/>
-                <w:b w:val="false"/>
-                <w:bCs w:val="false"/>
-                <w:color w:val="000000"/>
-                <w:sz w:val="17"/>
-                <w:szCs w:val="17"/>
-              </w:rPr>
-              <w:t xml:space="preserve">Seguridad del paciente = calidad: Planear, Hacer, Verificar, Actuar</w:t>
-            </w:r>
-          </w:p>
-        </w:tc>
-        <w:tc>
-          <w:tcPr>
-            <w:tcW w:type="dxa" w:w="3260"/>
-            <w:tcBorders>
-              <w:top w:val="single" w:color="8EAADB" w:sz="4"/>
-              <w:left w:val="single" w:color="8EAADB" w:sz="4"/>
-              <w:bottom w:val="single" w:color="8EAADB" w:sz="4"/>
-              <w:right w:val="single" w:color="8EAADB" w:sz="4"/>
-            </w:tcBorders>
-            <w:tcMar>
-              <w:top w:type="dxa" w:w="50"/>
-              <w:left w:type="dxa" w:w="90"/>
-              <w:bottom w:type="dxa" w:w="50"/>
-              <w:right w:type="dxa" w:w="90"/>
-            </w:tcMar>
-            <w:vAlign w:val="center"/>
-          </w:tcPr>
-          <w:p>
-            <w:pPr>
-              <w:spacing w:after="20"/>
-            </w:pPr>
-            <w:r>
-              <w:rPr>
-                <w:rFonts w:ascii="Arial" w:cs="Arial" w:eastAsia="Arial" w:hAnsi="Arial"/>
-                <w:b w:val="false"/>
-                <w:bCs w:val="false"/>
-                <w:color w:val="000000"/>
-                <w:sz w:val="17"/>
-                <w:szCs w:val="17"/>
-              </w:rPr>
-              <w:t xml:space="preserve">INTEGRANTE 1 (voz en off): «Las herramientas de seguridad del paciente y los modelos de calidad comparten la misma lógica: identificar riesgos, estandarizar procesos, medir y mejorar de forma continua.»</w:t>
+              <w:t xml:space="preserve">01:18 - 01:32</w:t>
+            </w:r>
+          </w:p>
+        </w:tc>
+        <w:tc>
+          <w:tcPr>
+            <w:tcW w:type="dxa" w:w="2300"/>
+            <w:tcBorders>
+              <w:top w:val="single" w:color="8EAADB" w:sz="4"/>
+              <w:left w:val="single" w:color="8EAADB" w:sz="4"/>
+              <w:bottom w:val="single" w:color="8EAADB" w:sz="4"/>
+              <w:right w:val="single" w:color="8EAADB" w:sz="4"/>
+            </w:tcBorders>
+            <w:tcMar>
+              <w:top w:type="dxa" w:w="50"/>
+              <w:left w:type="dxa" w:w="90"/>
+              <w:bottom w:type="dxa" w:w="50"/>
+              <w:right w:type="dxa" w:w="90"/>
+            </w:tcMar>
+            <w:vAlign w:val="center"/>
+          </w:tcPr>
+          <w:p>
+            <w:pPr>
+              <w:spacing w:after="20"/>
+            </w:pPr>
+            <w:r>
+              <w:rPr>
+                <w:rFonts w:ascii="Arial" w:cs="Arial" w:eastAsia="Arial" w:hAnsi="Arial"/>
+                <w:b w:val="false"/>
+                <w:bCs w:val="false"/>
+                <w:color w:val="000000"/>
+                <w:sz w:val="17"/>
+                <w:szCs w:val="17"/>
+              </w:rPr>
+              <w:t xml:space="preserve">Fondo negro con monitor cardíaco.</w:t>
+            </w:r>
+          </w:p>
+        </w:tc>
+        <w:tc>
+          <w:tcPr>
+            <w:tcW w:type="dxa" w:w="2350"/>
+            <w:tcBorders>
+              <w:top w:val="single" w:color="8EAADB" w:sz="4"/>
+              <w:left w:val="single" w:color="8EAADB" w:sz="4"/>
+              <w:bottom w:val="single" w:color="8EAADB" w:sz="4"/>
+              <w:right w:val="single" w:color="8EAADB" w:sz="4"/>
+            </w:tcBorders>
+            <w:tcMar>
+              <w:top w:type="dxa" w:w="50"/>
+              <w:left w:type="dxa" w:w="90"/>
+              <w:bottom w:type="dxa" w:w="50"/>
+              <w:right w:type="dxa" w:w="90"/>
+            </w:tcMar>
+            <w:vAlign w:val="center"/>
+          </w:tcPr>
+          <w:p>
+            <w:pPr>
+              <w:spacing w:after="20"/>
+            </w:pPr>
+            <w:r>
+              <w:rPr>
+                <w:rFonts w:ascii="Arial" w:cs="Arial" w:eastAsia="Arial" w:hAnsi="Arial"/>
+                <w:b w:val="false"/>
+                <w:bCs w:val="false"/>
+                <w:color w:val="000000"/>
+                <w:sz w:val="17"/>
+                <w:szCs w:val="17"/>
+              </w:rPr>
+              <w:t xml:space="preserve">Se aplicó por vía intravenosa · UCI · Fuentes de prensa</w:t>
+            </w:r>
+          </w:p>
+        </w:tc>
+        <w:tc>
+          <w:tcPr>
+            <w:tcW w:type="dxa" w:w="1600"/>
+            <w:tcBorders>
+              <w:top w:val="single" w:color="8EAADB" w:sz="4"/>
+              <w:left w:val="single" w:color="8EAADB" w:sz="4"/>
+              <w:bottom w:val="single" w:color="8EAADB" w:sz="4"/>
+              <w:right w:val="single" w:color="8EAADB" w:sz="4"/>
+            </w:tcBorders>
+            <w:tcMar>
+              <w:top w:type="dxa" w:w="50"/>
+              <w:left w:type="dxa" w:w="90"/>
+              <w:bottom w:type="dxa" w:w="50"/>
+              <w:right w:type="dxa" w:w="90"/>
+            </w:tcMar>
+            <w:vAlign w:val="center"/>
+          </w:tcPr>
+          <w:p>
+            <w:pPr>
+              <w:spacing w:after="20"/>
+            </w:pPr>
+            <w:r>
+              <w:rPr>
+                <w:rFonts w:ascii="Arial" w:cs="Arial" w:eastAsia="Arial" w:hAnsi="Arial"/>
+                <w:b w:val="false"/>
+                <w:bCs w:val="false"/>
+                <w:color w:val="000000"/>
+                <w:sz w:val="17"/>
+                <w:szCs w:val="17"/>
+              </w:rPr>
+              <w:t xml:space="preserve">Pitidos de monitor y latido</w:t>
+            </w:r>
+          </w:p>
+        </w:tc>
+        <w:tc>
+          <w:tcPr>
+            <w:tcW w:type="dxa" w:w="960"/>
+            <w:tcBorders>
+              <w:top w:val="single" w:color="8EAADB" w:sz="4"/>
+              <w:left w:val="single" w:color="8EAADB" w:sz="4"/>
+              <w:bottom w:val="single" w:color="8EAADB" w:sz="4"/>
+              <w:right w:val="single" w:color="8EAADB" w:sz="4"/>
+            </w:tcBorders>
+            <w:tcMar>
+              <w:top w:type="dxa" w:w="50"/>
+              <w:left w:type="dxa" w:w="90"/>
+              <w:bottom w:type="dxa" w:w="50"/>
+              <w:right w:type="dxa" w:w="90"/>
+            </w:tcMar>
+            <w:vAlign w:val="center"/>
+          </w:tcPr>
+          <w:p>
+            <w:pPr>
+              <w:spacing w:after="20"/>
+            </w:pPr>
+            <w:r>
+              <w:rPr>
+                <w:rFonts w:ascii="Arial" w:cs="Arial" w:eastAsia="Arial" w:hAnsi="Arial"/>
+                <w:b w:val="false"/>
+                <w:bCs w:val="false"/>
+                <w:color w:val="000000"/>
+                <w:sz w:val="17"/>
+                <w:szCs w:val="17"/>
+              </w:rPr>
+              <w:t xml:space="preserve">14 s</w:t>
             </w:r>
           </w:p>
         </w:tc>
@@ -4067,7 +4165,7 @@
                 <w:sz w:val="17"/>
                 <w:szCs w:val="17"/>
               </w:rPr>
-              <w:t xml:space="preserve">8. Cierre y llamado a la acción</w:t>
+              <w:t xml:space="preserve">8. Ficha del caso</w:t>
             </w:r>
           </w:p>
         </w:tc>
@@ -4101,125 +4199,3308 @@
                 <w:sz w:val="17"/>
                 <w:szCs w:val="17"/>
               </w:rPr>
-              <w:t xml:space="preserve">05:50 - 06:30 (40 s)</w:t>
-            </w:r>
-          </w:p>
-        </w:tc>
-        <w:tc>
-          <w:tcPr>
-            <w:tcW w:type="dxa" w:w="2250"/>
-            <w:tcBorders>
-              <w:top w:val="single" w:color="8EAADB" w:sz="4"/>
-              <w:left w:val="single" w:color="8EAADB" w:sz="4"/>
-              <w:bottom w:val="single" w:color="8EAADB" w:sz="4"/>
-              <w:right w:val="single" w:color="8EAADB" w:sz="4"/>
-            </w:tcBorders>
-            <w:tcMar>
-              <w:top w:type="dxa" w:w="50"/>
-              <w:left w:type="dxa" w:w="90"/>
-              <w:bottom w:type="dxa" w:w="50"/>
-              <w:right w:type="dxa" w:w="90"/>
-            </w:tcMar>
-            <w:vAlign w:val="center"/>
-          </w:tcPr>
-          <w:p>
-            <w:pPr>
-              <w:spacing w:after="20"/>
-            </w:pPr>
-            <w:r>
-              <w:rPr>
-                <w:rFonts w:ascii="Arial" w:cs="Arial" w:eastAsia="Arial" w:hAnsi="Arial"/>
-                <w:b w:val="false"/>
-                <w:bCs w:val="false"/>
-                <w:color w:val="000000"/>
-                <w:sz w:val="17"/>
-                <w:szCs w:val="17"/>
-              </w:rPr>
-              <w:t xml:space="preserve">Todos los integrantes en cámara. Al final, pantalla con los créditos y las fuentes.</w:t>
-            </w:r>
-          </w:p>
-        </w:tc>
-        <w:tc>
-          <w:tcPr>
-            <w:tcW w:type="dxa" w:w="1700"/>
-            <w:tcBorders>
-              <w:top w:val="single" w:color="8EAADB" w:sz="4"/>
-              <w:left w:val="single" w:color="8EAADB" w:sz="4"/>
-              <w:bottom w:val="single" w:color="8EAADB" w:sz="4"/>
-              <w:right w:val="single" w:color="8EAADB" w:sz="4"/>
-            </w:tcBorders>
-            <w:tcMar>
-              <w:top w:type="dxa" w:w="50"/>
-              <w:left w:type="dxa" w:w="90"/>
-              <w:bottom w:type="dxa" w:w="50"/>
-              <w:right w:type="dxa" w:w="90"/>
-            </w:tcMar>
-            <w:vAlign w:val="center"/>
-          </w:tcPr>
-          <w:p>
-            <w:pPr>
-              <w:spacing w:after="20"/>
-            </w:pPr>
-            <w:r>
-              <w:rPr>
-                <w:rFonts w:ascii="Arial" w:cs="Arial" w:eastAsia="Arial" w:hAnsi="Arial"/>
-                <w:b w:val="false"/>
-                <w:bCs w:val="false"/>
-                <w:color w:val="000000"/>
-                <w:sz w:val="17"/>
-                <w:szCs w:val="17"/>
-              </w:rPr>
-              <w:t xml:space="preserve">Verifica. Pregunta. Reporta. Aprende. </w:t>
-            </w:r>
-          </w:p>
-          <w:p>
-            <w:pPr>
-              <w:spacing w:after="20"/>
-            </w:pPr>
-            <w:r>
-              <w:rPr>
-                <w:rFonts w:ascii="Arial" w:cs="Arial" w:eastAsia="Arial" w:hAnsi="Arial"/>
-                <w:b w:val="false"/>
-                <w:bCs w:val="false"/>
-                <w:color w:val="000000"/>
-                <w:sz w:val="17"/>
-                <w:szCs w:val="17"/>
-              </w:rPr>
-              <w:t xml:space="preserve"> Créditos y referencias</w:t>
-            </w:r>
-          </w:p>
-        </w:tc>
-        <w:tc>
-          <w:tcPr>
-            <w:tcW w:type="dxa" w:w="3260"/>
-            <w:tcBorders>
-              <w:top w:val="single" w:color="8EAADB" w:sz="4"/>
-              <w:left w:val="single" w:color="8EAADB" w:sz="4"/>
-              <w:bottom w:val="single" w:color="8EAADB" w:sz="4"/>
-              <w:right w:val="single" w:color="8EAADB" w:sz="4"/>
-            </w:tcBorders>
-            <w:tcMar>
-              <w:top w:type="dxa" w:w="50"/>
-              <w:left w:type="dxa" w:w="90"/>
-              <w:bottom w:type="dxa" w:w="50"/>
-              <w:right w:type="dxa" w:w="90"/>
-            </w:tcMar>
-            <w:vAlign w:val="center"/>
-          </w:tcPr>
-          <w:p>
-            <w:pPr>
-              <w:spacing w:after="20"/>
-            </w:pPr>
-            <w:r>
-              <w:rPr>
-                <w:rFonts w:ascii="Arial" w:cs="Arial" w:eastAsia="Arial" w:hAnsi="Arial"/>
-                <w:b w:val="false"/>
-                <w:bCs w:val="false"/>
-                <w:color w:val="000000"/>
-                <w:sz w:val="17"/>
-                <w:szCs w:val="17"/>
-              </w:rPr>
-              <w:t xml:space="preserve">TODOS (alternando): «Seguir los protocolos es vital porque cada verificación es una barrera entre el paciente y el daño. Te invitamos a verificar siempre, a preguntar ante la duda, a trabajar en equipo, a capacitarte y a reportar sin miedo. ¡La seguridad del paciente es responsabilidad de todos!» Música de cierre.</w:t>
+              <w:t xml:space="preserve">01:32 - 01:52</w:t>
+            </w:r>
+          </w:p>
+        </w:tc>
+        <w:tc>
+          <w:tcPr>
+            <w:tcW w:type="dxa" w:w="2300"/>
+            <w:tcBorders>
+              <w:top w:val="single" w:color="8EAADB" w:sz="4"/>
+              <w:left w:val="single" w:color="8EAADB" w:sz="4"/>
+              <w:bottom w:val="single" w:color="8EAADB" w:sz="4"/>
+              <w:right w:val="single" w:color="8EAADB" w:sz="4"/>
+            </w:tcBorders>
+            <w:tcMar>
+              <w:top w:type="dxa" w:w="50"/>
+              <w:left w:type="dxa" w:w="90"/>
+              <w:bottom w:type="dxa" w:w="50"/>
+              <w:right w:type="dxa" w:w="90"/>
+            </w:tcMar>
+            <w:vAlign w:val="center"/>
+          </w:tcPr>
+          <w:p>
+            <w:pPr>
+              <w:spacing w:after="20"/>
+            </w:pPr>
+            <w:r>
+              <w:rPr>
+                <w:rFonts w:ascii="Arial" w:cs="Arial" w:eastAsia="Arial" w:hAnsi="Arial"/>
+                <w:b w:val="false"/>
+                <w:bCs w:val="false"/>
+                <w:color w:val="000000"/>
+                <w:sz w:val="17"/>
+                <w:szCs w:val="17"/>
+              </w:rPr>
+              <w:t xml:space="preserve">Tabla de seis filas.</w:t>
+            </w:r>
+          </w:p>
+        </w:tc>
+        <w:tc>
+          <w:tcPr>
+            <w:tcW w:type="dxa" w:w="2350"/>
+            <w:tcBorders>
+              <w:top w:val="single" w:color="8EAADB" w:sz="4"/>
+              <w:left w:val="single" w:color="8EAADB" w:sz="4"/>
+              <w:bottom w:val="single" w:color="8EAADB" w:sz="4"/>
+              <w:right w:val="single" w:color="8EAADB" w:sz="4"/>
+            </w:tcBorders>
+            <w:tcMar>
+              <w:top w:type="dxa" w:w="50"/>
+              <w:left w:type="dxa" w:w="90"/>
+              <w:bottom w:type="dxa" w:w="50"/>
+              <w:right w:type="dxa" w:w="90"/>
+            </w:tcMar>
+            <w:vAlign w:val="center"/>
+          </w:tcPr>
+          <w:p>
+            <w:pPr>
+              <w:spacing w:after="20"/>
+            </w:pPr>
+            <w:r>
+              <w:rPr>
+                <w:rFonts w:ascii="Arial" w:cs="Arial" w:eastAsia="Arial" w:hAnsi="Arial"/>
+                <w:b w:val="false"/>
+                <w:bCs w:val="false"/>
+                <w:color w:val="000000"/>
+                <w:sz w:val="17"/>
+                <w:szCs w:val="17"/>
+              </w:rPr>
+              <w:t xml:space="preserve">Institución, área, situación, tipo de riesgo, consecuencia y protocolo fallido</w:t>
+            </w:r>
+          </w:p>
+        </w:tc>
+        <w:tc>
+          <w:tcPr>
+            <w:tcW w:type="dxa" w:w="1600"/>
+            <w:tcBorders>
+              <w:top w:val="single" w:color="8EAADB" w:sz="4"/>
+              <w:left w:val="single" w:color="8EAADB" w:sz="4"/>
+              <w:bottom w:val="single" w:color="8EAADB" w:sz="4"/>
+              <w:right w:val="single" w:color="8EAADB" w:sz="4"/>
+            </w:tcBorders>
+            <w:tcMar>
+              <w:top w:type="dxa" w:w="50"/>
+              <w:left w:type="dxa" w:w="90"/>
+              <w:bottom w:type="dxa" w:w="50"/>
+              <w:right w:type="dxa" w:w="90"/>
+            </w:tcMar>
+            <w:vAlign w:val="center"/>
+          </w:tcPr>
+          <w:p>
+            <w:pPr>
+              <w:spacing w:after="20"/>
+            </w:pPr>
+            <w:r>
+              <w:rPr>
+                <w:rFonts w:ascii="Arial" w:cs="Arial" w:eastAsia="Arial" w:hAnsi="Arial"/>
+                <w:b w:val="false"/>
+                <w:bCs w:val="false"/>
+                <w:color w:val="000000"/>
+                <w:sz w:val="17"/>
+                <w:szCs w:val="17"/>
+              </w:rPr>
+              <w:t xml:space="preserve">Música neutra suave</w:t>
+            </w:r>
+          </w:p>
+        </w:tc>
+        <w:tc>
+          <w:tcPr>
+            <w:tcW w:type="dxa" w:w="960"/>
+            <w:tcBorders>
+              <w:top w:val="single" w:color="8EAADB" w:sz="4"/>
+              <w:left w:val="single" w:color="8EAADB" w:sz="4"/>
+              <w:bottom w:val="single" w:color="8EAADB" w:sz="4"/>
+              <w:right w:val="single" w:color="8EAADB" w:sz="4"/>
+            </w:tcBorders>
+            <w:tcMar>
+              <w:top w:type="dxa" w:w="50"/>
+              <w:left w:type="dxa" w:w="90"/>
+              <w:bottom w:type="dxa" w:w="50"/>
+              <w:right w:type="dxa" w:w="90"/>
+            </w:tcMar>
+            <w:vAlign w:val="center"/>
+          </w:tcPr>
+          <w:p>
+            <w:pPr>
+              <w:spacing w:after="20"/>
+            </w:pPr>
+            <w:r>
+              <w:rPr>
+                <w:rFonts w:ascii="Arial" w:cs="Arial" w:eastAsia="Arial" w:hAnsi="Arial"/>
+                <w:b w:val="false"/>
+                <w:bCs w:val="false"/>
+                <w:color w:val="000000"/>
+                <w:sz w:val="17"/>
+                <w:szCs w:val="17"/>
+              </w:rPr>
+              <w:t xml:space="preserve">20 s</w:t>
+            </w:r>
+          </w:p>
+        </w:tc>
+      </w:tr>
+      <w:tr>
+        <w:trPr>
+          <w:cantSplit/>
+          <w:tblHeader w:val="false"/>
+        </w:trPr>
+        <w:tc>
+          <w:tcPr>
+            <w:tcW w:type="dxa" w:w="1150"/>
+            <w:tcBorders>
+              <w:top w:val="single" w:color="8EAADB" w:sz="4"/>
+              <w:left w:val="single" w:color="8EAADB" w:sz="4"/>
+              <w:bottom w:val="single" w:color="8EAADB" w:sz="4"/>
+              <w:right w:val="single" w:color="8EAADB" w:sz="4"/>
+            </w:tcBorders>
+            <w:shd w:fill="DEEAF6" w:color="auto" w:val="clear"/>
+            <w:tcMar>
+              <w:top w:type="dxa" w:w="50"/>
+              <w:left w:type="dxa" w:w="90"/>
+              <w:bottom w:type="dxa" w:w="50"/>
+              <w:right w:type="dxa" w:w="90"/>
+            </w:tcMar>
+            <w:vAlign w:val="center"/>
+          </w:tcPr>
+          <w:p>
+            <w:pPr>
+              <w:spacing w:after="20"/>
+            </w:pPr>
+            <w:r>
+              <w:rPr>
+                <w:rFonts w:ascii="Arial" w:cs="Arial" w:eastAsia="Arial" w:hAnsi="Arial"/>
+                <w:b/>
+                <w:bCs/>
+                <w:color w:val="000000"/>
+                <w:sz w:val="17"/>
+                <w:szCs w:val="17"/>
+              </w:rPr>
+              <w:t xml:space="preserve">9. Protocolo fallido</w:t>
+            </w:r>
+          </w:p>
+        </w:tc>
+        <w:tc>
+          <w:tcPr>
+            <w:tcW w:type="dxa" w:w="1000"/>
+            <w:tcBorders>
+              <w:top w:val="single" w:color="8EAADB" w:sz="4"/>
+              <w:left w:val="single" w:color="8EAADB" w:sz="4"/>
+              <w:bottom w:val="single" w:color="8EAADB" w:sz="4"/>
+              <w:right w:val="single" w:color="8EAADB" w:sz="4"/>
+            </w:tcBorders>
+            <w:tcMar>
+              <w:top w:type="dxa" w:w="50"/>
+              <w:left w:type="dxa" w:w="90"/>
+              <w:bottom w:type="dxa" w:w="50"/>
+              <w:right w:type="dxa" w:w="90"/>
+            </w:tcMar>
+            <w:vAlign w:val="center"/>
+          </w:tcPr>
+          <w:p>
+            <w:pPr>
+              <w:spacing w:after="20"/>
+            </w:pPr>
+            <w:r>
+              <w:rPr>
+                <w:rFonts w:ascii="Arial" w:cs="Arial" w:eastAsia="Arial" w:hAnsi="Arial"/>
+                <w:b w:val="false"/>
+                <w:bCs w:val="false"/>
+                <w:color w:val="000000"/>
+                <w:sz w:val="17"/>
+                <w:szCs w:val="17"/>
+              </w:rPr>
+              <w:t xml:space="preserve">01:52 - 02:08</w:t>
+            </w:r>
+          </w:p>
+        </w:tc>
+        <w:tc>
+          <w:tcPr>
+            <w:tcW w:type="dxa" w:w="2300"/>
+            <w:tcBorders>
+              <w:top w:val="single" w:color="8EAADB" w:sz="4"/>
+              <w:left w:val="single" w:color="8EAADB" w:sz="4"/>
+              <w:bottom w:val="single" w:color="8EAADB" w:sz="4"/>
+              <w:right w:val="single" w:color="8EAADB" w:sz="4"/>
+            </w:tcBorders>
+            <w:tcMar>
+              <w:top w:type="dxa" w:w="50"/>
+              <w:left w:type="dxa" w:w="90"/>
+              <w:bottom w:type="dxa" w:w="50"/>
+              <w:right w:type="dxa" w:w="90"/>
+            </w:tcMar>
+            <w:vAlign w:val="center"/>
+          </w:tcPr>
+          <w:p>
+            <w:pPr>
+              <w:spacing w:after="20"/>
+            </w:pPr>
+            <w:r>
+              <w:rPr>
+                <w:rFonts w:ascii="Arial" w:cs="Arial" w:eastAsia="Arial" w:hAnsi="Arial"/>
+                <w:b w:val="false"/>
+                <w:bCs w:val="false"/>
+                <w:color w:val="000000"/>
+                <w:sz w:val="17"/>
+                <w:szCs w:val="17"/>
+              </w:rPr>
+              <w:t xml:space="preserve">Seis tarjetas de los “correctos”: cinco con chulo verde y “vía correcta” con X roja.</w:t>
+            </w:r>
+          </w:p>
+        </w:tc>
+        <w:tc>
+          <w:tcPr>
+            <w:tcW w:type="dxa" w:w="2350"/>
+            <w:tcBorders>
+              <w:top w:val="single" w:color="8EAADB" w:sz="4"/>
+              <w:left w:val="single" w:color="8EAADB" w:sz="4"/>
+              <w:bottom w:val="single" w:color="8EAADB" w:sz="4"/>
+              <w:right w:val="single" w:color="8EAADB" w:sz="4"/>
+            </w:tcBorders>
+            <w:tcMar>
+              <w:top w:type="dxa" w:w="50"/>
+              <w:left w:type="dxa" w:w="90"/>
+              <w:bottom w:type="dxa" w:w="50"/>
+              <w:right w:type="dxa" w:w="90"/>
+            </w:tcMar>
+            <w:vAlign w:val="center"/>
+          </w:tcPr>
+          <w:p>
+            <w:pPr>
+              <w:spacing w:after="20"/>
+            </w:pPr>
+            <w:r>
+              <w:rPr>
+                <w:rFonts w:ascii="Arial" w:cs="Arial" w:eastAsia="Arial" w:hAnsi="Arial"/>
+                <w:b w:val="false"/>
+                <w:bCs w:val="false"/>
+                <w:color w:val="000000"/>
+                <w:sz w:val="17"/>
+                <w:szCs w:val="17"/>
+              </w:rPr>
+              <w:t xml:space="preserve">El protocolo que falló: los “correctos”</w:t>
+            </w:r>
+          </w:p>
+        </w:tc>
+        <w:tc>
+          <w:tcPr>
+            <w:tcW w:type="dxa" w:w="1600"/>
+            <w:tcBorders>
+              <w:top w:val="single" w:color="8EAADB" w:sz="4"/>
+              <w:left w:val="single" w:color="8EAADB" w:sz="4"/>
+              <w:bottom w:val="single" w:color="8EAADB" w:sz="4"/>
+              <w:right w:val="single" w:color="8EAADB" w:sz="4"/>
+            </w:tcBorders>
+            <w:tcMar>
+              <w:top w:type="dxa" w:w="50"/>
+              <w:left w:type="dxa" w:w="90"/>
+              <w:bottom w:type="dxa" w:w="50"/>
+              <w:right w:type="dxa" w:w="90"/>
+            </w:tcMar>
+            <w:vAlign w:val="center"/>
+          </w:tcPr>
+          <w:p>
+            <w:pPr>
+              <w:spacing w:after="20"/>
+            </w:pPr>
+            <w:r>
+              <w:rPr>
+                <w:rFonts w:ascii="Arial" w:cs="Arial" w:eastAsia="Arial" w:hAnsi="Arial"/>
+                <w:b w:val="false"/>
+                <w:bCs w:val="false"/>
+                <w:color w:val="000000"/>
+                <w:sz w:val="17"/>
+                <w:szCs w:val="17"/>
+              </w:rPr>
+              <w:t xml:space="preserve">Música neutra</w:t>
+            </w:r>
+          </w:p>
+        </w:tc>
+        <w:tc>
+          <w:tcPr>
+            <w:tcW w:type="dxa" w:w="960"/>
+            <w:tcBorders>
+              <w:top w:val="single" w:color="8EAADB" w:sz="4"/>
+              <w:left w:val="single" w:color="8EAADB" w:sz="4"/>
+              <w:bottom w:val="single" w:color="8EAADB" w:sz="4"/>
+              <w:right w:val="single" w:color="8EAADB" w:sz="4"/>
+            </w:tcBorders>
+            <w:tcMar>
+              <w:top w:type="dxa" w:w="50"/>
+              <w:left w:type="dxa" w:w="90"/>
+              <w:bottom w:type="dxa" w:w="50"/>
+              <w:right w:type="dxa" w:w="90"/>
+            </w:tcMar>
+            <w:vAlign w:val="center"/>
+          </w:tcPr>
+          <w:p>
+            <w:pPr>
+              <w:spacing w:after="20"/>
+            </w:pPr>
+            <w:r>
+              <w:rPr>
+                <w:rFonts w:ascii="Arial" w:cs="Arial" w:eastAsia="Arial" w:hAnsi="Arial"/>
+                <w:b w:val="false"/>
+                <w:bCs w:val="false"/>
+                <w:color w:val="000000"/>
+                <w:sz w:val="17"/>
+                <w:szCs w:val="17"/>
+              </w:rPr>
+              <w:t xml:space="preserve">16 s</w:t>
+            </w:r>
+          </w:p>
+        </w:tc>
+      </w:tr>
+      <w:tr>
+        <w:trPr>
+          <w:cantSplit/>
+          <w:tblHeader w:val="false"/>
+        </w:trPr>
+        <w:tc>
+          <w:tcPr>
+            <w:tcW w:type="dxa" w:w="1150"/>
+            <w:tcBorders>
+              <w:top w:val="single" w:color="8EAADB" w:sz="4"/>
+              <w:left w:val="single" w:color="8EAADB" w:sz="4"/>
+              <w:bottom w:val="single" w:color="8EAADB" w:sz="4"/>
+              <w:right w:val="single" w:color="8EAADB" w:sz="4"/>
+            </w:tcBorders>
+            <w:shd w:fill="DEEAF6" w:color="auto" w:val="clear"/>
+            <w:tcMar>
+              <w:top w:type="dxa" w:w="50"/>
+              <w:left w:type="dxa" w:w="90"/>
+              <w:bottom w:type="dxa" w:w="50"/>
+              <w:right w:type="dxa" w:w="90"/>
+            </w:tcMar>
+            <w:vAlign w:val="center"/>
+          </w:tcPr>
+          <w:p>
+            <w:pPr>
+              <w:spacing w:after="20"/>
+            </w:pPr>
+            <w:r>
+              <w:rPr>
+                <w:rFonts w:ascii="Arial" w:cs="Arial" w:eastAsia="Arial" w:hAnsi="Arial"/>
+                <w:b/>
+                <w:bCs/>
+                <w:color w:val="000000"/>
+                <w:sz w:val="17"/>
+                <w:szCs w:val="17"/>
+              </w:rPr>
+              <w:t xml:space="preserve">10. ¿Por qué ocurrió?</w:t>
+            </w:r>
+          </w:p>
+        </w:tc>
+        <w:tc>
+          <w:tcPr>
+            <w:tcW w:type="dxa" w:w="1000"/>
+            <w:tcBorders>
+              <w:top w:val="single" w:color="8EAADB" w:sz="4"/>
+              <w:left w:val="single" w:color="8EAADB" w:sz="4"/>
+              <w:bottom w:val="single" w:color="8EAADB" w:sz="4"/>
+              <w:right w:val="single" w:color="8EAADB" w:sz="4"/>
+            </w:tcBorders>
+            <w:tcMar>
+              <w:top w:type="dxa" w:w="50"/>
+              <w:left w:type="dxa" w:w="90"/>
+              <w:bottom w:type="dxa" w:w="50"/>
+              <w:right w:type="dxa" w:w="90"/>
+            </w:tcMar>
+            <w:vAlign w:val="center"/>
+          </w:tcPr>
+          <w:p>
+            <w:pPr>
+              <w:spacing w:after="20"/>
+            </w:pPr>
+            <w:r>
+              <w:rPr>
+                <w:rFonts w:ascii="Arial" w:cs="Arial" w:eastAsia="Arial" w:hAnsi="Arial"/>
+                <w:b w:val="false"/>
+                <w:bCs w:val="false"/>
+                <w:color w:val="000000"/>
+                <w:sz w:val="17"/>
+                <w:szCs w:val="17"/>
+              </w:rPr>
+              <w:t xml:space="preserve">02:08 - 02:30</w:t>
+            </w:r>
+          </w:p>
+        </w:tc>
+        <w:tc>
+          <w:tcPr>
+            <w:tcW w:type="dxa" w:w="2300"/>
+            <w:tcBorders>
+              <w:top w:val="single" w:color="8EAADB" w:sz="4"/>
+              <w:left w:val="single" w:color="8EAADB" w:sz="4"/>
+              <w:bottom w:val="single" w:color="8EAADB" w:sz="4"/>
+              <w:right w:val="single" w:color="8EAADB" w:sz="4"/>
+            </w:tcBorders>
+            <w:tcMar>
+              <w:top w:type="dxa" w:w="50"/>
+              <w:left w:type="dxa" w:w="90"/>
+              <w:bottom w:type="dxa" w:w="50"/>
+              <w:right w:type="dxa" w:w="90"/>
+            </w:tcMar>
+            <w:vAlign w:val="center"/>
+          </w:tcPr>
+          <w:p>
+            <w:pPr>
+              <w:spacing w:after="20"/>
+            </w:pPr>
+            <w:r>
+              <w:rPr>
+                <w:rFonts w:ascii="Arial" w:cs="Arial" w:eastAsia="Arial" w:hAnsi="Arial"/>
+                <w:b w:val="false"/>
+                <w:bCs w:val="false"/>
+                <w:color w:val="000000"/>
+                <w:sz w:val="17"/>
+                <w:szCs w:val="17"/>
+              </w:rPr>
+              <w:t xml:space="preserve">Cuatro tarjetas de factores contributivos.</w:t>
+            </w:r>
+          </w:p>
+        </w:tc>
+        <w:tc>
+          <w:tcPr>
+            <w:tcW w:type="dxa" w:w="2350"/>
+            <w:tcBorders>
+              <w:top w:val="single" w:color="8EAADB" w:sz="4"/>
+              <w:left w:val="single" w:color="8EAADB" w:sz="4"/>
+              <w:bottom w:val="single" w:color="8EAADB" w:sz="4"/>
+              <w:right w:val="single" w:color="8EAADB" w:sz="4"/>
+            </w:tcBorders>
+            <w:tcMar>
+              <w:top w:type="dxa" w:w="50"/>
+              <w:left w:type="dxa" w:w="90"/>
+              <w:bottom w:type="dxa" w:w="50"/>
+              <w:right w:type="dxa" w:w="90"/>
+            </w:tcMar>
+            <w:vAlign w:val="center"/>
+          </w:tcPr>
+          <w:p>
+            <w:pPr>
+              <w:spacing w:after="20"/>
+            </w:pPr>
+            <w:r>
+              <w:rPr>
+                <w:rFonts w:ascii="Arial" w:cs="Arial" w:eastAsia="Arial" w:hAnsi="Arial"/>
+                <w:b w:val="false"/>
+                <w:bCs w:val="false"/>
+                <w:color w:val="000000"/>
+                <w:sz w:val="17"/>
+                <w:szCs w:val="17"/>
+              </w:rPr>
+              <w:t xml:space="preserve">Protocolo de Londres: individuales, tarea, equipo, organización</w:t>
+            </w:r>
+          </w:p>
+        </w:tc>
+        <w:tc>
+          <w:tcPr>
+            <w:tcW w:type="dxa" w:w="1600"/>
+            <w:tcBorders>
+              <w:top w:val="single" w:color="8EAADB" w:sz="4"/>
+              <w:left w:val="single" w:color="8EAADB" w:sz="4"/>
+              <w:bottom w:val="single" w:color="8EAADB" w:sz="4"/>
+              <w:right w:val="single" w:color="8EAADB" w:sz="4"/>
+            </w:tcBorders>
+            <w:tcMar>
+              <w:top w:type="dxa" w:w="50"/>
+              <w:left w:type="dxa" w:w="90"/>
+              <w:bottom w:type="dxa" w:w="50"/>
+              <w:right w:type="dxa" w:w="90"/>
+            </w:tcMar>
+            <w:vAlign w:val="center"/>
+          </w:tcPr>
+          <w:p>
+            <w:pPr>
+              <w:spacing w:after="20"/>
+            </w:pPr>
+            <w:r>
+              <w:rPr>
+                <w:rFonts w:ascii="Arial" w:cs="Arial" w:eastAsia="Arial" w:hAnsi="Arial"/>
+                <w:b w:val="false"/>
+                <w:bCs w:val="false"/>
+                <w:color w:val="000000"/>
+                <w:sz w:val="17"/>
+                <w:szCs w:val="17"/>
+              </w:rPr>
+              <w:t xml:space="preserve">Música neutra</w:t>
+            </w:r>
+          </w:p>
+        </w:tc>
+        <w:tc>
+          <w:tcPr>
+            <w:tcW w:type="dxa" w:w="960"/>
+            <w:tcBorders>
+              <w:top w:val="single" w:color="8EAADB" w:sz="4"/>
+              <w:left w:val="single" w:color="8EAADB" w:sz="4"/>
+              <w:bottom w:val="single" w:color="8EAADB" w:sz="4"/>
+              <w:right w:val="single" w:color="8EAADB" w:sz="4"/>
+            </w:tcBorders>
+            <w:tcMar>
+              <w:top w:type="dxa" w:w="50"/>
+              <w:left w:type="dxa" w:w="90"/>
+              <w:bottom w:type="dxa" w:w="50"/>
+              <w:right w:type="dxa" w:w="90"/>
+            </w:tcMar>
+            <w:vAlign w:val="center"/>
+          </w:tcPr>
+          <w:p>
+            <w:pPr>
+              <w:spacing w:after="20"/>
+            </w:pPr>
+            <w:r>
+              <w:rPr>
+                <w:rFonts w:ascii="Arial" w:cs="Arial" w:eastAsia="Arial" w:hAnsi="Arial"/>
+                <w:b w:val="false"/>
+                <w:bCs w:val="false"/>
+                <w:color w:val="000000"/>
+                <w:sz w:val="17"/>
+                <w:szCs w:val="17"/>
+              </w:rPr>
+              <w:t xml:space="preserve">22 s</w:t>
+            </w:r>
+          </w:p>
+        </w:tc>
+      </w:tr>
+      <w:tr>
+        <w:trPr>
+          <w:cantSplit/>
+          <w:tblHeader w:val="false"/>
+        </w:trPr>
+        <w:tc>
+          <w:tcPr>
+            <w:tcW w:type="dxa" w:w="1150"/>
+            <w:tcBorders>
+              <w:top w:val="single" w:color="8EAADB" w:sz="4"/>
+              <w:left w:val="single" w:color="8EAADB" w:sz="4"/>
+              <w:bottom w:val="single" w:color="8EAADB" w:sz="4"/>
+              <w:right w:val="single" w:color="8EAADB" w:sz="4"/>
+            </w:tcBorders>
+            <w:shd w:fill="DEEAF6" w:color="auto" w:val="clear"/>
+            <w:tcMar>
+              <w:top w:type="dxa" w:w="50"/>
+              <w:left w:type="dxa" w:w="90"/>
+              <w:bottom w:type="dxa" w:w="50"/>
+              <w:right w:type="dxa" w:w="90"/>
+            </w:tcMar>
+            <w:vAlign w:val="center"/>
+          </w:tcPr>
+          <w:p>
+            <w:pPr>
+              <w:spacing w:after="20"/>
+            </w:pPr>
+            <w:r>
+              <w:rPr>
+                <w:rFonts w:ascii="Arial" w:cs="Arial" w:eastAsia="Arial" w:hAnsi="Arial"/>
+                <w:b/>
+                <w:bCs/>
+                <w:color w:val="000000"/>
+                <w:sz w:val="17"/>
+                <w:szCs w:val="17"/>
+              </w:rPr>
+              <w:t xml:space="preserve">11. Impacto</w:t>
+            </w:r>
+          </w:p>
+        </w:tc>
+        <w:tc>
+          <w:tcPr>
+            <w:tcW w:type="dxa" w:w="1000"/>
+            <w:tcBorders>
+              <w:top w:val="single" w:color="8EAADB" w:sz="4"/>
+              <w:left w:val="single" w:color="8EAADB" w:sz="4"/>
+              <w:bottom w:val="single" w:color="8EAADB" w:sz="4"/>
+              <w:right w:val="single" w:color="8EAADB" w:sz="4"/>
+            </w:tcBorders>
+            <w:tcMar>
+              <w:top w:type="dxa" w:w="50"/>
+              <w:left w:type="dxa" w:w="90"/>
+              <w:bottom w:type="dxa" w:w="50"/>
+              <w:right w:type="dxa" w:w="90"/>
+            </w:tcMar>
+            <w:vAlign w:val="center"/>
+          </w:tcPr>
+          <w:p>
+            <w:pPr>
+              <w:spacing w:after="20"/>
+            </w:pPr>
+            <w:r>
+              <w:rPr>
+                <w:rFonts w:ascii="Arial" w:cs="Arial" w:eastAsia="Arial" w:hAnsi="Arial"/>
+                <w:b w:val="false"/>
+                <w:bCs w:val="false"/>
+                <w:color w:val="000000"/>
+                <w:sz w:val="17"/>
+                <w:szCs w:val="17"/>
+              </w:rPr>
+              <w:t xml:space="preserve">02:30 - 02:48</w:t>
+            </w:r>
+          </w:p>
+        </w:tc>
+        <w:tc>
+          <w:tcPr>
+            <w:tcW w:type="dxa" w:w="2300"/>
+            <w:tcBorders>
+              <w:top w:val="single" w:color="8EAADB" w:sz="4"/>
+              <w:left w:val="single" w:color="8EAADB" w:sz="4"/>
+              <w:bottom w:val="single" w:color="8EAADB" w:sz="4"/>
+              <w:right w:val="single" w:color="8EAADB" w:sz="4"/>
+            </w:tcBorders>
+            <w:tcMar>
+              <w:top w:type="dxa" w:w="50"/>
+              <w:left w:type="dxa" w:w="90"/>
+              <w:bottom w:type="dxa" w:w="50"/>
+              <w:right w:type="dxa" w:w="90"/>
+            </w:tcMar>
+            <w:vAlign w:val="center"/>
+          </w:tcPr>
+          <w:p>
+            <w:pPr>
+              <w:spacing w:after="20"/>
+            </w:pPr>
+            <w:r>
+              <w:rPr>
+                <w:rFonts w:ascii="Arial" w:cs="Arial" w:eastAsia="Arial" w:hAnsi="Arial"/>
+                <w:b w:val="false"/>
+                <w:bCs w:val="false"/>
+                <w:color w:val="000000"/>
+                <w:sz w:val="17"/>
+                <w:szCs w:val="17"/>
+              </w:rPr>
+              <w:t xml:space="preserve">Tres columnas de color.</w:t>
+            </w:r>
+          </w:p>
+        </w:tc>
+        <w:tc>
+          <w:tcPr>
+            <w:tcW w:type="dxa" w:w="2350"/>
+            <w:tcBorders>
+              <w:top w:val="single" w:color="8EAADB" w:sz="4"/>
+              <w:left w:val="single" w:color="8EAADB" w:sz="4"/>
+              <w:bottom w:val="single" w:color="8EAADB" w:sz="4"/>
+              <w:right w:val="single" w:color="8EAADB" w:sz="4"/>
+            </w:tcBorders>
+            <w:tcMar>
+              <w:top w:type="dxa" w:w="50"/>
+              <w:left w:type="dxa" w:w="90"/>
+              <w:bottom w:type="dxa" w:w="50"/>
+              <w:right w:type="dxa" w:w="90"/>
+            </w:tcMar>
+            <w:vAlign w:val="center"/>
+          </w:tcPr>
+          <w:p>
+            <w:pPr>
+              <w:spacing w:after="20"/>
+            </w:pPr>
+            <w:r>
+              <w:rPr>
+                <w:rFonts w:ascii="Arial" w:cs="Arial" w:eastAsia="Arial" w:hAnsi="Arial"/>
+                <w:b w:val="false"/>
+                <w:bCs w:val="false"/>
+                <w:color w:val="000000"/>
+                <w:sz w:val="17"/>
+                <w:szCs w:val="17"/>
+              </w:rPr>
+              <w:t xml:space="preserve">Impacto en la paciente, en el equipo y en la institución</w:t>
+            </w:r>
+          </w:p>
+        </w:tc>
+        <w:tc>
+          <w:tcPr>
+            <w:tcW w:type="dxa" w:w="1600"/>
+            <w:tcBorders>
+              <w:top w:val="single" w:color="8EAADB" w:sz="4"/>
+              <w:left w:val="single" w:color="8EAADB" w:sz="4"/>
+              <w:bottom w:val="single" w:color="8EAADB" w:sz="4"/>
+              <w:right w:val="single" w:color="8EAADB" w:sz="4"/>
+            </w:tcBorders>
+            <w:tcMar>
+              <w:top w:type="dxa" w:w="50"/>
+              <w:left w:type="dxa" w:w="90"/>
+              <w:bottom w:type="dxa" w:w="50"/>
+              <w:right w:type="dxa" w:w="90"/>
+            </w:tcMar>
+            <w:vAlign w:val="center"/>
+          </w:tcPr>
+          <w:p>
+            <w:pPr>
+              <w:spacing w:after="20"/>
+            </w:pPr>
+            <w:r>
+              <w:rPr>
+                <w:rFonts w:ascii="Arial" w:cs="Arial" w:eastAsia="Arial" w:hAnsi="Arial"/>
+                <w:b w:val="false"/>
+                <w:bCs w:val="false"/>
+                <w:color w:val="000000"/>
+                <w:sz w:val="17"/>
+                <w:szCs w:val="17"/>
+              </w:rPr>
+              <w:t xml:space="preserve">Música neutra</w:t>
+            </w:r>
+          </w:p>
+        </w:tc>
+        <w:tc>
+          <w:tcPr>
+            <w:tcW w:type="dxa" w:w="960"/>
+            <w:tcBorders>
+              <w:top w:val="single" w:color="8EAADB" w:sz="4"/>
+              <w:left w:val="single" w:color="8EAADB" w:sz="4"/>
+              <w:bottom w:val="single" w:color="8EAADB" w:sz="4"/>
+              <w:right w:val="single" w:color="8EAADB" w:sz="4"/>
+            </w:tcBorders>
+            <w:tcMar>
+              <w:top w:type="dxa" w:w="50"/>
+              <w:left w:type="dxa" w:w="90"/>
+              <w:bottom w:type="dxa" w:w="50"/>
+              <w:right w:type="dxa" w:w="90"/>
+            </w:tcMar>
+            <w:vAlign w:val="center"/>
+          </w:tcPr>
+          <w:p>
+            <w:pPr>
+              <w:spacing w:after="20"/>
+            </w:pPr>
+            <w:r>
+              <w:rPr>
+                <w:rFonts w:ascii="Arial" w:cs="Arial" w:eastAsia="Arial" w:hAnsi="Arial"/>
+                <w:b w:val="false"/>
+                <w:bCs w:val="false"/>
+                <w:color w:val="000000"/>
+                <w:sz w:val="17"/>
+                <w:szCs w:val="17"/>
+              </w:rPr>
+              <w:t xml:space="preserve">18 s</w:t>
+            </w:r>
+          </w:p>
+        </w:tc>
+      </w:tr>
+      <w:tr>
+        <w:trPr>
+          <w:cantSplit/>
+          <w:tblHeader w:val="false"/>
+        </w:trPr>
+        <w:tc>
+          <w:tcPr>
+            <w:tcW w:type="dxa" w:w="1150"/>
+            <w:tcBorders>
+              <w:top w:val="single" w:color="8EAADB" w:sz="4"/>
+              <w:left w:val="single" w:color="8EAADB" w:sz="4"/>
+              <w:bottom w:val="single" w:color="8EAADB" w:sz="4"/>
+              <w:right w:val="single" w:color="8EAADB" w:sz="4"/>
+            </w:tcBorders>
+            <w:shd w:fill="DEEAF6" w:color="auto" w:val="clear"/>
+            <w:tcMar>
+              <w:top w:type="dxa" w:w="50"/>
+              <w:left w:type="dxa" w:w="90"/>
+              <w:bottom w:type="dxa" w:w="50"/>
+              <w:right w:type="dxa" w:w="90"/>
+            </w:tcMar>
+            <w:vAlign w:val="center"/>
+          </w:tcPr>
+          <w:p>
+            <w:pPr>
+              <w:spacing w:after="20"/>
+            </w:pPr>
+            <w:r>
+              <w:rPr>
+                <w:rFonts w:ascii="Arial" w:cs="Arial" w:eastAsia="Arial" w:hAnsi="Arial"/>
+                <w:b/>
+                <w:bCs/>
+                <w:color w:val="000000"/>
+                <w:sz w:val="17"/>
+                <w:szCs w:val="17"/>
+              </w:rPr>
+              <w:t xml:space="preserve">12. Así debió hacerse 1</w:t>
+            </w:r>
+          </w:p>
+        </w:tc>
+        <w:tc>
+          <w:tcPr>
+            <w:tcW w:type="dxa" w:w="1000"/>
+            <w:tcBorders>
+              <w:top w:val="single" w:color="8EAADB" w:sz="4"/>
+              <w:left w:val="single" w:color="8EAADB" w:sz="4"/>
+              <w:bottom w:val="single" w:color="8EAADB" w:sz="4"/>
+              <w:right w:val="single" w:color="8EAADB" w:sz="4"/>
+            </w:tcBorders>
+            <w:tcMar>
+              <w:top w:type="dxa" w:w="50"/>
+              <w:left w:type="dxa" w:w="90"/>
+              <w:bottom w:type="dxa" w:w="50"/>
+              <w:right w:type="dxa" w:w="90"/>
+            </w:tcMar>
+            <w:vAlign w:val="center"/>
+          </w:tcPr>
+          <w:p>
+            <w:pPr>
+              <w:spacing w:after="20"/>
+            </w:pPr>
+            <w:r>
+              <w:rPr>
+                <w:rFonts w:ascii="Arial" w:cs="Arial" w:eastAsia="Arial" w:hAnsi="Arial"/>
+                <w:b w:val="false"/>
+                <w:bCs w:val="false"/>
+                <w:color w:val="000000"/>
+                <w:sz w:val="17"/>
+                <w:szCs w:val="17"/>
+              </w:rPr>
+              <w:t xml:space="preserve">02:48 - 03:02</w:t>
+            </w:r>
+          </w:p>
+        </w:tc>
+        <w:tc>
+          <w:tcPr>
+            <w:tcW w:type="dxa" w:w="2300"/>
+            <w:tcBorders>
+              <w:top w:val="single" w:color="8EAADB" w:sz="4"/>
+              <w:left w:val="single" w:color="8EAADB" w:sz="4"/>
+              <w:bottom w:val="single" w:color="8EAADB" w:sz="4"/>
+              <w:right w:val="single" w:color="8EAADB" w:sz="4"/>
+            </w:tcBorders>
+            <w:tcMar>
+              <w:top w:type="dxa" w:w="50"/>
+              <w:left w:type="dxa" w:w="90"/>
+              <w:bottom w:type="dxa" w:w="50"/>
+              <w:right w:type="dxa" w:w="90"/>
+            </w:tcMar>
+            <w:vAlign w:val="center"/>
+          </w:tcPr>
+          <w:p>
+            <w:pPr>
+              <w:spacing w:after="20"/>
+            </w:pPr>
+            <w:r>
+              <w:rPr>
+                <w:rFonts w:ascii="Arial" w:cs="Arial" w:eastAsia="Arial" w:hAnsi="Arial"/>
+                <w:b w:val="false"/>
+                <w:bCs w:val="false"/>
+                <w:color w:val="000000"/>
+                <w:sz w:val="17"/>
+                <w:szCs w:val="17"/>
+              </w:rPr>
+              <w:t xml:space="preserve">Ilustración: orden médica, practicante y enfermera jefe verificando juntas.</w:t>
+            </w:r>
+          </w:p>
+        </w:tc>
+        <w:tc>
+          <w:tcPr>
+            <w:tcW w:type="dxa" w:w="2350"/>
+            <w:tcBorders>
+              <w:top w:val="single" w:color="8EAADB" w:sz="4"/>
+              <w:left w:val="single" w:color="8EAADB" w:sz="4"/>
+              <w:bottom w:val="single" w:color="8EAADB" w:sz="4"/>
+              <w:right w:val="single" w:color="8EAADB" w:sz="4"/>
+            </w:tcBorders>
+            <w:tcMar>
+              <w:top w:type="dxa" w:w="50"/>
+              <w:left w:type="dxa" w:w="90"/>
+              <w:bottom w:type="dxa" w:w="50"/>
+              <w:right w:type="dxa" w:w="90"/>
+            </w:tcMar>
+            <w:vAlign w:val="center"/>
+          </w:tcPr>
+          <w:p>
+            <w:pPr>
+              <w:spacing w:after="20"/>
+            </w:pPr>
+            <w:r>
+              <w:rPr>
+                <w:rFonts w:ascii="Arial" w:cs="Arial" w:eastAsia="Arial" w:hAnsi="Arial"/>
+                <w:b w:val="false"/>
+                <w:bCs w:val="false"/>
+                <w:color w:val="000000"/>
+                <w:sz w:val="17"/>
+                <w:szCs w:val="17"/>
+              </w:rPr>
+              <w:t xml:space="preserve">Doble verificación antes de administrar</w:t>
+            </w:r>
+          </w:p>
+        </w:tc>
+        <w:tc>
+          <w:tcPr>
+            <w:tcW w:type="dxa" w:w="1600"/>
+            <w:tcBorders>
+              <w:top w:val="single" w:color="8EAADB" w:sz="4"/>
+              <w:left w:val="single" w:color="8EAADB" w:sz="4"/>
+              <w:bottom w:val="single" w:color="8EAADB" w:sz="4"/>
+              <w:right w:val="single" w:color="8EAADB" w:sz="4"/>
+            </w:tcBorders>
+            <w:tcMar>
+              <w:top w:type="dxa" w:w="50"/>
+              <w:left w:type="dxa" w:w="90"/>
+              <w:bottom w:type="dxa" w:w="50"/>
+              <w:right w:type="dxa" w:w="90"/>
+            </w:tcMar>
+            <w:vAlign w:val="center"/>
+          </w:tcPr>
+          <w:p>
+            <w:pPr>
+              <w:spacing w:after="20"/>
+            </w:pPr>
+            <w:r>
+              <w:rPr>
+                <w:rFonts w:ascii="Arial" w:cs="Arial" w:eastAsia="Arial" w:hAnsi="Arial"/>
+                <w:b w:val="false"/>
+                <w:bCs w:val="false"/>
+                <w:color w:val="000000"/>
+                <w:sz w:val="17"/>
+                <w:szCs w:val="17"/>
+              </w:rPr>
+              <w:t xml:space="preserve">Entra música positiva</w:t>
+            </w:r>
+          </w:p>
+        </w:tc>
+        <w:tc>
+          <w:tcPr>
+            <w:tcW w:type="dxa" w:w="960"/>
+            <w:tcBorders>
+              <w:top w:val="single" w:color="8EAADB" w:sz="4"/>
+              <w:left w:val="single" w:color="8EAADB" w:sz="4"/>
+              <w:bottom w:val="single" w:color="8EAADB" w:sz="4"/>
+              <w:right w:val="single" w:color="8EAADB" w:sz="4"/>
+            </w:tcBorders>
+            <w:tcMar>
+              <w:top w:type="dxa" w:w="50"/>
+              <w:left w:type="dxa" w:w="90"/>
+              <w:bottom w:type="dxa" w:w="50"/>
+              <w:right w:type="dxa" w:w="90"/>
+            </w:tcMar>
+            <w:vAlign w:val="center"/>
+          </w:tcPr>
+          <w:p>
+            <w:pPr>
+              <w:spacing w:after="20"/>
+            </w:pPr>
+            <w:r>
+              <w:rPr>
+                <w:rFonts w:ascii="Arial" w:cs="Arial" w:eastAsia="Arial" w:hAnsi="Arial"/>
+                <w:b w:val="false"/>
+                <w:bCs w:val="false"/>
+                <w:color w:val="000000"/>
+                <w:sz w:val="17"/>
+                <w:szCs w:val="17"/>
+              </w:rPr>
+              <w:t xml:space="preserve">14 s</w:t>
+            </w:r>
+          </w:p>
+        </w:tc>
+      </w:tr>
+      <w:tr>
+        <w:trPr>
+          <w:cantSplit/>
+          <w:tblHeader w:val="false"/>
+        </w:trPr>
+        <w:tc>
+          <w:tcPr>
+            <w:tcW w:type="dxa" w:w="1150"/>
+            <w:tcBorders>
+              <w:top w:val="single" w:color="8EAADB" w:sz="4"/>
+              <w:left w:val="single" w:color="8EAADB" w:sz="4"/>
+              <w:bottom w:val="single" w:color="8EAADB" w:sz="4"/>
+              <w:right w:val="single" w:color="8EAADB" w:sz="4"/>
+            </w:tcBorders>
+            <w:shd w:fill="DEEAF6" w:color="auto" w:val="clear"/>
+            <w:tcMar>
+              <w:top w:type="dxa" w:w="50"/>
+              <w:left w:type="dxa" w:w="90"/>
+              <w:bottom w:type="dxa" w:w="50"/>
+              <w:right w:type="dxa" w:w="90"/>
+            </w:tcMar>
+            <w:vAlign w:val="center"/>
+          </w:tcPr>
+          <w:p>
+            <w:pPr>
+              <w:spacing w:after="20"/>
+            </w:pPr>
+            <w:r>
+              <w:rPr>
+                <w:rFonts w:ascii="Arial" w:cs="Arial" w:eastAsia="Arial" w:hAnsi="Arial"/>
+                <w:b/>
+                <w:bCs/>
+                <w:color w:val="000000"/>
+                <w:sz w:val="17"/>
+                <w:szCs w:val="17"/>
+              </w:rPr>
+              <w:t xml:space="preserve">13. Así debió hacerse 2</w:t>
+            </w:r>
+          </w:p>
+        </w:tc>
+        <w:tc>
+          <w:tcPr>
+            <w:tcW w:type="dxa" w:w="1000"/>
+            <w:tcBorders>
+              <w:top w:val="single" w:color="8EAADB" w:sz="4"/>
+              <w:left w:val="single" w:color="8EAADB" w:sz="4"/>
+              <w:bottom w:val="single" w:color="8EAADB" w:sz="4"/>
+              <w:right w:val="single" w:color="8EAADB" w:sz="4"/>
+            </w:tcBorders>
+            <w:tcMar>
+              <w:top w:type="dxa" w:w="50"/>
+              <w:left w:type="dxa" w:w="90"/>
+              <w:bottom w:type="dxa" w:w="50"/>
+              <w:right w:type="dxa" w:w="90"/>
+            </w:tcMar>
+            <w:vAlign w:val="center"/>
+          </w:tcPr>
+          <w:p>
+            <w:pPr>
+              <w:spacing w:after="20"/>
+            </w:pPr>
+            <w:r>
+              <w:rPr>
+                <w:rFonts w:ascii="Arial" w:cs="Arial" w:eastAsia="Arial" w:hAnsi="Arial"/>
+                <w:b w:val="false"/>
+                <w:bCs w:val="false"/>
+                <w:color w:val="000000"/>
+                <w:sz w:val="17"/>
+                <w:szCs w:val="17"/>
+              </w:rPr>
+              <w:t xml:space="preserve">03:02 - 03:16</w:t>
+            </w:r>
+          </w:p>
+        </w:tc>
+        <w:tc>
+          <w:tcPr>
+            <w:tcW w:type="dxa" w:w="2300"/>
+            <w:tcBorders>
+              <w:top w:val="single" w:color="8EAADB" w:sz="4"/>
+              <w:left w:val="single" w:color="8EAADB" w:sz="4"/>
+              <w:bottom w:val="single" w:color="8EAADB" w:sz="4"/>
+              <w:right w:val="single" w:color="8EAADB" w:sz="4"/>
+            </w:tcBorders>
+            <w:tcMar>
+              <w:top w:type="dxa" w:w="50"/>
+              <w:left w:type="dxa" w:w="90"/>
+              <w:bottom w:type="dxa" w:w="50"/>
+              <w:right w:type="dxa" w:w="90"/>
+            </w:tcMar>
+            <w:vAlign w:val="center"/>
+          </w:tcPr>
+          <w:p>
+            <w:pPr>
+              <w:spacing w:after="20"/>
+            </w:pPr>
+            <w:r>
+              <w:rPr>
+                <w:rFonts w:ascii="Arial" w:cs="Arial" w:eastAsia="Arial" w:hAnsi="Arial"/>
+                <w:b w:val="false"/>
+                <w:bCs w:val="false"/>
+                <w:color w:val="000000"/>
+                <w:sz w:val="17"/>
+                <w:szCs w:val="17"/>
+              </w:rPr>
+              <w:t xml:space="preserve">Ilustración: frasco, vaso con chulo verde y paciente tranquila; la jefe aprueba.</w:t>
+            </w:r>
+          </w:p>
+        </w:tc>
+        <w:tc>
+          <w:tcPr>
+            <w:tcW w:type="dxa" w:w="2350"/>
+            <w:tcBorders>
+              <w:top w:val="single" w:color="8EAADB" w:sz="4"/>
+              <w:left w:val="single" w:color="8EAADB" w:sz="4"/>
+              <w:bottom w:val="single" w:color="8EAADB" w:sz="4"/>
+              <w:right w:val="single" w:color="8EAADB" w:sz="4"/>
+            </w:tcBorders>
+            <w:tcMar>
+              <w:top w:type="dxa" w:w="50"/>
+              <w:left w:type="dxa" w:w="90"/>
+              <w:bottom w:type="dxa" w:w="50"/>
+              <w:right w:type="dxa" w:w="90"/>
+            </w:tcMar>
+            <w:vAlign w:val="center"/>
+          </w:tcPr>
+          <w:p>
+            <w:pPr>
+              <w:spacing w:after="20"/>
+            </w:pPr>
+            <w:r>
+              <w:rPr>
+                <w:rFonts w:ascii="Arial" w:cs="Arial" w:eastAsia="Arial" w:hAnsi="Arial"/>
+                <w:b w:val="false"/>
+                <w:bCs w:val="false"/>
+                <w:color w:val="000000"/>
+                <w:sz w:val="17"/>
+                <w:szCs w:val="17"/>
+              </w:rPr>
+              <w:t xml:space="preserve">Vía oral: en vaso, no en jeringa</w:t>
+            </w:r>
+          </w:p>
+        </w:tc>
+        <w:tc>
+          <w:tcPr>
+            <w:tcW w:type="dxa" w:w="1600"/>
+            <w:tcBorders>
+              <w:top w:val="single" w:color="8EAADB" w:sz="4"/>
+              <w:left w:val="single" w:color="8EAADB" w:sz="4"/>
+              <w:bottom w:val="single" w:color="8EAADB" w:sz="4"/>
+              <w:right w:val="single" w:color="8EAADB" w:sz="4"/>
+            </w:tcBorders>
+            <w:tcMar>
+              <w:top w:type="dxa" w:w="50"/>
+              <w:left w:type="dxa" w:w="90"/>
+              <w:bottom w:type="dxa" w:w="50"/>
+              <w:right w:type="dxa" w:w="90"/>
+            </w:tcMar>
+            <w:vAlign w:val="center"/>
+          </w:tcPr>
+          <w:p>
+            <w:pPr>
+              <w:spacing w:after="20"/>
+            </w:pPr>
+            <w:r>
+              <w:rPr>
+                <w:rFonts w:ascii="Arial" w:cs="Arial" w:eastAsia="Arial" w:hAnsi="Arial"/>
+                <w:b w:val="false"/>
+                <w:bCs w:val="false"/>
+                <w:color w:val="000000"/>
+                <w:sz w:val="17"/>
+                <w:szCs w:val="17"/>
+              </w:rPr>
+              <w:t xml:space="preserve">Música positiva</w:t>
+            </w:r>
+          </w:p>
+        </w:tc>
+        <w:tc>
+          <w:tcPr>
+            <w:tcW w:type="dxa" w:w="960"/>
+            <w:tcBorders>
+              <w:top w:val="single" w:color="8EAADB" w:sz="4"/>
+              <w:left w:val="single" w:color="8EAADB" w:sz="4"/>
+              <w:bottom w:val="single" w:color="8EAADB" w:sz="4"/>
+              <w:right w:val="single" w:color="8EAADB" w:sz="4"/>
+            </w:tcBorders>
+            <w:tcMar>
+              <w:top w:type="dxa" w:w="50"/>
+              <w:left w:type="dxa" w:w="90"/>
+              <w:bottom w:type="dxa" w:w="50"/>
+              <w:right w:type="dxa" w:w="90"/>
+            </w:tcMar>
+            <w:vAlign w:val="center"/>
+          </w:tcPr>
+          <w:p>
+            <w:pPr>
+              <w:spacing w:after="20"/>
+            </w:pPr>
+            <w:r>
+              <w:rPr>
+                <w:rFonts w:ascii="Arial" w:cs="Arial" w:eastAsia="Arial" w:hAnsi="Arial"/>
+                <w:b w:val="false"/>
+                <w:bCs w:val="false"/>
+                <w:color w:val="000000"/>
+                <w:sz w:val="17"/>
+                <w:szCs w:val="17"/>
+              </w:rPr>
+              <w:t xml:space="preserve">14 s</w:t>
+            </w:r>
+          </w:p>
+        </w:tc>
+      </w:tr>
+      <w:tr>
+        <w:trPr>
+          <w:cantSplit/>
+          <w:tblHeader w:val="false"/>
+        </w:trPr>
+        <w:tc>
+          <w:tcPr>
+            <w:tcW w:type="dxa" w:w="1150"/>
+            <w:tcBorders>
+              <w:top w:val="single" w:color="8EAADB" w:sz="4"/>
+              <w:left w:val="single" w:color="8EAADB" w:sz="4"/>
+              <w:bottom w:val="single" w:color="8EAADB" w:sz="4"/>
+              <w:right w:val="single" w:color="8EAADB" w:sz="4"/>
+            </w:tcBorders>
+            <w:shd w:fill="DEEAF6" w:color="auto" w:val="clear"/>
+            <w:tcMar>
+              <w:top w:type="dxa" w:w="50"/>
+              <w:left w:type="dxa" w:w="90"/>
+              <w:bottom w:type="dxa" w:w="50"/>
+              <w:right w:type="dxa" w:w="90"/>
+            </w:tcMar>
+            <w:vAlign w:val="center"/>
+          </w:tcPr>
+          <w:p>
+            <w:pPr>
+              <w:spacing w:after="20"/>
+            </w:pPr>
+            <w:r>
+              <w:rPr>
+                <w:rFonts w:ascii="Arial" w:cs="Arial" w:eastAsia="Arial" w:hAnsi="Arial"/>
+                <w:b/>
+                <w:bCs/>
+                <w:color w:val="000000"/>
+                <w:sz w:val="17"/>
+                <w:szCs w:val="17"/>
+              </w:rPr>
+              <w:t xml:space="preserve">14. Protocolos existentes</w:t>
+            </w:r>
+          </w:p>
+        </w:tc>
+        <w:tc>
+          <w:tcPr>
+            <w:tcW w:type="dxa" w:w="1000"/>
+            <w:tcBorders>
+              <w:top w:val="single" w:color="8EAADB" w:sz="4"/>
+              <w:left w:val="single" w:color="8EAADB" w:sz="4"/>
+              <w:bottom w:val="single" w:color="8EAADB" w:sz="4"/>
+              <w:right w:val="single" w:color="8EAADB" w:sz="4"/>
+            </w:tcBorders>
+            <w:tcMar>
+              <w:top w:type="dxa" w:w="50"/>
+              <w:left w:type="dxa" w:w="90"/>
+              <w:bottom w:type="dxa" w:w="50"/>
+              <w:right w:type="dxa" w:w="90"/>
+            </w:tcMar>
+            <w:vAlign w:val="center"/>
+          </w:tcPr>
+          <w:p>
+            <w:pPr>
+              <w:spacing w:after="20"/>
+            </w:pPr>
+            <w:r>
+              <w:rPr>
+                <w:rFonts w:ascii="Arial" w:cs="Arial" w:eastAsia="Arial" w:hAnsi="Arial"/>
+                <w:b w:val="false"/>
+                <w:bCs w:val="false"/>
+                <w:color w:val="000000"/>
+                <w:sz w:val="17"/>
+                <w:szCs w:val="17"/>
+              </w:rPr>
+              <w:t xml:space="preserve">03:16 - 03:36</w:t>
+            </w:r>
+          </w:p>
+        </w:tc>
+        <w:tc>
+          <w:tcPr>
+            <w:tcW w:type="dxa" w:w="2300"/>
+            <w:tcBorders>
+              <w:top w:val="single" w:color="8EAADB" w:sz="4"/>
+              <w:left w:val="single" w:color="8EAADB" w:sz="4"/>
+              <w:bottom w:val="single" w:color="8EAADB" w:sz="4"/>
+              <w:right w:val="single" w:color="8EAADB" w:sz="4"/>
+            </w:tcBorders>
+            <w:tcMar>
+              <w:top w:type="dxa" w:w="50"/>
+              <w:left w:type="dxa" w:w="90"/>
+              <w:bottom w:type="dxa" w:w="50"/>
+              <w:right w:type="dxa" w:w="90"/>
+            </w:tcMar>
+            <w:vAlign w:val="center"/>
+          </w:tcPr>
+          <w:p>
+            <w:pPr>
+              <w:spacing w:after="20"/>
+            </w:pPr>
+            <w:r>
+              <w:rPr>
+                <w:rFonts w:ascii="Arial" w:cs="Arial" w:eastAsia="Arial" w:hAnsi="Arial"/>
+                <w:b w:val="false"/>
+                <w:bCs w:val="false"/>
+                <w:color w:val="000000"/>
+                <w:sz w:val="17"/>
+                <w:szCs w:val="17"/>
+              </w:rPr>
+              <w:t xml:space="preserve">Cuatro tarjetas normativas.</w:t>
+            </w:r>
+          </w:p>
+        </w:tc>
+        <w:tc>
+          <w:tcPr>
+            <w:tcW w:type="dxa" w:w="2350"/>
+            <w:tcBorders>
+              <w:top w:val="single" w:color="8EAADB" w:sz="4"/>
+              <w:left w:val="single" w:color="8EAADB" w:sz="4"/>
+              <w:bottom w:val="single" w:color="8EAADB" w:sz="4"/>
+              <w:right w:val="single" w:color="8EAADB" w:sz="4"/>
+            </w:tcBorders>
+            <w:tcMar>
+              <w:top w:type="dxa" w:w="50"/>
+              <w:left w:type="dxa" w:w="90"/>
+              <w:bottom w:type="dxa" w:w="50"/>
+              <w:right w:type="dxa" w:w="90"/>
+            </w:tcMar>
+            <w:vAlign w:val="center"/>
+          </w:tcPr>
+          <w:p>
+            <w:pPr>
+              <w:spacing w:after="20"/>
+            </w:pPr>
+            <w:r>
+              <w:rPr>
+                <w:rFonts w:ascii="Arial" w:cs="Arial" w:eastAsia="Arial" w:hAnsi="Arial"/>
+                <w:b w:val="false"/>
+                <w:bCs w:val="false"/>
+                <w:color w:val="000000"/>
+                <w:sz w:val="17"/>
+                <w:szCs w:val="17"/>
+              </w:rPr>
+              <w:t xml:space="preserve">Guía técnica MSPS, Resolución 3100 de 2019, Decreto 2376 de 2010, OMS</w:t>
+            </w:r>
+          </w:p>
+        </w:tc>
+        <w:tc>
+          <w:tcPr>
+            <w:tcW w:type="dxa" w:w="1600"/>
+            <w:tcBorders>
+              <w:top w:val="single" w:color="8EAADB" w:sz="4"/>
+              <w:left w:val="single" w:color="8EAADB" w:sz="4"/>
+              <w:bottom w:val="single" w:color="8EAADB" w:sz="4"/>
+              <w:right w:val="single" w:color="8EAADB" w:sz="4"/>
+            </w:tcBorders>
+            <w:tcMar>
+              <w:top w:type="dxa" w:w="50"/>
+              <w:left w:type="dxa" w:w="90"/>
+              <w:bottom w:type="dxa" w:w="50"/>
+              <w:right w:type="dxa" w:w="90"/>
+            </w:tcMar>
+            <w:vAlign w:val="center"/>
+          </w:tcPr>
+          <w:p>
+            <w:pPr>
+              <w:spacing w:after="20"/>
+            </w:pPr>
+            <w:r>
+              <w:rPr>
+                <w:rFonts w:ascii="Arial" w:cs="Arial" w:eastAsia="Arial" w:hAnsi="Arial"/>
+                <w:b w:val="false"/>
+                <w:bCs w:val="false"/>
+                <w:color w:val="000000"/>
+                <w:sz w:val="17"/>
+                <w:szCs w:val="17"/>
+              </w:rPr>
+              <w:t xml:space="preserve">Música positiva con percusión suave</w:t>
+            </w:r>
+          </w:p>
+        </w:tc>
+        <w:tc>
+          <w:tcPr>
+            <w:tcW w:type="dxa" w:w="960"/>
+            <w:tcBorders>
+              <w:top w:val="single" w:color="8EAADB" w:sz="4"/>
+              <w:left w:val="single" w:color="8EAADB" w:sz="4"/>
+              <w:bottom w:val="single" w:color="8EAADB" w:sz="4"/>
+              <w:right w:val="single" w:color="8EAADB" w:sz="4"/>
+            </w:tcBorders>
+            <w:tcMar>
+              <w:top w:type="dxa" w:w="50"/>
+              <w:left w:type="dxa" w:w="90"/>
+              <w:bottom w:type="dxa" w:w="50"/>
+              <w:right w:type="dxa" w:w="90"/>
+            </w:tcMar>
+            <w:vAlign w:val="center"/>
+          </w:tcPr>
+          <w:p>
+            <w:pPr>
+              <w:spacing w:after="20"/>
+            </w:pPr>
+            <w:r>
+              <w:rPr>
+                <w:rFonts w:ascii="Arial" w:cs="Arial" w:eastAsia="Arial" w:hAnsi="Arial"/>
+                <w:b w:val="false"/>
+                <w:bCs w:val="false"/>
+                <w:color w:val="000000"/>
+                <w:sz w:val="17"/>
+                <w:szCs w:val="17"/>
+              </w:rPr>
+              <w:t xml:space="preserve">20 s</w:t>
+            </w:r>
+          </w:p>
+        </w:tc>
+      </w:tr>
+      <w:tr>
+        <w:trPr>
+          <w:cantSplit/>
+          <w:tblHeader w:val="false"/>
+        </w:trPr>
+        <w:tc>
+          <w:tcPr>
+            <w:tcW w:type="dxa" w:w="1150"/>
+            <w:tcBorders>
+              <w:top w:val="single" w:color="8EAADB" w:sz="4"/>
+              <w:left w:val="single" w:color="8EAADB" w:sz="4"/>
+              <w:bottom w:val="single" w:color="8EAADB" w:sz="4"/>
+              <w:right w:val="single" w:color="8EAADB" w:sz="4"/>
+            </w:tcBorders>
+            <w:shd w:fill="DEEAF6" w:color="auto" w:val="clear"/>
+            <w:tcMar>
+              <w:top w:type="dxa" w:w="50"/>
+              <w:left w:type="dxa" w:w="90"/>
+              <w:bottom w:type="dxa" w:w="50"/>
+              <w:right w:type="dxa" w:w="90"/>
+            </w:tcMar>
+            <w:vAlign w:val="center"/>
+          </w:tcPr>
+          <w:p>
+            <w:pPr>
+              <w:spacing w:after="20"/>
+            </w:pPr>
+            <w:r>
+              <w:rPr>
+                <w:rFonts w:ascii="Arial" w:cs="Arial" w:eastAsia="Arial" w:hAnsi="Arial"/>
+                <w:b/>
+                <w:bCs/>
+                <w:color w:val="000000"/>
+                <w:sz w:val="17"/>
+                <w:szCs w:val="17"/>
+              </w:rPr>
+              <w:t xml:space="preserve">15. Acciones inmediatas</w:t>
+            </w:r>
+          </w:p>
+        </w:tc>
+        <w:tc>
+          <w:tcPr>
+            <w:tcW w:type="dxa" w:w="1000"/>
+            <w:tcBorders>
+              <w:top w:val="single" w:color="8EAADB" w:sz="4"/>
+              <w:left w:val="single" w:color="8EAADB" w:sz="4"/>
+              <w:bottom w:val="single" w:color="8EAADB" w:sz="4"/>
+              <w:right w:val="single" w:color="8EAADB" w:sz="4"/>
+            </w:tcBorders>
+            <w:tcMar>
+              <w:top w:type="dxa" w:w="50"/>
+              <w:left w:type="dxa" w:w="90"/>
+              <w:bottom w:type="dxa" w:w="50"/>
+              <w:right w:type="dxa" w:w="90"/>
+            </w:tcMar>
+            <w:vAlign w:val="center"/>
+          </w:tcPr>
+          <w:p>
+            <w:pPr>
+              <w:spacing w:after="20"/>
+            </w:pPr>
+            <w:r>
+              <w:rPr>
+                <w:rFonts w:ascii="Arial" w:cs="Arial" w:eastAsia="Arial" w:hAnsi="Arial"/>
+                <w:b w:val="false"/>
+                <w:bCs w:val="false"/>
+                <w:color w:val="000000"/>
+                <w:sz w:val="17"/>
+                <w:szCs w:val="17"/>
+              </w:rPr>
+              <w:t xml:space="preserve">03:36 - 03:58</w:t>
+            </w:r>
+          </w:p>
+        </w:tc>
+        <w:tc>
+          <w:tcPr>
+            <w:tcW w:type="dxa" w:w="2300"/>
+            <w:tcBorders>
+              <w:top w:val="single" w:color="8EAADB" w:sz="4"/>
+              <w:left w:val="single" w:color="8EAADB" w:sz="4"/>
+              <w:bottom w:val="single" w:color="8EAADB" w:sz="4"/>
+              <w:right w:val="single" w:color="8EAADB" w:sz="4"/>
+            </w:tcBorders>
+            <w:tcMar>
+              <w:top w:type="dxa" w:w="50"/>
+              <w:left w:type="dxa" w:w="90"/>
+              <w:bottom w:type="dxa" w:w="50"/>
+              <w:right w:type="dxa" w:w="90"/>
+            </w:tcMar>
+            <w:vAlign w:val="center"/>
+          </w:tcPr>
+          <w:p>
+            <w:pPr>
+              <w:spacing w:after="20"/>
+            </w:pPr>
+            <w:r>
+              <w:rPr>
+                <w:rFonts w:ascii="Arial" w:cs="Arial" w:eastAsia="Arial" w:hAnsi="Arial"/>
+                <w:b w:val="false"/>
+                <w:bCs w:val="false"/>
+                <w:color w:val="000000"/>
+                <w:sz w:val="17"/>
+                <w:szCs w:val="17"/>
+              </w:rPr>
+              <w:t xml:space="preserve">Seis tarjetas numeradas.</w:t>
+            </w:r>
+          </w:p>
+        </w:tc>
+        <w:tc>
+          <w:tcPr>
+            <w:tcW w:type="dxa" w:w="2350"/>
+            <w:tcBorders>
+              <w:top w:val="single" w:color="8EAADB" w:sz="4"/>
+              <w:left w:val="single" w:color="8EAADB" w:sz="4"/>
+              <w:bottom w:val="single" w:color="8EAADB" w:sz="4"/>
+              <w:right w:val="single" w:color="8EAADB" w:sz="4"/>
+            </w:tcBorders>
+            <w:tcMar>
+              <w:top w:type="dxa" w:w="50"/>
+              <w:left w:type="dxa" w:w="90"/>
+              <w:bottom w:type="dxa" w:w="50"/>
+              <w:right w:type="dxa" w:w="90"/>
+            </w:tcMar>
+            <w:vAlign w:val="center"/>
+          </w:tcPr>
+          <w:p>
+            <w:pPr>
+              <w:spacing w:after="20"/>
+            </w:pPr>
+            <w:r>
+              <w:rPr>
+                <w:rFonts w:ascii="Arial" w:cs="Arial" w:eastAsia="Arial" w:hAnsi="Arial"/>
+                <w:b w:val="false"/>
+                <w:bCs w:val="false"/>
+                <w:color w:val="000000"/>
+                <w:sz w:val="17"/>
+                <w:szCs w:val="17"/>
+              </w:rPr>
+              <w:t xml:space="preserve">Acompañar, reportar, capacitar, doble verificación, jeringas orales, supervisión</w:t>
+            </w:r>
+          </w:p>
+        </w:tc>
+        <w:tc>
+          <w:tcPr>
+            <w:tcW w:type="dxa" w:w="1600"/>
+            <w:tcBorders>
+              <w:top w:val="single" w:color="8EAADB" w:sz="4"/>
+              <w:left w:val="single" w:color="8EAADB" w:sz="4"/>
+              <w:bottom w:val="single" w:color="8EAADB" w:sz="4"/>
+              <w:right w:val="single" w:color="8EAADB" w:sz="4"/>
+            </w:tcBorders>
+            <w:tcMar>
+              <w:top w:type="dxa" w:w="50"/>
+              <w:left w:type="dxa" w:w="90"/>
+              <w:bottom w:type="dxa" w:w="50"/>
+              <w:right w:type="dxa" w:w="90"/>
+            </w:tcMar>
+            <w:vAlign w:val="center"/>
+          </w:tcPr>
+          <w:p>
+            <w:pPr>
+              <w:spacing w:after="20"/>
+            </w:pPr>
+            <w:r>
+              <w:rPr>
+                <w:rFonts w:ascii="Arial" w:cs="Arial" w:eastAsia="Arial" w:hAnsi="Arial"/>
+                <w:b w:val="false"/>
+                <w:bCs w:val="false"/>
+                <w:color w:val="000000"/>
+                <w:sz w:val="17"/>
+                <w:szCs w:val="17"/>
+              </w:rPr>
+              <w:t xml:space="preserve">Música positiva</w:t>
+            </w:r>
+          </w:p>
+        </w:tc>
+        <w:tc>
+          <w:tcPr>
+            <w:tcW w:type="dxa" w:w="960"/>
+            <w:tcBorders>
+              <w:top w:val="single" w:color="8EAADB" w:sz="4"/>
+              <w:left w:val="single" w:color="8EAADB" w:sz="4"/>
+              <w:bottom w:val="single" w:color="8EAADB" w:sz="4"/>
+              <w:right w:val="single" w:color="8EAADB" w:sz="4"/>
+            </w:tcBorders>
+            <w:tcMar>
+              <w:top w:type="dxa" w:w="50"/>
+              <w:left w:type="dxa" w:w="90"/>
+              <w:bottom w:type="dxa" w:w="50"/>
+              <w:right w:type="dxa" w:w="90"/>
+            </w:tcMar>
+            <w:vAlign w:val="center"/>
+          </w:tcPr>
+          <w:p>
+            <w:pPr>
+              <w:spacing w:after="20"/>
+            </w:pPr>
+            <w:r>
+              <w:rPr>
+                <w:rFonts w:ascii="Arial" w:cs="Arial" w:eastAsia="Arial" w:hAnsi="Arial"/>
+                <w:b w:val="false"/>
+                <w:bCs w:val="false"/>
+                <w:color w:val="000000"/>
+                <w:sz w:val="17"/>
+                <w:szCs w:val="17"/>
+              </w:rPr>
+              <w:t xml:space="preserve">22 s</w:t>
+            </w:r>
+          </w:p>
+        </w:tc>
+      </w:tr>
+      <w:tr>
+        <w:trPr>
+          <w:cantSplit/>
+          <w:tblHeader w:val="false"/>
+        </w:trPr>
+        <w:tc>
+          <w:tcPr>
+            <w:tcW w:type="dxa" w:w="1150"/>
+            <w:tcBorders>
+              <w:top w:val="single" w:color="8EAADB" w:sz="4"/>
+              <w:left w:val="single" w:color="8EAADB" w:sz="4"/>
+              <w:bottom w:val="single" w:color="8EAADB" w:sz="4"/>
+              <w:right w:val="single" w:color="8EAADB" w:sz="4"/>
+            </w:tcBorders>
+            <w:shd w:fill="DEEAF6" w:color="auto" w:val="clear"/>
+            <w:tcMar>
+              <w:top w:type="dxa" w:w="50"/>
+              <w:left w:type="dxa" w:w="90"/>
+              <w:bottom w:type="dxa" w:w="50"/>
+              <w:right w:type="dxa" w:w="90"/>
+            </w:tcMar>
+            <w:vAlign w:val="center"/>
+          </w:tcPr>
+          <w:p>
+            <w:pPr>
+              <w:spacing w:after="20"/>
+            </w:pPr>
+            <w:r>
+              <w:rPr>
+                <w:rFonts w:ascii="Arial" w:cs="Arial" w:eastAsia="Arial" w:hAnsi="Arial"/>
+                <w:b/>
+                <w:bCs/>
+                <w:color w:val="000000"/>
+                <w:sz w:val="17"/>
+                <w:szCs w:val="17"/>
+              </w:rPr>
+              <w:t xml:space="preserve">16. Estrategias</w:t>
+            </w:r>
+          </w:p>
+        </w:tc>
+        <w:tc>
+          <w:tcPr>
+            <w:tcW w:type="dxa" w:w="1000"/>
+            <w:tcBorders>
+              <w:top w:val="single" w:color="8EAADB" w:sz="4"/>
+              <w:left w:val="single" w:color="8EAADB" w:sz="4"/>
+              <w:bottom w:val="single" w:color="8EAADB" w:sz="4"/>
+              <w:right w:val="single" w:color="8EAADB" w:sz="4"/>
+            </w:tcBorders>
+            <w:tcMar>
+              <w:top w:type="dxa" w:w="50"/>
+              <w:left w:type="dxa" w:w="90"/>
+              <w:bottom w:type="dxa" w:w="50"/>
+              <w:right w:type="dxa" w:w="90"/>
+            </w:tcMar>
+            <w:vAlign w:val="center"/>
+          </w:tcPr>
+          <w:p>
+            <w:pPr>
+              <w:spacing w:after="20"/>
+            </w:pPr>
+            <w:r>
+              <w:rPr>
+                <w:rFonts w:ascii="Arial" w:cs="Arial" w:eastAsia="Arial" w:hAnsi="Arial"/>
+                <w:b w:val="false"/>
+                <w:bCs w:val="false"/>
+                <w:color w:val="000000"/>
+                <w:sz w:val="17"/>
+                <w:szCs w:val="17"/>
+              </w:rPr>
+              <w:t xml:space="preserve">03:58 - 04:16</w:t>
+            </w:r>
+          </w:p>
+        </w:tc>
+        <w:tc>
+          <w:tcPr>
+            <w:tcW w:type="dxa" w:w="2300"/>
+            <w:tcBorders>
+              <w:top w:val="single" w:color="8EAADB" w:sz="4"/>
+              <w:left w:val="single" w:color="8EAADB" w:sz="4"/>
+              <w:bottom w:val="single" w:color="8EAADB" w:sz="4"/>
+              <w:right w:val="single" w:color="8EAADB" w:sz="4"/>
+            </w:tcBorders>
+            <w:tcMar>
+              <w:top w:type="dxa" w:w="50"/>
+              <w:left w:type="dxa" w:w="90"/>
+              <w:bottom w:type="dxa" w:w="50"/>
+              <w:right w:type="dxa" w:w="90"/>
+            </w:tcMar>
+            <w:vAlign w:val="center"/>
+          </w:tcPr>
+          <w:p>
+            <w:pPr>
+              <w:spacing w:after="20"/>
+            </w:pPr>
+            <w:r>
+              <w:rPr>
+                <w:rFonts w:ascii="Arial" w:cs="Arial" w:eastAsia="Arial" w:hAnsi="Arial"/>
+                <w:b w:val="false"/>
+                <w:bCs w:val="false"/>
+                <w:color w:val="000000"/>
+                <w:sz w:val="17"/>
+                <w:szCs w:val="17"/>
+              </w:rPr>
+              <w:t xml:space="preserve">Lista con viñetas.</w:t>
+            </w:r>
+          </w:p>
+        </w:tc>
+        <w:tc>
+          <w:tcPr>
+            <w:tcW w:type="dxa" w:w="2350"/>
+            <w:tcBorders>
+              <w:top w:val="single" w:color="8EAADB" w:sz="4"/>
+              <w:left w:val="single" w:color="8EAADB" w:sz="4"/>
+              <w:bottom w:val="single" w:color="8EAADB" w:sz="4"/>
+              <w:right w:val="single" w:color="8EAADB" w:sz="4"/>
+            </w:tcBorders>
+            <w:tcMar>
+              <w:top w:type="dxa" w:w="50"/>
+              <w:left w:type="dxa" w:w="90"/>
+              <w:bottom w:type="dxa" w:w="50"/>
+              <w:right w:type="dxa" w:w="90"/>
+            </w:tcMar>
+            <w:vAlign w:val="center"/>
+          </w:tcPr>
+          <w:p>
+            <w:pPr>
+              <w:spacing w:after="20"/>
+            </w:pPr>
+            <w:r>
+              <w:rPr>
+                <w:rFonts w:ascii="Arial" w:cs="Arial" w:eastAsia="Arial" w:hAnsi="Arial"/>
+                <w:b w:val="false"/>
+                <w:bCs w:val="false"/>
+                <w:color w:val="000000"/>
+                <w:sz w:val="17"/>
+                <w:szCs w:val="17"/>
+              </w:rPr>
+              <w:t xml:space="preserve">¿Cómo se aplican las herramientas de seguridad?</w:t>
+            </w:r>
+          </w:p>
+        </w:tc>
+        <w:tc>
+          <w:tcPr>
+            <w:tcW w:type="dxa" w:w="1600"/>
+            <w:tcBorders>
+              <w:top w:val="single" w:color="8EAADB" w:sz="4"/>
+              <w:left w:val="single" w:color="8EAADB" w:sz="4"/>
+              <w:bottom w:val="single" w:color="8EAADB" w:sz="4"/>
+              <w:right w:val="single" w:color="8EAADB" w:sz="4"/>
+            </w:tcBorders>
+            <w:tcMar>
+              <w:top w:type="dxa" w:w="50"/>
+              <w:left w:type="dxa" w:w="90"/>
+              <w:bottom w:type="dxa" w:w="50"/>
+              <w:right w:type="dxa" w:w="90"/>
+            </w:tcMar>
+            <w:vAlign w:val="center"/>
+          </w:tcPr>
+          <w:p>
+            <w:pPr>
+              <w:spacing w:after="20"/>
+            </w:pPr>
+            <w:r>
+              <w:rPr>
+                <w:rFonts w:ascii="Arial" w:cs="Arial" w:eastAsia="Arial" w:hAnsi="Arial"/>
+                <w:b w:val="false"/>
+                <w:bCs w:val="false"/>
+                <w:color w:val="000000"/>
+                <w:sz w:val="17"/>
+                <w:szCs w:val="17"/>
+              </w:rPr>
+              <w:t xml:space="preserve">Música positiva</w:t>
+            </w:r>
+          </w:p>
+        </w:tc>
+        <w:tc>
+          <w:tcPr>
+            <w:tcW w:type="dxa" w:w="960"/>
+            <w:tcBorders>
+              <w:top w:val="single" w:color="8EAADB" w:sz="4"/>
+              <w:left w:val="single" w:color="8EAADB" w:sz="4"/>
+              <w:bottom w:val="single" w:color="8EAADB" w:sz="4"/>
+              <w:right w:val="single" w:color="8EAADB" w:sz="4"/>
+            </w:tcBorders>
+            <w:tcMar>
+              <w:top w:type="dxa" w:w="50"/>
+              <w:left w:type="dxa" w:w="90"/>
+              <w:bottom w:type="dxa" w:w="50"/>
+              <w:right w:type="dxa" w:w="90"/>
+            </w:tcMar>
+            <w:vAlign w:val="center"/>
+          </w:tcPr>
+          <w:p>
+            <w:pPr>
+              <w:spacing w:after="20"/>
+            </w:pPr>
+            <w:r>
+              <w:rPr>
+                <w:rFonts w:ascii="Arial" w:cs="Arial" w:eastAsia="Arial" w:hAnsi="Arial"/>
+                <w:b w:val="false"/>
+                <w:bCs w:val="false"/>
+                <w:color w:val="000000"/>
+                <w:sz w:val="17"/>
+                <w:szCs w:val="17"/>
+              </w:rPr>
+              <w:t xml:space="preserve">18 s</w:t>
+            </w:r>
+          </w:p>
+        </w:tc>
+      </w:tr>
+      <w:tr>
+        <w:trPr>
+          <w:cantSplit/>
+          <w:tblHeader w:val="false"/>
+        </w:trPr>
+        <w:tc>
+          <w:tcPr>
+            <w:tcW w:type="dxa" w:w="1150"/>
+            <w:tcBorders>
+              <w:top w:val="single" w:color="8EAADB" w:sz="4"/>
+              <w:left w:val="single" w:color="8EAADB" w:sz="4"/>
+              <w:bottom w:val="single" w:color="8EAADB" w:sz="4"/>
+              <w:right w:val="single" w:color="8EAADB" w:sz="4"/>
+            </w:tcBorders>
+            <w:shd w:fill="DEEAF6" w:color="auto" w:val="clear"/>
+            <w:tcMar>
+              <w:top w:type="dxa" w:w="50"/>
+              <w:left w:type="dxa" w:w="90"/>
+              <w:bottom w:type="dxa" w:w="50"/>
+              <w:right w:type="dxa" w:w="90"/>
+            </w:tcMar>
+            <w:vAlign w:val="center"/>
+          </w:tcPr>
+          <w:p>
+            <w:pPr>
+              <w:spacing w:after="20"/>
+            </w:pPr>
+            <w:r>
+              <w:rPr>
+                <w:rFonts w:ascii="Arial" w:cs="Arial" w:eastAsia="Arial" w:hAnsi="Arial"/>
+                <w:b/>
+                <w:bCs/>
+                <w:color w:val="000000"/>
+                <w:sz w:val="17"/>
+                <w:szCs w:val="17"/>
+              </w:rPr>
+              <w:t xml:space="preserve">17. PHVA</w:t>
+            </w:r>
+          </w:p>
+        </w:tc>
+        <w:tc>
+          <w:tcPr>
+            <w:tcW w:type="dxa" w:w="1000"/>
+            <w:tcBorders>
+              <w:top w:val="single" w:color="8EAADB" w:sz="4"/>
+              <w:left w:val="single" w:color="8EAADB" w:sz="4"/>
+              <w:bottom w:val="single" w:color="8EAADB" w:sz="4"/>
+              <w:right w:val="single" w:color="8EAADB" w:sz="4"/>
+            </w:tcBorders>
+            <w:tcMar>
+              <w:top w:type="dxa" w:w="50"/>
+              <w:left w:type="dxa" w:w="90"/>
+              <w:bottom w:type="dxa" w:w="50"/>
+              <w:right w:type="dxa" w:w="90"/>
+            </w:tcMar>
+            <w:vAlign w:val="center"/>
+          </w:tcPr>
+          <w:p>
+            <w:pPr>
+              <w:spacing w:after="20"/>
+            </w:pPr>
+            <w:r>
+              <w:rPr>
+                <w:rFonts w:ascii="Arial" w:cs="Arial" w:eastAsia="Arial" w:hAnsi="Arial"/>
+                <w:b w:val="false"/>
+                <w:bCs w:val="false"/>
+                <w:color w:val="000000"/>
+                <w:sz w:val="17"/>
+                <w:szCs w:val="17"/>
+              </w:rPr>
+              <w:t xml:space="preserve">04:16 - 04:36</w:t>
+            </w:r>
+          </w:p>
+        </w:tc>
+        <w:tc>
+          <w:tcPr>
+            <w:tcW w:type="dxa" w:w="2300"/>
+            <w:tcBorders>
+              <w:top w:val="single" w:color="8EAADB" w:sz="4"/>
+              <w:left w:val="single" w:color="8EAADB" w:sz="4"/>
+              <w:bottom w:val="single" w:color="8EAADB" w:sz="4"/>
+              <w:right w:val="single" w:color="8EAADB" w:sz="4"/>
+            </w:tcBorders>
+            <w:tcMar>
+              <w:top w:type="dxa" w:w="50"/>
+              <w:left w:type="dxa" w:w="90"/>
+              <w:bottom w:type="dxa" w:w="50"/>
+              <w:right w:type="dxa" w:w="90"/>
+            </w:tcMar>
+            <w:vAlign w:val="center"/>
+          </w:tcPr>
+          <w:p>
+            <w:pPr>
+              <w:spacing w:after="20"/>
+            </w:pPr>
+            <w:r>
+              <w:rPr>
+                <w:rFonts w:ascii="Arial" w:cs="Arial" w:eastAsia="Arial" w:hAnsi="Arial"/>
+                <w:b w:val="false"/>
+                <w:bCs w:val="false"/>
+                <w:color w:val="000000"/>
+                <w:sz w:val="17"/>
+                <w:szCs w:val="17"/>
+              </w:rPr>
+              <w:t xml:space="preserve">Ciclo PHVA a color.</w:t>
+            </w:r>
+          </w:p>
+        </w:tc>
+        <w:tc>
+          <w:tcPr>
+            <w:tcW w:type="dxa" w:w="2350"/>
+            <w:tcBorders>
+              <w:top w:val="single" w:color="8EAADB" w:sz="4"/>
+              <w:left w:val="single" w:color="8EAADB" w:sz="4"/>
+              <w:bottom w:val="single" w:color="8EAADB" w:sz="4"/>
+              <w:right w:val="single" w:color="8EAADB" w:sz="4"/>
+            </w:tcBorders>
+            <w:tcMar>
+              <w:top w:type="dxa" w:w="50"/>
+              <w:left w:type="dxa" w:w="90"/>
+              <w:bottom w:type="dxa" w:w="50"/>
+              <w:right w:type="dxa" w:w="90"/>
+            </w:tcMar>
+            <w:vAlign w:val="center"/>
+          </w:tcPr>
+          <w:p>
+            <w:pPr>
+              <w:spacing w:after="20"/>
+            </w:pPr>
+            <w:r>
+              <w:rPr>
+                <w:rFonts w:ascii="Arial" w:cs="Arial" w:eastAsia="Arial" w:hAnsi="Arial"/>
+                <w:b w:val="false"/>
+                <w:bCs w:val="false"/>
+                <w:color w:val="000000"/>
+                <w:sz w:val="17"/>
+                <w:szCs w:val="17"/>
+              </w:rPr>
+              <w:t xml:space="preserve">Seguridad del paciente = gestión de la calidad</w:t>
+            </w:r>
+          </w:p>
+        </w:tc>
+        <w:tc>
+          <w:tcPr>
+            <w:tcW w:type="dxa" w:w="1600"/>
+            <w:tcBorders>
+              <w:top w:val="single" w:color="8EAADB" w:sz="4"/>
+              <w:left w:val="single" w:color="8EAADB" w:sz="4"/>
+              <w:bottom w:val="single" w:color="8EAADB" w:sz="4"/>
+              <w:right w:val="single" w:color="8EAADB" w:sz="4"/>
+            </w:tcBorders>
+            <w:tcMar>
+              <w:top w:type="dxa" w:w="50"/>
+              <w:left w:type="dxa" w:w="90"/>
+              <w:bottom w:type="dxa" w:w="50"/>
+              <w:right w:type="dxa" w:w="90"/>
+            </w:tcMar>
+            <w:vAlign w:val="center"/>
+          </w:tcPr>
+          <w:p>
+            <w:pPr>
+              <w:spacing w:after="20"/>
+            </w:pPr>
+            <w:r>
+              <w:rPr>
+                <w:rFonts w:ascii="Arial" w:cs="Arial" w:eastAsia="Arial" w:hAnsi="Arial"/>
+                <w:b w:val="false"/>
+                <w:bCs w:val="false"/>
+                <w:color w:val="000000"/>
+                <w:sz w:val="17"/>
+                <w:szCs w:val="17"/>
+              </w:rPr>
+              <w:t xml:space="preserve">Música positiva</w:t>
+            </w:r>
+          </w:p>
+        </w:tc>
+        <w:tc>
+          <w:tcPr>
+            <w:tcW w:type="dxa" w:w="960"/>
+            <w:tcBorders>
+              <w:top w:val="single" w:color="8EAADB" w:sz="4"/>
+              <w:left w:val="single" w:color="8EAADB" w:sz="4"/>
+              <w:bottom w:val="single" w:color="8EAADB" w:sz="4"/>
+              <w:right w:val="single" w:color="8EAADB" w:sz="4"/>
+            </w:tcBorders>
+            <w:tcMar>
+              <w:top w:type="dxa" w:w="50"/>
+              <w:left w:type="dxa" w:w="90"/>
+              <w:bottom w:type="dxa" w:w="50"/>
+              <w:right w:type="dxa" w:w="90"/>
+            </w:tcMar>
+            <w:vAlign w:val="center"/>
+          </w:tcPr>
+          <w:p>
+            <w:pPr>
+              <w:spacing w:after="20"/>
+            </w:pPr>
+            <w:r>
+              <w:rPr>
+                <w:rFonts w:ascii="Arial" w:cs="Arial" w:eastAsia="Arial" w:hAnsi="Arial"/>
+                <w:b w:val="false"/>
+                <w:bCs w:val="false"/>
+                <w:color w:val="000000"/>
+                <w:sz w:val="17"/>
+                <w:szCs w:val="17"/>
+              </w:rPr>
+              <w:t xml:space="preserve">20 s</w:t>
+            </w:r>
+          </w:p>
+        </w:tc>
+      </w:tr>
+      <w:tr>
+        <w:trPr>
+          <w:cantSplit/>
+          <w:tblHeader w:val="false"/>
+        </w:trPr>
+        <w:tc>
+          <w:tcPr>
+            <w:tcW w:type="dxa" w:w="1150"/>
+            <w:tcBorders>
+              <w:top w:val="single" w:color="8EAADB" w:sz="4"/>
+              <w:left w:val="single" w:color="8EAADB" w:sz="4"/>
+              <w:bottom w:val="single" w:color="8EAADB" w:sz="4"/>
+              <w:right w:val="single" w:color="8EAADB" w:sz="4"/>
+            </w:tcBorders>
+            <w:shd w:fill="DEEAF6" w:color="auto" w:val="clear"/>
+            <w:tcMar>
+              <w:top w:type="dxa" w:w="50"/>
+              <w:left w:type="dxa" w:w="90"/>
+              <w:bottom w:type="dxa" w:w="50"/>
+              <w:right w:type="dxa" w:w="90"/>
+            </w:tcMar>
+            <w:vAlign w:val="center"/>
+          </w:tcPr>
+          <w:p>
+            <w:pPr>
+              <w:spacing w:after="20"/>
+            </w:pPr>
+            <w:r>
+              <w:rPr>
+                <w:rFonts w:ascii="Arial" w:cs="Arial" w:eastAsia="Arial" w:hAnsi="Arial"/>
+                <w:b/>
+                <w:bCs/>
+                <w:color w:val="000000"/>
+                <w:sz w:val="17"/>
+                <w:szCs w:val="17"/>
+              </w:rPr>
+              <w:t xml:space="preserve">18. Reflexión</w:t>
+            </w:r>
+          </w:p>
+        </w:tc>
+        <w:tc>
+          <w:tcPr>
+            <w:tcW w:type="dxa" w:w="1000"/>
+            <w:tcBorders>
+              <w:top w:val="single" w:color="8EAADB" w:sz="4"/>
+              <w:left w:val="single" w:color="8EAADB" w:sz="4"/>
+              <w:bottom w:val="single" w:color="8EAADB" w:sz="4"/>
+              <w:right w:val="single" w:color="8EAADB" w:sz="4"/>
+            </w:tcBorders>
+            <w:tcMar>
+              <w:top w:type="dxa" w:w="50"/>
+              <w:left w:type="dxa" w:w="90"/>
+              <w:bottom w:type="dxa" w:w="50"/>
+              <w:right w:type="dxa" w:w="90"/>
+            </w:tcMar>
+            <w:vAlign w:val="center"/>
+          </w:tcPr>
+          <w:p>
+            <w:pPr>
+              <w:spacing w:after="20"/>
+            </w:pPr>
+            <w:r>
+              <w:rPr>
+                <w:rFonts w:ascii="Arial" w:cs="Arial" w:eastAsia="Arial" w:hAnsi="Arial"/>
+                <w:b w:val="false"/>
+                <w:bCs w:val="false"/>
+                <w:color w:val="000000"/>
+                <w:sz w:val="17"/>
+                <w:szCs w:val="17"/>
+              </w:rPr>
+              <w:t xml:space="preserve">04:36 - 04:52</w:t>
+            </w:r>
+          </w:p>
+        </w:tc>
+        <w:tc>
+          <w:tcPr>
+            <w:tcW w:type="dxa" w:w="2300"/>
+            <w:tcBorders>
+              <w:top w:val="single" w:color="8EAADB" w:sz="4"/>
+              <w:left w:val="single" w:color="8EAADB" w:sz="4"/>
+              <w:bottom w:val="single" w:color="8EAADB" w:sz="4"/>
+              <w:right w:val="single" w:color="8EAADB" w:sz="4"/>
+            </w:tcBorders>
+            <w:tcMar>
+              <w:top w:type="dxa" w:w="50"/>
+              <w:left w:type="dxa" w:w="90"/>
+              <w:bottom w:type="dxa" w:w="50"/>
+              <w:right w:type="dxa" w:w="90"/>
+            </w:tcMar>
+            <w:vAlign w:val="center"/>
+          </w:tcPr>
+          <w:p>
+            <w:pPr>
+              <w:spacing w:after="20"/>
+            </w:pPr>
+            <w:r>
+              <w:rPr>
+                <w:rFonts w:ascii="Arial" w:cs="Arial" w:eastAsia="Arial" w:hAnsi="Arial"/>
+                <w:b w:val="false"/>
+                <w:bCs w:val="false"/>
+                <w:color w:val="000000"/>
+                <w:sz w:val="17"/>
+                <w:szCs w:val="17"/>
+              </w:rPr>
+              <w:t xml:space="preserve">Fondo azul oscuro con escudo.</w:t>
+            </w:r>
+          </w:p>
+        </w:tc>
+        <w:tc>
+          <w:tcPr>
+            <w:tcW w:type="dxa" w:w="2350"/>
+            <w:tcBorders>
+              <w:top w:val="single" w:color="8EAADB" w:sz="4"/>
+              <w:left w:val="single" w:color="8EAADB" w:sz="4"/>
+              <w:bottom w:val="single" w:color="8EAADB" w:sz="4"/>
+              <w:right w:val="single" w:color="8EAADB" w:sz="4"/>
+            </w:tcBorders>
+            <w:tcMar>
+              <w:top w:type="dxa" w:w="50"/>
+              <w:left w:type="dxa" w:w="90"/>
+              <w:bottom w:type="dxa" w:w="50"/>
+              <w:right w:type="dxa" w:w="90"/>
+            </w:tcMar>
+            <w:vAlign w:val="center"/>
+          </w:tcPr>
+          <w:p>
+            <w:pPr>
+              <w:spacing w:after="20"/>
+            </w:pPr>
+            <w:r>
+              <w:rPr>
+                <w:rFonts w:ascii="Arial" w:cs="Arial" w:eastAsia="Arial" w:hAnsi="Arial"/>
+                <w:b w:val="false"/>
+                <w:bCs w:val="false"/>
+                <w:color w:val="000000"/>
+                <w:sz w:val="17"/>
+                <w:szCs w:val="17"/>
+              </w:rPr>
+              <w:t xml:space="preserve">¿Por qué es vital seguir los protocolos de seguridad?</w:t>
+            </w:r>
+          </w:p>
+        </w:tc>
+        <w:tc>
+          <w:tcPr>
+            <w:tcW w:type="dxa" w:w="1600"/>
+            <w:tcBorders>
+              <w:top w:val="single" w:color="8EAADB" w:sz="4"/>
+              <w:left w:val="single" w:color="8EAADB" w:sz="4"/>
+              <w:bottom w:val="single" w:color="8EAADB" w:sz="4"/>
+              <w:right w:val="single" w:color="8EAADB" w:sz="4"/>
+            </w:tcBorders>
+            <w:tcMar>
+              <w:top w:type="dxa" w:w="50"/>
+              <w:left w:type="dxa" w:w="90"/>
+              <w:bottom w:type="dxa" w:w="50"/>
+              <w:right w:type="dxa" w:w="90"/>
+            </w:tcMar>
+            <w:vAlign w:val="center"/>
+          </w:tcPr>
+          <w:p>
+            <w:pPr>
+              <w:spacing w:after="20"/>
+            </w:pPr>
+            <w:r>
+              <w:rPr>
+                <w:rFonts w:ascii="Arial" w:cs="Arial" w:eastAsia="Arial" w:hAnsi="Arial"/>
+                <w:b w:val="false"/>
+                <w:bCs w:val="false"/>
+                <w:color w:val="000000"/>
+                <w:sz w:val="17"/>
+                <w:szCs w:val="17"/>
+              </w:rPr>
+              <w:t xml:space="preserve">Música positiva</w:t>
+            </w:r>
+          </w:p>
+        </w:tc>
+        <w:tc>
+          <w:tcPr>
+            <w:tcW w:type="dxa" w:w="960"/>
+            <w:tcBorders>
+              <w:top w:val="single" w:color="8EAADB" w:sz="4"/>
+              <w:left w:val="single" w:color="8EAADB" w:sz="4"/>
+              <w:bottom w:val="single" w:color="8EAADB" w:sz="4"/>
+              <w:right w:val="single" w:color="8EAADB" w:sz="4"/>
+            </w:tcBorders>
+            <w:tcMar>
+              <w:top w:type="dxa" w:w="50"/>
+              <w:left w:type="dxa" w:w="90"/>
+              <w:bottom w:type="dxa" w:w="50"/>
+              <w:right w:type="dxa" w:w="90"/>
+            </w:tcMar>
+            <w:vAlign w:val="center"/>
+          </w:tcPr>
+          <w:p>
+            <w:pPr>
+              <w:spacing w:after="20"/>
+            </w:pPr>
+            <w:r>
+              <w:rPr>
+                <w:rFonts w:ascii="Arial" w:cs="Arial" w:eastAsia="Arial" w:hAnsi="Arial"/>
+                <w:b w:val="false"/>
+                <w:bCs w:val="false"/>
+                <w:color w:val="000000"/>
+                <w:sz w:val="17"/>
+                <w:szCs w:val="17"/>
+              </w:rPr>
+              <w:t xml:space="preserve">16 s</w:t>
+            </w:r>
+          </w:p>
+        </w:tc>
+      </w:tr>
+      <w:tr>
+        <w:trPr>
+          <w:cantSplit/>
+          <w:tblHeader w:val="false"/>
+        </w:trPr>
+        <w:tc>
+          <w:tcPr>
+            <w:tcW w:type="dxa" w:w="1150"/>
+            <w:tcBorders>
+              <w:top w:val="single" w:color="8EAADB" w:sz="4"/>
+              <w:left w:val="single" w:color="8EAADB" w:sz="4"/>
+              <w:bottom w:val="single" w:color="8EAADB" w:sz="4"/>
+              <w:right w:val="single" w:color="8EAADB" w:sz="4"/>
+            </w:tcBorders>
+            <w:shd w:fill="DEEAF6" w:color="auto" w:val="clear"/>
+            <w:tcMar>
+              <w:top w:type="dxa" w:w="50"/>
+              <w:left w:type="dxa" w:w="90"/>
+              <w:bottom w:type="dxa" w:w="50"/>
+              <w:right w:type="dxa" w:w="90"/>
+            </w:tcMar>
+            <w:vAlign w:val="center"/>
+          </w:tcPr>
+          <w:p>
+            <w:pPr>
+              <w:spacing w:after="20"/>
+            </w:pPr>
+            <w:r>
+              <w:rPr>
+                <w:rFonts w:ascii="Arial" w:cs="Arial" w:eastAsia="Arial" w:hAnsi="Arial"/>
+                <w:b/>
+                <w:bCs/>
+                <w:color w:val="000000"/>
+                <w:sz w:val="17"/>
+                <w:szCs w:val="17"/>
+              </w:rPr>
+              <w:t xml:space="preserve">19. Llamado a la acción</w:t>
+            </w:r>
+          </w:p>
+        </w:tc>
+        <w:tc>
+          <w:tcPr>
+            <w:tcW w:type="dxa" w:w="1000"/>
+            <w:tcBorders>
+              <w:top w:val="single" w:color="8EAADB" w:sz="4"/>
+              <w:left w:val="single" w:color="8EAADB" w:sz="4"/>
+              <w:bottom w:val="single" w:color="8EAADB" w:sz="4"/>
+              <w:right w:val="single" w:color="8EAADB" w:sz="4"/>
+            </w:tcBorders>
+            <w:tcMar>
+              <w:top w:type="dxa" w:w="50"/>
+              <w:left w:type="dxa" w:w="90"/>
+              <w:bottom w:type="dxa" w:w="50"/>
+              <w:right w:type="dxa" w:w="90"/>
+            </w:tcMar>
+            <w:vAlign w:val="center"/>
+          </w:tcPr>
+          <w:p>
+            <w:pPr>
+              <w:spacing w:after="20"/>
+            </w:pPr>
+            <w:r>
+              <w:rPr>
+                <w:rFonts w:ascii="Arial" w:cs="Arial" w:eastAsia="Arial" w:hAnsi="Arial"/>
+                <w:b w:val="false"/>
+                <w:bCs w:val="false"/>
+                <w:color w:val="000000"/>
+                <w:sz w:val="17"/>
+                <w:szCs w:val="17"/>
+              </w:rPr>
+              <w:t xml:space="preserve">04:52 - 05:04</w:t>
+            </w:r>
+          </w:p>
+        </w:tc>
+        <w:tc>
+          <w:tcPr>
+            <w:tcW w:type="dxa" w:w="2300"/>
+            <w:tcBorders>
+              <w:top w:val="single" w:color="8EAADB" w:sz="4"/>
+              <w:left w:val="single" w:color="8EAADB" w:sz="4"/>
+              <w:bottom w:val="single" w:color="8EAADB" w:sz="4"/>
+              <w:right w:val="single" w:color="8EAADB" w:sz="4"/>
+            </w:tcBorders>
+            <w:tcMar>
+              <w:top w:type="dxa" w:w="50"/>
+              <w:left w:type="dxa" w:w="90"/>
+              <w:bottom w:type="dxa" w:w="50"/>
+              <w:right w:type="dxa" w:w="90"/>
+            </w:tcMar>
+            <w:vAlign w:val="center"/>
+          </w:tcPr>
+          <w:p>
+            <w:pPr>
+              <w:spacing w:after="20"/>
+            </w:pPr>
+            <w:r>
+              <w:rPr>
+                <w:rFonts w:ascii="Arial" w:cs="Arial" w:eastAsia="Arial" w:hAnsi="Arial"/>
+                <w:b w:val="false"/>
+                <w:bCs w:val="false"/>
+                <w:color w:val="000000"/>
+                <w:sz w:val="17"/>
+                <w:szCs w:val="17"/>
+              </w:rPr>
+              <w:t xml:space="preserve">Fondo verde azulado con cuatro palabras.</w:t>
+            </w:r>
+          </w:p>
+        </w:tc>
+        <w:tc>
+          <w:tcPr>
+            <w:tcW w:type="dxa" w:w="2350"/>
+            <w:tcBorders>
+              <w:top w:val="single" w:color="8EAADB" w:sz="4"/>
+              <w:left w:val="single" w:color="8EAADB" w:sz="4"/>
+              <w:bottom w:val="single" w:color="8EAADB" w:sz="4"/>
+              <w:right w:val="single" w:color="8EAADB" w:sz="4"/>
+            </w:tcBorders>
+            <w:tcMar>
+              <w:top w:type="dxa" w:w="50"/>
+              <w:left w:type="dxa" w:w="90"/>
+              <w:bottom w:type="dxa" w:w="50"/>
+              <w:right w:type="dxa" w:w="90"/>
+            </w:tcMar>
+            <w:vAlign w:val="center"/>
+          </w:tcPr>
+          <w:p>
+            <w:pPr>
+              <w:spacing w:after="20"/>
+            </w:pPr>
+            <w:r>
+              <w:rPr>
+                <w:rFonts w:ascii="Arial" w:cs="Arial" w:eastAsia="Arial" w:hAnsi="Arial"/>
+                <w:b w:val="false"/>
+                <w:bCs w:val="false"/>
+                <w:color w:val="000000"/>
+                <w:sz w:val="17"/>
+                <w:szCs w:val="17"/>
+              </w:rPr>
+              <w:t xml:space="preserve">Verifica · Pregunta · Reporta · Aprende</w:t>
+            </w:r>
+          </w:p>
+        </w:tc>
+        <w:tc>
+          <w:tcPr>
+            <w:tcW w:type="dxa" w:w="1600"/>
+            <w:tcBorders>
+              <w:top w:val="single" w:color="8EAADB" w:sz="4"/>
+              <w:left w:val="single" w:color="8EAADB" w:sz="4"/>
+              <w:bottom w:val="single" w:color="8EAADB" w:sz="4"/>
+              <w:right w:val="single" w:color="8EAADB" w:sz="4"/>
+            </w:tcBorders>
+            <w:tcMar>
+              <w:top w:type="dxa" w:w="50"/>
+              <w:left w:type="dxa" w:w="90"/>
+              <w:bottom w:type="dxa" w:w="50"/>
+              <w:right w:type="dxa" w:w="90"/>
+            </w:tcMar>
+            <w:vAlign w:val="center"/>
+          </w:tcPr>
+          <w:p>
+            <w:pPr>
+              <w:spacing w:after="20"/>
+            </w:pPr>
+            <w:r>
+              <w:rPr>
+                <w:rFonts w:ascii="Arial" w:cs="Arial" w:eastAsia="Arial" w:hAnsi="Arial"/>
+                <w:b w:val="false"/>
+                <w:bCs w:val="false"/>
+                <w:color w:val="000000"/>
+                <w:sz w:val="17"/>
+                <w:szCs w:val="17"/>
+              </w:rPr>
+              <w:t xml:space="preserve">Música positiva</w:t>
+            </w:r>
+          </w:p>
+        </w:tc>
+        <w:tc>
+          <w:tcPr>
+            <w:tcW w:type="dxa" w:w="960"/>
+            <w:tcBorders>
+              <w:top w:val="single" w:color="8EAADB" w:sz="4"/>
+              <w:left w:val="single" w:color="8EAADB" w:sz="4"/>
+              <w:bottom w:val="single" w:color="8EAADB" w:sz="4"/>
+              <w:right w:val="single" w:color="8EAADB" w:sz="4"/>
+            </w:tcBorders>
+            <w:tcMar>
+              <w:top w:type="dxa" w:w="50"/>
+              <w:left w:type="dxa" w:w="90"/>
+              <w:bottom w:type="dxa" w:w="50"/>
+              <w:right w:type="dxa" w:w="90"/>
+            </w:tcMar>
+            <w:vAlign w:val="center"/>
+          </w:tcPr>
+          <w:p>
+            <w:pPr>
+              <w:spacing w:after="20"/>
+            </w:pPr>
+            <w:r>
+              <w:rPr>
+                <w:rFonts w:ascii="Arial" w:cs="Arial" w:eastAsia="Arial" w:hAnsi="Arial"/>
+                <w:b w:val="false"/>
+                <w:bCs w:val="false"/>
+                <w:color w:val="000000"/>
+                <w:sz w:val="17"/>
+                <w:szCs w:val="17"/>
+              </w:rPr>
+              <w:t xml:space="preserve">12 s</w:t>
+            </w:r>
+          </w:p>
+        </w:tc>
+      </w:tr>
+      <w:tr>
+        <w:trPr>
+          <w:cantSplit/>
+          <w:tblHeader w:val="false"/>
+        </w:trPr>
+        <w:tc>
+          <w:tcPr>
+            <w:tcW w:type="dxa" w:w="1150"/>
+            <w:tcBorders>
+              <w:top w:val="single" w:color="8EAADB" w:sz="4"/>
+              <w:left w:val="single" w:color="8EAADB" w:sz="4"/>
+              <w:bottom w:val="single" w:color="8EAADB" w:sz="4"/>
+              <w:right w:val="single" w:color="8EAADB" w:sz="4"/>
+            </w:tcBorders>
+            <w:shd w:fill="DEEAF6" w:color="auto" w:val="clear"/>
+            <w:tcMar>
+              <w:top w:type="dxa" w:w="50"/>
+              <w:left w:type="dxa" w:w="90"/>
+              <w:bottom w:type="dxa" w:w="50"/>
+              <w:right w:type="dxa" w:w="90"/>
+            </w:tcMar>
+            <w:vAlign w:val="center"/>
+          </w:tcPr>
+          <w:p>
+            <w:pPr>
+              <w:spacing w:after="20"/>
+            </w:pPr>
+            <w:r>
+              <w:rPr>
+                <w:rFonts w:ascii="Arial" w:cs="Arial" w:eastAsia="Arial" w:hAnsi="Arial"/>
+                <w:b/>
+                <w:bCs/>
+                <w:color w:val="000000"/>
+                <w:sz w:val="17"/>
+                <w:szCs w:val="17"/>
+              </w:rPr>
+              <w:t xml:space="preserve">20. Referencias 1</w:t>
+            </w:r>
+          </w:p>
+        </w:tc>
+        <w:tc>
+          <w:tcPr>
+            <w:tcW w:type="dxa" w:w="1000"/>
+            <w:tcBorders>
+              <w:top w:val="single" w:color="8EAADB" w:sz="4"/>
+              <w:left w:val="single" w:color="8EAADB" w:sz="4"/>
+              <w:bottom w:val="single" w:color="8EAADB" w:sz="4"/>
+              <w:right w:val="single" w:color="8EAADB" w:sz="4"/>
+            </w:tcBorders>
+            <w:tcMar>
+              <w:top w:type="dxa" w:w="50"/>
+              <w:left w:type="dxa" w:w="90"/>
+              <w:bottom w:type="dxa" w:w="50"/>
+              <w:right w:type="dxa" w:w="90"/>
+            </w:tcMar>
+            <w:vAlign w:val="center"/>
+          </w:tcPr>
+          <w:p>
+            <w:pPr>
+              <w:spacing w:after="20"/>
+            </w:pPr>
+            <w:r>
+              <w:rPr>
+                <w:rFonts w:ascii="Arial" w:cs="Arial" w:eastAsia="Arial" w:hAnsi="Arial"/>
+                <w:b w:val="false"/>
+                <w:bCs w:val="false"/>
+                <w:color w:val="000000"/>
+                <w:sz w:val="17"/>
+                <w:szCs w:val="17"/>
+              </w:rPr>
+              <w:t xml:space="preserve">05:04 - 05:18</w:t>
+            </w:r>
+          </w:p>
+        </w:tc>
+        <w:tc>
+          <w:tcPr>
+            <w:tcW w:type="dxa" w:w="2300"/>
+            <w:tcBorders>
+              <w:top w:val="single" w:color="8EAADB" w:sz="4"/>
+              <w:left w:val="single" w:color="8EAADB" w:sz="4"/>
+              <w:bottom w:val="single" w:color="8EAADB" w:sz="4"/>
+              <w:right w:val="single" w:color="8EAADB" w:sz="4"/>
+            </w:tcBorders>
+            <w:tcMar>
+              <w:top w:type="dxa" w:w="50"/>
+              <w:left w:type="dxa" w:w="90"/>
+              <w:bottom w:type="dxa" w:w="50"/>
+              <w:right w:type="dxa" w:w="90"/>
+            </w:tcMar>
+            <w:vAlign w:val="center"/>
+          </w:tcPr>
+          <w:p>
+            <w:pPr>
+              <w:spacing w:after="20"/>
+            </w:pPr>
+            <w:r>
+              <w:rPr>
+                <w:rFonts w:ascii="Arial" w:cs="Arial" w:eastAsia="Arial" w:hAnsi="Arial"/>
+                <w:b w:val="false"/>
+                <w:bCs w:val="false"/>
+                <w:color w:val="000000"/>
+                <w:sz w:val="17"/>
+                <w:szCs w:val="17"/>
+              </w:rPr>
+              <w:t xml:space="preserve">Lista de referencias.</w:t>
+            </w:r>
+          </w:p>
+        </w:tc>
+        <w:tc>
+          <w:tcPr>
+            <w:tcW w:type="dxa" w:w="2350"/>
+            <w:tcBorders>
+              <w:top w:val="single" w:color="8EAADB" w:sz="4"/>
+              <w:left w:val="single" w:color="8EAADB" w:sz="4"/>
+              <w:bottom w:val="single" w:color="8EAADB" w:sz="4"/>
+              <w:right w:val="single" w:color="8EAADB" w:sz="4"/>
+            </w:tcBorders>
+            <w:tcMar>
+              <w:top w:type="dxa" w:w="50"/>
+              <w:left w:type="dxa" w:w="90"/>
+              <w:bottom w:type="dxa" w:w="50"/>
+              <w:right w:type="dxa" w:w="90"/>
+            </w:tcMar>
+            <w:vAlign w:val="center"/>
+          </w:tcPr>
+          <w:p>
+            <w:pPr>
+              <w:spacing w:after="20"/>
+            </w:pPr>
+            <w:r>
+              <w:rPr>
+                <w:rFonts w:ascii="Arial" w:cs="Arial" w:eastAsia="Arial" w:hAnsi="Arial"/>
+                <w:b w:val="false"/>
+                <w:bCs w:val="false"/>
+                <w:color w:val="000000"/>
+                <w:sz w:val="17"/>
+                <w:szCs w:val="17"/>
+              </w:rPr>
+              <w:t xml:space="preserve">Referencias (1/3)</w:t>
+            </w:r>
+          </w:p>
+        </w:tc>
+        <w:tc>
+          <w:tcPr>
+            <w:tcW w:type="dxa" w:w="1600"/>
+            <w:tcBorders>
+              <w:top w:val="single" w:color="8EAADB" w:sz="4"/>
+              <w:left w:val="single" w:color="8EAADB" w:sz="4"/>
+              <w:bottom w:val="single" w:color="8EAADB" w:sz="4"/>
+              <w:right w:val="single" w:color="8EAADB" w:sz="4"/>
+            </w:tcBorders>
+            <w:tcMar>
+              <w:top w:type="dxa" w:w="50"/>
+              <w:left w:type="dxa" w:w="90"/>
+              <w:bottom w:type="dxa" w:w="50"/>
+              <w:right w:type="dxa" w:w="90"/>
+            </w:tcMar>
+            <w:vAlign w:val="center"/>
+          </w:tcPr>
+          <w:p>
+            <w:pPr>
+              <w:spacing w:after="20"/>
+            </w:pPr>
+            <w:r>
+              <w:rPr>
+                <w:rFonts w:ascii="Arial" w:cs="Arial" w:eastAsia="Arial" w:hAnsi="Arial"/>
+                <w:b w:val="false"/>
+                <w:bCs w:val="false"/>
+                <w:color w:val="000000"/>
+                <w:sz w:val="17"/>
+                <w:szCs w:val="17"/>
+              </w:rPr>
+              <w:t xml:space="preserve">Música suave</w:t>
+            </w:r>
+          </w:p>
+        </w:tc>
+        <w:tc>
+          <w:tcPr>
+            <w:tcW w:type="dxa" w:w="960"/>
+            <w:tcBorders>
+              <w:top w:val="single" w:color="8EAADB" w:sz="4"/>
+              <w:left w:val="single" w:color="8EAADB" w:sz="4"/>
+              <w:bottom w:val="single" w:color="8EAADB" w:sz="4"/>
+              <w:right w:val="single" w:color="8EAADB" w:sz="4"/>
+            </w:tcBorders>
+            <w:tcMar>
+              <w:top w:type="dxa" w:w="50"/>
+              <w:left w:type="dxa" w:w="90"/>
+              <w:bottom w:type="dxa" w:w="50"/>
+              <w:right w:type="dxa" w:w="90"/>
+            </w:tcMar>
+            <w:vAlign w:val="center"/>
+          </w:tcPr>
+          <w:p>
+            <w:pPr>
+              <w:spacing w:after="20"/>
+            </w:pPr>
+            <w:r>
+              <w:rPr>
+                <w:rFonts w:ascii="Arial" w:cs="Arial" w:eastAsia="Arial" w:hAnsi="Arial"/>
+                <w:b w:val="false"/>
+                <w:bCs w:val="false"/>
+                <w:color w:val="000000"/>
+                <w:sz w:val="17"/>
+                <w:szCs w:val="17"/>
+              </w:rPr>
+              <w:t xml:space="preserve">14 s</w:t>
+            </w:r>
+          </w:p>
+        </w:tc>
+      </w:tr>
+      <w:tr>
+        <w:trPr>
+          <w:cantSplit/>
+          <w:tblHeader w:val="false"/>
+        </w:trPr>
+        <w:tc>
+          <w:tcPr>
+            <w:tcW w:type="dxa" w:w="1150"/>
+            <w:tcBorders>
+              <w:top w:val="single" w:color="8EAADB" w:sz="4"/>
+              <w:left w:val="single" w:color="8EAADB" w:sz="4"/>
+              <w:bottom w:val="single" w:color="8EAADB" w:sz="4"/>
+              <w:right w:val="single" w:color="8EAADB" w:sz="4"/>
+            </w:tcBorders>
+            <w:shd w:fill="DEEAF6" w:color="auto" w:val="clear"/>
+            <w:tcMar>
+              <w:top w:type="dxa" w:w="50"/>
+              <w:left w:type="dxa" w:w="90"/>
+              <w:bottom w:type="dxa" w:w="50"/>
+              <w:right w:type="dxa" w:w="90"/>
+            </w:tcMar>
+            <w:vAlign w:val="center"/>
+          </w:tcPr>
+          <w:p>
+            <w:pPr>
+              <w:spacing w:after="20"/>
+            </w:pPr>
+            <w:r>
+              <w:rPr>
+                <w:rFonts w:ascii="Arial" w:cs="Arial" w:eastAsia="Arial" w:hAnsi="Arial"/>
+                <w:b/>
+                <w:bCs/>
+                <w:color w:val="000000"/>
+                <w:sz w:val="17"/>
+                <w:szCs w:val="17"/>
+              </w:rPr>
+              <w:t xml:space="preserve">21. Referencias 2</w:t>
+            </w:r>
+          </w:p>
+        </w:tc>
+        <w:tc>
+          <w:tcPr>
+            <w:tcW w:type="dxa" w:w="1000"/>
+            <w:tcBorders>
+              <w:top w:val="single" w:color="8EAADB" w:sz="4"/>
+              <w:left w:val="single" w:color="8EAADB" w:sz="4"/>
+              <w:bottom w:val="single" w:color="8EAADB" w:sz="4"/>
+              <w:right w:val="single" w:color="8EAADB" w:sz="4"/>
+            </w:tcBorders>
+            <w:tcMar>
+              <w:top w:type="dxa" w:w="50"/>
+              <w:left w:type="dxa" w:w="90"/>
+              <w:bottom w:type="dxa" w:w="50"/>
+              <w:right w:type="dxa" w:w="90"/>
+            </w:tcMar>
+            <w:vAlign w:val="center"/>
+          </w:tcPr>
+          <w:p>
+            <w:pPr>
+              <w:spacing w:after="20"/>
+            </w:pPr>
+            <w:r>
+              <w:rPr>
+                <w:rFonts w:ascii="Arial" w:cs="Arial" w:eastAsia="Arial" w:hAnsi="Arial"/>
+                <w:b w:val="false"/>
+                <w:bCs w:val="false"/>
+                <w:color w:val="000000"/>
+                <w:sz w:val="17"/>
+                <w:szCs w:val="17"/>
+              </w:rPr>
+              <w:t xml:space="preserve">05:18 - 05:32</w:t>
+            </w:r>
+          </w:p>
+        </w:tc>
+        <w:tc>
+          <w:tcPr>
+            <w:tcW w:type="dxa" w:w="2300"/>
+            <w:tcBorders>
+              <w:top w:val="single" w:color="8EAADB" w:sz="4"/>
+              <w:left w:val="single" w:color="8EAADB" w:sz="4"/>
+              <w:bottom w:val="single" w:color="8EAADB" w:sz="4"/>
+              <w:right w:val="single" w:color="8EAADB" w:sz="4"/>
+            </w:tcBorders>
+            <w:tcMar>
+              <w:top w:type="dxa" w:w="50"/>
+              <w:left w:type="dxa" w:w="90"/>
+              <w:bottom w:type="dxa" w:w="50"/>
+              <w:right w:type="dxa" w:w="90"/>
+            </w:tcMar>
+            <w:vAlign w:val="center"/>
+          </w:tcPr>
+          <w:p>
+            <w:pPr>
+              <w:spacing w:after="20"/>
+            </w:pPr>
+            <w:r>
+              <w:rPr>
+                <w:rFonts w:ascii="Arial" w:cs="Arial" w:eastAsia="Arial" w:hAnsi="Arial"/>
+                <w:b w:val="false"/>
+                <w:bCs w:val="false"/>
+                <w:color w:val="000000"/>
+                <w:sz w:val="17"/>
+                <w:szCs w:val="17"/>
+              </w:rPr>
+              <w:t xml:space="preserve">Lista de referencias.</w:t>
+            </w:r>
+          </w:p>
+        </w:tc>
+        <w:tc>
+          <w:tcPr>
+            <w:tcW w:type="dxa" w:w="2350"/>
+            <w:tcBorders>
+              <w:top w:val="single" w:color="8EAADB" w:sz="4"/>
+              <w:left w:val="single" w:color="8EAADB" w:sz="4"/>
+              <w:bottom w:val="single" w:color="8EAADB" w:sz="4"/>
+              <w:right w:val="single" w:color="8EAADB" w:sz="4"/>
+            </w:tcBorders>
+            <w:tcMar>
+              <w:top w:type="dxa" w:w="50"/>
+              <w:left w:type="dxa" w:w="90"/>
+              <w:bottom w:type="dxa" w:w="50"/>
+              <w:right w:type="dxa" w:w="90"/>
+            </w:tcMar>
+            <w:vAlign w:val="center"/>
+          </w:tcPr>
+          <w:p>
+            <w:pPr>
+              <w:spacing w:after="20"/>
+            </w:pPr>
+            <w:r>
+              <w:rPr>
+                <w:rFonts w:ascii="Arial" w:cs="Arial" w:eastAsia="Arial" w:hAnsi="Arial"/>
+                <w:b w:val="false"/>
+                <w:bCs w:val="false"/>
+                <w:color w:val="000000"/>
+                <w:sz w:val="17"/>
+                <w:szCs w:val="17"/>
+              </w:rPr>
+              <w:t xml:space="preserve">Referencias (2/3)</w:t>
+            </w:r>
+          </w:p>
+        </w:tc>
+        <w:tc>
+          <w:tcPr>
+            <w:tcW w:type="dxa" w:w="1600"/>
+            <w:tcBorders>
+              <w:top w:val="single" w:color="8EAADB" w:sz="4"/>
+              <w:left w:val="single" w:color="8EAADB" w:sz="4"/>
+              <w:bottom w:val="single" w:color="8EAADB" w:sz="4"/>
+              <w:right w:val="single" w:color="8EAADB" w:sz="4"/>
+            </w:tcBorders>
+            <w:tcMar>
+              <w:top w:type="dxa" w:w="50"/>
+              <w:left w:type="dxa" w:w="90"/>
+              <w:bottom w:type="dxa" w:w="50"/>
+              <w:right w:type="dxa" w:w="90"/>
+            </w:tcMar>
+            <w:vAlign w:val="center"/>
+          </w:tcPr>
+          <w:p>
+            <w:pPr>
+              <w:spacing w:after="20"/>
+            </w:pPr>
+            <w:r>
+              <w:rPr>
+                <w:rFonts w:ascii="Arial" w:cs="Arial" w:eastAsia="Arial" w:hAnsi="Arial"/>
+                <w:b w:val="false"/>
+                <w:bCs w:val="false"/>
+                <w:color w:val="000000"/>
+                <w:sz w:val="17"/>
+                <w:szCs w:val="17"/>
+              </w:rPr>
+              <w:t xml:space="preserve">Música suave</w:t>
+            </w:r>
+          </w:p>
+        </w:tc>
+        <w:tc>
+          <w:tcPr>
+            <w:tcW w:type="dxa" w:w="960"/>
+            <w:tcBorders>
+              <w:top w:val="single" w:color="8EAADB" w:sz="4"/>
+              <w:left w:val="single" w:color="8EAADB" w:sz="4"/>
+              <w:bottom w:val="single" w:color="8EAADB" w:sz="4"/>
+              <w:right w:val="single" w:color="8EAADB" w:sz="4"/>
+            </w:tcBorders>
+            <w:tcMar>
+              <w:top w:type="dxa" w:w="50"/>
+              <w:left w:type="dxa" w:w="90"/>
+              <w:bottom w:type="dxa" w:w="50"/>
+              <w:right w:type="dxa" w:w="90"/>
+            </w:tcMar>
+            <w:vAlign w:val="center"/>
+          </w:tcPr>
+          <w:p>
+            <w:pPr>
+              <w:spacing w:after="20"/>
+            </w:pPr>
+            <w:r>
+              <w:rPr>
+                <w:rFonts w:ascii="Arial" w:cs="Arial" w:eastAsia="Arial" w:hAnsi="Arial"/>
+                <w:b w:val="false"/>
+                <w:bCs w:val="false"/>
+                <w:color w:val="000000"/>
+                <w:sz w:val="17"/>
+                <w:szCs w:val="17"/>
+              </w:rPr>
+              <w:t xml:space="preserve">14 s</w:t>
+            </w:r>
+          </w:p>
+        </w:tc>
+      </w:tr>
+      <w:tr>
+        <w:trPr>
+          <w:cantSplit/>
+          <w:tblHeader w:val="false"/>
+        </w:trPr>
+        <w:tc>
+          <w:tcPr>
+            <w:tcW w:type="dxa" w:w="1150"/>
+            <w:tcBorders>
+              <w:top w:val="single" w:color="8EAADB" w:sz="4"/>
+              <w:left w:val="single" w:color="8EAADB" w:sz="4"/>
+              <w:bottom w:val="single" w:color="8EAADB" w:sz="4"/>
+              <w:right w:val="single" w:color="8EAADB" w:sz="4"/>
+            </w:tcBorders>
+            <w:shd w:fill="DEEAF6" w:color="auto" w:val="clear"/>
+            <w:tcMar>
+              <w:top w:type="dxa" w:w="50"/>
+              <w:left w:type="dxa" w:w="90"/>
+              <w:bottom w:type="dxa" w:w="50"/>
+              <w:right w:type="dxa" w:w="90"/>
+            </w:tcMar>
+            <w:vAlign w:val="center"/>
+          </w:tcPr>
+          <w:p>
+            <w:pPr>
+              <w:spacing w:after="20"/>
+            </w:pPr>
+            <w:r>
+              <w:rPr>
+                <w:rFonts w:ascii="Arial" w:cs="Arial" w:eastAsia="Arial" w:hAnsi="Arial"/>
+                <w:b/>
+                <w:bCs/>
+                <w:color w:val="000000"/>
+                <w:sz w:val="17"/>
+                <w:szCs w:val="17"/>
+              </w:rPr>
+              <w:t xml:space="preserve">22. Referencias 3</w:t>
+            </w:r>
+          </w:p>
+        </w:tc>
+        <w:tc>
+          <w:tcPr>
+            <w:tcW w:type="dxa" w:w="1000"/>
+            <w:tcBorders>
+              <w:top w:val="single" w:color="8EAADB" w:sz="4"/>
+              <w:left w:val="single" w:color="8EAADB" w:sz="4"/>
+              <w:bottom w:val="single" w:color="8EAADB" w:sz="4"/>
+              <w:right w:val="single" w:color="8EAADB" w:sz="4"/>
+            </w:tcBorders>
+            <w:tcMar>
+              <w:top w:type="dxa" w:w="50"/>
+              <w:left w:type="dxa" w:w="90"/>
+              <w:bottom w:type="dxa" w:w="50"/>
+              <w:right w:type="dxa" w:w="90"/>
+            </w:tcMar>
+            <w:vAlign w:val="center"/>
+          </w:tcPr>
+          <w:p>
+            <w:pPr>
+              <w:spacing w:after="20"/>
+            </w:pPr>
+            <w:r>
+              <w:rPr>
+                <w:rFonts w:ascii="Arial" w:cs="Arial" w:eastAsia="Arial" w:hAnsi="Arial"/>
+                <w:b w:val="false"/>
+                <w:bCs w:val="false"/>
+                <w:color w:val="000000"/>
+                <w:sz w:val="17"/>
+                <w:szCs w:val="17"/>
+              </w:rPr>
+              <w:t xml:space="preserve">05:32 - 05:44</w:t>
+            </w:r>
+          </w:p>
+        </w:tc>
+        <w:tc>
+          <w:tcPr>
+            <w:tcW w:type="dxa" w:w="2300"/>
+            <w:tcBorders>
+              <w:top w:val="single" w:color="8EAADB" w:sz="4"/>
+              <w:left w:val="single" w:color="8EAADB" w:sz="4"/>
+              <w:bottom w:val="single" w:color="8EAADB" w:sz="4"/>
+              <w:right w:val="single" w:color="8EAADB" w:sz="4"/>
+            </w:tcBorders>
+            <w:tcMar>
+              <w:top w:type="dxa" w:w="50"/>
+              <w:left w:type="dxa" w:w="90"/>
+              <w:bottom w:type="dxa" w:w="50"/>
+              <w:right w:type="dxa" w:w="90"/>
+            </w:tcMar>
+            <w:vAlign w:val="center"/>
+          </w:tcPr>
+          <w:p>
+            <w:pPr>
+              <w:spacing w:after="20"/>
+            </w:pPr>
+            <w:r>
+              <w:rPr>
+                <w:rFonts w:ascii="Arial" w:cs="Arial" w:eastAsia="Arial" w:hAnsi="Arial"/>
+                <w:b w:val="false"/>
+                <w:bCs w:val="false"/>
+                <w:color w:val="000000"/>
+                <w:sz w:val="17"/>
+                <w:szCs w:val="17"/>
+              </w:rPr>
+              <w:t xml:space="preserve">Lista de referencias.</w:t>
+            </w:r>
+          </w:p>
+        </w:tc>
+        <w:tc>
+          <w:tcPr>
+            <w:tcW w:type="dxa" w:w="2350"/>
+            <w:tcBorders>
+              <w:top w:val="single" w:color="8EAADB" w:sz="4"/>
+              <w:left w:val="single" w:color="8EAADB" w:sz="4"/>
+              <w:bottom w:val="single" w:color="8EAADB" w:sz="4"/>
+              <w:right w:val="single" w:color="8EAADB" w:sz="4"/>
+            </w:tcBorders>
+            <w:tcMar>
+              <w:top w:type="dxa" w:w="50"/>
+              <w:left w:type="dxa" w:w="90"/>
+              <w:bottom w:type="dxa" w:w="50"/>
+              <w:right w:type="dxa" w:w="90"/>
+            </w:tcMar>
+            <w:vAlign w:val="center"/>
+          </w:tcPr>
+          <w:p>
+            <w:pPr>
+              <w:spacing w:after="20"/>
+            </w:pPr>
+            <w:r>
+              <w:rPr>
+                <w:rFonts w:ascii="Arial" w:cs="Arial" w:eastAsia="Arial" w:hAnsi="Arial"/>
+                <w:b w:val="false"/>
+                <w:bCs w:val="false"/>
+                <w:color w:val="000000"/>
+                <w:sz w:val="17"/>
+                <w:szCs w:val="17"/>
+              </w:rPr>
+              <w:t xml:space="preserve">Referencias (3/3)</w:t>
+            </w:r>
+          </w:p>
+        </w:tc>
+        <w:tc>
+          <w:tcPr>
+            <w:tcW w:type="dxa" w:w="1600"/>
+            <w:tcBorders>
+              <w:top w:val="single" w:color="8EAADB" w:sz="4"/>
+              <w:left w:val="single" w:color="8EAADB" w:sz="4"/>
+              <w:bottom w:val="single" w:color="8EAADB" w:sz="4"/>
+              <w:right w:val="single" w:color="8EAADB" w:sz="4"/>
+            </w:tcBorders>
+            <w:tcMar>
+              <w:top w:type="dxa" w:w="50"/>
+              <w:left w:type="dxa" w:w="90"/>
+              <w:bottom w:type="dxa" w:w="50"/>
+              <w:right w:type="dxa" w:w="90"/>
+            </w:tcMar>
+            <w:vAlign w:val="center"/>
+          </w:tcPr>
+          <w:p>
+            <w:pPr>
+              <w:spacing w:after="20"/>
+            </w:pPr>
+            <w:r>
+              <w:rPr>
+                <w:rFonts w:ascii="Arial" w:cs="Arial" w:eastAsia="Arial" w:hAnsi="Arial"/>
+                <w:b w:val="false"/>
+                <w:bCs w:val="false"/>
+                <w:color w:val="000000"/>
+                <w:sz w:val="17"/>
+                <w:szCs w:val="17"/>
+              </w:rPr>
+              <w:t xml:space="preserve">Música suave</w:t>
+            </w:r>
+          </w:p>
+        </w:tc>
+        <w:tc>
+          <w:tcPr>
+            <w:tcW w:type="dxa" w:w="960"/>
+            <w:tcBorders>
+              <w:top w:val="single" w:color="8EAADB" w:sz="4"/>
+              <w:left w:val="single" w:color="8EAADB" w:sz="4"/>
+              <w:bottom w:val="single" w:color="8EAADB" w:sz="4"/>
+              <w:right w:val="single" w:color="8EAADB" w:sz="4"/>
+            </w:tcBorders>
+            <w:tcMar>
+              <w:top w:type="dxa" w:w="50"/>
+              <w:left w:type="dxa" w:w="90"/>
+              <w:bottom w:type="dxa" w:w="50"/>
+              <w:right w:type="dxa" w:w="90"/>
+            </w:tcMar>
+            <w:vAlign w:val="center"/>
+          </w:tcPr>
+          <w:p>
+            <w:pPr>
+              <w:spacing w:after="20"/>
+            </w:pPr>
+            <w:r>
+              <w:rPr>
+                <w:rFonts w:ascii="Arial" w:cs="Arial" w:eastAsia="Arial" w:hAnsi="Arial"/>
+                <w:b w:val="false"/>
+                <w:bCs w:val="false"/>
+                <w:color w:val="000000"/>
+                <w:sz w:val="17"/>
+                <w:szCs w:val="17"/>
+              </w:rPr>
+              <w:t xml:space="preserve">12 s</w:t>
+            </w:r>
+          </w:p>
+        </w:tc>
+      </w:tr>
+      <w:tr>
+        <w:trPr>
+          <w:cantSplit/>
+          <w:tblHeader w:val="false"/>
+        </w:trPr>
+        <w:tc>
+          <w:tcPr>
+            <w:tcW w:type="dxa" w:w="1150"/>
+            <w:tcBorders>
+              <w:top w:val="single" w:color="8EAADB" w:sz="4"/>
+              <w:left w:val="single" w:color="8EAADB" w:sz="4"/>
+              <w:bottom w:val="single" w:color="8EAADB" w:sz="4"/>
+              <w:right w:val="single" w:color="8EAADB" w:sz="4"/>
+            </w:tcBorders>
+            <w:shd w:fill="DEEAF6" w:color="auto" w:val="clear"/>
+            <w:tcMar>
+              <w:top w:type="dxa" w:w="50"/>
+              <w:left w:type="dxa" w:w="90"/>
+              <w:bottom w:type="dxa" w:w="50"/>
+              <w:right w:type="dxa" w:w="90"/>
+            </w:tcMar>
+            <w:vAlign w:val="center"/>
+          </w:tcPr>
+          <w:p>
+            <w:pPr>
+              <w:spacing w:after="20"/>
+            </w:pPr>
+            <w:r>
+              <w:rPr>
+                <w:rFonts w:ascii="Arial" w:cs="Arial" w:eastAsia="Arial" w:hAnsi="Arial"/>
+                <w:b/>
+                <w:bCs/>
+                <w:color w:val="000000"/>
+                <w:sz w:val="17"/>
+                <w:szCs w:val="17"/>
+              </w:rPr>
+              <w:t xml:space="preserve">23. Créditos</w:t>
+            </w:r>
+          </w:p>
+        </w:tc>
+        <w:tc>
+          <w:tcPr>
+            <w:tcW w:type="dxa" w:w="1000"/>
+            <w:tcBorders>
+              <w:top w:val="single" w:color="8EAADB" w:sz="4"/>
+              <w:left w:val="single" w:color="8EAADB" w:sz="4"/>
+              <w:bottom w:val="single" w:color="8EAADB" w:sz="4"/>
+              <w:right w:val="single" w:color="8EAADB" w:sz="4"/>
+            </w:tcBorders>
+            <w:tcMar>
+              <w:top w:type="dxa" w:w="50"/>
+              <w:left w:type="dxa" w:w="90"/>
+              <w:bottom w:type="dxa" w:w="50"/>
+              <w:right w:type="dxa" w:w="90"/>
+            </w:tcMar>
+            <w:vAlign w:val="center"/>
+          </w:tcPr>
+          <w:p>
+            <w:pPr>
+              <w:spacing w:after="20"/>
+            </w:pPr>
+            <w:r>
+              <w:rPr>
+                <w:rFonts w:ascii="Arial" w:cs="Arial" w:eastAsia="Arial" w:hAnsi="Arial"/>
+                <w:b w:val="false"/>
+                <w:bCs w:val="false"/>
+                <w:color w:val="000000"/>
+                <w:sz w:val="17"/>
+                <w:szCs w:val="17"/>
+              </w:rPr>
+              <w:t xml:space="preserve">05:44 - 05:54</w:t>
+            </w:r>
+          </w:p>
+        </w:tc>
+        <w:tc>
+          <w:tcPr>
+            <w:tcW w:type="dxa" w:w="2300"/>
+            <w:tcBorders>
+              <w:top w:val="single" w:color="8EAADB" w:sz="4"/>
+              <w:left w:val="single" w:color="8EAADB" w:sz="4"/>
+              <w:bottom w:val="single" w:color="8EAADB" w:sz="4"/>
+              <w:right w:val="single" w:color="8EAADB" w:sz="4"/>
+            </w:tcBorders>
+            <w:tcMar>
+              <w:top w:type="dxa" w:w="50"/>
+              <w:left w:type="dxa" w:w="90"/>
+              <w:bottom w:type="dxa" w:w="50"/>
+              <w:right w:type="dxa" w:w="90"/>
+            </w:tcMar>
+            <w:vAlign w:val="center"/>
+          </w:tcPr>
+          <w:p>
+            <w:pPr>
+              <w:spacing w:after="20"/>
+            </w:pPr>
+            <w:r>
+              <w:rPr>
+                <w:rFonts w:ascii="Arial" w:cs="Arial" w:eastAsia="Arial" w:hAnsi="Arial"/>
+                <w:b w:val="false"/>
+                <w:bCs w:val="false"/>
+                <w:color w:val="000000"/>
+                <w:sz w:val="17"/>
+                <w:szCs w:val="17"/>
+              </w:rPr>
+              <w:t xml:space="preserve">Tabla de créditos.</w:t>
+            </w:r>
+          </w:p>
+        </w:tc>
+        <w:tc>
+          <w:tcPr>
+            <w:tcW w:type="dxa" w:w="2350"/>
+            <w:tcBorders>
+              <w:top w:val="single" w:color="8EAADB" w:sz="4"/>
+              <w:left w:val="single" w:color="8EAADB" w:sz="4"/>
+              <w:bottom w:val="single" w:color="8EAADB" w:sz="4"/>
+              <w:right w:val="single" w:color="8EAADB" w:sz="4"/>
+            </w:tcBorders>
+            <w:tcMar>
+              <w:top w:type="dxa" w:w="50"/>
+              <w:left w:type="dxa" w:w="90"/>
+              <w:bottom w:type="dxa" w:w="50"/>
+              <w:right w:type="dxa" w:w="90"/>
+            </w:tcMar>
+            <w:vAlign w:val="center"/>
+          </w:tcPr>
+          <w:p>
+            <w:pPr>
+              <w:spacing w:after="20"/>
+            </w:pPr>
+            <w:r>
+              <w:rPr>
+                <w:rFonts w:ascii="Arial" w:cs="Arial" w:eastAsia="Arial" w:hAnsi="Arial"/>
+                <w:b w:val="false"/>
+                <w:bCs w:val="false"/>
+                <w:color w:val="000000"/>
+                <w:sz w:val="17"/>
+                <w:szCs w:val="17"/>
+              </w:rPr>
+              <w:t xml:space="preserve">Autora, ilustraciones y música de producción propia, curso, docente</w:t>
+            </w:r>
+          </w:p>
+        </w:tc>
+        <w:tc>
+          <w:tcPr>
+            <w:tcW w:type="dxa" w:w="1600"/>
+            <w:tcBorders>
+              <w:top w:val="single" w:color="8EAADB" w:sz="4"/>
+              <w:left w:val="single" w:color="8EAADB" w:sz="4"/>
+              <w:bottom w:val="single" w:color="8EAADB" w:sz="4"/>
+              <w:right w:val="single" w:color="8EAADB" w:sz="4"/>
+            </w:tcBorders>
+            <w:tcMar>
+              <w:top w:type="dxa" w:w="50"/>
+              <w:left w:type="dxa" w:w="90"/>
+              <w:bottom w:type="dxa" w:w="50"/>
+              <w:right w:type="dxa" w:w="90"/>
+            </w:tcMar>
+            <w:vAlign w:val="center"/>
+          </w:tcPr>
+          <w:p>
+            <w:pPr>
+              <w:spacing w:after="20"/>
+            </w:pPr>
+            <w:r>
+              <w:rPr>
+                <w:rFonts w:ascii="Arial" w:cs="Arial" w:eastAsia="Arial" w:hAnsi="Arial"/>
+                <w:b w:val="false"/>
+                <w:bCs w:val="false"/>
+                <w:color w:val="000000"/>
+                <w:sz w:val="17"/>
+                <w:szCs w:val="17"/>
+              </w:rPr>
+              <w:t xml:space="preserve">La música se desvanece</w:t>
+            </w:r>
+          </w:p>
+        </w:tc>
+        <w:tc>
+          <w:tcPr>
+            <w:tcW w:type="dxa" w:w="960"/>
+            <w:tcBorders>
+              <w:top w:val="single" w:color="8EAADB" w:sz="4"/>
+              <w:left w:val="single" w:color="8EAADB" w:sz="4"/>
+              <w:bottom w:val="single" w:color="8EAADB" w:sz="4"/>
+              <w:right w:val="single" w:color="8EAADB" w:sz="4"/>
+            </w:tcBorders>
+            <w:tcMar>
+              <w:top w:type="dxa" w:w="50"/>
+              <w:left w:type="dxa" w:w="90"/>
+              <w:bottom w:type="dxa" w:w="50"/>
+              <w:right w:type="dxa" w:w="90"/>
+            </w:tcMar>
+            <w:vAlign w:val="center"/>
+          </w:tcPr>
+          <w:p>
+            <w:pPr>
+              <w:spacing w:after="20"/>
+            </w:pPr>
+            <w:r>
+              <w:rPr>
+                <w:rFonts w:ascii="Arial" w:cs="Arial" w:eastAsia="Arial" w:hAnsi="Arial"/>
+                <w:b w:val="false"/>
+                <w:bCs w:val="false"/>
+                <w:color w:val="000000"/>
+                <w:sz w:val="17"/>
+                <w:szCs w:val="17"/>
+              </w:rPr>
+              <w:t xml:space="preserve">10 s</w:t>
             </w:r>
           </w:p>
         </w:tc>
@@ -4245,7 +7526,7 @@
           <w:sz w:val="18"/>
           <w:szCs w:val="18"/>
         </w:rPr>
-        <w:t xml:space="preserve">Los tiempos son aproximados y pueden ajustarse durante la edición. La música debe ser de uso libre (biblioteca de CapCut o Clipchamp) y las capturas de prensa deben citar su fuente.</w:t>
+        <w:t xml:space="preserve">Las ilustraciones y la música son de producción propia. Las fuentes de prensa se citan en pantalla y en las referencias.</w:t>
       </w:r>
     </w:p>
     <w:p>
@@ -4283,7 +7564,7 @@
           <w:sz w:val="22"/>
           <w:szCs w:val="22"/>
         </w:rPr>
-        <w:t xml:space="preserve">Guion, investigación y actuación: </w:t>
+        <w:t xml:space="preserve">Investigación, guion y edición: </w:t>
       </w:r>
       <w:r>
         <w:rPr>
@@ -4291,7 +7572,7 @@
           <w:sz w:val="22"/>
           <w:szCs w:val="22"/>
         </w:rPr>
-        <w:t xml:space="preserve">Yina Vanessa Cadena Mantilla, [integrante 2], [integrante 3], [integrante 4].</w:t>
+        <w:t xml:space="preserve">Yina Vanessa Cadena Mantilla.</w:t>
       </w:r>
     </w:p>
     <w:p>
@@ -4312,7 +7593,7 @@
           <w:sz w:val="22"/>
           <w:szCs w:val="22"/>
         </w:rPr>
-        <w:t xml:space="preserve">Edición: </w:t>
+        <w:t xml:space="preserve">Ilustraciones y música: </w:t>
       </w:r>
       <w:r>
         <w:rPr>
@@ -4320,7 +7601,7 @@
           <w:sz w:val="22"/>
           <w:szCs w:val="22"/>
         </w:rPr>
-        <w:t xml:space="preserve">[nombre], con [CapCut / Clipchamp].</w:t>
+        <w:t xml:space="preserve">producción propia.</w:t>
       </w:r>
     </w:p>
     <w:p>
@@ -4341,7 +7622,7 @@
           <w:sz w:val="22"/>
           <w:szCs w:val="22"/>
         </w:rPr>
-        <w:t xml:space="preserve">Música: </w:t>
+        <w:t xml:space="preserve">Edición: </w:t>
       </w:r>
       <w:r>
         <w:rPr>
@@ -4349,7 +7630,7 @@
           <w:sz w:val="22"/>
           <w:szCs w:val="22"/>
         </w:rPr>
-        <w:t xml:space="preserve">[nombre de la pista], biblioteca de uso libre de [CapCut / Clipchamp].</w:t>
+        <w:t xml:space="preserve">Clipchamp.</w:t>
       </w:r>
     </w:p>
     <w:p>

--- a/Actividades/Video_Seguridad_del_paciente_guion.docx
+++ b/Actividades/Video_Seguridad_del_paciente_guion.docx
@@ -2345,7 +2345,7 @@
           <w:sz w:val="22"/>
           <w:szCs w:val="22"/>
         </w:rPr>
-        <w:t xml:space="preserve">5 minutos y 54 segundos. </w:t>
+        <w:t xml:space="preserve">6 minutos y 10 segundos. </w:t>
       </w:r>
       <w:r>
         <w:rPr>
@@ -2363,7 +2363,7 @@
           <w:sz w:val="22"/>
           <w:szCs w:val="22"/>
         </w:rPr>
-        <w:t xml:space="preserve">video de ilustraciones y textos en pantalla con música de fondo, sin voz en off. </w:t>
+        <w:t xml:space="preserve">presentación audiovisual con fotografías reales del caso tomadas de medios de comunicación, imágenes de bancos de uso libre, textos en pantalla, voz en off y música de fondo. </w:t>
       </w:r>
       <w:r>
         <w:rPr>
@@ -2381,7 +2381,7 @@
           <w:sz w:val="22"/>
           <w:szCs w:val="22"/>
         </w:rPr>
-        <w:t xml:space="preserve">un cubículo de urgencias de una institución pública, representado mediante ilustraciones de producción propia (camilla, paciente, practicante de enfermería, enfermera jefe, orden médica, frasco del medicamento, jeringa, vaso y monitor cardíaco). La recreación se identifica en pantalla como basada en hechos reportados por medios de comunicación.</w:t>
+        <w:t xml:space="preserve">el servicio de urgencias de una institución pública de salud, representado con fotografías del hospital y de servicios de urgencias, y con las capturas de las noticias que reportaron el caso.</w:t>
       </w:r>
     </w:p>
     <w:p>
@@ -2429,12 +2429,12 @@
         </w:tblBorders>
       </w:tblPr>
       <w:tblGrid>
-        <w:gridCol w:w="1150"/>
-        <w:gridCol w:w="1000"/>
-        <w:gridCol w:w="2300"/>
-        <w:gridCol w:w="2350"/>
-        <w:gridCol w:w="1600"/>
-        <w:gridCol w:w="960"/>
+        <w:gridCol w:w="1100"/>
+        <w:gridCol w:w="880"/>
+        <w:gridCol w:w="1850"/>
+        <w:gridCol w:w="1650"/>
+        <w:gridCol w:w="2900"/>
+        <w:gridCol w:w="980"/>
       </w:tblGrid>
       <w:tr>
         <w:trPr>
@@ -2443,7 +2443,7 @@
         </w:trPr>
         <w:tc>
           <w:tcPr>
-            <w:tcW w:type="dxa" w:w="1150"/>
+            <w:tcW w:type="dxa" w:w="1100"/>
             <w:tcBorders>
               <w:top w:val="single" w:color="8EAADB" w:sz="4"/>
               <w:left w:val="single" w:color="8EAADB" w:sz="4"/>
@@ -2478,7 +2478,7 @@
         </w:tc>
         <w:tc>
           <w:tcPr>
-            <w:tcW w:type="dxa" w:w="1000"/>
+            <w:tcW w:type="dxa" w:w="880"/>
             <w:tcBorders>
               <w:top w:val="single" w:color="8EAADB" w:sz="4"/>
               <w:left w:val="single" w:color="8EAADB" w:sz="4"/>
@@ -2513,7 +2513,7 @@
         </w:tc>
         <w:tc>
           <w:tcPr>
-            <w:tcW w:type="dxa" w:w="2300"/>
+            <w:tcW w:type="dxa" w:w="1850"/>
             <w:tcBorders>
               <w:top w:val="single" w:color="8EAADB" w:sz="4"/>
               <w:left w:val="single" w:color="8EAADB" w:sz="4"/>
@@ -2548,7 +2548,7 @@
         </w:tc>
         <w:tc>
           <w:tcPr>
-            <w:tcW w:type="dxa" w:w="2350"/>
+            <w:tcW w:type="dxa" w:w="1650"/>
             <w:tcBorders>
               <w:top w:val="single" w:color="8EAADB" w:sz="4"/>
               <w:left w:val="single" w:color="8EAADB" w:sz="4"/>
@@ -2583,7 +2583,7 @@
         </w:tc>
         <w:tc>
           <w:tcPr>
-            <w:tcW w:type="dxa" w:w="1600"/>
+            <w:tcW w:type="dxa" w:w="2900"/>
             <w:tcBorders>
               <w:top w:val="single" w:color="8EAADB" w:sz="4"/>
               <w:left w:val="single" w:color="8EAADB" w:sz="4"/>
@@ -2612,13 +2612,13 @@
                 <w:sz w:val="17"/>
                 <w:szCs w:val="17"/>
               </w:rPr>
-              <w:t xml:space="preserve">Audio</w:t>
-            </w:r>
-          </w:p>
-        </w:tc>
-        <w:tc>
-          <w:tcPr>
-            <w:tcW w:type="dxa" w:w="960"/>
+              <w:t xml:space="preserve">Audio: voz en off y música</w:t>
+            </w:r>
+          </w:p>
+        </w:tc>
+        <w:tc>
+          <w:tcPr>
+            <w:tcW w:type="dxa" w:w="980"/>
             <w:tcBorders>
               <w:top w:val="single" w:color="8EAADB" w:sz="4"/>
               <w:left w:val="single" w:color="8EAADB" w:sz="4"/>
@@ -2659,7 +2659,7 @@
         </w:trPr>
         <w:tc>
           <w:tcPr>
-            <w:tcW w:type="dxa" w:w="1150"/>
+            <w:tcW w:type="dxa" w:w="1100"/>
             <w:tcBorders>
               <w:top w:val="single" w:color="8EAADB" w:sz="4"/>
               <w:left w:val="single" w:color="8EAADB" w:sz="4"/>
@@ -2694,171 +2694,171 @@
         </w:tc>
         <w:tc>
           <w:tcPr>
-            <w:tcW w:type="dxa" w:w="1000"/>
-            <w:tcBorders>
-              <w:top w:val="single" w:color="8EAADB" w:sz="4"/>
-              <w:left w:val="single" w:color="8EAADB" w:sz="4"/>
-              <w:bottom w:val="single" w:color="8EAADB" w:sz="4"/>
-              <w:right w:val="single" w:color="8EAADB" w:sz="4"/>
-            </w:tcBorders>
-            <w:tcMar>
-              <w:top w:type="dxa" w:w="50"/>
-              <w:left w:type="dxa" w:w="90"/>
-              <w:bottom w:type="dxa" w:w="50"/>
-              <w:right w:type="dxa" w:w="90"/>
-            </w:tcMar>
-            <w:vAlign w:val="center"/>
-          </w:tcPr>
-          <w:p>
-            <w:pPr>
-              <w:spacing w:after="20"/>
-            </w:pPr>
-            <w:r>
-              <w:rPr>
-                <w:rFonts w:ascii="Arial" w:cs="Arial" w:eastAsia="Arial" w:hAnsi="Arial"/>
-                <w:b w:val="false"/>
-                <w:bCs w:val="false"/>
-                <w:color w:val="000000"/>
-                <w:sz w:val="17"/>
-                <w:szCs w:val="17"/>
-              </w:rPr>
-              <w:t xml:space="preserve">00:00 - 00:10</w:t>
-            </w:r>
-          </w:p>
-        </w:tc>
-        <w:tc>
-          <w:tcPr>
-            <w:tcW w:type="dxa" w:w="2300"/>
-            <w:tcBorders>
-              <w:top w:val="single" w:color="8EAADB" w:sz="4"/>
-              <w:left w:val="single" w:color="8EAADB" w:sz="4"/>
-              <w:bottom w:val="single" w:color="8EAADB" w:sz="4"/>
-              <w:right w:val="single" w:color="8EAADB" w:sz="4"/>
-            </w:tcBorders>
-            <w:tcMar>
-              <w:top w:type="dxa" w:w="50"/>
-              <w:left w:type="dxa" w:w="90"/>
-              <w:bottom w:type="dxa" w:w="50"/>
-              <w:right w:type="dxa" w:w="90"/>
-            </w:tcMar>
-            <w:vAlign w:val="center"/>
-          </w:tcPr>
-          <w:p>
-            <w:pPr>
-              <w:spacing w:after="20"/>
-            </w:pPr>
-            <w:r>
-              <w:rPr>
-                <w:rFonts w:ascii="Arial" w:cs="Arial" w:eastAsia="Arial" w:hAnsi="Arial"/>
-                <w:b w:val="false"/>
-                <w:bCs w:val="false"/>
-                <w:color w:val="000000"/>
-                <w:sz w:val="17"/>
-                <w:szCs w:val="17"/>
-              </w:rPr>
-              <w:t xml:space="preserve">Fondo azul oscuro con escudo de salud.</w:t>
-            </w:r>
-          </w:p>
-        </w:tc>
-        <w:tc>
-          <w:tcPr>
-            <w:tcW w:type="dxa" w:w="2350"/>
-            <w:tcBorders>
-              <w:top w:val="single" w:color="8EAADB" w:sz="4"/>
-              <w:left w:val="single" w:color="8EAADB" w:sz="4"/>
-              <w:bottom w:val="single" w:color="8EAADB" w:sz="4"/>
-              <w:right w:val="single" w:color="8EAADB" w:sz="4"/>
-            </w:tcBorders>
-            <w:tcMar>
-              <w:top w:type="dxa" w:w="50"/>
-              <w:left w:type="dxa" w:w="90"/>
-              <w:bottom w:type="dxa" w:w="50"/>
-              <w:right w:type="dxa" w:w="90"/>
-            </w:tcMar>
-            <w:vAlign w:val="center"/>
-          </w:tcPr>
-          <w:p>
-            <w:pPr>
-              <w:spacing w:after="20"/>
-            </w:pPr>
-            <w:r>
-              <w:rPr>
-                <w:rFonts w:ascii="Arial" w:cs="Arial" w:eastAsia="Arial" w:hAnsi="Arial"/>
-                <w:b w:val="false"/>
-                <w:bCs w:val="false"/>
-                <w:color w:val="000000"/>
-                <w:sz w:val="17"/>
-                <w:szCs w:val="17"/>
-              </w:rPr>
-              <w:t xml:space="preserve">Seguridad del paciente: cuando un error de vía cambia una vida · Yina Vanessa Cadena Mantilla</w:t>
-            </w:r>
-          </w:p>
-        </w:tc>
-        <w:tc>
-          <w:tcPr>
-            <w:tcW w:type="dxa" w:w="1600"/>
-            <w:tcBorders>
-              <w:top w:val="single" w:color="8EAADB" w:sz="4"/>
-              <w:left w:val="single" w:color="8EAADB" w:sz="4"/>
-              <w:bottom w:val="single" w:color="8EAADB" w:sz="4"/>
-              <w:right w:val="single" w:color="8EAADB" w:sz="4"/>
-            </w:tcBorders>
-            <w:tcMar>
-              <w:top w:type="dxa" w:w="50"/>
-              <w:left w:type="dxa" w:w="90"/>
-              <w:bottom w:type="dxa" w:w="50"/>
-              <w:right w:type="dxa" w:w="90"/>
-            </w:tcMar>
-            <w:vAlign w:val="center"/>
-          </w:tcPr>
-          <w:p>
-            <w:pPr>
-              <w:spacing w:after="20"/>
-            </w:pPr>
-            <w:r>
-              <w:rPr>
-                <w:rFonts w:ascii="Arial" w:cs="Arial" w:eastAsia="Arial" w:hAnsi="Arial"/>
-                <w:b w:val="false"/>
-                <w:bCs w:val="false"/>
-                <w:color w:val="000000"/>
-                <w:sz w:val="17"/>
-                <w:szCs w:val="17"/>
-              </w:rPr>
-              <w:t xml:space="preserve">Música suave de apertura</w:t>
-            </w:r>
-          </w:p>
-        </w:tc>
-        <w:tc>
-          <w:tcPr>
-            <w:tcW w:type="dxa" w:w="960"/>
-            <w:tcBorders>
-              <w:top w:val="single" w:color="8EAADB" w:sz="4"/>
-              <w:left w:val="single" w:color="8EAADB" w:sz="4"/>
-              <w:bottom w:val="single" w:color="8EAADB" w:sz="4"/>
-              <w:right w:val="single" w:color="8EAADB" w:sz="4"/>
-            </w:tcBorders>
-            <w:tcMar>
-              <w:top w:type="dxa" w:w="50"/>
-              <w:left w:type="dxa" w:w="90"/>
-              <w:bottom w:type="dxa" w:w="50"/>
-              <w:right w:type="dxa" w:w="90"/>
-            </w:tcMar>
-            <w:vAlign w:val="center"/>
-          </w:tcPr>
-          <w:p>
-            <w:pPr>
-              <w:spacing w:after="20"/>
-            </w:pPr>
-            <w:r>
-              <w:rPr>
-                <w:rFonts w:ascii="Arial" w:cs="Arial" w:eastAsia="Arial" w:hAnsi="Arial"/>
-                <w:b w:val="false"/>
-                <w:bCs w:val="false"/>
-                <w:color w:val="000000"/>
-                <w:sz w:val="17"/>
-                <w:szCs w:val="17"/>
-              </w:rPr>
-              <w:t xml:space="preserve">10 s</w:t>
+            <w:tcW w:type="dxa" w:w="880"/>
+            <w:tcBorders>
+              <w:top w:val="single" w:color="8EAADB" w:sz="4"/>
+              <w:left w:val="single" w:color="8EAADB" w:sz="4"/>
+              <w:bottom w:val="single" w:color="8EAADB" w:sz="4"/>
+              <w:right w:val="single" w:color="8EAADB" w:sz="4"/>
+            </w:tcBorders>
+            <w:tcMar>
+              <w:top w:type="dxa" w:w="50"/>
+              <w:left w:type="dxa" w:w="90"/>
+              <w:bottom w:type="dxa" w:w="50"/>
+              <w:right w:type="dxa" w:w="90"/>
+            </w:tcMar>
+            <w:vAlign w:val="center"/>
+          </w:tcPr>
+          <w:p>
+            <w:pPr>
+              <w:spacing w:after="20"/>
+            </w:pPr>
+            <w:r>
+              <w:rPr>
+                <w:rFonts w:ascii="Arial" w:cs="Arial" w:eastAsia="Arial" w:hAnsi="Arial"/>
+                <w:b w:val="false"/>
+                <w:bCs w:val="false"/>
+                <w:color w:val="000000"/>
+                <w:sz w:val="17"/>
+                <w:szCs w:val="17"/>
+              </w:rPr>
+              <w:t xml:space="preserve">0:00 – 0:20</w:t>
+            </w:r>
+          </w:p>
+        </w:tc>
+        <w:tc>
+          <w:tcPr>
+            <w:tcW w:type="dxa" w:w="1850"/>
+            <w:tcBorders>
+              <w:top w:val="single" w:color="8EAADB" w:sz="4"/>
+              <w:left w:val="single" w:color="8EAADB" w:sz="4"/>
+              <w:bottom w:val="single" w:color="8EAADB" w:sz="4"/>
+              <w:right w:val="single" w:color="8EAADB" w:sz="4"/>
+            </w:tcBorders>
+            <w:tcMar>
+              <w:top w:type="dxa" w:w="50"/>
+              <w:left w:type="dxa" w:w="90"/>
+              <w:bottom w:type="dxa" w:w="50"/>
+              <w:right w:type="dxa" w:w="90"/>
+            </w:tcMar>
+            <w:vAlign w:val="center"/>
+          </w:tcPr>
+          <w:p>
+            <w:pPr>
+              <w:spacing w:after="20"/>
+            </w:pPr>
+            <w:r>
+              <w:rPr>
+                <w:rFonts w:ascii="Arial" w:cs="Arial" w:eastAsia="Arial" w:hAnsi="Arial"/>
+                <w:b w:val="false"/>
+                <w:bCs w:val="false"/>
+                <w:color w:val="000000"/>
+                <w:sz w:val="17"/>
+                <w:szCs w:val="17"/>
+              </w:rPr>
+              <w:t xml:space="preserve">Fondo azul claro; fotografía de un pasillo de hospital con una camilla; título animado.</w:t>
+            </w:r>
+          </w:p>
+        </w:tc>
+        <w:tc>
+          <w:tcPr>
+            <w:tcW w:type="dxa" w:w="1650"/>
+            <w:tcBorders>
+              <w:top w:val="single" w:color="8EAADB" w:sz="4"/>
+              <w:left w:val="single" w:color="8EAADB" w:sz="4"/>
+              <w:bottom w:val="single" w:color="8EAADB" w:sz="4"/>
+              <w:right w:val="single" w:color="8EAADB" w:sz="4"/>
+            </w:tcBorders>
+            <w:tcMar>
+              <w:top w:type="dxa" w:w="50"/>
+              <w:left w:type="dxa" w:w="90"/>
+              <w:bottom w:type="dxa" w:w="50"/>
+              <w:right w:type="dxa" w:w="90"/>
+            </w:tcMar>
+            <w:vAlign w:val="center"/>
+          </w:tcPr>
+          <w:p>
+            <w:pPr>
+              <w:spacing w:after="20"/>
+            </w:pPr>
+            <w:r>
+              <w:rPr>
+                <w:rFonts w:ascii="Arial" w:cs="Arial" w:eastAsia="Arial" w:hAnsi="Arial"/>
+                <w:b w:val="false"/>
+                <w:bCs w:val="false"/>
+                <w:color w:val="000000"/>
+                <w:sz w:val="17"/>
+                <w:szCs w:val="17"/>
+              </w:rPr>
+              <w:t xml:space="preserve">Seguridad del paciente · Cuando un error de vía cambia una vida</w:t>
+            </w:r>
+          </w:p>
+        </w:tc>
+        <w:tc>
+          <w:tcPr>
+            <w:tcW w:type="dxa" w:w="2900"/>
+            <w:tcBorders>
+              <w:top w:val="single" w:color="8EAADB" w:sz="4"/>
+              <w:left w:val="single" w:color="8EAADB" w:sz="4"/>
+              <w:bottom w:val="single" w:color="8EAADB" w:sz="4"/>
+              <w:right w:val="single" w:color="8EAADB" w:sz="4"/>
+            </w:tcBorders>
+            <w:tcMar>
+              <w:top w:type="dxa" w:w="50"/>
+              <w:left w:type="dxa" w:w="90"/>
+              <w:bottom w:type="dxa" w:w="50"/>
+              <w:right w:type="dxa" w:w="90"/>
+            </w:tcMar>
+            <w:vAlign w:val="center"/>
+          </w:tcPr>
+          <w:p>
+            <w:pPr>
+              <w:spacing w:after="20"/>
+            </w:pPr>
+            <w:r>
+              <w:rPr>
+                <w:rFonts w:ascii="Arial" w:cs="Arial" w:eastAsia="Arial" w:hAnsi="Arial"/>
+                <w:b w:val="false"/>
+                <w:bCs w:val="false"/>
+                <w:color w:val="000000"/>
+                <w:sz w:val="17"/>
+                <w:szCs w:val="17"/>
+              </w:rPr>
+              <w:t xml:space="preserve">Voz en off: «Hola, mi nombre es Yina Vanessa Cadena Mantilla, estudiante de la Especialización en Gerencia y Auditoría de la Calidad en Salud. En este video les presento el análisis de un evento adverso real: un error de medicación que nos recuerda que un solo descuido puede cambiar una vida.» Música: Apertura (piano suave).</w:t>
+            </w:r>
+          </w:p>
+        </w:tc>
+        <w:tc>
+          <w:tcPr>
+            <w:tcW w:type="dxa" w:w="980"/>
+            <w:tcBorders>
+              <w:top w:val="single" w:color="8EAADB" w:sz="4"/>
+              <w:left w:val="single" w:color="8EAADB" w:sz="4"/>
+              <w:bottom w:val="single" w:color="8EAADB" w:sz="4"/>
+              <w:right w:val="single" w:color="8EAADB" w:sz="4"/>
+            </w:tcBorders>
+            <w:tcMar>
+              <w:top w:type="dxa" w:w="50"/>
+              <w:left w:type="dxa" w:w="90"/>
+              <w:bottom w:type="dxa" w:w="50"/>
+              <w:right w:type="dxa" w:w="90"/>
+            </w:tcMar>
+            <w:vAlign w:val="center"/>
+          </w:tcPr>
+          <w:p>
+            <w:pPr>
+              <w:spacing w:after="20"/>
+            </w:pPr>
+            <w:r>
+              <w:rPr>
+                <w:rFonts w:ascii="Arial" w:cs="Arial" w:eastAsia="Arial" w:hAnsi="Arial"/>
+                <w:b w:val="false"/>
+                <w:bCs w:val="false"/>
+                <w:color w:val="000000"/>
+                <w:sz w:val="17"/>
+                <w:szCs w:val="17"/>
+              </w:rPr>
+              <w:t xml:space="preserve">20 s</w:t>
             </w:r>
           </w:p>
         </w:tc>
@@ -2870,7 +2870,7 @@
         </w:trPr>
         <w:tc>
           <w:tcPr>
-            <w:tcW w:type="dxa" w:w="1150"/>
+            <w:tcW w:type="dxa" w:w="1100"/>
             <w:tcBorders>
               <w:top w:val="single" w:color="8EAADB" w:sz="4"/>
               <w:left w:val="single" w:color="8EAADB" w:sz="4"/>
@@ -2899,177 +2899,177 @@
                 <w:sz w:val="17"/>
                 <w:szCs w:val="17"/>
               </w:rPr>
-              <w:t xml:space="preserve">2. Objetivo</w:t>
-            </w:r>
-          </w:p>
-        </w:tc>
-        <w:tc>
-          <w:tcPr>
-            <w:tcW w:type="dxa" w:w="1000"/>
-            <w:tcBorders>
-              <w:top w:val="single" w:color="8EAADB" w:sz="4"/>
-              <w:left w:val="single" w:color="8EAADB" w:sz="4"/>
-              <w:bottom w:val="single" w:color="8EAADB" w:sz="4"/>
-              <w:right w:val="single" w:color="8EAADB" w:sz="4"/>
-            </w:tcBorders>
-            <w:tcMar>
-              <w:top w:type="dxa" w:w="50"/>
-              <w:left w:type="dxa" w:w="90"/>
-              <w:bottom w:type="dxa" w:w="50"/>
-              <w:right w:type="dxa" w:w="90"/>
-            </w:tcMar>
-            <w:vAlign w:val="center"/>
-          </w:tcPr>
-          <w:p>
-            <w:pPr>
-              <w:spacing w:after="20"/>
-            </w:pPr>
-            <w:r>
-              <w:rPr>
-                <w:rFonts w:ascii="Arial" w:cs="Arial" w:eastAsia="Arial" w:hAnsi="Arial"/>
-                <w:b w:val="false"/>
-                <w:bCs w:val="false"/>
-                <w:color w:val="000000"/>
-                <w:sz w:val="17"/>
-                <w:szCs w:val="17"/>
-              </w:rPr>
-              <w:t xml:space="preserve">00:10 - 00:24</w:t>
-            </w:r>
-          </w:p>
-        </w:tc>
-        <w:tc>
-          <w:tcPr>
-            <w:tcW w:type="dxa" w:w="2300"/>
-            <w:tcBorders>
-              <w:top w:val="single" w:color="8EAADB" w:sz="4"/>
-              <w:left w:val="single" w:color="8EAADB" w:sz="4"/>
-              <w:bottom w:val="single" w:color="8EAADB" w:sz="4"/>
-              <w:right w:val="single" w:color="8EAADB" w:sz="4"/>
-            </w:tcBorders>
-            <w:tcMar>
-              <w:top w:type="dxa" w:w="50"/>
-              <w:left w:type="dxa" w:w="90"/>
-              <w:bottom w:type="dxa" w:w="50"/>
-              <w:right w:type="dxa" w:w="90"/>
-            </w:tcMar>
-            <w:vAlign w:val="center"/>
-          </w:tcPr>
-          <w:p>
-            <w:pPr>
-              <w:spacing w:after="20"/>
-            </w:pPr>
-            <w:r>
-              <w:rPr>
-                <w:rFonts w:ascii="Arial" w:cs="Arial" w:eastAsia="Arial" w:hAnsi="Arial"/>
-                <w:b w:val="false"/>
-                <w:bCs w:val="false"/>
-                <w:color w:val="000000"/>
-                <w:sz w:val="17"/>
-                <w:szCs w:val="17"/>
-              </w:rPr>
-              <w:t xml:space="preserve">Tres tarjetas numeradas.</w:t>
-            </w:r>
-          </w:p>
-        </w:tc>
-        <w:tc>
-          <w:tcPr>
-            <w:tcW w:type="dxa" w:w="2350"/>
-            <w:tcBorders>
-              <w:top w:val="single" w:color="8EAADB" w:sz="4"/>
-              <w:left w:val="single" w:color="8EAADB" w:sz="4"/>
-              <w:bottom w:val="single" w:color="8EAADB" w:sz="4"/>
-              <w:right w:val="single" w:color="8EAADB" w:sz="4"/>
-            </w:tcBorders>
-            <w:tcMar>
-              <w:top w:type="dxa" w:w="50"/>
-              <w:left w:type="dxa" w:w="90"/>
-              <w:bottom w:type="dxa" w:w="50"/>
-              <w:right w:type="dxa" w:w="90"/>
-            </w:tcMar>
-            <w:vAlign w:val="center"/>
-          </w:tcPr>
-          <w:p>
-            <w:pPr>
-              <w:spacing w:after="20"/>
-            </w:pPr>
-            <w:r>
-              <w:rPr>
-                <w:rFonts w:ascii="Arial" w:cs="Arial" w:eastAsia="Arial" w:hAnsi="Arial"/>
-                <w:b w:val="false"/>
-                <w:bCs w:val="false"/>
-                <w:color w:val="000000"/>
-                <w:sz w:val="17"/>
-                <w:szCs w:val="17"/>
-              </w:rPr>
-              <w:t xml:space="preserve">Conocer el caso · Identificar el protocolo que falló · Proponer soluciones</w:t>
-            </w:r>
-          </w:p>
-        </w:tc>
-        <w:tc>
-          <w:tcPr>
-            <w:tcW w:type="dxa" w:w="1600"/>
-            <w:tcBorders>
-              <w:top w:val="single" w:color="8EAADB" w:sz="4"/>
-              <w:left w:val="single" w:color="8EAADB" w:sz="4"/>
-              <w:bottom w:val="single" w:color="8EAADB" w:sz="4"/>
-              <w:right w:val="single" w:color="8EAADB" w:sz="4"/>
-            </w:tcBorders>
-            <w:tcMar>
-              <w:top w:type="dxa" w:w="50"/>
-              <w:left w:type="dxa" w:w="90"/>
-              <w:bottom w:type="dxa" w:w="50"/>
-              <w:right w:type="dxa" w:w="90"/>
-            </w:tcMar>
-            <w:vAlign w:val="center"/>
-          </w:tcPr>
-          <w:p>
-            <w:pPr>
-              <w:spacing w:after="20"/>
-            </w:pPr>
-            <w:r>
-              <w:rPr>
-                <w:rFonts w:ascii="Arial" w:cs="Arial" w:eastAsia="Arial" w:hAnsi="Arial"/>
-                <w:b w:val="false"/>
-                <w:bCs w:val="false"/>
-                <w:color w:val="000000"/>
-                <w:sz w:val="17"/>
-                <w:szCs w:val="17"/>
-              </w:rPr>
-              <w:t xml:space="preserve">Música suave</w:t>
-            </w:r>
-          </w:p>
-        </w:tc>
-        <w:tc>
-          <w:tcPr>
-            <w:tcW w:type="dxa" w:w="960"/>
-            <w:tcBorders>
-              <w:top w:val="single" w:color="8EAADB" w:sz="4"/>
-              <w:left w:val="single" w:color="8EAADB" w:sz="4"/>
-              <w:bottom w:val="single" w:color="8EAADB" w:sz="4"/>
-              <w:right w:val="single" w:color="8EAADB" w:sz="4"/>
-            </w:tcBorders>
-            <w:tcMar>
-              <w:top w:type="dxa" w:w="50"/>
-              <w:left w:type="dxa" w:w="90"/>
-              <w:bottom w:type="dxa" w:w="50"/>
-              <w:right w:type="dxa" w:w="90"/>
-            </w:tcMar>
-            <w:vAlign w:val="center"/>
-          </w:tcPr>
-          <w:p>
-            <w:pPr>
-              <w:spacing w:after="20"/>
-            </w:pPr>
-            <w:r>
-              <w:rPr>
-                <w:rFonts w:ascii="Arial" w:cs="Arial" w:eastAsia="Arial" w:hAnsi="Arial"/>
-                <w:b w:val="false"/>
-                <w:bCs w:val="false"/>
-                <w:color w:val="000000"/>
-                <w:sz w:val="17"/>
-                <w:szCs w:val="17"/>
-              </w:rPr>
-              <w:t xml:space="preserve">14 s</w:t>
+              <w:t xml:space="preserve">2. ¿Qué vamos a hacer?</w:t>
+            </w:r>
+          </w:p>
+        </w:tc>
+        <w:tc>
+          <w:tcPr>
+            <w:tcW w:type="dxa" w:w="880"/>
+            <w:tcBorders>
+              <w:top w:val="single" w:color="8EAADB" w:sz="4"/>
+              <w:left w:val="single" w:color="8EAADB" w:sz="4"/>
+              <w:bottom w:val="single" w:color="8EAADB" w:sz="4"/>
+              <w:right w:val="single" w:color="8EAADB" w:sz="4"/>
+            </w:tcBorders>
+            <w:tcMar>
+              <w:top w:type="dxa" w:w="50"/>
+              <w:left w:type="dxa" w:w="90"/>
+              <w:bottom w:type="dxa" w:w="50"/>
+              <w:right w:type="dxa" w:w="90"/>
+            </w:tcMar>
+            <w:vAlign w:val="center"/>
+          </w:tcPr>
+          <w:p>
+            <w:pPr>
+              <w:spacing w:after="20"/>
+            </w:pPr>
+            <w:r>
+              <w:rPr>
+                <w:rFonts w:ascii="Arial" w:cs="Arial" w:eastAsia="Arial" w:hAnsi="Arial"/>
+                <w:b w:val="false"/>
+                <w:bCs w:val="false"/>
+                <w:color w:val="000000"/>
+                <w:sz w:val="17"/>
+                <w:szCs w:val="17"/>
+              </w:rPr>
+              <w:t xml:space="preserve">0:20 – 0:40</w:t>
+            </w:r>
+          </w:p>
+        </w:tc>
+        <w:tc>
+          <w:tcPr>
+            <w:tcW w:type="dxa" w:w="1850"/>
+            <w:tcBorders>
+              <w:top w:val="single" w:color="8EAADB" w:sz="4"/>
+              <w:left w:val="single" w:color="8EAADB" w:sz="4"/>
+              <w:bottom w:val="single" w:color="8EAADB" w:sz="4"/>
+              <w:right w:val="single" w:color="8EAADB" w:sz="4"/>
+            </w:tcBorders>
+            <w:tcMar>
+              <w:top w:type="dxa" w:w="50"/>
+              <w:left w:type="dxa" w:w="90"/>
+              <w:bottom w:type="dxa" w:w="50"/>
+              <w:right w:type="dxa" w:w="90"/>
+            </w:tcMar>
+            <w:vAlign w:val="center"/>
+          </w:tcPr>
+          <w:p>
+            <w:pPr>
+              <w:spacing w:after="20"/>
+            </w:pPr>
+            <w:r>
+              <w:rPr>
+                <w:rFonts w:ascii="Arial" w:cs="Arial" w:eastAsia="Arial" w:hAnsi="Arial"/>
+                <w:b w:val="false"/>
+                <w:bCs w:val="false"/>
+                <w:color w:val="000000"/>
+                <w:sz w:val="17"/>
+                <w:szCs w:val="17"/>
+              </w:rPr>
+              <w:t xml:space="preserve">Tres bloques numerados: 01 Conocer, 02 Identificar, 03 Proponer.</w:t>
+            </w:r>
+          </w:p>
+        </w:tc>
+        <w:tc>
+          <w:tcPr>
+            <w:tcW w:type="dxa" w:w="1650"/>
+            <w:tcBorders>
+              <w:top w:val="single" w:color="8EAADB" w:sz="4"/>
+              <w:left w:val="single" w:color="8EAADB" w:sz="4"/>
+              <w:bottom w:val="single" w:color="8EAADB" w:sz="4"/>
+              <w:right w:val="single" w:color="8EAADB" w:sz="4"/>
+            </w:tcBorders>
+            <w:tcMar>
+              <w:top w:type="dxa" w:w="50"/>
+              <w:left w:type="dxa" w:w="90"/>
+              <w:bottom w:type="dxa" w:w="50"/>
+              <w:right w:type="dxa" w:w="90"/>
+            </w:tcMar>
+            <w:vAlign w:val="center"/>
+          </w:tcPr>
+          <w:p>
+            <w:pPr>
+              <w:spacing w:after="20"/>
+            </w:pPr>
+            <w:r>
+              <w:rPr>
+                <w:rFonts w:ascii="Arial" w:cs="Arial" w:eastAsia="Arial" w:hAnsi="Arial"/>
+                <w:b w:val="false"/>
+                <w:bCs w:val="false"/>
+                <w:color w:val="000000"/>
+                <w:sz w:val="17"/>
+                <w:szCs w:val="17"/>
+              </w:rPr>
+              <w:t xml:space="preserve">¿Qué vamos a hacer?</w:t>
+            </w:r>
+          </w:p>
+        </w:tc>
+        <w:tc>
+          <w:tcPr>
+            <w:tcW w:type="dxa" w:w="2900"/>
+            <w:tcBorders>
+              <w:top w:val="single" w:color="8EAADB" w:sz="4"/>
+              <w:left w:val="single" w:color="8EAADB" w:sz="4"/>
+              <w:bottom w:val="single" w:color="8EAADB" w:sz="4"/>
+              <w:right w:val="single" w:color="8EAADB" w:sz="4"/>
+            </w:tcBorders>
+            <w:tcMar>
+              <w:top w:type="dxa" w:w="50"/>
+              <w:left w:type="dxa" w:w="90"/>
+              <w:bottom w:type="dxa" w:w="50"/>
+              <w:right w:type="dxa" w:w="90"/>
+            </w:tcMar>
+            <w:vAlign w:val="center"/>
+          </w:tcPr>
+          <w:p>
+            <w:pPr>
+              <w:spacing w:after="20"/>
+            </w:pPr>
+            <w:r>
+              <w:rPr>
+                <w:rFonts w:ascii="Arial" w:cs="Arial" w:eastAsia="Arial" w:hAnsi="Arial"/>
+                <w:b w:val="false"/>
+                <w:bCs w:val="false"/>
+                <w:color w:val="000000"/>
+                <w:sz w:val="17"/>
+                <w:szCs w:val="17"/>
+              </w:rPr>
+              <w:t xml:space="preserve">Voz en off: «El objetivo es claro: primero, conocer un caso real ocurrido en Colombia en 2026; segundo, identificar qué protocolo de seguridad falló y por qué; y tercero, proponer soluciones que fortalezcan la cultura de seguridad en los servicios de salud.» Música: Apertura (piano suave).</w:t>
+            </w:r>
+          </w:p>
+        </w:tc>
+        <w:tc>
+          <w:tcPr>
+            <w:tcW w:type="dxa" w:w="980"/>
+            <w:tcBorders>
+              <w:top w:val="single" w:color="8EAADB" w:sz="4"/>
+              <w:left w:val="single" w:color="8EAADB" w:sz="4"/>
+              <w:bottom w:val="single" w:color="8EAADB" w:sz="4"/>
+              <w:right w:val="single" w:color="8EAADB" w:sz="4"/>
+            </w:tcBorders>
+            <w:tcMar>
+              <w:top w:type="dxa" w:w="50"/>
+              <w:left w:type="dxa" w:w="90"/>
+              <w:bottom w:type="dxa" w:w="50"/>
+              <w:right w:type="dxa" w:w="90"/>
+            </w:tcMar>
+            <w:vAlign w:val="center"/>
+          </w:tcPr>
+          <w:p>
+            <w:pPr>
+              <w:spacing w:after="20"/>
+            </w:pPr>
+            <w:r>
+              <w:rPr>
+                <w:rFonts w:ascii="Arial" w:cs="Arial" w:eastAsia="Arial" w:hAnsi="Arial"/>
+                <w:b w:val="false"/>
+                <w:bCs w:val="false"/>
+                <w:color w:val="000000"/>
+                <w:sz w:val="17"/>
+                <w:szCs w:val="17"/>
+              </w:rPr>
+              <w:t xml:space="preserve">20 s</w:t>
             </w:r>
           </w:p>
         </w:tc>
@@ -3081,7 +3081,7 @@
         </w:trPr>
         <w:tc>
           <w:tcPr>
-            <w:tcW w:type="dxa" w:w="1150"/>
+            <w:tcW w:type="dxa" w:w="1100"/>
             <w:tcBorders>
               <w:top w:val="single" w:color="8EAADB" w:sz="4"/>
               <w:left w:val="single" w:color="8EAADB" w:sz="4"/>
@@ -3110,177 +3110,177 @@
                 <w:sz w:val="17"/>
                 <w:szCs w:val="17"/>
               </w:rPr>
-              <w:t xml:space="preserve">3. Conceptos</w:t>
-            </w:r>
-          </w:p>
-        </w:tc>
-        <w:tc>
-          <w:tcPr>
-            <w:tcW w:type="dxa" w:w="1000"/>
-            <w:tcBorders>
-              <w:top w:val="single" w:color="8EAADB" w:sz="4"/>
-              <w:left w:val="single" w:color="8EAADB" w:sz="4"/>
-              <w:bottom w:val="single" w:color="8EAADB" w:sz="4"/>
-              <w:right w:val="single" w:color="8EAADB" w:sz="4"/>
-            </w:tcBorders>
-            <w:tcMar>
-              <w:top w:type="dxa" w:w="50"/>
-              <w:left w:type="dxa" w:w="90"/>
-              <w:bottom w:type="dxa" w:w="50"/>
-              <w:right w:type="dxa" w:w="90"/>
-            </w:tcMar>
-            <w:vAlign w:val="center"/>
-          </w:tcPr>
-          <w:p>
-            <w:pPr>
-              <w:spacing w:after="20"/>
-            </w:pPr>
-            <w:r>
-              <w:rPr>
-                <w:rFonts w:ascii="Arial" w:cs="Arial" w:eastAsia="Arial" w:hAnsi="Arial"/>
-                <w:b w:val="false"/>
-                <w:bCs w:val="false"/>
-                <w:color w:val="000000"/>
-                <w:sz w:val="17"/>
-                <w:szCs w:val="17"/>
-              </w:rPr>
-              <w:t xml:space="preserve">00:24 - 00:42</w:t>
-            </w:r>
-          </w:p>
-        </w:tc>
-        <w:tc>
-          <w:tcPr>
-            <w:tcW w:type="dxa" w:w="2300"/>
-            <w:tcBorders>
-              <w:top w:val="single" w:color="8EAADB" w:sz="4"/>
-              <w:left w:val="single" w:color="8EAADB" w:sz="4"/>
-              <w:bottom w:val="single" w:color="8EAADB" w:sz="4"/>
-              <w:right w:val="single" w:color="8EAADB" w:sz="4"/>
-            </w:tcBorders>
-            <w:tcMar>
-              <w:top w:type="dxa" w:w="50"/>
-              <w:left w:type="dxa" w:w="90"/>
-              <w:bottom w:type="dxa" w:w="50"/>
-              <w:right w:type="dxa" w:w="90"/>
-            </w:tcMar>
-            <w:vAlign w:val="center"/>
-          </w:tcPr>
-          <w:p>
-            <w:pPr>
-              <w:spacing w:after="20"/>
-            </w:pPr>
-            <w:r>
-              <w:rPr>
-                <w:rFonts w:ascii="Arial" w:cs="Arial" w:eastAsia="Arial" w:hAnsi="Arial"/>
-                <w:b w:val="false"/>
-                <w:bCs w:val="false"/>
-                <w:color w:val="000000"/>
-                <w:sz w:val="17"/>
-                <w:szCs w:val="17"/>
-              </w:rPr>
-              <w:t xml:space="preserve">Dos tarjetas: seguridad del paciente y evento adverso.</w:t>
-            </w:r>
-          </w:p>
-        </w:tc>
-        <w:tc>
-          <w:tcPr>
-            <w:tcW w:type="dxa" w:w="2350"/>
-            <w:tcBorders>
-              <w:top w:val="single" w:color="8EAADB" w:sz="4"/>
-              <w:left w:val="single" w:color="8EAADB" w:sz="4"/>
-              <w:bottom w:val="single" w:color="8EAADB" w:sz="4"/>
-              <w:right w:val="single" w:color="8EAADB" w:sz="4"/>
-            </w:tcBorders>
-            <w:tcMar>
-              <w:top w:type="dxa" w:w="50"/>
-              <w:left w:type="dxa" w:w="90"/>
-              <w:bottom w:type="dxa" w:w="50"/>
-              <w:right w:type="dxa" w:w="90"/>
-            </w:tcMar>
-            <w:vAlign w:val="center"/>
-          </w:tcPr>
-          <w:p>
-            <w:pPr>
-              <w:spacing w:after="20"/>
-            </w:pPr>
-            <w:r>
-              <w:rPr>
-                <w:rFonts w:ascii="Arial" w:cs="Arial" w:eastAsia="Arial" w:hAnsi="Arial"/>
-                <w:b w:val="false"/>
-                <w:bCs w:val="false"/>
-                <w:color w:val="000000"/>
-                <w:sz w:val="17"/>
-                <w:szCs w:val="17"/>
-              </w:rPr>
-              <w:t xml:space="preserve">Definiciones del MSPS; la mayoría de los daños son prevenibles</w:t>
-            </w:r>
-          </w:p>
-        </w:tc>
-        <w:tc>
-          <w:tcPr>
-            <w:tcW w:type="dxa" w:w="1600"/>
-            <w:tcBorders>
-              <w:top w:val="single" w:color="8EAADB" w:sz="4"/>
-              <w:left w:val="single" w:color="8EAADB" w:sz="4"/>
-              <w:bottom w:val="single" w:color="8EAADB" w:sz="4"/>
-              <w:right w:val="single" w:color="8EAADB" w:sz="4"/>
-            </w:tcBorders>
-            <w:tcMar>
-              <w:top w:type="dxa" w:w="50"/>
-              <w:left w:type="dxa" w:w="90"/>
-              <w:bottom w:type="dxa" w:w="50"/>
-              <w:right w:type="dxa" w:w="90"/>
-            </w:tcMar>
-            <w:vAlign w:val="center"/>
-          </w:tcPr>
-          <w:p>
-            <w:pPr>
-              <w:spacing w:after="20"/>
-            </w:pPr>
-            <w:r>
-              <w:rPr>
-                <w:rFonts w:ascii="Arial" w:cs="Arial" w:eastAsia="Arial" w:hAnsi="Arial"/>
-                <w:b w:val="false"/>
-                <w:bCs w:val="false"/>
-                <w:color w:val="000000"/>
-                <w:sz w:val="17"/>
-                <w:szCs w:val="17"/>
-              </w:rPr>
-              <w:t xml:space="preserve">Música suave</w:t>
-            </w:r>
-          </w:p>
-        </w:tc>
-        <w:tc>
-          <w:tcPr>
-            <w:tcW w:type="dxa" w:w="960"/>
-            <w:tcBorders>
-              <w:top w:val="single" w:color="8EAADB" w:sz="4"/>
-              <w:left w:val="single" w:color="8EAADB" w:sz="4"/>
-              <w:bottom w:val="single" w:color="8EAADB" w:sz="4"/>
-              <w:right w:val="single" w:color="8EAADB" w:sz="4"/>
-            </w:tcBorders>
-            <w:tcMar>
-              <w:top w:type="dxa" w:w="50"/>
-              <w:left w:type="dxa" w:w="90"/>
-              <w:bottom w:type="dxa" w:w="50"/>
-              <w:right w:type="dxa" w:w="90"/>
-            </w:tcMar>
-            <w:vAlign w:val="center"/>
-          </w:tcPr>
-          <w:p>
-            <w:pPr>
-              <w:spacing w:after="20"/>
-            </w:pPr>
-            <w:r>
-              <w:rPr>
-                <w:rFonts w:ascii="Arial" w:cs="Arial" w:eastAsia="Arial" w:hAnsi="Arial"/>
-                <w:b w:val="false"/>
-                <w:bCs w:val="false"/>
-                <w:color w:val="000000"/>
-                <w:sz w:val="17"/>
-                <w:szCs w:val="17"/>
-              </w:rPr>
-              <w:t xml:space="preserve">18 s</w:t>
+              <w:t xml:space="preserve">3. Conceptos clave</w:t>
+            </w:r>
+          </w:p>
+        </w:tc>
+        <w:tc>
+          <w:tcPr>
+            <w:tcW w:type="dxa" w:w="880"/>
+            <w:tcBorders>
+              <w:top w:val="single" w:color="8EAADB" w:sz="4"/>
+              <w:left w:val="single" w:color="8EAADB" w:sz="4"/>
+              <w:bottom w:val="single" w:color="8EAADB" w:sz="4"/>
+              <w:right w:val="single" w:color="8EAADB" w:sz="4"/>
+            </w:tcBorders>
+            <w:tcMar>
+              <w:top w:type="dxa" w:w="50"/>
+              <w:left w:type="dxa" w:w="90"/>
+              <w:bottom w:type="dxa" w:w="50"/>
+              <w:right w:type="dxa" w:w="90"/>
+            </w:tcMar>
+            <w:vAlign w:val="center"/>
+          </w:tcPr>
+          <w:p>
+            <w:pPr>
+              <w:spacing w:after="20"/>
+            </w:pPr>
+            <w:r>
+              <w:rPr>
+                <w:rFonts w:ascii="Arial" w:cs="Arial" w:eastAsia="Arial" w:hAnsi="Arial"/>
+                <w:b w:val="false"/>
+                <w:bCs w:val="false"/>
+                <w:color w:val="000000"/>
+                <w:sz w:val="17"/>
+                <w:szCs w:val="17"/>
+              </w:rPr>
+              <w:t xml:space="preserve">0:40 – 1:00</w:t>
+            </w:r>
+          </w:p>
+        </w:tc>
+        <w:tc>
+          <w:tcPr>
+            <w:tcW w:type="dxa" w:w="1850"/>
+            <w:tcBorders>
+              <w:top w:val="single" w:color="8EAADB" w:sz="4"/>
+              <w:left w:val="single" w:color="8EAADB" w:sz="4"/>
+              <w:bottom w:val="single" w:color="8EAADB" w:sz="4"/>
+              <w:right w:val="single" w:color="8EAADB" w:sz="4"/>
+            </w:tcBorders>
+            <w:tcMar>
+              <w:top w:type="dxa" w:w="50"/>
+              <w:left w:type="dxa" w:w="90"/>
+              <w:bottom w:type="dxa" w:w="50"/>
+              <w:right w:type="dxa" w:w="90"/>
+            </w:tcMar>
+            <w:vAlign w:val="center"/>
+          </w:tcPr>
+          <w:p>
+            <w:pPr>
+              <w:spacing w:after="20"/>
+            </w:pPr>
+            <w:r>
+              <w:rPr>
+                <w:rFonts w:ascii="Arial" w:cs="Arial" w:eastAsia="Arial" w:hAnsi="Arial"/>
+                <w:b w:val="false"/>
+                <w:bCs w:val="false"/>
+                <w:color w:val="000000"/>
+                <w:sz w:val="17"/>
+                <w:szCs w:val="17"/>
+              </w:rPr>
+              <w:t xml:space="preserve">Fondo azul; fotografía de profesionales de salud atendiendo a un paciente en urgencias.</w:t>
+            </w:r>
+          </w:p>
+        </w:tc>
+        <w:tc>
+          <w:tcPr>
+            <w:tcW w:type="dxa" w:w="1650"/>
+            <w:tcBorders>
+              <w:top w:val="single" w:color="8EAADB" w:sz="4"/>
+              <w:left w:val="single" w:color="8EAADB" w:sz="4"/>
+              <w:bottom w:val="single" w:color="8EAADB" w:sz="4"/>
+              <w:right w:val="single" w:color="8EAADB" w:sz="4"/>
+            </w:tcBorders>
+            <w:tcMar>
+              <w:top w:type="dxa" w:w="50"/>
+              <w:left w:type="dxa" w:w="90"/>
+              <w:bottom w:type="dxa" w:w="50"/>
+              <w:right w:type="dxa" w:w="90"/>
+            </w:tcMar>
+            <w:vAlign w:val="center"/>
+          </w:tcPr>
+          <w:p>
+            <w:pPr>
+              <w:spacing w:after="20"/>
+            </w:pPr>
+            <w:r>
+              <w:rPr>
+                <w:rFonts w:ascii="Arial" w:cs="Arial" w:eastAsia="Arial" w:hAnsi="Arial"/>
+                <w:b w:val="false"/>
+                <w:bCs w:val="false"/>
+                <w:color w:val="000000"/>
+                <w:sz w:val="17"/>
+                <w:szCs w:val="17"/>
+              </w:rPr>
+              <w:t xml:space="preserve">Seguridad del paciente y evento adverso: definiciones</w:t>
+            </w:r>
+          </w:p>
+        </w:tc>
+        <w:tc>
+          <w:tcPr>
+            <w:tcW w:type="dxa" w:w="2900"/>
+            <w:tcBorders>
+              <w:top w:val="single" w:color="8EAADB" w:sz="4"/>
+              <w:left w:val="single" w:color="8EAADB" w:sz="4"/>
+              <w:bottom w:val="single" w:color="8EAADB" w:sz="4"/>
+              <w:right w:val="single" w:color="8EAADB" w:sz="4"/>
+            </w:tcBorders>
+            <w:tcMar>
+              <w:top w:type="dxa" w:w="50"/>
+              <w:left w:type="dxa" w:w="90"/>
+              <w:bottom w:type="dxa" w:w="50"/>
+              <w:right w:type="dxa" w:w="90"/>
+            </w:tcMar>
+            <w:vAlign w:val="center"/>
+          </w:tcPr>
+          <w:p>
+            <w:pPr>
+              <w:spacing w:after="20"/>
+            </w:pPr>
+            <w:r>
+              <w:rPr>
+                <w:rFonts w:ascii="Arial" w:cs="Arial" w:eastAsia="Arial" w:hAnsi="Arial"/>
+                <w:b w:val="false"/>
+                <w:bCs w:val="false"/>
+                <w:color w:val="000000"/>
+                <w:sz w:val="17"/>
+                <w:szCs w:val="17"/>
+              </w:rPr>
+              <w:t xml:space="preserve">Voz en off: «Antes de empezar, dos conceptos. La seguridad del paciente es el conjunto de procesos y herramientas que buscan reducir el riesgo de daño durante la atención. Y un evento adverso es un daño no intencional causado por la atención, no por la enfermedad. Cuando se pudo evitar, es prevenible.» Música: Apertura (piano suave).</w:t>
+            </w:r>
+          </w:p>
+        </w:tc>
+        <w:tc>
+          <w:tcPr>
+            <w:tcW w:type="dxa" w:w="980"/>
+            <w:tcBorders>
+              <w:top w:val="single" w:color="8EAADB" w:sz="4"/>
+              <w:left w:val="single" w:color="8EAADB" w:sz="4"/>
+              <w:bottom w:val="single" w:color="8EAADB" w:sz="4"/>
+              <w:right w:val="single" w:color="8EAADB" w:sz="4"/>
+            </w:tcBorders>
+            <w:tcMar>
+              <w:top w:type="dxa" w:w="50"/>
+              <w:left w:type="dxa" w:w="90"/>
+              <w:bottom w:type="dxa" w:w="50"/>
+              <w:right w:type="dxa" w:w="90"/>
+            </w:tcMar>
+            <w:vAlign w:val="center"/>
+          </w:tcPr>
+          <w:p>
+            <w:pPr>
+              <w:spacing w:after="20"/>
+            </w:pPr>
+            <w:r>
+              <w:rPr>
+                <w:rFonts w:ascii="Arial" w:cs="Arial" w:eastAsia="Arial" w:hAnsi="Arial"/>
+                <w:b w:val="false"/>
+                <w:bCs w:val="false"/>
+                <w:color w:val="000000"/>
+                <w:sz w:val="17"/>
+                <w:szCs w:val="17"/>
+              </w:rPr>
+              <w:t xml:space="preserve">20 s</w:t>
             </w:r>
           </w:p>
         </w:tc>
@@ -3292,7 +3292,7 @@
         </w:trPr>
         <w:tc>
           <w:tcPr>
-            <w:tcW w:type="dxa" w:w="1150"/>
+            <w:tcW w:type="dxa" w:w="1100"/>
             <w:tcBorders>
               <w:top w:val="single" w:color="8EAADB" w:sz="4"/>
               <w:left w:val="single" w:color="8EAADB" w:sz="4"/>
@@ -3321,177 +3321,177 @@
                 <w:sz w:val="17"/>
                 <w:szCs w:val="17"/>
               </w:rPr>
-              <w:t xml:space="preserve">4. Recreación 1</w:t>
-            </w:r>
-          </w:p>
-        </w:tc>
-        <w:tc>
-          <w:tcPr>
-            <w:tcW w:type="dxa" w:w="1000"/>
-            <w:tcBorders>
-              <w:top w:val="single" w:color="8EAADB" w:sz="4"/>
-              <w:left w:val="single" w:color="8EAADB" w:sz="4"/>
-              <w:bottom w:val="single" w:color="8EAADB" w:sz="4"/>
-              <w:right w:val="single" w:color="8EAADB" w:sz="4"/>
-            </w:tcBorders>
-            <w:tcMar>
-              <w:top w:type="dxa" w:w="50"/>
-              <w:left w:type="dxa" w:w="90"/>
-              <w:bottom w:type="dxa" w:w="50"/>
-              <w:right w:type="dxa" w:w="90"/>
-            </w:tcMar>
-            <w:vAlign w:val="center"/>
-          </w:tcPr>
-          <w:p>
-            <w:pPr>
-              <w:spacing w:after="20"/>
-            </w:pPr>
-            <w:r>
-              <w:rPr>
-                <w:rFonts w:ascii="Arial" w:cs="Arial" w:eastAsia="Arial" w:hAnsi="Arial"/>
-                <w:b w:val="false"/>
-                <w:bCs w:val="false"/>
-                <w:color w:val="000000"/>
-                <w:sz w:val="17"/>
-                <w:szCs w:val="17"/>
-              </w:rPr>
-              <w:t xml:space="preserve">00:42 - 00:54</w:t>
-            </w:r>
-          </w:p>
-        </w:tc>
-        <w:tc>
-          <w:tcPr>
-            <w:tcW w:type="dxa" w:w="2300"/>
-            <w:tcBorders>
-              <w:top w:val="single" w:color="8EAADB" w:sz="4"/>
-              <w:left w:val="single" w:color="8EAADB" w:sz="4"/>
-              <w:bottom w:val="single" w:color="8EAADB" w:sz="4"/>
-              <w:right w:val="single" w:color="8EAADB" w:sz="4"/>
-            </w:tcBorders>
-            <w:tcMar>
-              <w:top w:type="dxa" w:w="50"/>
-              <w:left w:type="dxa" w:w="90"/>
-              <w:bottom w:type="dxa" w:w="50"/>
-              <w:right w:type="dxa" w:w="90"/>
-            </w:tcMar>
-            <w:vAlign w:val="center"/>
-          </w:tcPr>
-          <w:p>
-            <w:pPr>
-              <w:spacing w:after="20"/>
-            </w:pPr>
-            <w:r>
-              <w:rPr>
-                <w:rFonts w:ascii="Arial" w:cs="Arial" w:eastAsia="Arial" w:hAnsi="Arial"/>
-                <w:b w:val="false"/>
-                <w:bCs w:val="false"/>
-                <w:color w:val="000000"/>
-                <w:sz w:val="17"/>
-                <w:szCs w:val="17"/>
-              </w:rPr>
-              <w:t xml:space="preserve">Ilustración: paciente en camilla de urgencias con dolor abdominal.</w:t>
-            </w:r>
-          </w:p>
-        </w:tc>
-        <w:tc>
-          <w:tcPr>
-            <w:tcW w:type="dxa" w:w="2350"/>
-            <w:tcBorders>
-              <w:top w:val="single" w:color="8EAADB" w:sz="4"/>
-              <w:left w:val="single" w:color="8EAADB" w:sz="4"/>
-              <w:bottom w:val="single" w:color="8EAADB" w:sz="4"/>
-              <w:right w:val="single" w:color="8EAADB" w:sz="4"/>
-            </w:tcBorders>
-            <w:tcMar>
-              <w:top w:type="dxa" w:w="50"/>
-              <w:left w:type="dxa" w:w="90"/>
-              <w:bottom w:type="dxa" w:w="50"/>
-              <w:right w:type="dxa" w:w="90"/>
-            </w:tcMar>
-            <w:vAlign w:val="center"/>
-          </w:tcPr>
-          <w:p>
-            <w:pPr>
-              <w:spacing w:after="20"/>
-            </w:pPr>
-            <w:r>
-              <w:rPr>
-                <w:rFonts w:ascii="Arial" w:cs="Arial" w:eastAsia="Arial" w:hAnsi="Arial"/>
-                <w:b w:val="false"/>
-                <w:bCs w:val="false"/>
-                <w:color w:val="000000"/>
-                <w:sz w:val="17"/>
-                <w:szCs w:val="17"/>
-              </w:rPr>
-              <w:t xml:space="preserve">Abril de 2026 · Yarumal, Antioquia · Mujer de 46 años con gastritis</w:t>
-            </w:r>
-          </w:p>
-        </w:tc>
-        <w:tc>
-          <w:tcPr>
-            <w:tcW w:type="dxa" w:w="1600"/>
-            <w:tcBorders>
-              <w:top w:val="single" w:color="8EAADB" w:sz="4"/>
-              <w:left w:val="single" w:color="8EAADB" w:sz="4"/>
-              <w:bottom w:val="single" w:color="8EAADB" w:sz="4"/>
-              <w:right w:val="single" w:color="8EAADB" w:sz="4"/>
-            </w:tcBorders>
-            <w:tcMar>
-              <w:top w:type="dxa" w:w="50"/>
-              <w:left w:type="dxa" w:w="90"/>
-              <w:bottom w:type="dxa" w:w="50"/>
-              <w:right w:type="dxa" w:w="90"/>
-            </w:tcMar>
-            <w:vAlign w:val="center"/>
-          </w:tcPr>
-          <w:p>
-            <w:pPr>
-              <w:spacing w:after="20"/>
-            </w:pPr>
-            <w:r>
-              <w:rPr>
-                <w:rFonts w:ascii="Arial" w:cs="Arial" w:eastAsia="Arial" w:hAnsi="Arial"/>
-                <w:b w:val="false"/>
-                <w:bCs w:val="false"/>
-                <w:color w:val="000000"/>
-                <w:sz w:val="17"/>
-                <w:szCs w:val="17"/>
-              </w:rPr>
-              <w:t xml:space="preserve">Entra música de tensión (pulso grave)</w:t>
-            </w:r>
-          </w:p>
-        </w:tc>
-        <w:tc>
-          <w:tcPr>
-            <w:tcW w:type="dxa" w:w="960"/>
-            <w:tcBorders>
-              <w:top w:val="single" w:color="8EAADB" w:sz="4"/>
-              <w:left w:val="single" w:color="8EAADB" w:sz="4"/>
-              <w:bottom w:val="single" w:color="8EAADB" w:sz="4"/>
-              <w:right w:val="single" w:color="8EAADB" w:sz="4"/>
-            </w:tcBorders>
-            <w:tcMar>
-              <w:top w:type="dxa" w:w="50"/>
-              <w:left w:type="dxa" w:w="90"/>
-              <w:bottom w:type="dxa" w:w="50"/>
-              <w:right w:type="dxa" w:w="90"/>
-            </w:tcMar>
-            <w:vAlign w:val="center"/>
-          </w:tcPr>
-          <w:p>
-            <w:pPr>
-              <w:spacing w:after="20"/>
-            </w:pPr>
-            <w:r>
-              <w:rPr>
-                <w:rFonts w:ascii="Arial" w:cs="Arial" w:eastAsia="Arial" w:hAnsi="Arial"/>
-                <w:b w:val="false"/>
-                <w:bCs w:val="false"/>
-                <w:color w:val="000000"/>
-                <w:sz w:val="17"/>
-                <w:szCs w:val="17"/>
-              </w:rPr>
-              <w:t xml:space="preserve">12 s</w:t>
+              <w:t xml:space="preserve">4. El caso: Yarumal</w:t>
+            </w:r>
+          </w:p>
+        </w:tc>
+        <w:tc>
+          <w:tcPr>
+            <w:tcW w:type="dxa" w:w="880"/>
+            <w:tcBorders>
+              <w:top w:val="single" w:color="8EAADB" w:sz="4"/>
+              <w:left w:val="single" w:color="8EAADB" w:sz="4"/>
+              <w:bottom w:val="single" w:color="8EAADB" w:sz="4"/>
+              <w:right w:val="single" w:color="8EAADB" w:sz="4"/>
+            </w:tcBorders>
+            <w:tcMar>
+              <w:top w:type="dxa" w:w="50"/>
+              <w:left w:type="dxa" w:w="90"/>
+              <w:bottom w:type="dxa" w:w="50"/>
+              <w:right w:type="dxa" w:w="90"/>
+            </w:tcMar>
+            <w:vAlign w:val="center"/>
+          </w:tcPr>
+          <w:p>
+            <w:pPr>
+              <w:spacing w:after="20"/>
+            </w:pPr>
+            <w:r>
+              <w:rPr>
+                <w:rFonts w:ascii="Arial" w:cs="Arial" w:eastAsia="Arial" w:hAnsi="Arial"/>
+                <w:b w:val="false"/>
+                <w:bCs w:val="false"/>
+                <w:color w:val="000000"/>
+                <w:sz w:val="17"/>
+                <w:szCs w:val="17"/>
+              </w:rPr>
+              <w:t xml:space="preserve">1:00 – 1:20</w:t>
+            </w:r>
+          </w:p>
+        </w:tc>
+        <w:tc>
+          <w:tcPr>
+            <w:tcW w:type="dxa" w:w="1850"/>
+            <w:tcBorders>
+              <w:top w:val="single" w:color="8EAADB" w:sz="4"/>
+              <w:left w:val="single" w:color="8EAADB" w:sz="4"/>
+              <w:bottom w:val="single" w:color="8EAADB" w:sz="4"/>
+              <w:right w:val="single" w:color="8EAADB" w:sz="4"/>
+            </w:tcBorders>
+            <w:tcMar>
+              <w:top w:type="dxa" w:w="50"/>
+              <w:left w:type="dxa" w:w="90"/>
+              <w:bottom w:type="dxa" w:w="50"/>
+              <w:right w:type="dxa" w:w="90"/>
+            </w:tcMar>
+            <w:vAlign w:val="center"/>
+          </w:tcPr>
+          <w:p>
+            <w:pPr>
+              <w:spacing w:after="20"/>
+            </w:pPr>
+            <w:r>
+              <w:rPr>
+                <w:rFonts w:ascii="Arial" w:cs="Arial" w:eastAsia="Arial" w:hAnsi="Arial"/>
+                <w:b w:val="false"/>
+                <w:bCs w:val="false"/>
+                <w:color w:val="000000"/>
+                <w:sz w:val="17"/>
+                <w:szCs w:val="17"/>
+              </w:rPr>
+              <w:t xml:space="preserve">Captura de la noticia “Paciente en UCI tras presunto error médico…” con la fachada del hospital y comunicado oficial del hospital (22 de abril de 2026).</w:t>
+            </w:r>
+          </w:p>
+        </w:tc>
+        <w:tc>
+          <w:tcPr>
+            <w:tcW w:type="dxa" w:w="1650"/>
+            <w:tcBorders>
+              <w:top w:val="single" w:color="8EAADB" w:sz="4"/>
+              <w:left w:val="single" w:color="8EAADB" w:sz="4"/>
+              <w:bottom w:val="single" w:color="8EAADB" w:sz="4"/>
+              <w:right w:val="single" w:color="8EAADB" w:sz="4"/>
+            </w:tcBorders>
+            <w:tcMar>
+              <w:top w:type="dxa" w:w="50"/>
+              <w:left w:type="dxa" w:w="90"/>
+              <w:bottom w:type="dxa" w:w="50"/>
+              <w:right w:type="dxa" w:w="90"/>
+            </w:tcMar>
+            <w:vAlign w:val="center"/>
+          </w:tcPr>
+          <w:p>
+            <w:pPr>
+              <w:spacing w:after="20"/>
+            </w:pPr>
+            <w:r>
+              <w:rPr>
+                <w:rFonts w:ascii="Arial" w:cs="Arial" w:eastAsia="Arial" w:hAnsi="Arial"/>
+                <w:b w:val="false"/>
+                <w:bCs w:val="false"/>
+                <w:color w:val="000000"/>
+                <w:sz w:val="17"/>
+                <w:szCs w:val="17"/>
+              </w:rPr>
+              <w:t xml:space="preserve">Abril de 2026 · Yarumal, Antioquia</w:t>
+            </w:r>
+          </w:p>
+        </w:tc>
+        <w:tc>
+          <w:tcPr>
+            <w:tcW w:type="dxa" w:w="2900"/>
+            <w:tcBorders>
+              <w:top w:val="single" w:color="8EAADB" w:sz="4"/>
+              <w:left w:val="single" w:color="8EAADB" w:sz="4"/>
+              <w:bottom w:val="single" w:color="8EAADB" w:sz="4"/>
+              <w:right w:val="single" w:color="8EAADB" w:sz="4"/>
+            </w:tcBorders>
+            <w:tcMar>
+              <w:top w:type="dxa" w:w="50"/>
+              <w:left w:type="dxa" w:w="90"/>
+              <w:bottom w:type="dxa" w:w="50"/>
+              <w:right w:type="dxa" w:w="90"/>
+            </w:tcMar>
+            <w:vAlign w:val="center"/>
+          </w:tcPr>
+          <w:p>
+            <w:pPr>
+              <w:spacing w:after="20"/>
+            </w:pPr>
+            <w:r>
+              <w:rPr>
+                <w:rFonts w:ascii="Arial" w:cs="Arial" w:eastAsia="Arial" w:hAnsi="Arial"/>
+                <w:b w:val="false"/>
+                <w:bCs w:val="false"/>
+                <w:color w:val="000000"/>
+                <w:sz w:val="17"/>
+                <w:szCs w:val="17"/>
+              </w:rPr>
+              <w:t xml:space="preserve">Voz en off: «El caso ocurrió en abril de 2026, en el Hospital San Juan de Dios de Yarumal, Antioquia, una institución pública con estudiantes en práctica. Una mujer de cuarenta y seis años llegó a urgencias con dolor abdominal por gastritis, y le ordenaron un antiácido para aliviar el dolor.» Música: Tensión (cuerdas graves y latido).</w:t>
+            </w:r>
+          </w:p>
+        </w:tc>
+        <w:tc>
+          <w:tcPr>
+            <w:tcW w:type="dxa" w:w="980"/>
+            <w:tcBorders>
+              <w:top w:val="single" w:color="8EAADB" w:sz="4"/>
+              <w:left w:val="single" w:color="8EAADB" w:sz="4"/>
+              <w:bottom w:val="single" w:color="8EAADB" w:sz="4"/>
+              <w:right w:val="single" w:color="8EAADB" w:sz="4"/>
+            </w:tcBorders>
+            <w:tcMar>
+              <w:top w:type="dxa" w:w="50"/>
+              <w:left w:type="dxa" w:w="90"/>
+              <w:bottom w:type="dxa" w:w="50"/>
+              <w:right w:type="dxa" w:w="90"/>
+            </w:tcMar>
+            <w:vAlign w:val="center"/>
+          </w:tcPr>
+          <w:p>
+            <w:pPr>
+              <w:spacing w:after="20"/>
+            </w:pPr>
+            <w:r>
+              <w:rPr>
+                <w:rFonts w:ascii="Arial" w:cs="Arial" w:eastAsia="Arial" w:hAnsi="Arial"/>
+                <w:b w:val="false"/>
+                <w:bCs w:val="false"/>
+                <w:color w:val="000000"/>
+                <w:sz w:val="17"/>
+                <w:szCs w:val="17"/>
+              </w:rPr>
+              <w:t xml:space="preserve">20 s</w:t>
             </w:r>
           </w:p>
         </w:tc>
@@ -3503,7 +3503,7 @@
         </w:trPr>
         <w:tc>
           <w:tcPr>
-            <w:tcW w:type="dxa" w:w="1150"/>
+            <w:tcW w:type="dxa" w:w="1100"/>
             <w:tcBorders>
               <w:top w:val="single" w:color="8EAADB" w:sz="4"/>
               <w:left w:val="single" w:color="8EAADB" w:sz="4"/>
@@ -3532,81 +3532,81 @@
                 <w:sz w:val="17"/>
                 <w:szCs w:val="17"/>
               </w:rPr>
-              <w:t xml:space="preserve">5. Recreación 2</w:t>
-            </w:r>
-          </w:p>
-        </w:tc>
-        <w:tc>
-          <w:tcPr>
-            <w:tcW w:type="dxa" w:w="1000"/>
-            <w:tcBorders>
-              <w:top w:val="single" w:color="8EAADB" w:sz="4"/>
-              <w:left w:val="single" w:color="8EAADB" w:sz="4"/>
-              <w:bottom w:val="single" w:color="8EAADB" w:sz="4"/>
-              <w:right w:val="single" w:color="8EAADB" w:sz="4"/>
-            </w:tcBorders>
-            <w:tcMar>
-              <w:top w:type="dxa" w:w="50"/>
-              <w:left w:type="dxa" w:w="90"/>
-              <w:bottom w:type="dxa" w:w="50"/>
-              <w:right w:type="dxa" w:w="90"/>
-            </w:tcMar>
-            <w:vAlign w:val="center"/>
-          </w:tcPr>
-          <w:p>
-            <w:pPr>
-              <w:spacing w:after="20"/>
-            </w:pPr>
-            <w:r>
-              <w:rPr>
-                <w:rFonts w:ascii="Arial" w:cs="Arial" w:eastAsia="Arial" w:hAnsi="Arial"/>
-                <w:b w:val="false"/>
-                <w:bCs w:val="false"/>
-                <w:color w:val="000000"/>
-                <w:sz w:val="17"/>
-                <w:szCs w:val="17"/>
-              </w:rPr>
-              <w:t xml:space="preserve">00:54 - 01:06</w:t>
-            </w:r>
-          </w:p>
-        </w:tc>
-        <w:tc>
-          <w:tcPr>
-            <w:tcW w:type="dxa" w:w="2300"/>
-            <w:tcBorders>
-              <w:top w:val="single" w:color="8EAADB" w:sz="4"/>
-              <w:left w:val="single" w:color="8EAADB" w:sz="4"/>
-              <w:bottom w:val="single" w:color="8EAADB" w:sz="4"/>
-              <w:right w:val="single" w:color="8EAADB" w:sz="4"/>
-            </w:tcBorders>
-            <w:tcMar>
-              <w:top w:type="dxa" w:w="50"/>
-              <w:left w:type="dxa" w:w="90"/>
-              <w:bottom w:type="dxa" w:w="50"/>
-              <w:right w:type="dxa" w:w="90"/>
-            </w:tcMar>
-            <w:vAlign w:val="center"/>
-          </w:tcPr>
-          <w:p>
-            <w:pPr>
-              <w:spacing w:after="20"/>
-            </w:pPr>
-            <w:r>
-              <w:rPr>
-                <w:rFonts w:ascii="Arial" w:cs="Arial" w:eastAsia="Arial" w:hAnsi="Arial"/>
-                <w:b w:val="false"/>
-                <w:bCs w:val="false"/>
-                <w:color w:val="000000"/>
-                <w:sz w:val="17"/>
-                <w:szCs w:val="17"/>
-              </w:rPr>
-              <w:t xml:space="preserve">Ilustración: orden médica resaltada “VÍA ORAL” y practicante con escarapela “Estudiante”.</w:t>
-            </w:r>
-          </w:p>
-        </w:tc>
-        <w:tc>
-          <w:tcPr>
-            <w:tcW w:type="dxa" w:w="2350"/>
+              <w:t xml:space="preserve">5. La orden médica era clara</w:t>
+            </w:r>
+          </w:p>
+        </w:tc>
+        <w:tc>
+          <w:tcPr>
+            <w:tcW w:type="dxa" w:w="880"/>
+            <w:tcBorders>
+              <w:top w:val="single" w:color="8EAADB" w:sz="4"/>
+              <w:left w:val="single" w:color="8EAADB" w:sz="4"/>
+              <w:bottom w:val="single" w:color="8EAADB" w:sz="4"/>
+              <w:right w:val="single" w:color="8EAADB" w:sz="4"/>
+            </w:tcBorders>
+            <w:tcMar>
+              <w:top w:type="dxa" w:w="50"/>
+              <w:left w:type="dxa" w:w="90"/>
+              <w:bottom w:type="dxa" w:w="50"/>
+              <w:right w:type="dxa" w:w="90"/>
+            </w:tcMar>
+            <w:vAlign w:val="center"/>
+          </w:tcPr>
+          <w:p>
+            <w:pPr>
+              <w:spacing w:after="20"/>
+            </w:pPr>
+            <w:r>
+              <w:rPr>
+                <w:rFonts w:ascii="Arial" w:cs="Arial" w:eastAsia="Arial" w:hAnsi="Arial"/>
+                <w:b w:val="false"/>
+                <w:bCs w:val="false"/>
+                <w:color w:val="000000"/>
+                <w:sz w:val="17"/>
+                <w:szCs w:val="17"/>
+              </w:rPr>
+              <w:t xml:space="preserve">1:20 – 1:40</w:t>
+            </w:r>
+          </w:p>
+        </w:tc>
+        <w:tc>
+          <w:tcPr>
+            <w:tcW w:type="dxa" w:w="1850"/>
+            <w:tcBorders>
+              <w:top w:val="single" w:color="8EAADB" w:sz="4"/>
+              <w:left w:val="single" w:color="8EAADB" w:sz="4"/>
+              <w:bottom w:val="single" w:color="8EAADB" w:sz="4"/>
+              <w:right w:val="single" w:color="8EAADB" w:sz="4"/>
+            </w:tcBorders>
+            <w:tcMar>
+              <w:top w:type="dxa" w:w="50"/>
+              <w:left w:type="dxa" w:w="90"/>
+              <w:bottom w:type="dxa" w:w="50"/>
+              <w:right w:type="dxa" w:w="90"/>
+            </w:tcMar>
+            <w:vAlign w:val="center"/>
+          </w:tcPr>
+          <w:p>
+            <w:pPr>
+              <w:spacing w:after="20"/>
+            </w:pPr>
+            <w:r>
+              <w:rPr>
+                <w:rFonts w:ascii="Arial" w:cs="Arial" w:eastAsia="Arial" w:hAnsi="Arial"/>
+                <w:b w:val="false"/>
+                <w:bCs w:val="false"/>
+                <w:color w:val="000000"/>
+                <w:sz w:val="17"/>
+                <w:szCs w:val="17"/>
+              </w:rPr>
+              <w:t xml:space="preserve">Fotografía de dos enfermeras revisando una orden, caja del antiácido y fachada del hospital.</w:t>
+            </w:r>
+          </w:p>
+        </w:tc>
+        <w:tc>
+          <w:tcPr>
+            <w:tcW w:type="dxa" w:w="1650"/>
             <w:tcBorders>
               <w:top w:val="single" w:color="8EAADB" w:sz="4"/>
               <w:left w:val="single" w:color="8EAADB" w:sz="4"/>
@@ -3640,69 +3640,69 @@
         </w:tc>
         <w:tc>
           <w:tcPr>
-            <w:tcW w:type="dxa" w:w="1600"/>
-            <w:tcBorders>
-              <w:top w:val="single" w:color="8EAADB" w:sz="4"/>
-              <w:left w:val="single" w:color="8EAADB" w:sz="4"/>
-              <w:bottom w:val="single" w:color="8EAADB" w:sz="4"/>
-              <w:right w:val="single" w:color="8EAADB" w:sz="4"/>
-            </w:tcBorders>
-            <w:tcMar>
-              <w:top w:type="dxa" w:w="50"/>
-              <w:left w:type="dxa" w:w="90"/>
-              <w:bottom w:type="dxa" w:w="50"/>
-              <w:right w:type="dxa" w:w="90"/>
-            </w:tcMar>
-            <w:vAlign w:val="center"/>
-          </w:tcPr>
-          <w:p>
-            <w:pPr>
-              <w:spacing w:after="20"/>
-            </w:pPr>
-            <w:r>
-              <w:rPr>
-                <w:rFonts w:ascii="Arial" w:cs="Arial" w:eastAsia="Arial" w:hAnsi="Arial"/>
-                <w:b w:val="false"/>
-                <w:bCs w:val="false"/>
-                <w:color w:val="000000"/>
-                <w:sz w:val="17"/>
-                <w:szCs w:val="17"/>
-              </w:rPr>
-              <w:t xml:space="preserve">Música de tensión</w:t>
-            </w:r>
-          </w:p>
-        </w:tc>
-        <w:tc>
-          <w:tcPr>
-            <w:tcW w:type="dxa" w:w="960"/>
-            <w:tcBorders>
-              <w:top w:val="single" w:color="8EAADB" w:sz="4"/>
-              <w:left w:val="single" w:color="8EAADB" w:sz="4"/>
-              <w:bottom w:val="single" w:color="8EAADB" w:sz="4"/>
-              <w:right w:val="single" w:color="8EAADB" w:sz="4"/>
-            </w:tcBorders>
-            <w:tcMar>
-              <w:top w:type="dxa" w:w="50"/>
-              <w:left w:type="dxa" w:w="90"/>
-              <w:bottom w:type="dxa" w:w="50"/>
-              <w:right w:type="dxa" w:w="90"/>
-            </w:tcMar>
-            <w:vAlign w:val="center"/>
-          </w:tcPr>
-          <w:p>
-            <w:pPr>
-              <w:spacing w:after="20"/>
-            </w:pPr>
-            <w:r>
-              <w:rPr>
-                <w:rFonts w:ascii="Arial" w:cs="Arial" w:eastAsia="Arial" w:hAnsi="Arial"/>
-                <w:b w:val="false"/>
-                <w:bCs w:val="false"/>
-                <w:color w:val="000000"/>
-                <w:sz w:val="17"/>
-                <w:szCs w:val="17"/>
-              </w:rPr>
-              <w:t xml:space="preserve">12 s</w:t>
+            <w:tcW w:type="dxa" w:w="2900"/>
+            <w:tcBorders>
+              <w:top w:val="single" w:color="8EAADB" w:sz="4"/>
+              <w:left w:val="single" w:color="8EAADB" w:sz="4"/>
+              <w:bottom w:val="single" w:color="8EAADB" w:sz="4"/>
+              <w:right w:val="single" w:color="8EAADB" w:sz="4"/>
+            </w:tcBorders>
+            <w:tcMar>
+              <w:top w:type="dxa" w:w="50"/>
+              <w:left w:type="dxa" w:w="90"/>
+              <w:bottom w:type="dxa" w:w="50"/>
+              <w:right w:type="dxa" w:w="90"/>
+            </w:tcMar>
+            <w:vAlign w:val="center"/>
+          </w:tcPr>
+          <w:p>
+            <w:pPr>
+              <w:spacing w:after="20"/>
+            </w:pPr>
+            <w:r>
+              <w:rPr>
+                <w:rFonts w:ascii="Arial" w:cs="Arial" w:eastAsia="Arial" w:hAnsi="Arial"/>
+                <w:b w:val="false"/>
+                <w:bCs w:val="false"/>
+                <w:color w:val="000000"/>
+                <w:sz w:val="17"/>
+                <w:szCs w:val="17"/>
+              </w:rPr>
+              <w:t xml:space="preserve">Voz en off: «Según los medios, el medicamento era Mylanta, un antiácido de uso exclusivamente oral, es decir, para tomar. La orden médica indicaba la vía oral, y una practicante de enfermería fue la encargada de administrarlo.» Música: Tensión.</w:t>
+            </w:r>
+          </w:p>
+        </w:tc>
+        <w:tc>
+          <w:tcPr>
+            <w:tcW w:type="dxa" w:w="980"/>
+            <w:tcBorders>
+              <w:top w:val="single" w:color="8EAADB" w:sz="4"/>
+              <w:left w:val="single" w:color="8EAADB" w:sz="4"/>
+              <w:bottom w:val="single" w:color="8EAADB" w:sz="4"/>
+              <w:right w:val="single" w:color="8EAADB" w:sz="4"/>
+            </w:tcBorders>
+            <w:tcMar>
+              <w:top w:type="dxa" w:w="50"/>
+              <w:left w:type="dxa" w:w="90"/>
+              <w:bottom w:type="dxa" w:w="50"/>
+              <w:right w:type="dxa" w:w="90"/>
+            </w:tcMar>
+            <w:vAlign w:val="center"/>
+          </w:tcPr>
+          <w:p>
+            <w:pPr>
+              <w:spacing w:after="20"/>
+            </w:pPr>
+            <w:r>
+              <w:rPr>
+                <w:rFonts w:ascii="Arial" w:cs="Arial" w:eastAsia="Arial" w:hAnsi="Arial"/>
+                <w:b w:val="false"/>
+                <w:bCs w:val="false"/>
+                <w:color w:val="000000"/>
+                <w:sz w:val="17"/>
+                <w:szCs w:val="17"/>
+              </w:rPr>
+              <w:t xml:space="preserve">20 s</w:t>
             </w:r>
           </w:p>
         </w:tc>
@@ -3714,7 +3714,7 @@
         </w:trPr>
         <w:tc>
           <w:tcPr>
-            <w:tcW w:type="dxa" w:w="1150"/>
+            <w:tcW w:type="dxa" w:w="1100"/>
             <w:tcBorders>
               <w:top w:val="single" w:color="8EAADB" w:sz="4"/>
               <w:left w:val="single" w:color="8EAADB" w:sz="4"/>
@@ -3743,81 +3743,81 @@
                 <w:sz w:val="17"/>
                 <w:szCs w:val="17"/>
               </w:rPr>
-              <w:t xml:space="preserve">6. Recreación 3</w:t>
-            </w:r>
-          </w:p>
-        </w:tc>
-        <w:tc>
-          <w:tcPr>
-            <w:tcW w:type="dxa" w:w="1000"/>
-            <w:tcBorders>
-              <w:top w:val="single" w:color="8EAADB" w:sz="4"/>
-              <w:left w:val="single" w:color="8EAADB" w:sz="4"/>
-              <w:bottom w:val="single" w:color="8EAADB" w:sz="4"/>
-              <w:right w:val="single" w:color="8EAADB" w:sz="4"/>
-            </w:tcBorders>
-            <w:tcMar>
-              <w:top w:type="dxa" w:w="50"/>
-              <w:left w:type="dxa" w:w="90"/>
-              <w:bottom w:type="dxa" w:w="50"/>
-              <w:right w:type="dxa" w:w="90"/>
-            </w:tcMar>
-            <w:vAlign w:val="center"/>
-          </w:tcPr>
-          <w:p>
-            <w:pPr>
-              <w:spacing w:after="20"/>
-            </w:pPr>
-            <w:r>
-              <w:rPr>
-                <w:rFonts w:ascii="Arial" w:cs="Arial" w:eastAsia="Arial" w:hAnsi="Arial"/>
-                <w:b w:val="false"/>
-                <w:bCs w:val="false"/>
-                <w:color w:val="000000"/>
-                <w:sz w:val="17"/>
-                <w:szCs w:val="17"/>
-              </w:rPr>
-              <w:t xml:space="preserve">01:06 - 01:18</w:t>
-            </w:r>
-          </w:p>
-        </w:tc>
-        <w:tc>
-          <w:tcPr>
-            <w:tcW w:type="dxa" w:w="2300"/>
-            <w:tcBorders>
-              <w:top w:val="single" w:color="8EAADB" w:sz="4"/>
-              <w:left w:val="single" w:color="8EAADB" w:sz="4"/>
-              <w:bottom w:val="single" w:color="8EAADB" w:sz="4"/>
-              <w:right w:val="single" w:color="8EAADB" w:sz="4"/>
-            </w:tcBorders>
-            <w:tcMar>
-              <w:top w:type="dxa" w:w="50"/>
-              <w:left w:type="dxa" w:w="90"/>
-              <w:bottom w:type="dxa" w:w="50"/>
-              <w:right w:type="dxa" w:w="90"/>
-            </w:tcMar>
-            <w:vAlign w:val="center"/>
-          </w:tcPr>
-          <w:p>
-            <w:pPr>
-              <w:spacing w:after="20"/>
-            </w:pPr>
-            <w:r>
-              <w:rPr>
-                <w:rFonts w:ascii="Arial" w:cs="Arial" w:eastAsia="Arial" w:hAnsi="Arial"/>
-                <w:b w:val="false"/>
-                <w:bCs w:val="false"/>
-                <w:color w:val="000000"/>
-                <w:sz w:val="17"/>
-                <w:szCs w:val="17"/>
-              </w:rPr>
-              <w:t xml:space="preserve">Ilustración: frasco del antiácido, flecha a una jeringa y practicante dudando.</w:t>
-            </w:r>
-          </w:p>
-        </w:tc>
-        <w:tc>
-          <w:tcPr>
-            <w:tcW w:type="dxa" w:w="2350"/>
+              <w:t xml:space="preserve">6. Sin verificación y sin supervisión</w:t>
+            </w:r>
+          </w:p>
+        </w:tc>
+        <w:tc>
+          <w:tcPr>
+            <w:tcW w:type="dxa" w:w="880"/>
+            <w:tcBorders>
+              <w:top w:val="single" w:color="8EAADB" w:sz="4"/>
+              <w:left w:val="single" w:color="8EAADB" w:sz="4"/>
+              <w:bottom w:val="single" w:color="8EAADB" w:sz="4"/>
+              <w:right w:val="single" w:color="8EAADB" w:sz="4"/>
+            </w:tcBorders>
+            <w:tcMar>
+              <w:top w:type="dxa" w:w="50"/>
+              <w:left w:type="dxa" w:w="90"/>
+              <w:bottom w:type="dxa" w:w="50"/>
+              <w:right w:type="dxa" w:w="90"/>
+            </w:tcMar>
+            <w:vAlign w:val="center"/>
+          </w:tcPr>
+          <w:p>
+            <w:pPr>
+              <w:spacing w:after="20"/>
+            </w:pPr>
+            <w:r>
+              <w:rPr>
+                <w:rFonts w:ascii="Arial" w:cs="Arial" w:eastAsia="Arial" w:hAnsi="Arial"/>
+                <w:b w:val="false"/>
+                <w:bCs w:val="false"/>
+                <w:color w:val="000000"/>
+                <w:sz w:val="17"/>
+                <w:szCs w:val="17"/>
+              </w:rPr>
+              <w:t xml:space="preserve">1:40 – 2:00</w:t>
+            </w:r>
+          </w:p>
+        </w:tc>
+        <w:tc>
+          <w:tcPr>
+            <w:tcW w:type="dxa" w:w="1850"/>
+            <w:tcBorders>
+              <w:top w:val="single" w:color="8EAADB" w:sz="4"/>
+              <w:left w:val="single" w:color="8EAADB" w:sz="4"/>
+              <w:bottom w:val="single" w:color="8EAADB" w:sz="4"/>
+              <w:right w:val="single" w:color="8EAADB" w:sz="4"/>
+            </w:tcBorders>
+            <w:tcMar>
+              <w:top w:type="dxa" w:w="50"/>
+              <w:left w:type="dxa" w:w="90"/>
+              <w:bottom w:type="dxa" w:w="50"/>
+              <w:right w:type="dxa" w:w="90"/>
+            </w:tcMar>
+            <w:vAlign w:val="center"/>
+          </w:tcPr>
+          <w:p>
+            <w:pPr>
+              <w:spacing w:after="20"/>
+            </w:pPr>
+            <w:r>
+              <w:rPr>
+                <w:rFonts w:ascii="Arial" w:cs="Arial" w:eastAsia="Arial" w:hAnsi="Arial"/>
+                <w:b w:val="false"/>
+                <w:bCs w:val="false"/>
+                <w:color w:val="000000"/>
+                <w:sz w:val="17"/>
+                <w:szCs w:val="17"/>
+              </w:rPr>
+              <w:t xml:space="preserve">Fotografías de una enfermera con paciente con vía intravenosa y de manos con guantes y jeringa; ícono de X roja.</w:t>
+            </w:r>
+          </w:p>
+        </w:tc>
+        <w:tc>
+          <w:tcPr>
+            <w:tcW w:type="dxa" w:w="1650"/>
             <w:tcBorders>
               <w:top w:val="single" w:color="8EAADB" w:sz="4"/>
               <w:left w:val="single" w:color="8EAADB" w:sz="4"/>
@@ -3851,69 +3851,69 @@
         </w:tc>
         <w:tc>
           <w:tcPr>
-            <w:tcW w:type="dxa" w:w="1600"/>
-            <w:tcBorders>
-              <w:top w:val="single" w:color="8EAADB" w:sz="4"/>
-              <w:left w:val="single" w:color="8EAADB" w:sz="4"/>
-              <w:bottom w:val="single" w:color="8EAADB" w:sz="4"/>
-              <w:right w:val="single" w:color="8EAADB" w:sz="4"/>
-            </w:tcBorders>
-            <w:tcMar>
-              <w:top w:type="dxa" w:w="50"/>
-              <w:left w:type="dxa" w:w="90"/>
-              <w:bottom w:type="dxa" w:w="50"/>
-              <w:right w:type="dxa" w:w="90"/>
-            </w:tcMar>
-            <w:vAlign w:val="center"/>
-          </w:tcPr>
-          <w:p>
-            <w:pPr>
-              <w:spacing w:after="20"/>
-            </w:pPr>
-            <w:r>
-              <w:rPr>
-                <w:rFonts w:ascii="Arial" w:cs="Arial" w:eastAsia="Arial" w:hAnsi="Arial"/>
-                <w:b w:val="false"/>
-                <w:bCs w:val="false"/>
-                <w:color w:val="000000"/>
-                <w:sz w:val="17"/>
-                <w:szCs w:val="17"/>
-              </w:rPr>
-              <w:t xml:space="preserve">Música de tensión</w:t>
-            </w:r>
-          </w:p>
-        </w:tc>
-        <w:tc>
-          <w:tcPr>
-            <w:tcW w:type="dxa" w:w="960"/>
-            <w:tcBorders>
-              <w:top w:val="single" w:color="8EAADB" w:sz="4"/>
-              <w:left w:val="single" w:color="8EAADB" w:sz="4"/>
-              <w:bottom w:val="single" w:color="8EAADB" w:sz="4"/>
-              <w:right w:val="single" w:color="8EAADB" w:sz="4"/>
-            </w:tcBorders>
-            <w:tcMar>
-              <w:top w:type="dxa" w:w="50"/>
-              <w:left w:type="dxa" w:w="90"/>
-              <w:bottom w:type="dxa" w:w="50"/>
-              <w:right w:type="dxa" w:w="90"/>
-            </w:tcMar>
-            <w:vAlign w:val="center"/>
-          </w:tcPr>
-          <w:p>
-            <w:pPr>
-              <w:spacing w:after="20"/>
-            </w:pPr>
-            <w:r>
-              <w:rPr>
-                <w:rFonts w:ascii="Arial" w:cs="Arial" w:eastAsia="Arial" w:hAnsi="Arial"/>
-                <w:b w:val="false"/>
-                <w:bCs w:val="false"/>
-                <w:color w:val="000000"/>
-                <w:sz w:val="17"/>
-                <w:szCs w:val="17"/>
-              </w:rPr>
-              <w:t xml:space="preserve">12 s</w:t>
+            <w:tcW w:type="dxa" w:w="2900"/>
+            <w:tcBorders>
+              <w:top w:val="single" w:color="8EAADB" w:sz="4"/>
+              <w:left w:val="single" w:color="8EAADB" w:sz="4"/>
+              <w:bottom w:val="single" w:color="8EAADB" w:sz="4"/>
+              <w:right w:val="single" w:color="8EAADB" w:sz="4"/>
+            </w:tcBorders>
+            <w:tcMar>
+              <w:top w:type="dxa" w:w="50"/>
+              <w:left w:type="dxa" w:w="90"/>
+              <w:bottom w:type="dxa" w:w="50"/>
+              <w:right w:type="dxa" w:w="90"/>
+            </w:tcMar>
+            <w:vAlign w:val="center"/>
+          </w:tcPr>
+          <w:p>
+            <w:pPr>
+              <w:spacing w:after="20"/>
+            </w:pPr>
+            <w:r>
+              <w:rPr>
+                <w:rFonts w:ascii="Arial" w:cs="Arial" w:eastAsia="Arial" w:hAnsi="Arial"/>
+                <w:b w:val="false"/>
+                <w:bCs w:val="false"/>
+                <w:color w:val="000000"/>
+                <w:sz w:val="17"/>
+                <w:szCs w:val="17"/>
+              </w:rPr>
+              <w:t xml:space="preserve">Voz en off: «Pero el medicamento se aplicó por vía intravenosa, directamente en la vena. No se verificó la vía de administración antes de aplicarlo, y hasta ahora no está claro si había un profesional supervisando directamente a la estudiante.» Música: Tensión.</w:t>
+            </w:r>
+          </w:p>
+        </w:tc>
+        <w:tc>
+          <w:tcPr>
+            <w:tcW w:type="dxa" w:w="980"/>
+            <w:tcBorders>
+              <w:top w:val="single" w:color="8EAADB" w:sz="4"/>
+              <w:left w:val="single" w:color="8EAADB" w:sz="4"/>
+              <w:bottom w:val="single" w:color="8EAADB" w:sz="4"/>
+              <w:right w:val="single" w:color="8EAADB" w:sz="4"/>
+            </w:tcBorders>
+            <w:tcMar>
+              <w:top w:type="dxa" w:w="50"/>
+              <w:left w:type="dxa" w:w="90"/>
+              <w:bottom w:type="dxa" w:w="50"/>
+              <w:right w:type="dxa" w:w="90"/>
+            </w:tcMar>
+            <w:vAlign w:val="center"/>
+          </w:tcPr>
+          <w:p>
+            <w:pPr>
+              <w:spacing w:after="20"/>
+            </w:pPr>
+            <w:r>
+              <w:rPr>
+                <w:rFonts w:ascii="Arial" w:cs="Arial" w:eastAsia="Arial" w:hAnsi="Arial"/>
+                <w:b w:val="false"/>
+                <w:bCs w:val="false"/>
+                <w:color w:val="000000"/>
+                <w:sz w:val="17"/>
+                <w:szCs w:val="17"/>
+              </w:rPr>
+              <w:t xml:space="preserve">20 s</w:t>
             </w:r>
           </w:p>
         </w:tc>
@@ -3925,7 +3925,7 @@
         </w:trPr>
         <w:tc>
           <w:tcPr>
-            <w:tcW w:type="dxa" w:w="1150"/>
+            <w:tcW w:type="dxa" w:w="1100"/>
             <w:tcBorders>
               <w:top w:val="single" w:color="8EAADB" w:sz="4"/>
               <w:left w:val="single" w:color="8EAADB" w:sz="4"/>
@@ -3954,177 +3954,177 @@
                 <w:sz w:val="17"/>
                 <w:szCs w:val="17"/>
               </w:rPr>
-              <w:t xml:space="preserve">7. Recreación 4</w:t>
-            </w:r>
-          </w:p>
-        </w:tc>
-        <w:tc>
-          <w:tcPr>
-            <w:tcW w:type="dxa" w:w="1000"/>
-            <w:tcBorders>
-              <w:top w:val="single" w:color="8EAADB" w:sz="4"/>
-              <w:left w:val="single" w:color="8EAADB" w:sz="4"/>
-              <w:bottom w:val="single" w:color="8EAADB" w:sz="4"/>
-              <w:right w:val="single" w:color="8EAADB" w:sz="4"/>
-            </w:tcBorders>
-            <w:tcMar>
-              <w:top w:type="dxa" w:w="50"/>
-              <w:left w:type="dxa" w:w="90"/>
-              <w:bottom w:type="dxa" w:w="50"/>
-              <w:right w:type="dxa" w:w="90"/>
-            </w:tcMar>
-            <w:vAlign w:val="center"/>
-          </w:tcPr>
-          <w:p>
-            <w:pPr>
-              <w:spacing w:after="20"/>
-            </w:pPr>
-            <w:r>
-              <w:rPr>
-                <w:rFonts w:ascii="Arial" w:cs="Arial" w:eastAsia="Arial" w:hAnsi="Arial"/>
-                <w:b w:val="false"/>
-                <w:bCs w:val="false"/>
-                <w:color w:val="000000"/>
-                <w:sz w:val="17"/>
-                <w:szCs w:val="17"/>
-              </w:rPr>
-              <w:t xml:space="preserve">01:18 - 01:32</w:t>
-            </w:r>
-          </w:p>
-        </w:tc>
-        <w:tc>
-          <w:tcPr>
-            <w:tcW w:type="dxa" w:w="2300"/>
-            <w:tcBorders>
-              <w:top w:val="single" w:color="8EAADB" w:sz="4"/>
-              <w:left w:val="single" w:color="8EAADB" w:sz="4"/>
-              <w:bottom w:val="single" w:color="8EAADB" w:sz="4"/>
-              <w:right w:val="single" w:color="8EAADB" w:sz="4"/>
-            </w:tcBorders>
-            <w:tcMar>
-              <w:top w:type="dxa" w:w="50"/>
-              <w:left w:type="dxa" w:w="90"/>
-              <w:bottom w:type="dxa" w:w="50"/>
-              <w:right w:type="dxa" w:w="90"/>
-            </w:tcMar>
-            <w:vAlign w:val="center"/>
-          </w:tcPr>
-          <w:p>
-            <w:pPr>
-              <w:spacing w:after="20"/>
-            </w:pPr>
-            <w:r>
-              <w:rPr>
-                <w:rFonts w:ascii="Arial" w:cs="Arial" w:eastAsia="Arial" w:hAnsi="Arial"/>
-                <w:b w:val="false"/>
-                <w:bCs w:val="false"/>
-                <w:color w:val="000000"/>
-                <w:sz w:val="17"/>
-                <w:szCs w:val="17"/>
-              </w:rPr>
-              <w:t xml:space="preserve">Fondo negro con monitor cardíaco.</w:t>
-            </w:r>
-          </w:p>
-        </w:tc>
-        <w:tc>
-          <w:tcPr>
-            <w:tcW w:type="dxa" w:w="2350"/>
-            <w:tcBorders>
-              <w:top w:val="single" w:color="8EAADB" w:sz="4"/>
-              <w:left w:val="single" w:color="8EAADB" w:sz="4"/>
-              <w:bottom w:val="single" w:color="8EAADB" w:sz="4"/>
-              <w:right w:val="single" w:color="8EAADB" w:sz="4"/>
-            </w:tcBorders>
-            <w:tcMar>
-              <w:top w:type="dxa" w:w="50"/>
-              <w:left w:type="dxa" w:w="90"/>
-              <w:bottom w:type="dxa" w:w="50"/>
-              <w:right w:type="dxa" w:w="90"/>
-            </w:tcMar>
-            <w:vAlign w:val="center"/>
-          </w:tcPr>
-          <w:p>
-            <w:pPr>
-              <w:spacing w:after="20"/>
-            </w:pPr>
-            <w:r>
-              <w:rPr>
-                <w:rFonts w:ascii="Arial" w:cs="Arial" w:eastAsia="Arial" w:hAnsi="Arial"/>
-                <w:b w:val="false"/>
-                <w:bCs w:val="false"/>
-                <w:color w:val="000000"/>
-                <w:sz w:val="17"/>
-                <w:szCs w:val="17"/>
-              </w:rPr>
-              <w:t xml:space="preserve">Se aplicó por vía intravenosa · UCI · Fuentes de prensa</w:t>
-            </w:r>
-          </w:p>
-        </w:tc>
-        <w:tc>
-          <w:tcPr>
-            <w:tcW w:type="dxa" w:w="1600"/>
-            <w:tcBorders>
-              <w:top w:val="single" w:color="8EAADB" w:sz="4"/>
-              <w:left w:val="single" w:color="8EAADB" w:sz="4"/>
-              <w:bottom w:val="single" w:color="8EAADB" w:sz="4"/>
-              <w:right w:val="single" w:color="8EAADB" w:sz="4"/>
-            </w:tcBorders>
-            <w:tcMar>
-              <w:top w:type="dxa" w:w="50"/>
-              <w:left w:type="dxa" w:w="90"/>
-              <w:bottom w:type="dxa" w:w="50"/>
-              <w:right w:type="dxa" w:w="90"/>
-            </w:tcMar>
-            <w:vAlign w:val="center"/>
-          </w:tcPr>
-          <w:p>
-            <w:pPr>
-              <w:spacing w:after="20"/>
-            </w:pPr>
-            <w:r>
-              <w:rPr>
-                <w:rFonts w:ascii="Arial" w:cs="Arial" w:eastAsia="Arial" w:hAnsi="Arial"/>
-                <w:b w:val="false"/>
-                <w:bCs w:val="false"/>
-                <w:color w:val="000000"/>
-                <w:sz w:val="17"/>
-                <w:szCs w:val="17"/>
-              </w:rPr>
-              <w:t xml:space="preserve">Pitidos de monitor y latido</w:t>
-            </w:r>
-          </w:p>
-        </w:tc>
-        <w:tc>
-          <w:tcPr>
-            <w:tcW w:type="dxa" w:w="960"/>
-            <w:tcBorders>
-              <w:top w:val="single" w:color="8EAADB" w:sz="4"/>
-              <w:left w:val="single" w:color="8EAADB" w:sz="4"/>
-              <w:bottom w:val="single" w:color="8EAADB" w:sz="4"/>
-              <w:right w:val="single" w:color="8EAADB" w:sz="4"/>
-            </w:tcBorders>
-            <w:tcMar>
-              <w:top w:type="dxa" w:w="50"/>
-              <w:left w:type="dxa" w:w="90"/>
-              <w:bottom w:type="dxa" w:w="50"/>
-              <w:right w:type="dxa" w:w="90"/>
-            </w:tcMar>
-            <w:vAlign w:val="center"/>
-          </w:tcPr>
-          <w:p>
-            <w:pPr>
-              <w:spacing w:after="20"/>
-            </w:pPr>
-            <w:r>
-              <w:rPr>
-                <w:rFonts w:ascii="Arial" w:cs="Arial" w:eastAsia="Arial" w:hAnsi="Arial"/>
-                <w:b w:val="false"/>
-                <w:bCs w:val="false"/>
-                <w:color w:val="000000"/>
-                <w:sz w:val="17"/>
-                <w:szCs w:val="17"/>
-              </w:rPr>
-              <w:t xml:space="preserve">14 s</w:t>
+              <w:t xml:space="preserve">7. De urgencias a cuidados intensivos</w:t>
+            </w:r>
+          </w:p>
+        </w:tc>
+        <w:tc>
+          <w:tcPr>
+            <w:tcW w:type="dxa" w:w="880"/>
+            <w:tcBorders>
+              <w:top w:val="single" w:color="8EAADB" w:sz="4"/>
+              <w:left w:val="single" w:color="8EAADB" w:sz="4"/>
+              <w:bottom w:val="single" w:color="8EAADB" w:sz="4"/>
+              <w:right w:val="single" w:color="8EAADB" w:sz="4"/>
+            </w:tcBorders>
+            <w:tcMar>
+              <w:top w:type="dxa" w:w="50"/>
+              <w:left w:type="dxa" w:w="90"/>
+              <w:bottom w:type="dxa" w:w="50"/>
+              <w:right w:type="dxa" w:w="90"/>
+            </w:tcMar>
+            <w:vAlign w:val="center"/>
+          </w:tcPr>
+          <w:p>
+            <w:pPr>
+              <w:spacing w:after="20"/>
+            </w:pPr>
+            <w:r>
+              <w:rPr>
+                <w:rFonts w:ascii="Arial" w:cs="Arial" w:eastAsia="Arial" w:hAnsi="Arial"/>
+                <w:b w:val="false"/>
+                <w:bCs w:val="false"/>
+                <w:color w:val="000000"/>
+                <w:sz w:val="17"/>
+                <w:szCs w:val="17"/>
+              </w:rPr>
+              <w:t xml:space="preserve">2:00 – 2:20</w:t>
+            </w:r>
+          </w:p>
+        </w:tc>
+        <w:tc>
+          <w:tcPr>
+            <w:tcW w:type="dxa" w:w="1850"/>
+            <w:tcBorders>
+              <w:top w:val="single" w:color="8EAADB" w:sz="4"/>
+              <w:left w:val="single" w:color="8EAADB" w:sz="4"/>
+              <w:bottom w:val="single" w:color="8EAADB" w:sz="4"/>
+              <w:right w:val="single" w:color="8EAADB" w:sz="4"/>
+            </w:tcBorders>
+            <w:tcMar>
+              <w:top w:type="dxa" w:w="50"/>
+              <w:left w:type="dxa" w:w="90"/>
+              <w:bottom w:type="dxa" w:w="50"/>
+              <w:right w:type="dxa" w:w="90"/>
+            </w:tcMar>
+            <w:vAlign w:val="center"/>
+          </w:tcPr>
+          <w:p>
+            <w:pPr>
+              <w:spacing w:after="20"/>
+            </w:pPr>
+            <w:r>
+              <w:rPr>
+                <w:rFonts w:ascii="Arial" w:cs="Arial" w:eastAsia="Arial" w:hAnsi="Arial"/>
+                <w:b w:val="false"/>
+                <w:bCs w:val="false"/>
+                <w:color w:val="000000"/>
+                <w:sz w:val="17"/>
+                <w:szCs w:val="17"/>
+              </w:rPr>
+              <w:t xml:space="preserve">Capturas de noticias: “Grave error médico…” y “Paciente de Yarumal terminó en UCI por presunto error en aplicación de medicamento”.</w:t>
+            </w:r>
+          </w:p>
+        </w:tc>
+        <w:tc>
+          <w:tcPr>
+            <w:tcW w:type="dxa" w:w="1650"/>
+            <w:tcBorders>
+              <w:top w:val="single" w:color="8EAADB" w:sz="4"/>
+              <w:left w:val="single" w:color="8EAADB" w:sz="4"/>
+              <w:bottom w:val="single" w:color="8EAADB" w:sz="4"/>
+              <w:right w:val="single" w:color="8EAADB" w:sz="4"/>
+            </w:tcBorders>
+            <w:tcMar>
+              <w:top w:type="dxa" w:w="50"/>
+              <w:left w:type="dxa" w:w="90"/>
+              <w:bottom w:type="dxa" w:w="50"/>
+              <w:right w:type="dxa" w:w="90"/>
+            </w:tcMar>
+            <w:vAlign w:val="center"/>
+          </w:tcPr>
+          <w:p>
+            <w:pPr>
+              <w:spacing w:after="20"/>
+            </w:pPr>
+            <w:r>
+              <w:rPr>
+                <w:rFonts w:ascii="Arial" w:cs="Arial" w:eastAsia="Arial" w:hAnsi="Arial"/>
+                <w:b w:val="false"/>
+                <w:bCs w:val="false"/>
+                <w:color w:val="000000"/>
+                <w:sz w:val="17"/>
+                <w:szCs w:val="17"/>
+              </w:rPr>
+              <w:t xml:space="preserve">De urgencias a cuidados intensivos</w:t>
+            </w:r>
+          </w:p>
+        </w:tc>
+        <w:tc>
+          <w:tcPr>
+            <w:tcW w:type="dxa" w:w="2900"/>
+            <w:tcBorders>
+              <w:top w:val="single" w:color="8EAADB" w:sz="4"/>
+              <w:left w:val="single" w:color="8EAADB" w:sz="4"/>
+              <w:bottom w:val="single" w:color="8EAADB" w:sz="4"/>
+              <w:right w:val="single" w:color="8EAADB" w:sz="4"/>
+            </w:tcBorders>
+            <w:tcMar>
+              <w:top w:type="dxa" w:w="50"/>
+              <w:left w:type="dxa" w:w="90"/>
+              <w:bottom w:type="dxa" w:w="50"/>
+              <w:right w:type="dxa" w:w="90"/>
+            </w:tcMar>
+            <w:vAlign w:val="center"/>
+          </w:tcPr>
+          <w:p>
+            <w:pPr>
+              <w:spacing w:after="20"/>
+            </w:pPr>
+            <w:r>
+              <w:rPr>
+                <w:rFonts w:ascii="Arial" w:cs="Arial" w:eastAsia="Arial" w:hAnsi="Arial"/>
+                <w:b w:val="false"/>
+                <w:bCs w:val="false"/>
+                <w:color w:val="000000"/>
+                <w:sz w:val="17"/>
+                <w:szCs w:val="17"/>
+              </w:rPr>
+              <w:t xml:space="preserve">Voz en off: «La consecuencia fue grave: la paciente se deterioró y fue remitida a la Unidad de Cuidados Intensivos del Hospital San Vicente Fundación, en Medellín, con pronóstico reservado. El hospital reconoció el evento adverso, inició la investigación y apartó a la estudiante de sus funciones.» Música: Tensión con sonido de monitor cardíaco.</w:t>
+            </w:r>
+          </w:p>
+        </w:tc>
+        <w:tc>
+          <w:tcPr>
+            <w:tcW w:type="dxa" w:w="980"/>
+            <w:tcBorders>
+              <w:top w:val="single" w:color="8EAADB" w:sz="4"/>
+              <w:left w:val="single" w:color="8EAADB" w:sz="4"/>
+              <w:bottom w:val="single" w:color="8EAADB" w:sz="4"/>
+              <w:right w:val="single" w:color="8EAADB" w:sz="4"/>
+            </w:tcBorders>
+            <w:tcMar>
+              <w:top w:type="dxa" w:w="50"/>
+              <w:left w:type="dxa" w:w="90"/>
+              <w:bottom w:type="dxa" w:w="50"/>
+              <w:right w:type="dxa" w:w="90"/>
+            </w:tcMar>
+            <w:vAlign w:val="center"/>
+          </w:tcPr>
+          <w:p>
+            <w:pPr>
+              <w:spacing w:after="20"/>
+            </w:pPr>
+            <w:r>
+              <w:rPr>
+                <w:rFonts w:ascii="Arial" w:cs="Arial" w:eastAsia="Arial" w:hAnsi="Arial"/>
+                <w:b w:val="false"/>
+                <w:bCs w:val="false"/>
+                <w:color w:val="000000"/>
+                <w:sz w:val="17"/>
+                <w:szCs w:val="17"/>
+              </w:rPr>
+              <w:t xml:space="preserve">20 s</w:t>
             </w:r>
           </w:p>
         </w:tc>
@@ -4136,7 +4136,7 @@
         </w:trPr>
         <w:tc>
           <w:tcPr>
-            <w:tcW w:type="dxa" w:w="1150"/>
+            <w:tcW w:type="dxa" w:w="1100"/>
             <w:tcBorders>
               <w:top w:val="single" w:color="8EAADB" w:sz="4"/>
               <w:left w:val="single" w:color="8EAADB" w:sz="4"/>
@@ -4165,149 +4165,149 @@
                 <w:sz w:val="17"/>
                 <w:szCs w:val="17"/>
               </w:rPr>
-              <w:t xml:space="preserve">8. Ficha del caso</w:t>
-            </w:r>
-          </w:p>
-        </w:tc>
-        <w:tc>
-          <w:tcPr>
-            <w:tcW w:type="dxa" w:w="1000"/>
-            <w:tcBorders>
-              <w:top w:val="single" w:color="8EAADB" w:sz="4"/>
-              <w:left w:val="single" w:color="8EAADB" w:sz="4"/>
-              <w:bottom w:val="single" w:color="8EAADB" w:sz="4"/>
-              <w:right w:val="single" w:color="8EAADB" w:sz="4"/>
-            </w:tcBorders>
-            <w:tcMar>
-              <w:top w:type="dxa" w:w="50"/>
-              <w:left w:type="dxa" w:w="90"/>
-              <w:bottom w:type="dxa" w:w="50"/>
-              <w:right w:type="dxa" w:w="90"/>
-            </w:tcMar>
-            <w:vAlign w:val="center"/>
-          </w:tcPr>
-          <w:p>
-            <w:pPr>
-              <w:spacing w:after="20"/>
-            </w:pPr>
-            <w:r>
-              <w:rPr>
-                <w:rFonts w:ascii="Arial" w:cs="Arial" w:eastAsia="Arial" w:hAnsi="Arial"/>
-                <w:b w:val="false"/>
-                <w:bCs w:val="false"/>
-                <w:color w:val="000000"/>
-                <w:sz w:val="17"/>
-                <w:szCs w:val="17"/>
-              </w:rPr>
-              <w:t xml:space="preserve">01:32 - 01:52</w:t>
-            </w:r>
-          </w:p>
-        </w:tc>
-        <w:tc>
-          <w:tcPr>
-            <w:tcW w:type="dxa" w:w="2300"/>
-            <w:tcBorders>
-              <w:top w:val="single" w:color="8EAADB" w:sz="4"/>
-              <w:left w:val="single" w:color="8EAADB" w:sz="4"/>
-              <w:bottom w:val="single" w:color="8EAADB" w:sz="4"/>
-              <w:right w:val="single" w:color="8EAADB" w:sz="4"/>
-            </w:tcBorders>
-            <w:tcMar>
-              <w:top w:type="dxa" w:w="50"/>
-              <w:left w:type="dxa" w:w="90"/>
-              <w:bottom w:type="dxa" w:w="50"/>
-              <w:right w:type="dxa" w:w="90"/>
-            </w:tcMar>
-            <w:vAlign w:val="center"/>
-          </w:tcPr>
-          <w:p>
-            <w:pPr>
-              <w:spacing w:after="20"/>
-            </w:pPr>
-            <w:r>
-              <w:rPr>
-                <w:rFonts w:ascii="Arial" w:cs="Arial" w:eastAsia="Arial" w:hAnsi="Arial"/>
-                <w:b w:val="false"/>
-                <w:bCs w:val="false"/>
-                <w:color w:val="000000"/>
-                <w:sz w:val="17"/>
-                <w:szCs w:val="17"/>
-              </w:rPr>
-              <w:t xml:space="preserve">Tabla de seis filas.</w:t>
-            </w:r>
-          </w:p>
-        </w:tc>
-        <w:tc>
-          <w:tcPr>
-            <w:tcW w:type="dxa" w:w="2350"/>
-            <w:tcBorders>
-              <w:top w:val="single" w:color="8EAADB" w:sz="4"/>
-              <w:left w:val="single" w:color="8EAADB" w:sz="4"/>
-              <w:bottom w:val="single" w:color="8EAADB" w:sz="4"/>
-              <w:right w:val="single" w:color="8EAADB" w:sz="4"/>
-            </w:tcBorders>
-            <w:tcMar>
-              <w:top w:type="dxa" w:w="50"/>
-              <w:left w:type="dxa" w:w="90"/>
-              <w:bottom w:type="dxa" w:w="50"/>
-              <w:right w:type="dxa" w:w="90"/>
-            </w:tcMar>
-            <w:vAlign w:val="center"/>
-          </w:tcPr>
-          <w:p>
-            <w:pPr>
-              <w:spacing w:after="20"/>
-            </w:pPr>
-            <w:r>
-              <w:rPr>
-                <w:rFonts w:ascii="Arial" w:cs="Arial" w:eastAsia="Arial" w:hAnsi="Arial"/>
-                <w:b w:val="false"/>
-                <w:bCs w:val="false"/>
-                <w:color w:val="000000"/>
-                <w:sz w:val="17"/>
-                <w:szCs w:val="17"/>
-              </w:rPr>
-              <w:t xml:space="preserve">Institución, área, situación, tipo de riesgo, consecuencia y protocolo fallido</w:t>
-            </w:r>
-          </w:p>
-        </w:tc>
-        <w:tc>
-          <w:tcPr>
-            <w:tcW w:type="dxa" w:w="1600"/>
-            <w:tcBorders>
-              <w:top w:val="single" w:color="8EAADB" w:sz="4"/>
-              <w:left w:val="single" w:color="8EAADB" w:sz="4"/>
-              <w:bottom w:val="single" w:color="8EAADB" w:sz="4"/>
-              <w:right w:val="single" w:color="8EAADB" w:sz="4"/>
-            </w:tcBorders>
-            <w:tcMar>
-              <w:top w:type="dxa" w:w="50"/>
-              <w:left w:type="dxa" w:w="90"/>
-              <w:bottom w:type="dxa" w:w="50"/>
-              <w:right w:type="dxa" w:w="90"/>
-            </w:tcMar>
-            <w:vAlign w:val="center"/>
-          </w:tcPr>
-          <w:p>
-            <w:pPr>
-              <w:spacing w:after="20"/>
-            </w:pPr>
-            <w:r>
-              <w:rPr>
-                <w:rFonts w:ascii="Arial" w:cs="Arial" w:eastAsia="Arial" w:hAnsi="Arial"/>
-                <w:b w:val="false"/>
-                <w:bCs w:val="false"/>
-                <w:color w:val="000000"/>
-                <w:sz w:val="17"/>
-                <w:szCs w:val="17"/>
-              </w:rPr>
-              <w:t xml:space="preserve">Música neutra suave</w:t>
-            </w:r>
-          </w:p>
-        </w:tc>
-        <w:tc>
-          <w:tcPr>
-            <w:tcW w:type="dxa" w:w="960"/>
+              <w:t xml:space="preserve">8. Ficha del evento adverso</w:t>
+            </w:r>
+          </w:p>
+        </w:tc>
+        <w:tc>
+          <w:tcPr>
+            <w:tcW w:type="dxa" w:w="880"/>
+            <w:tcBorders>
+              <w:top w:val="single" w:color="8EAADB" w:sz="4"/>
+              <w:left w:val="single" w:color="8EAADB" w:sz="4"/>
+              <w:bottom w:val="single" w:color="8EAADB" w:sz="4"/>
+              <w:right w:val="single" w:color="8EAADB" w:sz="4"/>
+            </w:tcBorders>
+            <w:tcMar>
+              <w:top w:type="dxa" w:w="50"/>
+              <w:left w:type="dxa" w:w="90"/>
+              <w:bottom w:type="dxa" w:w="50"/>
+              <w:right w:type="dxa" w:w="90"/>
+            </w:tcMar>
+            <w:vAlign w:val="center"/>
+          </w:tcPr>
+          <w:p>
+            <w:pPr>
+              <w:spacing w:after="20"/>
+            </w:pPr>
+            <w:r>
+              <w:rPr>
+                <w:rFonts w:ascii="Arial" w:cs="Arial" w:eastAsia="Arial" w:hAnsi="Arial"/>
+                <w:b w:val="false"/>
+                <w:bCs w:val="false"/>
+                <w:color w:val="000000"/>
+                <w:sz w:val="17"/>
+                <w:szCs w:val="17"/>
+              </w:rPr>
+              <w:t xml:space="preserve">2:20 – 2:40</w:t>
+            </w:r>
+          </w:p>
+        </w:tc>
+        <w:tc>
+          <w:tcPr>
+            <w:tcW w:type="dxa" w:w="1850"/>
+            <w:tcBorders>
+              <w:top w:val="single" w:color="8EAADB" w:sz="4"/>
+              <w:left w:val="single" w:color="8EAADB" w:sz="4"/>
+              <w:bottom w:val="single" w:color="8EAADB" w:sz="4"/>
+              <w:right w:val="single" w:color="8EAADB" w:sz="4"/>
+            </w:tcBorders>
+            <w:tcMar>
+              <w:top w:type="dxa" w:w="50"/>
+              <w:left w:type="dxa" w:w="90"/>
+              <w:bottom w:type="dxa" w:w="50"/>
+              <w:right w:type="dxa" w:w="90"/>
+            </w:tcMar>
+            <w:vAlign w:val="center"/>
+          </w:tcPr>
+          <w:p>
+            <w:pPr>
+              <w:spacing w:after="20"/>
+            </w:pPr>
+            <w:r>
+              <w:rPr>
+                <w:rFonts w:ascii="Arial" w:cs="Arial" w:eastAsia="Arial" w:hAnsi="Arial"/>
+                <w:b w:val="false"/>
+                <w:bCs w:val="false"/>
+                <w:color w:val="000000"/>
+                <w:sz w:val="17"/>
+                <w:szCs w:val="17"/>
+              </w:rPr>
+              <w:t xml:space="preserve">Fotografía de un médico con historia clínica e ícono de portapapeles; tabla con los datos del caso.</w:t>
+            </w:r>
+          </w:p>
+        </w:tc>
+        <w:tc>
+          <w:tcPr>
+            <w:tcW w:type="dxa" w:w="1650"/>
+            <w:tcBorders>
+              <w:top w:val="single" w:color="8EAADB" w:sz="4"/>
+              <w:left w:val="single" w:color="8EAADB" w:sz="4"/>
+              <w:bottom w:val="single" w:color="8EAADB" w:sz="4"/>
+              <w:right w:val="single" w:color="8EAADB" w:sz="4"/>
+            </w:tcBorders>
+            <w:tcMar>
+              <w:top w:type="dxa" w:w="50"/>
+              <w:left w:type="dxa" w:w="90"/>
+              <w:bottom w:type="dxa" w:w="50"/>
+              <w:right w:type="dxa" w:w="90"/>
+            </w:tcMar>
+            <w:vAlign w:val="center"/>
+          </w:tcPr>
+          <w:p>
+            <w:pPr>
+              <w:spacing w:after="20"/>
+            </w:pPr>
+            <w:r>
+              <w:rPr>
+                <w:rFonts w:ascii="Arial" w:cs="Arial" w:eastAsia="Arial" w:hAnsi="Arial"/>
+                <w:b w:val="false"/>
+                <w:bCs w:val="false"/>
+                <w:color w:val="000000"/>
+                <w:sz w:val="17"/>
+                <w:szCs w:val="17"/>
+              </w:rPr>
+              <w:t xml:space="preserve">Ficha del evento adverso: institución, área, situación, riesgo, consecuencia y protocolo fallido</w:t>
+            </w:r>
+          </w:p>
+        </w:tc>
+        <w:tc>
+          <w:tcPr>
+            <w:tcW w:type="dxa" w:w="2900"/>
+            <w:tcBorders>
+              <w:top w:val="single" w:color="8EAADB" w:sz="4"/>
+              <w:left w:val="single" w:color="8EAADB" w:sz="4"/>
+              <w:bottom w:val="single" w:color="8EAADB" w:sz="4"/>
+              <w:right w:val="single" w:color="8EAADB" w:sz="4"/>
+            </w:tcBorders>
+            <w:tcMar>
+              <w:top w:type="dxa" w:w="50"/>
+              <w:left w:type="dxa" w:w="90"/>
+              <w:bottom w:type="dxa" w:w="50"/>
+              <w:right w:type="dxa" w:w="90"/>
+            </w:tcMar>
+            <w:vAlign w:val="center"/>
+          </w:tcPr>
+          <w:p>
+            <w:pPr>
+              <w:spacing w:after="20"/>
+            </w:pPr>
+            <w:r>
+              <w:rPr>
+                <w:rFonts w:ascii="Arial" w:cs="Arial" w:eastAsia="Arial" w:hAnsi="Arial"/>
+                <w:b w:val="false"/>
+                <w:bCs w:val="false"/>
+                <w:color w:val="000000"/>
+                <w:sz w:val="17"/>
+                <w:szCs w:val="17"/>
+              </w:rPr>
+              <w:t xml:space="preserve">Voz en off: «En resumen: se trata de una institución pública, en el servicio de urgencias, con un error de medicación por vía de administración equivocada. La consecuencia fue un daño grave, y el protocolo que falló fue la verificación de los correctos y la supervisión del estudiante.» Música: Análisis (piano reflexivo).</w:t>
+            </w:r>
+          </w:p>
+        </w:tc>
+        <w:tc>
+          <w:tcPr>
+            <w:tcW w:type="dxa" w:w="980"/>
             <w:tcBorders>
               <w:top w:val="single" w:color="8EAADB" w:sz="4"/>
               <w:left w:val="single" w:color="8EAADB" w:sz="4"/>
@@ -4347,7 +4347,7 @@
         </w:trPr>
         <w:tc>
           <w:tcPr>
-            <w:tcW w:type="dxa" w:w="1150"/>
+            <w:tcW w:type="dxa" w:w="1100"/>
             <w:tcBorders>
               <w:top w:val="single" w:color="8EAADB" w:sz="4"/>
               <w:left w:val="single" w:color="8EAADB" w:sz="4"/>
@@ -4376,81 +4376,81 @@
                 <w:sz w:val="17"/>
                 <w:szCs w:val="17"/>
               </w:rPr>
-              <w:t xml:space="preserve">9. Protocolo fallido</w:t>
-            </w:r>
-          </w:p>
-        </w:tc>
-        <w:tc>
-          <w:tcPr>
-            <w:tcW w:type="dxa" w:w="1000"/>
-            <w:tcBorders>
-              <w:top w:val="single" w:color="8EAADB" w:sz="4"/>
-              <w:left w:val="single" w:color="8EAADB" w:sz="4"/>
-              <w:bottom w:val="single" w:color="8EAADB" w:sz="4"/>
-              <w:right w:val="single" w:color="8EAADB" w:sz="4"/>
-            </w:tcBorders>
-            <w:tcMar>
-              <w:top w:type="dxa" w:w="50"/>
-              <w:left w:type="dxa" w:w="90"/>
-              <w:bottom w:type="dxa" w:w="50"/>
-              <w:right w:type="dxa" w:w="90"/>
-            </w:tcMar>
-            <w:vAlign w:val="center"/>
-          </w:tcPr>
-          <w:p>
-            <w:pPr>
-              <w:spacing w:after="20"/>
-            </w:pPr>
-            <w:r>
-              <w:rPr>
-                <w:rFonts w:ascii="Arial" w:cs="Arial" w:eastAsia="Arial" w:hAnsi="Arial"/>
-                <w:b w:val="false"/>
-                <w:bCs w:val="false"/>
-                <w:color w:val="000000"/>
-                <w:sz w:val="17"/>
-                <w:szCs w:val="17"/>
-              </w:rPr>
-              <w:t xml:space="preserve">01:52 - 02:08</w:t>
-            </w:r>
-          </w:p>
-        </w:tc>
-        <w:tc>
-          <w:tcPr>
-            <w:tcW w:type="dxa" w:w="2300"/>
-            <w:tcBorders>
-              <w:top w:val="single" w:color="8EAADB" w:sz="4"/>
-              <w:left w:val="single" w:color="8EAADB" w:sz="4"/>
-              <w:bottom w:val="single" w:color="8EAADB" w:sz="4"/>
-              <w:right w:val="single" w:color="8EAADB" w:sz="4"/>
-            </w:tcBorders>
-            <w:tcMar>
-              <w:top w:type="dxa" w:w="50"/>
-              <w:left w:type="dxa" w:w="90"/>
-              <w:bottom w:type="dxa" w:w="50"/>
-              <w:right w:type="dxa" w:w="90"/>
-            </w:tcMar>
-            <w:vAlign w:val="center"/>
-          </w:tcPr>
-          <w:p>
-            <w:pPr>
-              <w:spacing w:after="20"/>
-            </w:pPr>
-            <w:r>
-              <w:rPr>
-                <w:rFonts w:ascii="Arial" w:cs="Arial" w:eastAsia="Arial" w:hAnsi="Arial"/>
-                <w:b w:val="false"/>
-                <w:bCs w:val="false"/>
-                <w:color w:val="000000"/>
-                <w:sz w:val="17"/>
-                <w:szCs w:val="17"/>
-              </w:rPr>
-              <w:t xml:space="preserve">Seis tarjetas de los “correctos”: cinco con chulo verde y “vía correcta” con X roja.</w:t>
-            </w:r>
-          </w:p>
-        </w:tc>
-        <w:tc>
-          <w:tcPr>
-            <w:tcW w:type="dxa" w:w="2350"/>
+              <w:t xml:space="preserve">9. Los “correctos”</w:t>
+            </w:r>
+          </w:p>
+        </w:tc>
+        <w:tc>
+          <w:tcPr>
+            <w:tcW w:type="dxa" w:w="880"/>
+            <w:tcBorders>
+              <w:top w:val="single" w:color="8EAADB" w:sz="4"/>
+              <w:left w:val="single" w:color="8EAADB" w:sz="4"/>
+              <w:bottom w:val="single" w:color="8EAADB" w:sz="4"/>
+              <w:right w:val="single" w:color="8EAADB" w:sz="4"/>
+            </w:tcBorders>
+            <w:tcMar>
+              <w:top w:type="dxa" w:w="50"/>
+              <w:left w:type="dxa" w:w="90"/>
+              <w:bottom w:type="dxa" w:w="50"/>
+              <w:right w:type="dxa" w:w="90"/>
+            </w:tcMar>
+            <w:vAlign w:val="center"/>
+          </w:tcPr>
+          <w:p>
+            <w:pPr>
+              <w:spacing w:after="20"/>
+            </w:pPr>
+            <w:r>
+              <w:rPr>
+                <w:rFonts w:ascii="Arial" w:cs="Arial" w:eastAsia="Arial" w:hAnsi="Arial"/>
+                <w:b w:val="false"/>
+                <w:bCs w:val="false"/>
+                <w:color w:val="000000"/>
+                <w:sz w:val="17"/>
+                <w:szCs w:val="17"/>
+              </w:rPr>
+              <w:t xml:space="preserve">2:40 – 3:00</w:t>
+            </w:r>
+          </w:p>
+        </w:tc>
+        <w:tc>
+          <w:tcPr>
+            <w:tcW w:type="dxa" w:w="1850"/>
+            <w:tcBorders>
+              <w:top w:val="single" w:color="8EAADB" w:sz="4"/>
+              <w:left w:val="single" w:color="8EAADB" w:sz="4"/>
+              <w:bottom w:val="single" w:color="8EAADB" w:sz="4"/>
+              <w:right w:val="single" w:color="8EAADB" w:sz="4"/>
+            </w:tcBorders>
+            <w:tcMar>
+              <w:top w:type="dxa" w:w="50"/>
+              <w:left w:type="dxa" w:w="90"/>
+              <w:bottom w:type="dxa" w:w="50"/>
+              <w:right w:type="dxa" w:w="90"/>
+            </w:tcMar>
+            <w:vAlign w:val="center"/>
+          </w:tcPr>
+          <w:p>
+            <w:pPr>
+              <w:spacing w:after="20"/>
+            </w:pPr>
+            <w:r>
+              <w:rPr>
+                <w:rFonts w:ascii="Arial" w:cs="Arial" w:eastAsia="Arial" w:hAnsi="Arial"/>
+                <w:b w:val="false"/>
+                <w:bCs w:val="false"/>
+                <w:color w:val="000000"/>
+                <w:sz w:val="17"/>
+                <w:szCs w:val="17"/>
+              </w:rPr>
+              <w:t xml:space="preserve">Fondo azul; seis tarjetas con los correctos (vía correcta marcada con X); fotografía de una enfermera preparando un medicamento.</w:t>
+            </w:r>
+          </w:p>
+        </w:tc>
+        <w:tc>
+          <w:tcPr>
+            <w:tcW w:type="dxa" w:w="1650"/>
             <w:tcBorders>
               <w:top w:val="single" w:color="8EAADB" w:sz="4"/>
               <w:left w:val="single" w:color="8EAADB" w:sz="4"/>
@@ -4484,69 +4484,69 @@
         </w:tc>
         <w:tc>
           <w:tcPr>
-            <w:tcW w:type="dxa" w:w="1600"/>
-            <w:tcBorders>
-              <w:top w:val="single" w:color="8EAADB" w:sz="4"/>
-              <w:left w:val="single" w:color="8EAADB" w:sz="4"/>
-              <w:bottom w:val="single" w:color="8EAADB" w:sz="4"/>
-              <w:right w:val="single" w:color="8EAADB" w:sz="4"/>
-            </w:tcBorders>
-            <w:tcMar>
-              <w:top w:type="dxa" w:w="50"/>
-              <w:left w:type="dxa" w:w="90"/>
-              <w:bottom w:type="dxa" w:w="50"/>
-              <w:right w:type="dxa" w:w="90"/>
-            </w:tcMar>
-            <w:vAlign w:val="center"/>
-          </w:tcPr>
-          <w:p>
-            <w:pPr>
-              <w:spacing w:after="20"/>
-            </w:pPr>
-            <w:r>
-              <w:rPr>
-                <w:rFonts w:ascii="Arial" w:cs="Arial" w:eastAsia="Arial" w:hAnsi="Arial"/>
-                <w:b w:val="false"/>
-                <w:bCs w:val="false"/>
-                <w:color w:val="000000"/>
-                <w:sz w:val="17"/>
-                <w:szCs w:val="17"/>
-              </w:rPr>
-              <w:t xml:space="preserve">Música neutra</w:t>
-            </w:r>
-          </w:p>
-        </w:tc>
-        <w:tc>
-          <w:tcPr>
-            <w:tcW w:type="dxa" w:w="960"/>
-            <w:tcBorders>
-              <w:top w:val="single" w:color="8EAADB" w:sz="4"/>
-              <w:left w:val="single" w:color="8EAADB" w:sz="4"/>
-              <w:bottom w:val="single" w:color="8EAADB" w:sz="4"/>
-              <w:right w:val="single" w:color="8EAADB" w:sz="4"/>
-            </w:tcBorders>
-            <w:tcMar>
-              <w:top w:type="dxa" w:w="50"/>
-              <w:left w:type="dxa" w:w="90"/>
-              <w:bottom w:type="dxa" w:w="50"/>
-              <w:right w:type="dxa" w:w="90"/>
-            </w:tcMar>
-            <w:vAlign w:val="center"/>
-          </w:tcPr>
-          <w:p>
-            <w:pPr>
-              <w:spacing w:after="20"/>
-            </w:pPr>
-            <w:r>
-              <w:rPr>
-                <w:rFonts w:ascii="Arial" w:cs="Arial" w:eastAsia="Arial" w:hAnsi="Arial"/>
-                <w:b w:val="false"/>
-                <w:bCs w:val="false"/>
-                <w:color w:val="000000"/>
-                <w:sz w:val="17"/>
-                <w:szCs w:val="17"/>
-              </w:rPr>
-              <w:t xml:space="preserve">16 s</w:t>
+            <w:tcW w:type="dxa" w:w="2900"/>
+            <w:tcBorders>
+              <w:top w:val="single" w:color="8EAADB" w:sz="4"/>
+              <w:left w:val="single" w:color="8EAADB" w:sz="4"/>
+              <w:bottom w:val="single" w:color="8EAADB" w:sz="4"/>
+              <w:right w:val="single" w:color="8EAADB" w:sz="4"/>
+            </w:tcBorders>
+            <w:tcMar>
+              <w:top w:type="dxa" w:w="50"/>
+              <w:left w:type="dxa" w:w="90"/>
+              <w:bottom w:type="dxa" w:w="50"/>
+              <w:right w:type="dxa" w:w="90"/>
+            </w:tcMar>
+            <w:vAlign w:val="center"/>
+          </w:tcPr>
+          <w:p>
+            <w:pPr>
+              <w:spacing w:after="20"/>
+            </w:pPr>
+            <w:r>
+              <w:rPr>
+                <w:rFonts w:ascii="Arial" w:cs="Arial" w:eastAsia="Arial" w:hAnsi="Arial"/>
+                <w:b w:val="false"/>
+                <w:bCs w:val="false"/>
+                <w:color w:val="000000"/>
+                <w:sz w:val="17"/>
+                <w:szCs w:val="17"/>
+              </w:rPr>
+              <w:t xml:space="preserve">Voz en off: «Antes de aplicar cualquier medicamento se deben verificar los correctos: paciente correcto, medicamento correcto, dosis correcta, vía correcta, hora correcta y registro correcto. En este caso falló justamente uno: la vía. Bastaba con leer la orden para evitar el daño.» Música: Análisis.</w:t>
+            </w:r>
+          </w:p>
+        </w:tc>
+        <w:tc>
+          <w:tcPr>
+            <w:tcW w:type="dxa" w:w="980"/>
+            <w:tcBorders>
+              <w:top w:val="single" w:color="8EAADB" w:sz="4"/>
+              <w:left w:val="single" w:color="8EAADB" w:sz="4"/>
+              <w:bottom w:val="single" w:color="8EAADB" w:sz="4"/>
+              <w:right w:val="single" w:color="8EAADB" w:sz="4"/>
+            </w:tcBorders>
+            <w:tcMar>
+              <w:top w:type="dxa" w:w="50"/>
+              <w:left w:type="dxa" w:w="90"/>
+              <w:bottom w:type="dxa" w:w="50"/>
+              <w:right w:type="dxa" w:w="90"/>
+            </w:tcMar>
+            <w:vAlign w:val="center"/>
+          </w:tcPr>
+          <w:p>
+            <w:pPr>
+              <w:spacing w:after="20"/>
+            </w:pPr>
+            <w:r>
+              <w:rPr>
+                <w:rFonts w:ascii="Arial" w:cs="Arial" w:eastAsia="Arial" w:hAnsi="Arial"/>
+                <w:b w:val="false"/>
+                <w:bCs w:val="false"/>
+                <w:color w:val="000000"/>
+                <w:sz w:val="17"/>
+                <w:szCs w:val="17"/>
+              </w:rPr>
+              <w:t xml:space="preserve">20 s</w:t>
             </w:r>
           </w:p>
         </w:tc>
@@ -4558,7 +4558,7 @@
         </w:trPr>
         <w:tc>
           <w:tcPr>
-            <w:tcW w:type="dxa" w:w="1150"/>
+            <w:tcW w:type="dxa" w:w="1100"/>
             <w:tcBorders>
               <w:top w:val="single" w:color="8EAADB" w:sz="4"/>
               <w:left w:val="single" w:color="8EAADB" w:sz="4"/>
@@ -4593,171 +4593,171 @@
         </w:tc>
         <w:tc>
           <w:tcPr>
-            <w:tcW w:type="dxa" w:w="1000"/>
-            <w:tcBorders>
-              <w:top w:val="single" w:color="8EAADB" w:sz="4"/>
-              <w:left w:val="single" w:color="8EAADB" w:sz="4"/>
-              <w:bottom w:val="single" w:color="8EAADB" w:sz="4"/>
-              <w:right w:val="single" w:color="8EAADB" w:sz="4"/>
-            </w:tcBorders>
-            <w:tcMar>
-              <w:top w:type="dxa" w:w="50"/>
-              <w:left w:type="dxa" w:w="90"/>
-              <w:bottom w:type="dxa" w:w="50"/>
-              <w:right w:type="dxa" w:w="90"/>
-            </w:tcMar>
-            <w:vAlign w:val="center"/>
-          </w:tcPr>
-          <w:p>
-            <w:pPr>
-              <w:spacing w:after="20"/>
-            </w:pPr>
-            <w:r>
-              <w:rPr>
-                <w:rFonts w:ascii="Arial" w:cs="Arial" w:eastAsia="Arial" w:hAnsi="Arial"/>
-                <w:b w:val="false"/>
-                <w:bCs w:val="false"/>
-                <w:color w:val="000000"/>
-                <w:sz w:val="17"/>
-                <w:szCs w:val="17"/>
-              </w:rPr>
-              <w:t xml:space="preserve">02:08 - 02:30</w:t>
-            </w:r>
-          </w:p>
-        </w:tc>
-        <w:tc>
-          <w:tcPr>
-            <w:tcW w:type="dxa" w:w="2300"/>
-            <w:tcBorders>
-              <w:top w:val="single" w:color="8EAADB" w:sz="4"/>
-              <w:left w:val="single" w:color="8EAADB" w:sz="4"/>
-              <w:bottom w:val="single" w:color="8EAADB" w:sz="4"/>
-              <w:right w:val="single" w:color="8EAADB" w:sz="4"/>
-            </w:tcBorders>
-            <w:tcMar>
-              <w:top w:type="dxa" w:w="50"/>
-              <w:left w:type="dxa" w:w="90"/>
-              <w:bottom w:type="dxa" w:w="50"/>
-              <w:right w:type="dxa" w:w="90"/>
-            </w:tcMar>
-            <w:vAlign w:val="center"/>
-          </w:tcPr>
-          <w:p>
-            <w:pPr>
-              <w:spacing w:after="20"/>
-            </w:pPr>
-            <w:r>
-              <w:rPr>
-                <w:rFonts w:ascii="Arial" w:cs="Arial" w:eastAsia="Arial" w:hAnsi="Arial"/>
-                <w:b w:val="false"/>
-                <w:bCs w:val="false"/>
-                <w:color w:val="000000"/>
-                <w:sz w:val="17"/>
-                <w:szCs w:val="17"/>
-              </w:rPr>
-              <w:t xml:space="preserve">Cuatro tarjetas de factores contributivos.</w:t>
-            </w:r>
-          </w:p>
-        </w:tc>
-        <w:tc>
-          <w:tcPr>
-            <w:tcW w:type="dxa" w:w="2350"/>
-            <w:tcBorders>
-              <w:top w:val="single" w:color="8EAADB" w:sz="4"/>
-              <w:left w:val="single" w:color="8EAADB" w:sz="4"/>
-              <w:bottom w:val="single" w:color="8EAADB" w:sz="4"/>
-              <w:right w:val="single" w:color="8EAADB" w:sz="4"/>
-            </w:tcBorders>
-            <w:tcMar>
-              <w:top w:type="dxa" w:w="50"/>
-              <w:left w:type="dxa" w:w="90"/>
-              <w:bottom w:type="dxa" w:w="50"/>
-              <w:right w:type="dxa" w:w="90"/>
-            </w:tcMar>
-            <w:vAlign w:val="center"/>
-          </w:tcPr>
-          <w:p>
-            <w:pPr>
-              <w:spacing w:after="20"/>
-            </w:pPr>
-            <w:r>
-              <w:rPr>
-                <w:rFonts w:ascii="Arial" w:cs="Arial" w:eastAsia="Arial" w:hAnsi="Arial"/>
-                <w:b w:val="false"/>
-                <w:bCs w:val="false"/>
-                <w:color w:val="000000"/>
-                <w:sz w:val="17"/>
-                <w:szCs w:val="17"/>
-              </w:rPr>
-              <w:t xml:space="preserve">Protocolo de Londres: individuales, tarea, equipo, organización</w:t>
-            </w:r>
-          </w:p>
-        </w:tc>
-        <w:tc>
-          <w:tcPr>
-            <w:tcW w:type="dxa" w:w="1600"/>
-            <w:tcBorders>
-              <w:top w:val="single" w:color="8EAADB" w:sz="4"/>
-              <w:left w:val="single" w:color="8EAADB" w:sz="4"/>
-              <w:bottom w:val="single" w:color="8EAADB" w:sz="4"/>
-              <w:right w:val="single" w:color="8EAADB" w:sz="4"/>
-            </w:tcBorders>
-            <w:tcMar>
-              <w:top w:type="dxa" w:w="50"/>
-              <w:left w:type="dxa" w:w="90"/>
-              <w:bottom w:type="dxa" w:w="50"/>
-              <w:right w:type="dxa" w:w="90"/>
-            </w:tcMar>
-            <w:vAlign w:val="center"/>
-          </w:tcPr>
-          <w:p>
-            <w:pPr>
-              <w:spacing w:after="20"/>
-            </w:pPr>
-            <w:r>
-              <w:rPr>
-                <w:rFonts w:ascii="Arial" w:cs="Arial" w:eastAsia="Arial" w:hAnsi="Arial"/>
-                <w:b w:val="false"/>
-                <w:bCs w:val="false"/>
-                <w:color w:val="000000"/>
-                <w:sz w:val="17"/>
-                <w:szCs w:val="17"/>
-              </w:rPr>
-              <w:t xml:space="preserve">Música neutra</w:t>
-            </w:r>
-          </w:p>
-        </w:tc>
-        <w:tc>
-          <w:tcPr>
-            <w:tcW w:type="dxa" w:w="960"/>
-            <w:tcBorders>
-              <w:top w:val="single" w:color="8EAADB" w:sz="4"/>
-              <w:left w:val="single" w:color="8EAADB" w:sz="4"/>
-              <w:bottom w:val="single" w:color="8EAADB" w:sz="4"/>
-              <w:right w:val="single" w:color="8EAADB" w:sz="4"/>
-            </w:tcBorders>
-            <w:tcMar>
-              <w:top w:type="dxa" w:w="50"/>
-              <w:left w:type="dxa" w:w="90"/>
-              <w:bottom w:type="dxa" w:w="50"/>
-              <w:right w:type="dxa" w:w="90"/>
-            </w:tcMar>
-            <w:vAlign w:val="center"/>
-          </w:tcPr>
-          <w:p>
-            <w:pPr>
-              <w:spacing w:after="20"/>
-            </w:pPr>
-            <w:r>
-              <w:rPr>
-                <w:rFonts w:ascii="Arial" w:cs="Arial" w:eastAsia="Arial" w:hAnsi="Arial"/>
-                <w:b w:val="false"/>
-                <w:bCs w:val="false"/>
-                <w:color w:val="000000"/>
-                <w:sz w:val="17"/>
-                <w:szCs w:val="17"/>
-              </w:rPr>
-              <w:t xml:space="preserve">22 s</w:t>
+            <w:tcW w:type="dxa" w:w="880"/>
+            <w:tcBorders>
+              <w:top w:val="single" w:color="8EAADB" w:sz="4"/>
+              <w:left w:val="single" w:color="8EAADB" w:sz="4"/>
+              <w:bottom w:val="single" w:color="8EAADB" w:sz="4"/>
+              <w:right w:val="single" w:color="8EAADB" w:sz="4"/>
+            </w:tcBorders>
+            <w:tcMar>
+              <w:top w:type="dxa" w:w="50"/>
+              <w:left w:type="dxa" w:w="90"/>
+              <w:bottom w:type="dxa" w:w="50"/>
+              <w:right w:type="dxa" w:w="90"/>
+            </w:tcMar>
+            <w:vAlign w:val="center"/>
+          </w:tcPr>
+          <w:p>
+            <w:pPr>
+              <w:spacing w:after="20"/>
+            </w:pPr>
+            <w:r>
+              <w:rPr>
+                <w:rFonts w:ascii="Arial" w:cs="Arial" w:eastAsia="Arial" w:hAnsi="Arial"/>
+                <w:b w:val="false"/>
+                <w:bCs w:val="false"/>
+                <w:color w:val="000000"/>
+                <w:sz w:val="17"/>
+                <w:szCs w:val="17"/>
+              </w:rPr>
+              <w:t xml:space="preserve">3:00 – 3:20</w:t>
+            </w:r>
+          </w:p>
+        </w:tc>
+        <w:tc>
+          <w:tcPr>
+            <w:tcW w:type="dxa" w:w="1850"/>
+            <w:tcBorders>
+              <w:top w:val="single" w:color="8EAADB" w:sz="4"/>
+              <w:left w:val="single" w:color="8EAADB" w:sz="4"/>
+              <w:bottom w:val="single" w:color="8EAADB" w:sz="4"/>
+              <w:right w:val="single" w:color="8EAADB" w:sz="4"/>
+            </w:tcBorders>
+            <w:tcMar>
+              <w:top w:type="dxa" w:w="50"/>
+              <w:left w:type="dxa" w:w="90"/>
+              <w:bottom w:type="dxa" w:w="50"/>
+              <w:right w:type="dxa" w:w="90"/>
+            </w:tcMar>
+            <w:vAlign w:val="center"/>
+          </w:tcPr>
+          <w:p>
+            <w:pPr>
+              <w:spacing w:after="20"/>
+            </w:pPr>
+            <w:r>
+              <w:rPr>
+                <w:rFonts w:ascii="Arial" w:cs="Arial" w:eastAsia="Arial" w:hAnsi="Arial"/>
+                <w:b w:val="false"/>
+                <w:bCs w:val="false"/>
+                <w:color w:val="000000"/>
+                <w:sz w:val="17"/>
+                <w:szCs w:val="17"/>
+              </w:rPr>
+              <w:t xml:space="preserve">Cuatro tarjetas de factores; fotografía de un servicio de urgencias congestionado.</w:t>
+            </w:r>
+          </w:p>
+        </w:tc>
+        <w:tc>
+          <w:tcPr>
+            <w:tcW w:type="dxa" w:w="1650"/>
+            <w:tcBorders>
+              <w:top w:val="single" w:color="8EAADB" w:sz="4"/>
+              <w:left w:val="single" w:color="8EAADB" w:sz="4"/>
+              <w:bottom w:val="single" w:color="8EAADB" w:sz="4"/>
+              <w:right w:val="single" w:color="8EAADB" w:sz="4"/>
+            </w:tcBorders>
+            <w:tcMar>
+              <w:top w:type="dxa" w:w="50"/>
+              <w:left w:type="dxa" w:w="90"/>
+              <w:bottom w:type="dxa" w:w="50"/>
+              <w:right w:type="dxa" w:w="90"/>
+            </w:tcMar>
+            <w:vAlign w:val="center"/>
+          </w:tcPr>
+          <w:p>
+            <w:pPr>
+              <w:spacing w:after="20"/>
+            </w:pPr>
+            <w:r>
+              <w:rPr>
+                <w:rFonts w:ascii="Arial" w:cs="Arial" w:eastAsia="Arial" w:hAnsi="Arial"/>
+                <w:b w:val="false"/>
+                <w:bCs w:val="false"/>
+                <w:color w:val="000000"/>
+                <w:sz w:val="17"/>
+                <w:szCs w:val="17"/>
+              </w:rPr>
+              <w:t xml:space="preserve">¿Por qué ocurrió? Protocolo de Londres</w:t>
+            </w:r>
+          </w:p>
+        </w:tc>
+        <w:tc>
+          <w:tcPr>
+            <w:tcW w:type="dxa" w:w="2900"/>
+            <w:tcBorders>
+              <w:top w:val="single" w:color="8EAADB" w:sz="4"/>
+              <w:left w:val="single" w:color="8EAADB" w:sz="4"/>
+              <w:bottom w:val="single" w:color="8EAADB" w:sz="4"/>
+              <w:right w:val="single" w:color="8EAADB" w:sz="4"/>
+            </w:tcBorders>
+            <w:tcMar>
+              <w:top w:type="dxa" w:w="50"/>
+              <w:left w:type="dxa" w:w="90"/>
+              <w:bottom w:type="dxa" w:w="50"/>
+              <w:right w:type="dxa" w:w="90"/>
+            </w:tcMar>
+            <w:vAlign w:val="center"/>
+          </w:tcPr>
+          <w:p>
+            <w:pPr>
+              <w:spacing w:after="20"/>
+            </w:pPr>
+            <w:r>
+              <w:rPr>
+                <w:rFonts w:ascii="Arial" w:cs="Arial" w:eastAsia="Arial" w:hAnsi="Arial"/>
+                <w:b w:val="false"/>
+                <w:bCs w:val="false"/>
+                <w:color w:val="000000"/>
+                <w:sz w:val="17"/>
+                <w:szCs w:val="17"/>
+              </w:rPr>
+              <w:t xml:space="preserve">Voz en off: «Según el Protocolo de Londres, detrás de un error individual casi siempre hay fallas del sistema. Aquí pudieron influir la inexperiencia de la estudiante, un medicamento oral cargado en jeringa sin rótulo, la falta de supervisión directa y la ausencia de una doble verificación.» Música: Análisis.</w:t>
+            </w:r>
+          </w:p>
+        </w:tc>
+        <w:tc>
+          <w:tcPr>
+            <w:tcW w:type="dxa" w:w="980"/>
+            <w:tcBorders>
+              <w:top w:val="single" w:color="8EAADB" w:sz="4"/>
+              <w:left w:val="single" w:color="8EAADB" w:sz="4"/>
+              <w:bottom w:val="single" w:color="8EAADB" w:sz="4"/>
+              <w:right w:val="single" w:color="8EAADB" w:sz="4"/>
+            </w:tcBorders>
+            <w:tcMar>
+              <w:top w:type="dxa" w:w="50"/>
+              <w:left w:type="dxa" w:w="90"/>
+              <w:bottom w:type="dxa" w:w="50"/>
+              <w:right w:type="dxa" w:w="90"/>
+            </w:tcMar>
+            <w:vAlign w:val="center"/>
+          </w:tcPr>
+          <w:p>
+            <w:pPr>
+              <w:spacing w:after="20"/>
+            </w:pPr>
+            <w:r>
+              <w:rPr>
+                <w:rFonts w:ascii="Arial" w:cs="Arial" w:eastAsia="Arial" w:hAnsi="Arial"/>
+                <w:b w:val="false"/>
+                <w:bCs w:val="false"/>
+                <w:color w:val="000000"/>
+                <w:sz w:val="17"/>
+                <w:szCs w:val="17"/>
+              </w:rPr>
+              <w:t xml:space="preserve">20 s</w:t>
             </w:r>
           </w:p>
         </w:tc>
@@ -4769,7 +4769,7 @@
         </w:trPr>
         <w:tc>
           <w:tcPr>
-            <w:tcW w:type="dxa" w:w="1150"/>
+            <w:tcW w:type="dxa" w:w="1100"/>
             <w:tcBorders>
               <w:top w:val="single" w:color="8EAADB" w:sz="4"/>
               <w:left w:val="single" w:color="8EAADB" w:sz="4"/>
@@ -4798,81 +4798,81 @@
                 <w:sz w:val="17"/>
                 <w:szCs w:val="17"/>
               </w:rPr>
-              <w:t xml:space="preserve">11. Impacto</w:t>
-            </w:r>
-          </w:p>
-        </w:tc>
-        <w:tc>
-          <w:tcPr>
-            <w:tcW w:type="dxa" w:w="1000"/>
-            <w:tcBorders>
-              <w:top w:val="single" w:color="8EAADB" w:sz="4"/>
-              <w:left w:val="single" w:color="8EAADB" w:sz="4"/>
-              <w:bottom w:val="single" w:color="8EAADB" w:sz="4"/>
-              <w:right w:val="single" w:color="8EAADB" w:sz="4"/>
-            </w:tcBorders>
-            <w:tcMar>
-              <w:top w:type="dxa" w:w="50"/>
-              <w:left w:type="dxa" w:w="90"/>
-              <w:bottom w:type="dxa" w:w="50"/>
-              <w:right w:type="dxa" w:w="90"/>
-            </w:tcMar>
-            <w:vAlign w:val="center"/>
-          </w:tcPr>
-          <w:p>
-            <w:pPr>
-              <w:spacing w:after="20"/>
-            </w:pPr>
-            <w:r>
-              <w:rPr>
-                <w:rFonts w:ascii="Arial" w:cs="Arial" w:eastAsia="Arial" w:hAnsi="Arial"/>
-                <w:b w:val="false"/>
-                <w:bCs w:val="false"/>
-                <w:color w:val="000000"/>
-                <w:sz w:val="17"/>
-                <w:szCs w:val="17"/>
-              </w:rPr>
-              <w:t xml:space="preserve">02:30 - 02:48</w:t>
-            </w:r>
-          </w:p>
-        </w:tc>
-        <w:tc>
-          <w:tcPr>
-            <w:tcW w:type="dxa" w:w="2300"/>
-            <w:tcBorders>
-              <w:top w:val="single" w:color="8EAADB" w:sz="4"/>
-              <w:left w:val="single" w:color="8EAADB" w:sz="4"/>
-              <w:bottom w:val="single" w:color="8EAADB" w:sz="4"/>
-              <w:right w:val="single" w:color="8EAADB" w:sz="4"/>
-            </w:tcBorders>
-            <w:tcMar>
-              <w:top w:type="dxa" w:w="50"/>
-              <w:left w:type="dxa" w:w="90"/>
-              <w:bottom w:type="dxa" w:w="50"/>
-              <w:right w:type="dxa" w:w="90"/>
-            </w:tcMar>
-            <w:vAlign w:val="center"/>
-          </w:tcPr>
-          <w:p>
-            <w:pPr>
-              <w:spacing w:after="20"/>
-            </w:pPr>
-            <w:r>
-              <w:rPr>
-                <w:rFonts w:ascii="Arial" w:cs="Arial" w:eastAsia="Arial" w:hAnsi="Arial"/>
-                <w:b w:val="false"/>
-                <w:bCs w:val="false"/>
-                <w:color w:val="000000"/>
-                <w:sz w:val="17"/>
-                <w:szCs w:val="17"/>
-              </w:rPr>
-              <w:t xml:space="preserve">Tres columnas de color.</w:t>
-            </w:r>
-          </w:p>
-        </w:tc>
-        <w:tc>
-          <w:tcPr>
-            <w:tcW w:type="dxa" w:w="2350"/>
+              <w:t xml:space="preserve">11. Impacto del evento adverso</w:t>
+            </w:r>
+          </w:p>
+        </w:tc>
+        <w:tc>
+          <w:tcPr>
+            <w:tcW w:type="dxa" w:w="880"/>
+            <w:tcBorders>
+              <w:top w:val="single" w:color="8EAADB" w:sz="4"/>
+              <w:left w:val="single" w:color="8EAADB" w:sz="4"/>
+              <w:bottom w:val="single" w:color="8EAADB" w:sz="4"/>
+              <w:right w:val="single" w:color="8EAADB" w:sz="4"/>
+            </w:tcBorders>
+            <w:tcMar>
+              <w:top w:type="dxa" w:w="50"/>
+              <w:left w:type="dxa" w:w="90"/>
+              <w:bottom w:type="dxa" w:w="50"/>
+              <w:right w:type="dxa" w:w="90"/>
+            </w:tcMar>
+            <w:vAlign w:val="center"/>
+          </w:tcPr>
+          <w:p>
+            <w:pPr>
+              <w:spacing w:after="20"/>
+            </w:pPr>
+            <w:r>
+              <w:rPr>
+                <w:rFonts w:ascii="Arial" w:cs="Arial" w:eastAsia="Arial" w:hAnsi="Arial"/>
+                <w:b w:val="false"/>
+                <w:bCs w:val="false"/>
+                <w:color w:val="000000"/>
+                <w:sz w:val="17"/>
+                <w:szCs w:val="17"/>
+              </w:rPr>
+              <w:t xml:space="preserve">3:20 – 3:40</w:t>
+            </w:r>
+          </w:p>
+        </w:tc>
+        <w:tc>
+          <w:tcPr>
+            <w:tcW w:type="dxa" w:w="1850"/>
+            <w:tcBorders>
+              <w:top w:val="single" w:color="8EAADB" w:sz="4"/>
+              <w:left w:val="single" w:color="8EAADB" w:sz="4"/>
+              <w:bottom w:val="single" w:color="8EAADB" w:sz="4"/>
+              <w:right w:val="single" w:color="8EAADB" w:sz="4"/>
+            </w:tcBorders>
+            <w:tcMar>
+              <w:top w:type="dxa" w:w="50"/>
+              <w:left w:type="dxa" w:w="90"/>
+              <w:bottom w:type="dxa" w:w="50"/>
+              <w:right w:type="dxa" w:w="90"/>
+            </w:tcMar>
+            <w:vAlign w:val="center"/>
+          </w:tcPr>
+          <w:p>
+            <w:pPr>
+              <w:spacing w:after="20"/>
+            </w:pPr>
+            <w:r>
+              <w:rPr>
+                <w:rFonts w:ascii="Arial" w:cs="Arial" w:eastAsia="Arial" w:hAnsi="Arial"/>
+                <w:b w:val="false"/>
+                <w:bCs w:val="false"/>
+                <w:color w:val="000000"/>
+                <w:sz w:val="17"/>
+                <w:szCs w:val="17"/>
+              </w:rPr>
+              <w:t xml:space="preserve">Tres columnas con fotografías: familia en sala de espera, equipo de salud y edificio de hospital.</w:t>
+            </w:r>
+          </w:p>
+        </w:tc>
+        <w:tc>
+          <w:tcPr>
+            <w:tcW w:type="dxa" w:w="1650"/>
             <w:tcBorders>
               <w:top w:val="single" w:color="8EAADB" w:sz="4"/>
               <w:left w:val="single" w:color="8EAADB" w:sz="4"/>
@@ -4906,69 +4906,69 @@
         </w:tc>
         <w:tc>
           <w:tcPr>
-            <w:tcW w:type="dxa" w:w="1600"/>
-            <w:tcBorders>
-              <w:top w:val="single" w:color="8EAADB" w:sz="4"/>
-              <w:left w:val="single" w:color="8EAADB" w:sz="4"/>
-              <w:bottom w:val="single" w:color="8EAADB" w:sz="4"/>
-              <w:right w:val="single" w:color="8EAADB" w:sz="4"/>
-            </w:tcBorders>
-            <w:tcMar>
-              <w:top w:type="dxa" w:w="50"/>
-              <w:left w:type="dxa" w:w="90"/>
-              <w:bottom w:type="dxa" w:w="50"/>
-              <w:right w:type="dxa" w:w="90"/>
-            </w:tcMar>
-            <w:vAlign w:val="center"/>
-          </w:tcPr>
-          <w:p>
-            <w:pPr>
-              <w:spacing w:after="20"/>
-            </w:pPr>
-            <w:r>
-              <w:rPr>
-                <w:rFonts w:ascii="Arial" w:cs="Arial" w:eastAsia="Arial" w:hAnsi="Arial"/>
-                <w:b w:val="false"/>
-                <w:bCs w:val="false"/>
-                <w:color w:val="000000"/>
-                <w:sz w:val="17"/>
-                <w:szCs w:val="17"/>
-              </w:rPr>
-              <w:t xml:space="preserve">Música neutra</w:t>
-            </w:r>
-          </w:p>
-        </w:tc>
-        <w:tc>
-          <w:tcPr>
-            <w:tcW w:type="dxa" w:w="960"/>
-            <w:tcBorders>
-              <w:top w:val="single" w:color="8EAADB" w:sz="4"/>
-              <w:left w:val="single" w:color="8EAADB" w:sz="4"/>
-              <w:bottom w:val="single" w:color="8EAADB" w:sz="4"/>
-              <w:right w:val="single" w:color="8EAADB" w:sz="4"/>
-            </w:tcBorders>
-            <w:tcMar>
-              <w:top w:type="dxa" w:w="50"/>
-              <w:left w:type="dxa" w:w="90"/>
-              <w:bottom w:type="dxa" w:w="50"/>
-              <w:right w:type="dxa" w:w="90"/>
-            </w:tcMar>
-            <w:vAlign w:val="center"/>
-          </w:tcPr>
-          <w:p>
-            <w:pPr>
-              <w:spacing w:after="20"/>
-            </w:pPr>
-            <w:r>
-              <w:rPr>
-                <w:rFonts w:ascii="Arial" w:cs="Arial" w:eastAsia="Arial" w:hAnsi="Arial"/>
-                <w:b w:val="false"/>
-                <w:bCs w:val="false"/>
-                <w:color w:val="000000"/>
-                <w:sz w:val="17"/>
-                <w:szCs w:val="17"/>
-              </w:rPr>
-              <w:t xml:space="preserve">18 s</w:t>
+            <w:tcW w:type="dxa" w:w="2900"/>
+            <w:tcBorders>
+              <w:top w:val="single" w:color="8EAADB" w:sz="4"/>
+              <w:left w:val="single" w:color="8EAADB" w:sz="4"/>
+              <w:bottom w:val="single" w:color="8EAADB" w:sz="4"/>
+              <w:right w:val="single" w:color="8EAADB" w:sz="4"/>
+            </w:tcBorders>
+            <w:tcMar>
+              <w:top w:type="dxa" w:w="50"/>
+              <w:left w:type="dxa" w:w="90"/>
+              <w:bottom w:type="dxa" w:w="50"/>
+              <w:right w:type="dxa" w:w="90"/>
+            </w:tcMar>
+            <w:vAlign w:val="center"/>
+          </w:tcPr>
+          <w:p>
+            <w:pPr>
+              <w:spacing w:after="20"/>
+            </w:pPr>
+            <w:r>
+              <w:rPr>
+                <w:rFonts w:ascii="Arial" w:cs="Arial" w:eastAsia="Arial" w:hAnsi="Arial"/>
+                <w:b w:val="false"/>
+                <w:bCs w:val="false"/>
+                <w:color w:val="000000"/>
+                <w:sz w:val="17"/>
+                <w:szCs w:val="17"/>
+              </w:rPr>
+              <w:t xml:space="preserve">Voz en off: «El impacto fue enorme. Para la paciente, un daño grave y el sufrimiento de su familia. Para el equipo de salud, culpa, estrés y procesos disciplinarios: se convierten en segundas víctimas. Y para la institución, investigaciones, demandas y pérdida de confianza de la comunidad.» Música: Análisis.</w:t>
+            </w:r>
+          </w:p>
+        </w:tc>
+        <w:tc>
+          <w:tcPr>
+            <w:tcW w:type="dxa" w:w="980"/>
+            <w:tcBorders>
+              <w:top w:val="single" w:color="8EAADB" w:sz="4"/>
+              <w:left w:val="single" w:color="8EAADB" w:sz="4"/>
+              <w:bottom w:val="single" w:color="8EAADB" w:sz="4"/>
+              <w:right w:val="single" w:color="8EAADB" w:sz="4"/>
+            </w:tcBorders>
+            <w:tcMar>
+              <w:top w:type="dxa" w:w="50"/>
+              <w:left w:type="dxa" w:w="90"/>
+              <w:bottom w:type="dxa" w:w="50"/>
+              <w:right w:type="dxa" w:w="90"/>
+            </w:tcMar>
+            <w:vAlign w:val="center"/>
+          </w:tcPr>
+          <w:p>
+            <w:pPr>
+              <w:spacing w:after="20"/>
+            </w:pPr>
+            <w:r>
+              <w:rPr>
+                <w:rFonts w:ascii="Arial" w:cs="Arial" w:eastAsia="Arial" w:hAnsi="Arial"/>
+                <w:b w:val="false"/>
+                <w:bCs w:val="false"/>
+                <w:color w:val="000000"/>
+                <w:sz w:val="17"/>
+                <w:szCs w:val="17"/>
+              </w:rPr>
+              <w:t xml:space="preserve">20 s</w:t>
             </w:r>
           </w:p>
         </w:tc>
@@ -4980,7 +4980,7 @@
         </w:trPr>
         <w:tc>
           <w:tcPr>
-            <w:tcW w:type="dxa" w:w="1150"/>
+            <w:tcW w:type="dxa" w:w="1100"/>
             <w:tcBorders>
               <w:top w:val="single" w:color="8EAADB" w:sz="4"/>
               <w:left w:val="single" w:color="8EAADB" w:sz="4"/>
@@ -5009,177 +5009,177 @@
                 <w:sz w:val="17"/>
                 <w:szCs w:val="17"/>
               </w:rPr>
-              <w:t xml:space="preserve">12. Así debió hacerse 1</w:t>
-            </w:r>
-          </w:p>
-        </w:tc>
-        <w:tc>
-          <w:tcPr>
-            <w:tcW w:type="dxa" w:w="1000"/>
-            <w:tcBorders>
-              <w:top w:val="single" w:color="8EAADB" w:sz="4"/>
-              <w:left w:val="single" w:color="8EAADB" w:sz="4"/>
-              <w:bottom w:val="single" w:color="8EAADB" w:sz="4"/>
-              <w:right w:val="single" w:color="8EAADB" w:sz="4"/>
-            </w:tcBorders>
-            <w:tcMar>
-              <w:top w:type="dxa" w:w="50"/>
-              <w:left w:type="dxa" w:w="90"/>
-              <w:bottom w:type="dxa" w:w="50"/>
-              <w:right w:type="dxa" w:w="90"/>
-            </w:tcMar>
-            <w:vAlign w:val="center"/>
-          </w:tcPr>
-          <w:p>
-            <w:pPr>
-              <w:spacing w:after="20"/>
-            </w:pPr>
-            <w:r>
-              <w:rPr>
-                <w:rFonts w:ascii="Arial" w:cs="Arial" w:eastAsia="Arial" w:hAnsi="Arial"/>
-                <w:b w:val="false"/>
-                <w:bCs w:val="false"/>
-                <w:color w:val="000000"/>
-                <w:sz w:val="17"/>
-                <w:szCs w:val="17"/>
-              </w:rPr>
-              <w:t xml:space="preserve">02:48 - 03:02</w:t>
-            </w:r>
-          </w:p>
-        </w:tc>
-        <w:tc>
-          <w:tcPr>
-            <w:tcW w:type="dxa" w:w="2300"/>
-            <w:tcBorders>
-              <w:top w:val="single" w:color="8EAADB" w:sz="4"/>
-              <w:left w:val="single" w:color="8EAADB" w:sz="4"/>
-              <w:bottom w:val="single" w:color="8EAADB" w:sz="4"/>
-              <w:right w:val="single" w:color="8EAADB" w:sz="4"/>
-            </w:tcBorders>
-            <w:tcMar>
-              <w:top w:type="dxa" w:w="50"/>
-              <w:left w:type="dxa" w:w="90"/>
-              <w:bottom w:type="dxa" w:w="50"/>
-              <w:right w:type="dxa" w:w="90"/>
-            </w:tcMar>
-            <w:vAlign w:val="center"/>
-          </w:tcPr>
-          <w:p>
-            <w:pPr>
-              <w:spacing w:after="20"/>
-            </w:pPr>
-            <w:r>
-              <w:rPr>
-                <w:rFonts w:ascii="Arial" w:cs="Arial" w:eastAsia="Arial" w:hAnsi="Arial"/>
-                <w:b w:val="false"/>
-                <w:bCs w:val="false"/>
-                <w:color w:val="000000"/>
-                <w:sz w:val="17"/>
-                <w:szCs w:val="17"/>
-              </w:rPr>
-              <w:t xml:space="preserve">Ilustración: orden médica, practicante y enfermera jefe verificando juntas.</w:t>
-            </w:r>
-          </w:p>
-        </w:tc>
-        <w:tc>
-          <w:tcPr>
-            <w:tcW w:type="dxa" w:w="2350"/>
-            <w:tcBorders>
-              <w:top w:val="single" w:color="8EAADB" w:sz="4"/>
-              <w:left w:val="single" w:color="8EAADB" w:sz="4"/>
-              <w:bottom w:val="single" w:color="8EAADB" w:sz="4"/>
-              <w:right w:val="single" w:color="8EAADB" w:sz="4"/>
-            </w:tcBorders>
-            <w:tcMar>
-              <w:top w:type="dxa" w:w="50"/>
-              <w:left w:type="dxa" w:w="90"/>
-              <w:bottom w:type="dxa" w:w="50"/>
-              <w:right w:type="dxa" w:w="90"/>
-            </w:tcMar>
-            <w:vAlign w:val="center"/>
-          </w:tcPr>
-          <w:p>
-            <w:pPr>
-              <w:spacing w:after="20"/>
-            </w:pPr>
-            <w:r>
-              <w:rPr>
-                <w:rFonts w:ascii="Arial" w:cs="Arial" w:eastAsia="Arial" w:hAnsi="Arial"/>
-                <w:b w:val="false"/>
-                <w:bCs w:val="false"/>
-                <w:color w:val="000000"/>
-                <w:sz w:val="17"/>
-                <w:szCs w:val="17"/>
-              </w:rPr>
-              <w:t xml:space="preserve">Doble verificación antes de administrar</w:t>
-            </w:r>
-          </w:p>
-        </w:tc>
-        <w:tc>
-          <w:tcPr>
-            <w:tcW w:type="dxa" w:w="1600"/>
-            <w:tcBorders>
-              <w:top w:val="single" w:color="8EAADB" w:sz="4"/>
-              <w:left w:val="single" w:color="8EAADB" w:sz="4"/>
-              <w:bottom w:val="single" w:color="8EAADB" w:sz="4"/>
-              <w:right w:val="single" w:color="8EAADB" w:sz="4"/>
-            </w:tcBorders>
-            <w:tcMar>
-              <w:top w:type="dxa" w:w="50"/>
-              <w:left w:type="dxa" w:w="90"/>
-              <w:bottom w:type="dxa" w:w="50"/>
-              <w:right w:type="dxa" w:w="90"/>
-            </w:tcMar>
-            <w:vAlign w:val="center"/>
-          </w:tcPr>
-          <w:p>
-            <w:pPr>
-              <w:spacing w:after="20"/>
-            </w:pPr>
-            <w:r>
-              <w:rPr>
-                <w:rFonts w:ascii="Arial" w:cs="Arial" w:eastAsia="Arial" w:hAnsi="Arial"/>
-                <w:b w:val="false"/>
-                <w:bCs w:val="false"/>
-                <w:color w:val="000000"/>
-                <w:sz w:val="17"/>
-                <w:szCs w:val="17"/>
-              </w:rPr>
-              <w:t xml:space="preserve">Entra música positiva</w:t>
-            </w:r>
-          </w:p>
-        </w:tc>
-        <w:tc>
-          <w:tcPr>
-            <w:tcW w:type="dxa" w:w="960"/>
-            <w:tcBorders>
-              <w:top w:val="single" w:color="8EAADB" w:sz="4"/>
-              <w:left w:val="single" w:color="8EAADB" w:sz="4"/>
-              <w:bottom w:val="single" w:color="8EAADB" w:sz="4"/>
-              <w:right w:val="single" w:color="8EAADB" w:sz="4"/>
-            </w:tcBorders>
-            <w:tcMar>
-              <w:top w:type="dxa" w:w="50"/>
-              <w:left w:type="dxa" w:w="90"/>
-              <w:bottom w:type="dxa" w:w="50"/>
-              <w:right w:type="dxa" w:w="90"/>
-            </w:tcMar>
-            <w:vAlign w:val="center"/>
-          </w:tcPr>
-          <w:p>
-            <w:pPr>
-              <w:spacing w:after="20"/>
-            </w:pPr>
-            <w:r>
-              <w:rPr>
-                <w:rFonts w:ascii="Arial" w:cs="Arial" w:eastAsia="Arial" w:hAnsi="Arial"/>
-                <w:b w:val="false"/>
-                <w:bCs w:val="false"/>
-                <w:color w:val="000000"/>
-                <w:sz w:val="17"/>
-                <w:szCs w:val="17"/>
-              </w:rPr>
-              <w:t xml:space="preserve">14 s</w:t>
+              <w:t xml:space="preserve">12. Leer la orden y verificar juntas</w:t>
+            </w:r>
+          </w:p>
+        </w:tc>
+        <w:tc>
+          <w:tcPr>
+            <w:tcW w:type="dxa" w:w="880"/>
+            <w:tcBorders>
+              <w:top w:val="single" w:color="8EAADB" w:sz="4"/>
+              <w:left w:val="single" w:color="8EAADB" w:sz="4"/>
+              <w:bottom w:val="single" w:color="8EAADB" w:sz="4"/>
+              <w:right w:val="single" w:color="8EAADB" w:sz="4"/>
+            </w:tcBorders>
+            <w:tcMar>
+              <w:top w:type="dxa" w:w="50"/>
+              <w:left w:type="dxa" w:w="90"/>
+              <w:bottom w:type="dxa" w:w="50"/>
+              <w:right w:type="dxa" w:w="90"/>
+            </w:tcMar>
+            <w:vAlign w:val="center"/>
+          </w:tcPr>
+          <w:p>
+            <w:pPr>
+              <w:spacing w:after="20"/>
+            </w:pPr>
+            <w:r>
+              <w:rPr>
+                <w:rFonts w:ascii="Arial" w:cs="Arial" w:eastAsia="Arial" w:hAnsi="Arial"/>
+                <w:b w:val="false"/>
+                <w:bCs w:val="false"/>
+                <w:color w:val="000000"/>
+                <w:sz w:val="17"/>
+                <w:szCs w:val="17"/>
+              </w:rPr>
+              <w:t xml:space="preserve">3:40 – 4:00</w:t>
+            </w:r>
+          </w:p>
+        </w:tc>
+        <w:tc>
+          <w:tcPr>
+            <w:tcW w:type="dxa" w:w="1850"/>
+            <w:tcBorders>
+              <w:top w:val="single" w:color="8EAADB" w:sz="4"/>
+              <w:left w:val="single" w:color="8EAADB" w:sz="4"/>
+              <w:bottom w:val="single" w:color="8EAADB" w:sz="4"/>
+              <w:right w:val="single" w:color="8EAADB" w:sz="4"/>
+            </w:tcBorders>
+            <w:tcMar>
+              <w:top w:type="dxa" w:w="50"/>
+              <w:left w:type="dxa" w:w="90"/>
+              <w:bottom w:type="dxa" w:w="50"/>
+              <w:right w:type="dxa" w:w="90"/>
+            </w:tcMar>
+            <w:vAlign w:val="center"/>
+          </w:tcPr>
+          <w:p>
+            <w:pPr>
+              <w:spacing w:after="20"/>
+            </w:pPr>
+            <w:r>
+              <w:rPr>
+                <w:rFonts w:ascii="Arial" w:cs="Arial" w:eastAsia="Arial" w:hAnsi="Arial"/>
+                <w:b w:val="false"/>
+                <w:bCs w:val="false"/>
+                <w:color w:val="000000"/>
+                <w:sz w:val="17"/>
+                <w:szCs w:val="17"/>
+              </w:rPr>
+              <w:t xml:space="preserve">Tres tarjetas y fotografía de dos enfermeras revisando juntas un documento.</w:t>
+            </w:r>
+          </w:p>
+        </w:tc>
+        <w:tc>
+          <w:tcPr>
+            <w:tcW w:type="dxa" w:w="1650"/>
+            <w:tcBorders>
+              <w:top w:val="single" w:color="8EAADB" w:sz="4"/>
+              <w:left w:val="single" w:color="8EAADB" w:sz="4"/>
+              <w:bottom w:val="single" w:color="8EAADB" w:sz="4"/>
+              <w:right w:val="single" w:color="8EAADB" w:sz="4"/>
+            </w:tcBorders>
+            <w:tcMar>
+              <w:top w:type="dxa" w:w="50"/>
+              <w:left w:type="dxa" w:w="90"/>
+              <w:bottom w:type="dxa" w:w="50"/>
+              <w:right w:type="dxa" w:w="90"/>
+            </w:tcMar>
+            <w:vAlign w:val="center"/>
+          </w:tcPr>
+          <w:p>
+            <w:pPr>
+              <w:spacing w:after="20"/>
+            </w:pPr>
+            <w:r>
+              <w:rPr>
+                <w:rFonts w:ascii="Arial" w:cs="Arial" w:eastAsia="Arial" w:hAnsi="Arial"/>
+                <w:b w:val="false"/>
+                <w:bCs w:val="false"/>
+                <w:color w:val="000000"/>
+                <w:sz w:val="17"/>
+                <w:szCs w:val="17"/>
+              </w:rPr>
+              <w:t xml:space="preserve">Leer la orden y verificar juntas</w:t>
+            </w:r>
+          </w:p>
+        </w:tc>
+        <w:tc>
+          <w:tcPr>
+            <w:tcW w:type="dxa" w:w="2900"/>
+            <w:tcBorders>
+              <w:top w:val="single" w:color="8EAADB" w:sz="4"/>
+              <w:left w:val="single" w:color="8EAADB" w:sz="4"/>
+              <w:bottom w:val="single" w:color="8EAADB" w:sz="4"/>
+              <w:right w:val="single" w:color="8EAADB" w:sz="4"/>
+            </w:tcBorders>
+            <w:tcMar>
+              <w:top w:type="dxa" w:w="50"/>
+              <w:left w:type="dxa" w:w="90"/>
+              <w:bottom w:type="dxa" w:w="50"/>
+              <w:right w:type="dxa" w:w="90"/>
+            </w:tcMar>
+            <w:vAlign w:val="center"/>
+          </w:tcPr>
+          <w:p>
+            <w:pPr>
+              <w:spacing w:after="20"/>
+            </w:pPr>
+            <w:r>
+              <w:rPr>
+                <w:rFonts w:ascii="Arial" w:cs="Arial" w:eastAsia="Arial" w:hAnsi="Arial"/>
+                <w:b w:val="false"/>
+                <w:bCs w:val="false"/>
+                <w:color w:val="000000"/>
+                <w:sz w:val="17"/>
+                <w:szCs w:val="17"/>
+              </w:rPr>
+              <w:t xml:space="preserve">Voz en off: «¿Qué se debió hacer? Leer la orden médica completa antes de preparar el medicamento, hacer una doble verificación con la enfermera jefe o el docente, revisando paciente, medicamento, dosis, vía y hora, y ante cualquier duda, detenerse y preguntar.» Música: Propuesta (piano eléctrico esperanzador).</w:t>
+            </w:r>
+          </w:p>
+        </w:tc>
+        <w:tc>
+          <w:tcPr>
+            <w:tcW w:type="dxa" w:w="980"/>
+            <w:tcBorders>
+              <w:top w:val="single" w:color="8EAADB" w:sz="4"/>
+              <w:left w:val="single" w:color="8EAADB" w:sz="4"/>
+              <w:bottom w:val="single" w:color="8EAADB" w:sz="4"/>
+              <w:right w:val="single" w:color="8EAADB" w:sz="4"/>
+            </w:tcBorders>
+            <w:tcMar>
+              <w:top w:type="dxa" w:w="50"/>
+              <w:left w:type="dxa" w:w="90"/>
+              <w:bottom w:type="dxa" w:w="50"/>
+              <w:right w:type="dxa" w:w="90"/>
+            </w:tcMar>
+            <w:vAlign w:val="center"/>
+          </w:tcPr>
+          <w:p>
+            <w:pPr>
+              <w:spacing w:after="20"/>
+            </w:pPr>
+            <w:r>
+              <w:rPr>
+                <w:rFonts w:ascii="Arial" w:cs="Arial" w:eastAsia="Arial" w:hAnsi="Arial"/>
+                <w:b w:val="false"/>
+                <w:bCs w:val="false"/>
+                <w:color w:val="000000"/>
+                <w:sz w:val="17"/>
+                <w:szCs w:val="17"/>
+              </w:rPr>
+              <w:t xml:space="preserve">20 s</w:t>
             </w:r>
           </w:p>
         </w:tc>
@@ -5191,7 +5191,7 @@
         </w:trPr>
         <w:tc>
           <w:tcPr>
-            <w:tcW w:type="dxa" w:w="1150"/>
+            <w:tcW w:type="dxa" w:w="1100"/>
             <w:tcBorders>
               <w:top w:val="single" w:color="8EAADB" w:sz="4"/>
               <w:left w:val="single" w:color="8EAADB" w:sz="4"/>
@@ -5220,177 +5220,177 @@
                 <w:sz w:val="17"/>
                 <w:szCs w:val="17"/>
               </w:rPr>
-              <w:t xml:space="preserve">13. Así debió hacerse 2</w:t>
-            </w:r>
-          </w:p>
-        </w:tc>
-        <w:tc>
-          <w:tcPr>
-            <w:tcW w:type="dxa" w:w="1000"/>
-            <w:tcBorders>
-              <w:top w:val="single" w:color="8EAADB" w:sz="4"/>
-              <w:left w:val="single" w:color="8EAADB" w:sz="4"/>
-              <w:bottom w:val="single" w:color="8EAADB" w:sz="4"/>
-              <w:right w:val="single" w:color="8EAADB" w:sz="4"/>
-            </w:tcBorders>
-            <w:tcMar>
-              <w:top w:type="dxa" w:w="50"/>
-              <w:left w:type="dxa" w:w="90"/>
-              <w:bottom w:type="dxa" w:w="50"/>
-              <w:right w:type="dxa" w:w="90"/>
-            </w:tcMar>
-            <w:vAlign w:val="center"/>
-          </w:tcPr>
-          <w:p>
-            <w:pPr>
-              <w:spacing w:after="20"/>
-            </w:pPr>
-            <w:r>
-              <w:rPr>
-                <w:rFonts w:ascii="Arial" w:cs="Arial" w:eastAsia="Arial" w:hAnsi="Arial"/>
-                <w:b w:val="false"/>
-                <w:bCs w:val="false"/>
-                <w:color w:val="000000"/>
-                <w:sz w:val="17"/>
-                <w:szCs w:val="17"/>
-              </w:rPr>
-              <w:t xml:space="preserve">03:02 - 03:16</w:t>
-            </w:r>
-          </w:p>
-        </w:tc>
-        <w:tc>
-          <w:tcPr>
-            <w:tcW w:type="dxa" w:w="2300"/>
-            <w:tcBorders>
-              <w:top w:val="single" w:color="8EAADB" w:sz="4"/>
-              <w:left w:val="single" w:color="8EAADB" w:sz="4"/>
-              <w:bottom w:val="single" w:color="8EAADB" w:sz="4"/>
-              <w:right w:val="single" w:color="8EAADB" w:sz="4"/>
-            </w:tcBorders>
-            <w:tcMar>
-              <w:top w:type="dxa" w:w="50"/>
-              <w:left w:type="dxa" w:w="90"/>
-              <w:bottom w:type="dxa" w:w="50"/>
-              <w:right w:type="dxa" w:w="90"/>
-            </w:tcMar>
-            <w:vAlign w:val="center"/>
-          </w:tcPr>
-          <w:p>
-            <w:pPr>
-              <w:spacing w:after="20"/>
-            </w:pPr>
-            <w:r>
-              <w:rPr>
-                <w:rFonts w:ascii="Arial" w:cs="Arial" w:eastAsia="Arial" w:hAnsi="Arial"/>
-                <w:b w:val="false"/>
-                <w:bCs w:val="false"/>
-                <w:color w:val="000000"/>
-                <w:sz w:val="17"/>
-                <w:szCs w:val="17"/>
-              </w:rPr>
-              <w:t xml:space="preserve">Ilustración: frasco, vaso con chulo verde y paciente tranquila; la jefe aprueba.</w:t>
-            </w:r>
-          </w:p>
-        </w:tc>
-        <w:tc>
-          <w:tcPr>
-            <w:tcW w:type="dxa" w:w="2350"/>
-            <w:tcBorders>
-              <w:top w:val="single" w:color="8EAADB" w:sz="4"/>
-              <w:left w:val="single" w:color="8EAADB" w:sz="4"/>
-              <w:bottom w:val="single" w:color="8EAADB" w:sz="4"/>
-              <w:right w:val="single" w:color="8EAADB" w:sz="4"/>
-            </w:tcBorders>
-            <w:tcMar>
-              <w:top w:type="dxa" w:w="50"/>
-              <w:left w:type="dxa" w:w="90"/>
-              <w:bottom w:type="dxa" w:w="50"/>
-              <w:right w:type="dxa" w:w="90"/>
-            </w:tcMar>
-            <w:vAlign w:val="center"/>
-          </w:tcPr>
-          <w:p>
-            <w:pPr>
-              <w:spacing w:after="20"/>
-            </w:pPr>
-            <w:r>
-              <w:rPr>
-                <w:rFonts w:ascii="Arial" w:cs="Arial" w:eastAsia="Arial" w:hAnsi="Arial"/>
-                <w:b w:val="false"/>
-                <w:bCs w:val="false"/>
-                <w:color w:val="000000"/>
-                <w:sz w:val="17"/>
-                <w:szCs w:val="17"/>
-              </w:rPr>
-              <w:t xml:space="preserve">Vía oral: en vaso, no en jeringa</w:t>
-            </w:r>
-          </w:p>
-        </w:tc>
-        <w:tc>
-          <w:tcPr>
-            <w:tcW w:type="dxa" w:w="1600"/>
-            <w:tcBorders>
-              <w:top w:val="single" w:color="8EAADB" w:sz="4"/>
-              <w:left w:val="single" w:color="8EAADB" w:sz="4"/>
-              <w:bottom w:val="single" w:color="8EAADB" w:sz="4"/>
-              <w:right w:val="single" w:color="8EAADB" w:sz="4"/>
-            </w:tcBorders>
-            <w:tcMar>
-              <w:top w:type="dxa" w:w="50"/>
-              <w:left w:type="dxa" w:w="90"/>
-              <w:bottom w:type="dxa" w:w="50"/>
-              <w:right w:type="dxa" w:w="90"/>
-            </w:tcMar>
-            <w:vAlign w:val="center"/>
-          </w:tcPr>
-          <w:p>
-            <w:pPr>
-              <w:spacing w:after="20"/>
-            </w:pPr>
-            <w:r>
-              <w:rPr>
-                <w:rFonts w:ascii="Arial" w:cs="Arial" w:eastAsia="Arial" w:hAnsi="Arial"/>
-                <w:b w:val="false"/>
-                <w:bCs w:val="false"/>
-                <w:color w:val="000000"/>
-                <w:sz w:val="17"/>
-                <w:szCs w:val="17"/>
-              </w:rPr>
-              <w:t xml:space="preserve">Música positiva</w:t>
-            </w:r>
-          </w:p>
-        </w:tc>
-        <w:tc>
-          <w:tcPr>
-            <w:tcW w:type="dxa" w:w="960"/>
-            <w:tcBorders>
-              <w:top w:val="single" w:color="8EAADB" w:sz="4"/>
-              <w:left w:val="single" w:color="8EAADB" w:sz="4"/>
-              <w:bottom w:val="single" w:color="8EAADB" w:sz="4"/>
-              <w:right w:val="single" w:color="8EAADB" w:sz="4"/>
-            </w:tcBorders>
-            <w:tcMar>
-              <w:top w:type="dxa" w:w="50"/>
-              <w:left w:type="dxa" w:w="90"/>
-              <w:bottom w:type="dxa" w:w="50"/>
-              <w:right w:type="dxa" w:w="90"/>
-            </w:tcMar>
-            <w:vAlign w:val="center"/>
-          </w:tcPr>
-          <w:p>
-            <w:pPr>
-              <w:spacing w:after="20"/>
-            </w:pPr>
-            <w:r>
-              <w:rPr>
-                <w:rFonts w:ascii="Arial" w:cs="Arial" w:eastAsia="Arial" w:hAnsi="Arial"/>
-                <w:b w:val="false"/>
-                <w:bCs w:val="false"/>
-                <w:color w:val="000000"/>
-                <w:sz w:val="17"/>
-                <w:szCs w:val="17"/>
-              </w:rPr>
-              <w:t xml:space="preserve">14 s</w:t>
+              <w:t xml:space="preserve">13. ¿Qué protocolos existen?</w:t>
+            </w:r>
+          </w:p>
+        </w:tc>
+        <w:tc>
+          <w:tcPr>
+            <w:tcW w:type="dxa" w:w="880"/>
+            <w:tcBorders>
+              <w:top w:val="single" w:color="8EAADB" w:sz="4"/>
+              <w:left w:val="single" w:color="8EAADB" w:sz="4"/>
+              <w:bottom w:val="single" w:color="8EAADB" w:sz="4"/>
+              <w:right w:val="single" w:color="8EAADB" w:sz="4"/>
+            </w:tcBorders>
+            <w:tcMar>
+              <w:top w:type="dxa" w:w="50"/>
+              <w:left w:type="dxa" w:w="90"/>
+              <w:bottom w:type="dxa" w:w="50"/>
+              <w:right w:type="dxa" w:w="90"/>
+            </w:tcMar>
+            <w:vAlign w:val="center"/>
+          </w:tcPr>
+          <w:p>
+            <w:pPr>
+              <w:spacing w:after="20"/>
+            </w:pPr>
+            <w:r>
+              <w:rPr>
+                <w:rFonts w:ascii="Arial" w:cs="Arial" w:eastAsia="Arial" w:hAnsi="Arial"/>
+                <w:b w:val="false"/>
+                <w:bCs w:val="false"/>
+                <w:color w:val="000000"/>
+                <w:sz w:val="17"/>
+                <w:szCs w:val="17"/>
+              </w:rPr>
+              <w:t xml:space="preserve">4:00 – 4:20</w:t>
+            </w:r>
+          </w:p>
+        </w:tc>
+        <w:tc>
+          <w:tcPr>
+            <w:tcW w:type="dxa" w:w="1850"/>
+            <w:tcBorders>
+              <w:top w:val="single" w:color="8EAADB" w:sz="4"/>
+              <w:left w:val="single" w:color="8EAADB" w:sz="4"/>
+              <w:bottom w:val="single" w:color="8EAADB" w:sz="4"/>
+              <w:right w:val="single" w:color="8EAADB" w:sz="4"/>
+            </w:tcBorders>
+            <w:tcMar>
+              <w:top w:type="dxa" w:w="50"/>
+              <w:left w:type="dxa" w:w="90"/>
+              <w:bottom w:type="dxa" w:w="50"/>
+              <w:right w:type="dxa" w:w="90"/>
+            </w:tcMar>
+            <w:vAlign w:val="center"/>
+          </w:tcPr>
+          <w:p>
+            <w:pPr>
+              <w:spacing w:after="20"/>
+            </w:pPr>
+            <w:r>
+              <w:rPr>
+                <w:rFonts w:ascii="Arial" w:cs="Arial" w:eastAsia="Arial" w:hAnsi="Arial"/>
+                <w:b w:val="false"/>
+                <w:bCs w:val="false"/>
+                <w:color w:val="000000"/>
+                <w:sz w:val="17"/>
+                <w:szCs w:val="17"/>
+              </w:rPr>
+              <w:t xml:space="preserve">Portadas de la Guía técnica “Buenas prácticas para la seguridad del paciente” (MSPS) y de la nota orientadora sobre docencia-servicio.</w:t>
+            </w:r>
+          </w:p>
+        </w:tc>
+        <w:tc>
+          <w:tcPr>
+            <w:tcW w:type="dxa" w:w="1650"/>
+            <w:tcBorders>
+              <w:top w:val="single" w:color="8EAADB" w:sz="4"/>
+              <w:left w:val="single" w:color="8EAADB" w:sz="4"/>
+              <w:bottom w:val="single" w:color="8EAADB" w:sz="4"/>
+              <w:right w:val="single" w:color="8EAADB" w:sz="4"/>
+            </w:tcBorders>
+            <w:tcMar>
+              <w:top w:type="dxa" w:w="50"/>
+              <w:left w:type="dxa" w:w="90"/>
+              <w:bottom w:type="dxa" w:w="50"/>
+              <w:right w:type="dxa" w:w="90"/>
+            </w:tcMar>
+            <w:vAlign w:val="center"/>
+          </w:tcPr>
+          <w:p>
+            <w:pPr>
+              <w:spacing w:after="20"/>
+            </w:pPr>
+            <w:r>
+              <w:rPr>
+                <w:rFonts w:ascii="Arial" w:cs="Arial" w:eastAsia="Arial" w:hAnsi="Arial"/>
+                <w:b w:val="false"/>
+                <w:bCs w:val="false"/>
+                <w:color w:val="000000"/>
+                <w:sz w:val="17"/>
+                <w:szCs w:val="17"/>
+              </w:rPr>
+              <w:t xml:space="preserve">¿Qué protocolos existen?</w:t>
+            </w:r>
+          </w:p>
+        </w:tc>
+        <w:tc>
+          <w:tcPr>
+            <w:tcW w:type="dxa" w:w="2900"/>
+            <w:tcBorders>
+              <w:top w:val="single" w:color="8EAADB" w:sz="4"/>
+              <w:left w:val="single" w:color="8EAADB" w:sz="4"/>
+              <w:bottom w:val="single" w:color="8EAADB" w:sz="4"/>
+              <w:right w:val="single" w:color="8EAADB" w:sz="4"/>
+            </w:tcBorders>
+            <w:tcMar>
+              <w:top w:type="dxa" w:w="50"/>
+              <w:left w:type="dxa" w:w="90"/>
+              <w:bottom w:type="dxa" w:w="50"/>
+              <w:right w:type="dxa" w:w="90"/>
+            </w:tcMar>
+            <w:vAlign w:val="center"/>
+          </w:tcPr>
+          <w:p>
+            <w:pPr>
+              <w:spacing w:after="20"/>
+            </w:pPr>
+            <w:r>
+              <w:rPr>
+                <w:rFonts w:ascii="Arial" w:cs="Arial" w:eastAsia="Arial" w:hAnsi="Arial"/>
+                <w:b w:val="false"/>
+                <w:bCs w:val="false"/>
+                <w:color w:val="000000"/>
+                <w:sz w:val="17"/>
+                <w:szCs w:val="17"/>
+              </w:rPr>
+              <w:t xml:space="preserve">Voz en off: «Y no faltan las normas. El Ministerio de Salud tiene la Guía técnica de buenas prácticas para la seguridad del paciente; la Resolución 3100 de 2019 exige un programa de seguridad del paciente, y el Decreto 2376 de 2010 obliga a supervisar a los estudiantes en práctica.» Música: Propuesta.</w:t>
+            </w:r>
+          </w:p>
+        </w:tc>
+        <w:tc>
+          <w:tcPr>
+            <w:tcW w:type="dxa" w:w="980"/>
+            <w:tcBorders>
+              <w:top w:val="single" w:color="8EAADB" w:sz="4"/>
+              <w:left w:val="single" w:color="8EAADB" w:sz="4"/>
+              <w:bottom w:val="single" w:color="8EAADB" w:sz="4"/>
+              <w:right w:val="single" w:color="8EAADB" w:sz="4"/>
+            </w:tcBorders>
+            <w:tcMar>
+              <w:top w:type="dxa" w:w="50"/>
+              <w:left w:type="dxa" w:w="90"/>
+              <w:bottom w:type="dxa" w:w="50"/>
+              <w:right w:type="dxa" w:w="90"/>
+            </w:tcMar>
+            <w:vAlign w:val="center"/>
+          </w:tcPr>
+          <w:p>
+            <w:pPr>
+              <w:spacing w:after="20"/>
+            </w:pPr>
+            <w:r>
+              <w:rPr>
+                <w:rFonts w:ascii="Arial" w:cs="Arial" w:eastAsia="Arial" w:hAnsi="Arial"/>
+                <w:b w:val="false"/>
+                <w:bCs w:val="false"/>
+                <w:color w:val="000000"/>
+                <w:sz w:val="17"/>
+                <w:szCs w:val="17"/>
+              </w:rPr>
+              <w:t xml:space="preserve">20 s</w:t>
             </w:r>
           </w:p>
         </w:tc>
@@ -5402,7 +5402,7 @@
         </w:trPr>
         <w:tc>
           <w:tcPr>
-            <w:tcW w:type="dxa" w:w="1150"/>
+            <w:tcW w:type="dxa" w:w="1100"/>
             <w:tcBorders>
               <w:top w:val="single" w:color="8EAADB" w:sz="4"/>
               <w:left w:val="single" w:color="8EAADB" w:sz="4"/>
@@ -5431,149 +5431,149 @@
                 <w:sz w:val="17"/>
                 <w:szCs w:val="17"/>
               </w:rPr>
-              <w:t xml:space="preserve">14. Protocolos existentes</w:t>
-            </w:r>
-          </w:p>
-        </w:tc>
-        <w:tc>
-          <w:tcPr>
-            <w:tcW w:type="dxa" w:w="1000"/>
-            <w:tcBorders>
-              <w:top w:val="single" w:color="8EAADB" w:sz="4"/>
-              <w:left w:val="single" w:color="8EAADB" w:sz="4"/>
-              <w:bottom w:val="single" w:color="8EAADB" w:sz="4"/>
-              <w:right w:val="single" w:color="8EAADB" w:sz="4"/>
-            </w:tcBorders>
-            <w:tcMar>
-              <w:top w:type="dxa" w:w="50"/>
-              <w:left w:type="dxa" w:w="90"/>
-              <w:bottom w:type="dxa" w:w="50"/>
-              <w:right w:type="dxa" w:w="90"/>
-            </w:tcMar>
-            <w:vAlign w:val="center"/>
-          </w:tcPr>
-          <w:p>
-            <w:pPr>
-              <w:spacing w:after="20"/>
-            </w:pPr>
-            <w:r>
-              <w:rPr>
-                <w:rFonts w:ascii="Arial" w:cs="Arial" w:eastAsia="Arial" w:hAnsi="Arial"/>
-                <w:b w:val="false"/>
-                <w:bCs w:val="false"/>
-                <w:color w:val="000000"/>
-                <w:sz w:val="17"/>
-                <w:szCs w:val="17"/>
-              </w:rPr>
-              <w:t xml:space="preserve">03:16 - 03:36</w:t>
-            </w:r>
-          </w:p>
-        </w:tc>
-        <w:tc>
-          <w:tcPr>
-            <w:tcW w:type="dxa" w:w="2300"/>
-            <w:tcBorders>
-              <w:top w:val="single" w:color="8EAADB" w:sz="4"/>
-              <w:left w:val="single" w:color="8EAADB" w:sz="4"/>
-              <w:bottom w:val="single" w:color="8EAADB" w:sz="4"/>
-              <w:right w:val="single" w:color="8EAADB" w:sz="4"/>
-            </w:tcBorders>
-            <w:tcMar>
-              <w:top w:type="dxa" w:w="50"/>
-              <w:left w:type="dxa" w:w="90"/>
-              <w:bottom w:type="dxa" w:w="50"/>
-              <w:right w:type="dxa" w:w="90"/>
-            </w:tcMar>
-            <w:vAlign w:val="center"/>
-          </w:tcPr>
-          <w:p>
-            <w:pPr>
-              <w:spacing w:after="20"/>
-            </w:pPr>
-            <w:r>
-              <w:rPr>
-                <w:rFonts w:ascii="Arial" w:cs="Arial" w:eastAsia="Arial" w:hAnsi="Arial"/>
-                <w:b w:val="false"/>
-                <w:bCs w:val="false"/>
-                <w:color w:val="000000"/>
-                <w:sz w:val="17"/>
-                <w:szCs w:val="17"/>
-              </w:rPr>
-              <w:t xml:space="preserve">Cuatro tarjetas normativas.</w:t>
-            </w:r>
-          </w:p>
-        </w:tc>
-        <w:tc>
-          <w:tcPr>
-            <w:tcW w:type="dxa" w:w="2350"/>
-            <w:tcBorders>
-              <w:top w:val="single" w:color="8EAADB" w:sz="4"/>
-              <w:left w:val="single" w:color="8EAADB" w:sz="4"/>
-              <w:bottom w:val="single" w:color="8EAADB" w:sz="4"/>
-              <w:right w:val="single" w:color="8EAADB" w:sz="4"/>
-            </w:tcBorders>
-            <w:tcMar>
-              <w:top w:type="dxa" w:w="50"/>
-              <w:left w:type="dxa" w:w="90"/>
-              <w:bottom w:type="dxa" w:w="50"/>
-              <w:right w:type="dxa" w:w="90"/>
-            </w:tcMar>
-            <w:vAlign w:val="center"/>
-          </w:tcPr>
-          <w:p>
-            <w:pPr>
-              <w:spacing w:after="20"/>
-            </w:pPr>
-            <w:r>
-              <w:rPr>
-                <w:rFonts w:ascii="Arial" w:cs="Arial" w:eastAsia="Arial" w:hAnsi="Arial"/>
-                <w:b w:val="false"/>
-                <w:bCs w:val="false"/>
-                <w:color w:val="000000"/>
-                <w:sz w:val="17"/>
-                <w:szCs w:val="17"/>
-              </w:rPr>
-              <w:t xml:space="preserve">Guía técnica MSPS, Resolución 3100 de 2019, Decreto 2376 de 2010, OMS</w:t>
-            </w:r>
-          </w:p>
-        </w:tc>
-        <w:tc>
-          <w:tcPr>
-            <w:tcW w:type="dxa" w:w="1600"/>
-            <w:tcBorders>
-              <w:top w:val="single" w:color="8EAADB" w:sz="4"/>
-              <w:left w:val="single" w:color="8EAADB" w:sz="4"/>
-              <w:bottom w:val="single" w:color="8EAADB" w:sz="4"/>
-              <w:right w:val="single" w:color="8EAADB" w:sz="4"/>
-            </w:tcBorders>
-            <w:tcMar>
-              <w:top w:type="dxa" w:w="50"/>
-              <w:left w:type="dxa" w:w="90"/>
-              <w:bottom w:type="dxa" w:w="50"/>
-              <w:right w:type="dxa" w:w="90"/>
-            </w:tcMar>
-            <w:vAlign w:val="center"/>
-          </w:tcPr>
-          <w:p>
-            <w:pPr>
-              <w:spacing w:after="20"/>
-            </w:pPr>
-            <w:r>
-              <w:rPr>
-                <w:rFonts w:ascii="Arial" w:cs="Arial" w:eastAsia="Arial" w:hAnsi="Arial"/>
-                <w:b w:val="false"/>
-                <w:bCs w:val="false"/>
-                <w:color w:val="000000"/>
-                <w:sz w:val="17"/>
-                <w:szCs w:val="17"/>
-              </w:rPr>
-              <w:t xml:space="preserve">Música positiva con percusión suave</w:t>
-            </w:r>
-          </w:p>
-        </w:tc>
-        <w:tc>
-          <w:tcPr>
-            <w:tcW w:type="dxa" w:w="960"/>
+              <w:t xml:space="preserve">14. Acciones inmediatas</w:t>
+            </w:r>
+          </w:p>
+        </w:tc>
+        <w:tc>
+          <w:tcPr>
+            <w:tcW w:type="dxa" w:w="880"/>
+            <w:tcBorders>
+              <w:top w:val="single" w:color="8EAADB" w:sz="4"/>
+              <w:left w:val="single" w:color="8EAADB" w:sz="4"/>
+              <w:bottom w:val="single" w:color="8EAADB" w:sz="4"/>
+              <w:right w:val="single" w:color="8EAADB" w:sz="4"/>
+            </w:tcBorders>
+            <w:tcMar>
+              <w:top w:type="dxa" w:w="50"/>
+              <w:left w:type="dxa" w:w="90"/>
+              <w:bottom w:type="dxa" w:w="50"/>
+              <w:right w:type="dxa" w:w="90"/>
+            </w:tcMar>
+            <w:vAlign w:val="center"/>
+          </w:tcPr>
+          <w:p>
+            <w:pPr>
+              <w:spacing w:after="20"/>
+            </w:pPr>
+            <w:r>
+              <w:rPr>
+                <w:rFonts w:ascii="Arial" w:cs="Arial" w:eastAsia="Arial" w:hAnsi="Arial"/>
+                <w:b w:val="false"/>
+                <w:bCs w:val="false"/>
+                <w:color w:val="000000"/>
+                <w:sz w:val="17"/>
+                <w:szCs w:val="17"/>
+              </w:rPr>
+              <w:t xml:space="preserve">4:20 – 4:40</w:t>
+            </w:r>
+          </w:p>
+        </w:tc>
+        <w:tc>
+          <w:tcPr>
+            <w:tcW w:type="dxa" w:w="1850"/>
+            <w:tcBorders>
+              <w:top w:val="single" w:color="8EAADB" w:sz="4"/>
+              <w:left w:val="single" w:color="8EAADB" w:sz="4"/>
+              <w:bottom w:val="single" w:color="8EAADB" w:sz="4"/>
+              <w:right w:val="single" w:color="8EAADB" w:sz="4"/>
+            </w:tcBorders>
+            <w:tcMar>
+              <w:top w:type="dxa" w:w="50"/>
+              <w:left w:type="dxa" w:w="90"/>
+              <w:bottom w:type="dxa" w:w="50"/>
+              <w:right w:type="dxa" w:w="90"/>
+            </w:tcMar>
+            <w:vAlign w:val="center"/>
+          </w:tcPr>
+          <w:p>
+            <w:pPr>
+              <w:spacing w:after="20"/>
+            </w:pPr>
+            <w:r>
+              <w:rPr>
+                <w:rFonts w:ascii="Arial" w:cs="Arial" w:eastAsia="Arial" w:hAnsi="Arial"/>
+                <w:b w:val="false"/>
+                <w:bCs w:val="false"/>
+                <w:color w:val="000000"/>
+                <w:sz w:val="17"/>
+                <w:szCs w:val="17"/>
+              </w:rPr>
+              <w:t xml:space="preserve">Tarjetas con las acciones de mejora.</w:t>
+            </w:r>
+          </w:p>
+        </w:tc>
+        <w:tc>
+          <w:tcPr>
+            <w:tcW w:type="dxa" w:w="1650"/>
+            <w:tcBorders>
+              <w:top w:val="single" w:color="8EAADB" w:sz="4"/>
+              <w:left w:val="single" w:color="8EAADB" w:sz="4"/>
+              <w:bottom w:val="single" w:color="8EAADB" w:sz="4"/>
+              <w:right w:val="single" w:color="8EAADB" w:sz="4"/>
+            </w:tcBorders>
+            <w:tcMar>
+              <w:top w:type="dxa" w:w="50"/>
+              <w:left w:type="dxa" w:w="90"/>
+              <w:bottom w:type="dxa" w:w="50"/>
+              <w:right w:type="dxa" w:w="90"/>
+            </w:tcMar>
+            <w:vAlign w:val="center"/>
+          </w:tcPr>
+          <w:p>
+            <w:pPr>
+              <w:spacing w:after="20"/>
+            </w:pPr>
+            <w:r>
+              <w:rPr>
+                <w:rFonts w:ascii="Arial" w:cs="Arial" w:eastAsia="Arial" w:hAnsi="Arial"/>
+                <w:b w:val="false"/>
+                <w:bCs w:val="false"/>
+                <w:color w:val="000000"/>
+                <w:sz w:val="17"/>
+                <w:szCs w:val="17"/>
+              </w:rPr>
+              <w:t xml:space="preserve">Acciones inmediatas</w:t>
+            </w:r>
+          </w:p>
+        </w:tc>
+        <w:tc>
+          <w:tcPr>
+            <w:tcW w:type="dxa" w:w="2900"/>
+            <w:tcBorders>
+              <w:top w:val="single" w:color="8EAADB" w:sz="4"/>
+              <w:left w:val="single" w:color="8EAADB" w:sz="4"/>
+              <w:bottom w:val="single" w:color="8EAADB" w:sz="4"/>
+              <w:right w:val="single" w:color="8EAADB" w:sz="4"/>
+            </w:tcBorders>
+            <w:tcMar>
+              <w:top w:type="dxa" w:w="50"/>
+              <w:left w:type="dxa" w:w="90"/>
+              <w:bottom w:type="dxa" w:w="50"/>
+              <w:right w:type="dxa" w:w="90"/>
+            </w:tcMar>
+            <w:vAlign w:val="center"/>
+          </w:tcPr>
+          <w:p>
+            <w:pPr>
+              <w:spacing w:after="20"/>
+            </w:pPr>
+            <w:r>
+              <w:rPr>
+                <w:rFonts w:ascii="Arial" w:cs="Arial" w:eastAsia="Arial" w:hAnsi="Arial"/>
+                <w:b w:val="false"/>
+                <w:bCs w:val="false"/>
+                <w:color w:val="000000"/>
+                <w:sz w:val="17"/>
+                <w:szCs w:val="17"/>
+              </w:rPr>
+              <w:t xml:space="preserve">Voz en off: «Propongo acciones inmediatas: acompañar a la paciente y a su familia, reportar y analizar el evento con el Protocolo de Londres, capacitar al personal en los correctos y en las vías de administración, aplicar la doble verificación y garantizar la supervisión directa de los estudiantes.» Música: Propuesta.</w:t>
+            </w:r>
+          </w:p>
+        </w:tc>
+        <w:tc>
+          <w:tcPr>
+            <w:tcW w:type="dxa" w:w="980"/>
             <w:tcBorders>
               <w:top w:val="single" w:color="8EAADB" w:sz="4"/>
               <w:left w:val="single" w:color="8EAADB" w:sz="4"/>
@@ -5613,7 +5613,7 @@
         </w:trPr>
         <w:tc>
           <w:tcPr>
-            <w:tcW w:type="dxa" w:w="1150"/>
+            <w:tcW w:type="dxa" w:w="1100"/>
             <w:tcBorders>
               <w:top w:val="single" w:color="8EAADB" w:sz="4"/>
               <w:left w:val="single" w:color="8EAADB" w:sz="4"/>
@@ -5642,177 +5642,177 @@
                 <w:sz w:val="17"/>
                 <w:szCs w:val="17"/>
               </w:rPr>
-              <w:t xml:space="preserve">15. Acciones inmediatas</w:t>
-            </w:r>
-          </w:p>
-        </w:tc>
-        <w:tc>
-          <w:tcPr>
-            <w:tcW w:type="dxa" w:w="1000"/>
-            <w:tcBorders>
-              <w:top w:val="single" w:color="8EAADB" w:sz="4"/>
-              <w:left w:val="single" w:color="8EAADB" w:sz="4"/>
-              <w:bottom w:val="single" w:color="8EAADB" w:sz="4"/>
-              <w:right w:val="single" w:color="8EAADB" w:sz="4"/>
-            </w:tcBorders>
-            <w:tcMar>
-              <w:top w:type="dxa" w:w="50"/>
-              <w:left w:type="dxa" w:w="90"/>
-              <w:bottom w:type="dxa" w:w="50"/>
-              <w:right w:type="dxa" w:w="90"/>
-            </w:tcMar>
-            <w:vAlign w:val="center"/>
-          </w:tcPr>
-          <w:p>
-            <w:pPr>
-              <w:spacing w:after="20"/>
-            </w:pPr>
-            <w:r>
-              <w:rPr>
-                <w:rFonts w:ascii="Arial" w:cs="Arial" w:eastAsia="Arial" w:hAnsi="Arial"/>
-                <w:b w:val="false"/>
-                <w:bCs w:val="false"/>
-                <w:color w:val="000000"/>
-                <w:sz w:val="17"/>
-                <w:szCs w:val="17"/>
-              </w:rPr>
-              <w:t xml:space="preserve">03:36 - 03:58</w:t>
-            </w:r>
-          </w:p>
-        </w:tc>
-        <w:tc>
-          <w:tcPr>
-            <w:tcW w:type="dxa" w:w="2300"/>
-            <w:tcBorders>
-              <w:top w:val="single" w:color="8EAADB" w:sz="4"/>
-              <w:left w:val="single" w:color="8EAADB" w:sz="4"/>
-              <w:bottom w:val="single" w:color="8EAADB" w:sz="4"/>
-              <w:right w:val="single" w:color="8EAADB" w:sz="4"/>
-            </w:tcBorders>
-            <w:tcMar>
-              <w:top w:type="dxa" w:w="50"/>
-              <w:left w:type="dxa" w:w="90"/>
-              <w:bottom w:type="dxa" w:w="50"/>
-              <w:right w:type="dxa" w:w="90"/>
-            </w:tcMar>
-            <w:vAlign w:val="center"/>
-          </w:tcPr>
-          <w:p>
-            <w:pPr>
-              <w:spacing w:after="20"/>
-            </w:pPr>
-            <w:r>
-              <w:rPr>
-                <w:rFonts w:ascii="Arial" w:cs="Arial" w:eastAsia="Arial" w:hAnsi="Arial"/>
-                <w:b w:val="false"/>
-                <w:bCs w:val="false"/>
-                <w:color w:val="000000"/>
-                <w:sz w:val="17"/>
-                <w:szCs w:val="17"/>
-              </w:rPr>
-              <w:t xml:space="preserve">Seis tarjetas numeradas.</w:t>
-            </w:r>
-          </w:p>
-        </w:tc>
-        <w:tc>
-          <w:tcPr>
-            <w:tcW w:type="dxa" w:w="2350"/>
-            <w:tcBorders>
-              <w:top w:val="single" w:color="8EAADB" w:sz="4"/>
-              <w:left w:val="single" w:color="8EAADB" w:sz="4"/>
-              <w:bottom w:val="single" w:color="8EAADB" w:sz="4"/>
-              <w:right w:val="single" w:color="8EAADB" w:sz="4"/>
-            </w:tcBorders>
-            <w:tcMar>
-              <w:top w:type="dxa" w:w="50"/>
-              <w:left w:type="dxa" w:w="90"/>
-              <w:bottom w:type="dxa" w:w="50"/>
-              <w:right w:type="dxa" w:w="90"/>
-            </w:tcMar>
-            <w:vAlign w:val="center"/>
-          </w:tcPr>
-          <w:p>
-            <w:pPr>
-              <w:spacing w:after="20"/>
-            </w:pPr>
-            <w:r>
-              <w:rPr>
-                <w:rFonts w:ascii="Arial" w:cs="Arial" w:eastAsia="Arial" w:hAnsi="Arial"/>
-                <w:b w:val="false"/>
-                <w:bCs w:val="false"/>
-                <w:color w:val="000000"/>
-                <w:sz w:val="17"/>
-                <w:szCs w:val="17"/>
-              </w:rPr>
-              <w:t xml:space="preserve">Acompañar, reportar, capacitar, doble verificación, jeringas orales, supervisión</w:t>
-            </w:r>
-          </w:p>
-        </w:tc>
-        <w:tc>
-          <w:tcPr>
-            <w:tcW w:type="dxa" w:w="1600"/>
-            <w:tcBorders>
-              <w:top w:val="single" w:color="8EAADB" w:sz="4"/>
-              <w:left w:val="single" w:color="8EAADB" w:sz="4"/>
-              <w:bottom w:val="single" w:color="8EAADB" w:sz="4"/>
-              <w:right w:val="single" w:color="8EAADB" w:sz="4"/>
-            </w:tcBorders>
-            <w:tcMar>
-              <w:top w:type="dxa" w:w="50"/>
-              <w:left w:type="dxa" w:w="90"/>
-              <w:bottom w:type="dxa" w:w="50"/>
-              <w:right w:type="dxa" w:w="90"/>
-            </w:tcMar>
-            <w:vAlign w:val="center"/>
-          </w:tcPr>
-          <w:p>
-            <w:pPr>
-              <w:spacing w:after="20"/>
-            </w:pPr>
-            <w:r>
-              <w:rPr>
-                <w:rFonts w:ascii="Arial" w:cs="Arial" w:eastAsia="Arial" w:hAnsi="Arial"/>
-                <w:b w:val="false"/>
-                <w:bCs w:val="false"/>
-                <w:color w:val="000000"/>
-                <w:sz w:val="17"/>
-                <w:szCs w:val="17"/>
-              </w:rPr>
-              <w:t xml:space="preserve">Música positiva</w:t>
-            </w:r>
-          </w:p>
-        </w:tc>
-        <w:tc>
-          <w:tcPr>
-            <w:tcW w:type="dxa" w:w="960"/>
-            <w:tcBorders>
-              <w:top w:val="single" w:color="8EAADB" w:sz="4"/>
-              <w:left w:val="single" w:color="8EAADB" w:sz="4"/>
-              <w:bottom w:val="single" w:color="8EAADB" w:sz="4"/>
-              <w:right w:val="single" w:color="8EAADB" w:sz="4"/>
-            </w:tcBorders>
-            <w:tcMar>
-              <w:top w:type="dxa" w:w="50"/>
-              <w:left w:type="dxa" w:w="90"/>
-              <w:bottom w:type="dxa" w:w="50"/>
-              <w:right w:type="dxa" w:w="90"/>
-            </w:tcMar>
-            <w:vAlign w:val="center"/>
-          </w:tcPr>
-          <w:p>
-            <w:pPr>
-              <w:spacing w:after="20"/>
-            </w:pPr>
-            <w:r>
-              <w:rPr>
-                <w:rFonts w:ascii="Arial" w:cs="Arial" w:eastAsia="Arial" w:hAnsi="Arial"/>
-                <w:b w:val="false"/>
-                <w:bCs w:val="false"/>
-                <w:color w:val="000000"/>
-                <w:sz w:val="17"/>
-                <w:szCs w:val="17"/>
-              </w:rPr>
-              <w:t xml:space="preserve">22 s</w:t>
+              <w:t xml:space="preserve">15. ¿Cómo se aplican las herramientas?</w:t>
+            </w:r>
+          </w:p>
+        </w:tc>
+        <w:tc>
+          <w:tcPr>
+            <w:tcW w:type="dxa" w:w="880"/>
+            <w:tcBorders>
+              <w:top w:val="single" w:color="8EAADB" w:sz="4"/>
+              <w:left w:val="single" w:color="8EAADB" w:sz="4"/>
+              <w:bottom w:val="single" w:color="8EAADB" w:sz="4"/>
+              <w:right w:val="single" w:color="8EAADB" w:sz="4"/>
+            </w:tcBorders>
+            <w:tcMar>
+              <w:top w:type="dxa" w:w="50"/>
+              <w:left w:type="dxa" w:w="90"/>
+              <w:bottom w:type="dxa" w:w="50"/>
+              <w:right w:type="dxa" w:w="90"/>
+            </w:tcMar>
+            <w:vAlign w:val="center"/>
+          </w:tcPr>
+          <w:p>
+            <w:pPr>
+              <w:spacing w:after="20"/>
+            </w:pPr>
+            <w:r>
+              <w:rPr>
+                <w:rFonts w:ascii="Arial" w:cs="Arial" w:eastAsia="Arial" w:hAnsi="Arial"/>
+                <w:b w:val="false"/>
+                <w:bCs w:val="false"/>
+                <w:color w:val="000000"/>
+                <w:sz w:val="17"/>
+                <w:szCs w:val="17"/>
+              </w:rPr>
+              <w:t xml:space="preserve">4:40 – 5:00</w:t>
+            </w:r>
+          </w:p>
+        </w:tc>
+        <w:tc>
+          <w:tcPr>
+            <w:tcW w:type="dxa" w:w="1850"/>
+            <w:tcBorders>
+              <w:top w:val="single" w:color="8EAADB" w:sz="4"/>
+              <w:left w:val="single" w:color="8EAADB" w:sz="4"/>
+              <w:bottom w:val="single" w:color="8EAADB" w:sz="4"/>
+              <w:right w:val="single" w:color="8EAADB" w:sz="4"/>
+            </w:tcBorders>
+            <w:tcMar>
+              <w:top w:type="dxa" w:w="50"/>
+              <w:left w:type="dxa" w:w="90"/>
+              <w:bottom w:type="dxa" w:w="50"/>
+              <w:right w:type="dxa" w:w="90"/>
+            </w:tcMar>
+            <w:vAlign w:val="center"/>
+          </w:tcPr>
+          <w:p>
+            <w:pPr>
+              <w:spacing w:after="20"/>
+            </w:pPr>
+            <w:r>
+              <w:rPr>
+                <w:rFonts w:ascii="Arial" w:cs="Arial" w:eastAsia="Arial" w:hAnsi="Arial"/>
+                <w:b w:val="false"/>
+                <w:bCs w:val="false"/>
+                <w:color w:val="000000"/>
+                <w:sz w:val="17"/>
+                <w:szCs w:val="17"/>
+              </w:rPr>
+              <w:t xml:space="preserve">Tarjetas con estrategias y cuatro fotografías de capacitaciones a personal de salud.</w:t>
+            </w:r>
+          </w:p>
+        </w:tc>
+        <w:tc>
+          <w:tcPr>
+            <w:tcW w:type="dxa" w:w="1650"/>
+            <w:tcBorders>
+              <w:top w:val="single" w:color="8EAADB" w:sz="4"/>
+              <w:left w:val="single" w:color="8EAADB" w:sz="4"/>
+              <w:bottom w:val="single" w:color="8EAADB" w:sz="4"/>
+              <w:right w:val="single" w:color="8EAADB" w:sz="4"/>
+            </w:tcBorders>
+            <w:tcMar>
+              <w:top w:type="dxa" w:w="50"/>
+              <w:left w:type="dxa" w:w="90"/>
+              <w:bottom w:type="dxa" w:w="50"/>
+              <w:right w:type="dxa" w:w="90"/>
+            </w:tcMar>
+            <w:vAlign w:val="center"/>
+          </w:tcPr>
+          <w:p>
+            <w:pPr>
+              <w:spacing w:after="20"/>
+            </w:pPr>
+            <w:r>
+              <w:rPr>
+                <w:rFonts w:ascii="Arial" w:cs="Arial" w:eastAsia="Arial" w:hAnsi="Arial"/>
+                <w:b w:val="false"/>
+                <w:bCs w:val="false"/>
+                <w:color w:val="000000"/>
+                <w:sz w:val="17"/>
+                <w:szCs w:val="17"/>
+              </w:rPr>
+              <w:t xml:space="preserve">¿Cómo se aplican las herramientas?</w:t>
+            </w:r>
+          </w:p>
+        </w:tc>
+        <w:tc>
+          <w:tcPr>
+            <w:tcW w:type="dxa" w:w="2900"/>
+            <w:tcBorders>
+              <w:top w:val="single" w:color="8EAADB" w:sz="4"/>
+              <w:left w:val="single" w:color="8EAADB" w:sz="4"/>
+              <w:bottom w:val="single" w:color="8EAADB" w:sz="4"/>
+              <w:right w:val="single" w:color="8EAADB" w:sz="4"/>
+            </w:tcBorders>
+            <w:tcMar>
+              <w:top w:type="dxa" w:w="50"/>
+              <w:left w:type="dxa" w:w="90"/>
+              <w:bottom w:type="dxa" w:w="50"/>
+              <w:right w:type="dxa" w:w="90"/>
+            </w:tcMar>
+            <w:vAlign w:val="center"/>
+          </w:tcPr>
+          <w:p>
+            <w:pPr>
+              <w:spacing w:after="20"/>
+            </w:pPr>
+            <w:r>
+              <w:rPr>
+                <w:rFonts w:ascii="Arial" w:cs="Arial" w:eastAsia="Arial" w:hAnsi="Arial"/>
+                <w:b w:val="false"/>
+                <w:bCs w:val="false"/>
+                <w:color w:val="000000"/>
+                <w:sz w:val="17"/>
+                <w:szCs w:val="17"/>
+              </w:rPr>
+              <w:t xml:space="preserve">Voz en off: «Estas herramientas funcionan cuando se vuelven rutina: con capacitación periódica, listas de chequeo y rondas de seguridad, indicadores de eventos adversos, un reporte voluntario sin culpa y una gerencia que lidere la cultura de seguridad.» Música: Propuesta.</w:t>
+            </w:r>
+          </w:p>
+        </w:tc>
+        <w:tc>
+          <w:tcPr>
+            <w:tcW w:type="dxa" w:w="980"/>
+            <w:tcBorders>
+              <w:top w:val="single" w:color="8EAADB" w:sz="4"/>
+              <w:left w:val="single" w:color="8EAADB" w:sz="4"/>
+              <w:bottom w:val="single" w:color="8EAADB" w:sz="4"/>
+              <w:right w:val="single" w:color="8EAADB" w:sz="4"/>
+            </w:tcBorders>
+            <w:tcMar>
+              <w:top w:type="dxa" w:w="50"/>
+              <w:left w:type="dxa" w:w="90"/>
+              <w:bottom w:type="dxa" w:w="50"/>
+              <w:right w:type="dxa" w:w="90"/>
+            </w:tcMar>
+            <w:vAlign w:val="center"/>
+          </w:tcPr>
+          <w:p>
+            <w:pPr>
+              <w:spacing w:after="20"/>
+            </w:pPr>
+            <w:r>
+              <w:rPr>
+                <w:rFonts w:ascii="Arial" w:cs="Arial" w:eastAsia="Arial" w:hAnsi="Arial"/>
+                <w:b w:val="false"/>
+                <w:bCs w:val="false"/>
+                <w:color w:val="000000"/>
+                <w:sz w:val="17"/>
+                <w:szCs w:val="17"/>
+              </w:rPr>
+              <w:t xml:space="preserve">20 s</w:t>
             </w:r>
           </w:p>
         </w:tc>
@@ -5824,7 +5824,7 @@
         </w:trPr>
         <w:tc>
           <w:tcPr>
-            <w:tcW w:type="dxa" w:w="1150"/>
+            <w:tcW w:type="dxa" w:w="1100"/>
             <w:tcBorders>
               <w:top w:val="single" w:color="8EAADB" w:sz="4"/>
               <w:left w:val="single" w:color="8EAADB" w:sz="4"/>
@@ -5853,177 +5853,177 @@
                 <w:sz w:val="17"/>
                 <w:szCs w:val="17"/>
               </w:rPr>
-              <w:t xml:space="preserve">16. Estrategias</w:t>
-            </w:r>
-          </w:p>
-        </w:tc>
-        <w:tc>
-          <w:tcPr>
-            <w:tcW w:type="dxa" w:w="1000"/>
-            <w:tcBorders>
-              <w:top w:val="single" w:color="8EAADB" w:sz="4"/>
-              <w:left w:val="single" w:color="8EAADB" w:sz="4"/>
-              <w:bottom w:val="single" w:color="8EAADB" w:sz="4"/>
-              <w:right w:val="single" w:color="8EAADB" w:sz="4"/>
-            </w:tcBorders>
-            <w:tcMar>
-              <w:top w:type="dxa" w:w="50"/>
-              <w:left w:type="dxa" w:w="90"/>
-              <w:bottom w:type="dxa" w:w="50"/>
-              <w:right w:type="dxa" w:w="90"/>
-            </w:tcMar>
-            <w:vAlign w:val="center"/>
-          </w:tcPr>
-          <w:p>
-            <w:pPr>
-              <w:spacing w:after="20"/>
-            </w:pPr>
-            <w:r>
-              <w:rPr>
-                <w:rFonts w:ascii="Arial" w:cs="Arial" w:eastAsia="Arial" w:hAnsi="Arial"/>
-                <w:b w:val="false"/>
-                <w:bCs w:val="false"/>
-                <w:color w:val="000000"/>
-                <w:sz w:val="17"/>
-                <w:szCs w:val="17"/>
-              </w:rPr>
-              <w:t xml:space="preserve">03:58 - 04:16</w:t>
-            </w:r>
-          </w:p>
-        </w:tc>
-        <w:tc>
-          <w:tcPr>
-            <w:tcW w:type="dxa" w:w="2300"/>
-            <w:tcBorders>
-              <w:top w:val="single" w:color="8EAADB" w:sz="4"/>
-              <w:left w:val="single" w:color="8EAADB" w:sz="4"/>
-              <w:bottom w:val="single" w:color="8EAADB" w:sz="4"/>
-              <w:right w:val="single" w:color="8EAADB" w:sz="4"/>
-            </w:tcBorders>
-            <w:tcMar>
-              <w:top w:type="dxa" w:w="50"/>
-              <w:left w:type="dxa" w:w="90"/>
-              <w:bottom w:type="dxa" w:w="50"/>
-              <w:right w:type="dxa" w:w="90"/>
-            </w:tcMar>
-            <w:vAlign w:val="center"/>
-          </w:tcPr>
-          <w:p>
-            <w:pPr>
-              <w:spacing w:after="20"/>
-            </w:pPr>
-            <w:r>
-              <w:rPr>
-                <w:rFonts w:ascii="Arial" w:cs="Arial" w:eastAsia="Arial" w:hAnsi="Arial"/>
-                <w:b w:val="false"/>
-                <w:bCs w:val="false"/>
-                <w:color w:val="000000"/>
-                <w:sz w:val="17"/>
-                <w:szCs w:val="17"/>
-              </w:rPr>
-              <w:t xml:space="preserve">Lista con viñetas.</w:t>
-            </w:r>
-          </w:p>
-        </w:tc>
-        <w:tc>
-          <w:tcPr>
-            <w:tcW w:type="dxa" w:w="2350"/>
-            <w:tcBorders>
-              <w:top w:val="single" w:color="8EAADB" w:sz="4"/>
-              <w:left w:val="single" w:color="8EAADB" w:sz="4"/>
-              <w:bottom w:val="single" w:color="8EAADB" w:sz="4"/>
-              <w:right w:val="single" w:color="8EAADB" w:sz="4"/>
-            </w:tcBorders>
-            <w:tcMar>
-              <w:top w:type="dxa" w:w="50"/>
-              <w:left w:type="dxa" w:w="90"/>
-              <w:bottom w:type="dxa" w:w="50"/>
-              <w:right w:type="dxa" w:w="90"/>
-            </w:tcMar>
-            <w:vAlign w:val="center"/>
-          </w:tcPr>
-          <w:p>
-            <w:pPr>
-              <w:spacing w:after="20"/>
-            </w:pPr>
-            <w:r>
-              <w:rPr>
-                <w:rFonts w:ascii="Arial" w:cs="Arial" w:eastAsia="Arial" w:hAnsi="Arial"/>
-                <w:b w:val="false"/>
-                <w:bCs w:val="false"/>
-                <w:color w:val="000000"/>
-                <w:sz w:val="17"/>
-                <w:szCs w:val="17"/>
-              </w:rPr>
-              <w:t xml:space="preserve">¿Cómo se aplican las herramientas de seguridad?</w:t>
-            </w:r>
-          </w:p>
-        </w:tc>
-        <w:tc>
-          <w:tcPr>
-            <w:tcW w:type="dxa" w:w="1600"/>
-            <w:tcBorders>
-              <w:top w:val="single" w:color="8EAADB" w:sz="4"/>
-              <w:left w:val="single" w:color="8EAADB" w:sz="4"/>
-              <w:bottom w:val="single" w:color="8EAADB" w:sz="4"/>
-              <w:right w:val="single" w:color="8EAADB" w:sz="4"/>
-            </w:tcBorders>
-            <w:tcMar>
-              <w:top w:type="dxa" w:w="50"/>
-              <w:left w:type="dxa" w:w="90"/>
-              <w:bottom w:type="dxa" w:w="50"/>
-              <w:right w:type="dxa" w:w="90"/>
-            </w:tcMar>
-            <w:vAlign w:val="center"/>
-          </w:tcPr>
-          <w:p>
-            <w:pPr>
-              <w:spacing w:after="20"/>
-            </w:pPr>
-            <w:r>
-              <w:rPr>
-                <w:rFonts w:ascii="Arial" w:cs="Arial" w:eastAsia="Arial" w:hAnsi="Arial"/>
-                <w:b w:val="false"/>
-                <w:bCs w:val="false"/>
-                <w:color w:val="000000"/>
-                <w:sz w:val="17"/>
-                <w:szCs w:val="17"/>
-              </w:rPr>
-              <w:t xml:space="preserve">Música positiva</w:t>
-            </w:r>
-          </w:p>
-        </w:tc>
-        <w:tc>
-          <w:tcPr>
-            <w:tcW w:type="dxa" w:w="960"/>
-            <w:tcBorders>
-              <w:top w:val="single" w:color="8EAADB" w:sz="4"/>
-              <w:left w:val="single" w:color="8EAADB" w:sz="4"/>
-              <w:bottom w:val="single" w:color="8EAADB" w:sz="4"/>
-              <w:right w:val="single" w:color="8EAADB" w:sz="4"/>
-            </w:tcBorders>
-            <w:tcMar>
-              <w:top w:type="dxa" w:w="50"/>
-              <w:left w:type="dxa" w:w="90"/>
-              <w:bottom w:type="dxa" w:w="50"/>
-              <w:right w:type="dxa" w:w="90"/>
-            </w:tcMar>
-            <w:vAlign w:val="center"/>
-          </w:tcPr>
-          <w:p>
-            <w:pPr>
-              <w:spacing w:after="20"/>
-            </w:pPr>
-            <w:r>
-              <w:rPr>
-                <w:rFonts w:ascii="Arial" w:cs="Arial" w:eastAsia="Arial" w:hAnsi="Arial"/>
-                <w:b w:val="false"/>
-                <w:bCs w:val="false"/>
-                <w:color w:val="000000"/>
-                <w:sz w:val="17"/>
-                <w:szCs w:val="17"/>
-              </w:rPr>
-              <w:t xml:space="preserve">18 s</w:t>
+              <w:t xml:space="preserve">16. Seguridad del paciente y calidad</w:t>
+            </w:r>
+          </w:p>
+        </w:tc>
+        <w:tc>
+          <w:tcPr>
+            <w:tcW w:type="dxa" w:w="880"/>
+            <w:tcBorders>
+              <w:top w:val="single" w:color="8EAADB" w:sz="4"/>
+              <w:left w:val="single" w:color="8EAADB" w:sz="4"/>
+              <w:bottom w:val="single" w:color="8EAADB" w:sz="4"/>
+              <w:right w:val="single" w:color="8EAADB" w:sz="4"/>
+            </w:tcBorders>
+            <w:tcMar>
+              <w:top w:type="dxa" w:w="50"/>
+              <w:left w:type="dxa" w:w="90"/>
+              <w:bottom w:type="dxa" w:w="50"/>
+              <w:right w:type="dxa" w:w="90"/>
+            </w:tcMar>
+            <w:vAlign w:val="center"/>
+          </w:tcPr>
+          <w:p>
+            <w:pPr>
+              <w:spacing w:after="20"/>
+            </w:pPr>
+            <w:r>
+              <w:rPr>
+                <w:rFonts w:ascii="Arial" w:cs="Arial" w:eastAsia="Arial" w:hAnsi="Arial"/>
+                <w:b w:val="false"/>
+                <w:bCs w:val="false"/>
+                <w:color w:val="000000"/>
+                <w:sz w:val="17"/>
+                <w:szCs w:val="17"/>
+              </w:rPr>
+              <w:t xml:space="preserve">5:00 – 5:20</w:t>
+            </w:r>
+          </w:p>
+        </w:tc>
+        <w:tc>
+          <w:tcPr>
+            <w:tcW w:type="dxa" w:w="1850"/>
+            <w:tcBorders>
+              <w:top w:val="single" w:color="8EAADB" w:sz="4"/>
+              <w:left w:val="single" w:color="8EAADB" w:sz="4"/>
+              <w:bottom w:val="single" w:color="8EAADB" w:sz="4"/>
+              <w:right w:val="single" w:color="8EAADB" w:sz="4"/>
+            </w:tcBorders>
+            <w:tcMar>
+              <w:top w:type="dxa" w:w="50"/>
+              <w:left w:type="dxa" w:w="90"/>
+              <w:bottom w:type="dxa" w:w="50"/>
+              <w:right w:type="dxa" w:w="90"/>
+            </w:tcMar>
+            <w:vAlign w:val="center"/>
+          </w:tcPr>
+          <w:p>
+            <w:pPr>
+              <w:spacing w:after="20"/>
+            </w:pPr>
+            <w:r>
+              <w:rPr>
+                <w:rFonts w:ascii="Arial" w:cs="Arial" w:eastAsia="Arial" w:hAnsi="Arial"/>
+                <w:b w:val="false"/>
+                <w:bCs w:val="false"/>
+                <w:color w:val="000000"/>
+                <w:sz w:val="17"/>
+                <w:szCs w:val="17"/>
+              </w:rPr>
+              <w:t xml:space="preserve">Lista P-H-V-A e imagen del ciclo PHVA.</w:t>
+            </w:r>
+          </w:p>
+        </w:tc>
+        <w:tc>
+          <w:tcPr>
+            <w:tcW w:type="dxa" w:w="1650"/>
+            <w:tcBorders>
+              <w:top w:val="single" w:color="8EAADB" w:sz="4"/>
+              <w:left w:val="single" w:color="8EAADB" w:sz="4"/>
+              <w:bottom w:val="single" w:color="8EAADB" w:sz="4"/>
+              <w:right w:val="single" w:color="8EAADB" w:sz="4"/>
+            </w:tcBorders>
+            <w:tcMar>
+              <w:top w:type="dxa" w:w="50"/>
+              <w:left w:type="dxa" w:w="90"/>
+              <w:bottom w:type="dxa" w:w="50"/>
+              <w:right w:type="dxa" w:w="90"/>
+            </w:tcMar>
+            <w:vAlign w:val="center"/>
+          </w:tcPr>
+          <w:p>
+            <w:pPr>
+              <w:spacing w:after="20"/>
+            </w:pPr>
+            <w:r>
+              <w:rPr>
+                <w:rFonts w:ascii="Arial" w:cs="Arial" w:eastAsia="Arial" w:hAnsi="Arial"/>
+                <w:b w:val="false"/>
+                <w:bCs w:val="false"/>
+                <w:color w:val="000000"/>
+                <w:sz w:val="17"/>
+                <w:szCs w:val="17"/>
+              </w:rPr>
+              <w:t xml:space="preserve">Seguridad del paciente y calidad</w:t>
+            </w:r>
+          </w:p>
+        </w:tc>
+        <w:tc>
+          <w:tcPr>
+            <w:tcW w:type="dxa" w:w="2900"/>
+            <w:tcBorders>
+              <w:top w:val="single" w:color="8EAADB" w:sz="4"/>
+              <w:left w:val="single" w:color="8EAADB" w:sz="4"/>
+              <w:bottom w:val="single" w:color="8EAADB" w:sz="4"/>
+              <w:right w:val="single" w:color="8EAADB" w:sz="4"/>
+            </w:tcBorders>
+            <w:tcMar>
+              <w:top w:type="dxa" w:w="50"/>
+              <w:left w:type="dxa" w:w="90"/>
+              <w:bottom w:type="dxa" w:w="50"/>
+              <w:right w:type="dxa" w:w="90"/>
+            </w:tcMar>
+            <w:vAlign w:val="center"/>
+          </w:tcPr>
+          <w:p>
+            <w:pPr>
+              <w:spacing w:after="20"/>
+            </w:pPr>
+            <w:r>
+              <w:rPr>
+                <w:rFonts w:ascii="Arial" w:cs="Arial" w:eastAsia="Arial" w:hAnsi="Arial"/>
+                <w:b w:val="false"/>
+                <w:bCs w:val="false"/>
+                <w:color w:val="000000"/>
+                <w:sz w:val="17"/>
+                <w:szCs w:val="17"/>
+              </w:rPr>
+              <w:t xml:space="preserve">Voz en off: «La seguridad del paciente y los modelos de gestión de la calidad comparten la misma lógica, el ciclo PHVA: planear procesos seguros, hacer y aplicar los protocolos, verificar con indicadores y actuar con planes de mejora. Cuidar al paciente es, en esencia, gestionar la calidad.» Música: Propuesta.</w:t>
+            </w:r>
+          </w:p>
+        </w:tc>
+        <w:tc>
+          <w:tcPr>
+            <w:tcW w:type="dxa" w:w="980"/>
+            <w:tcBorders>
+              <w:top w:val="single" w:color="8EAADB" w:sz="4"/>
+              <w:left w:val="single" w:color="8EAADB" w:sz="4"/>
+              <w:bottom w:val="single" w:color="8EAADB" w:sz="4"/>
+              <w:right w:val="single" w:color="8EAADB" w:sz="4"/>
+            </w:tcBorders>
+            <w:tcMar>
+              <w:top w:type="dxa" w:w="50"/>
+              <w:left w:type="dxa" w:w="90"/>
+              <w:bottom w:type="dxa" w:w="50"/>
+              <w:right w:type="dxa" w:w="90"/>
+            </w:tcMar>
+            <w:vAlign w:val="center"/>
+          </w:tcPr>
+          <w:p>
+            <w:pPr>
+              <w:spacing w:after="20"/>
+            </w:pPr>
+            <w:r>
+              <w:rPr>
+                <w:rFonts w:ascii="Arial" w:cs="Arial" w:eastAsia="Arial" w:hAnsi="Arial"/>
+                <w:b w:val="false"/>
+                <w:bCs w:val="false"/>
+                <w:color w:val="000000"/>
+                <w:sz w:val="17"/>
+                <w:szCs w:val="17"/>
+              </w:rPr>
+              <w:t xml:space="preserve">20 s</w:t>
             </w:r>
           </w:p>
         </w:tc>
@@ -6035,7 +6035,7 @@
         </w:trPr>
         <w:tc>
           <w:tcPr>
-            <w:tcW w:type="dxa" w:w="1150"/>
+            <w:tcW w:type="dxa" w:w="1100"/>
             <w:tcBorders>
               <w:top w:val="single" w:color="8EAADB" w:sz="4"/>
               <w:left w:val="single" w:color="8EAADB" w:sz="4"/>
@@ -6064,149 +6064,149 @@
                 <w:sz w:val="17"/>
                 <w:szCs w:val="17"/>
               </w:rPr>
-              <w:t xml:space="preserve">17. PHVA</w:t>
-            </w:r>
-          </w:p>
-        </w:tc>
-        <w:tc>
-          <w:tcPr>
-            <w:tcW w:type="dxa" w:w="1000"/>
-            <w:tcBorders>
-              <w:top w:val="single" w:color="8EAADB" w:sz="4"/>
-              <w:left w:val="single" w:color="8EAADB" w:sz="4"/>
-              <w:bottom w:val="single" w:color="8EAADB" w:sz="4"/>
-              <w:right w:val="single" w:color="8EAADB" w:sz="4"/>
-            </w:tcBorders>
-            <w:tcMar>
-              <w:top w:type="dxa" w:w="50"/>
-              <w:left w:type="dxa" w:w="90"/>
-              <w:bottom w:type="dxa" w:w="50"/>
-              <w:right w:type="dxa" w:w="90"/>
-            </w:tcMar>
-            <w:vAlign w:val="center"/>
-          </w:tcPr>
-          <w:p>
-            <w:pPr>
-              <w:spacing w:after="20"/>
-            </w:pPr>
-            <w:r>
-              <w:rPr>
-                <w:rFonts w:ascii="Arial" w:cs="Arial" w:eastAsia="Arial" w:hAnsi="Arial"/>
-                <w:b w:val="false"/>
-                <w:bCs w:val="false"/>
-                <w:color w:val="000000"/>
-                <w:sz w:val="17"/>
-                <w:szCs w:val="17"/>
-              </w:rPr>
-              <w:t xml:space="preserve">04:16 - 04:36</w:t>
-            </w:r>
-          </w:p>
-        </w:tc>
-        <w:tc>
-          <w:tcPr>
-            <w:tcW w:type="dxa" w:w="2300"/>
-            <w:tcBorders>
-              <w:top w:val="single" w:color="8EAADB" w:sz="4"/>
-              <w:left w:val="single" w:color="8EAADB" w:sz="4"/>
-              <w:bottom w:val="single" w:color="8EAADB" w:sz="4"/>
-              <w:right w:val="single" w:color="8EAADB" w:sz="4"/>
-            </w:tcBorders>
-            <w:tcMar>
-              <w:top w:type="dxa" w:w="50"/>
-              <w:left w:type="dxa" w:w="90"/>
-              <w:bottom w:type="dxa" w:w="50"/>
-              <w:right w:type="dxa" w:w="90"/>
-            </w:tcMar>
-            <w:vAlign w:val="center"/>
-          </w:tcPr>
-          <w:p>
-            <w:pPr>
-              <w:spacing w:after="20"/>
-            </w:pPr>
-            <w:r>
-              <w:rPr>
-                <w:rFonts w:ascii="Arial" w:cs="Arial" w:eastAsia="Arial" w:hAnsi="Arial"/>
-                <w:b w:val="false"/>
-                <w:bCs w:val="false"/>
-                <w:color w:val="000000"/>
-                <w:sz w:val="17"/>
-                <w:szCs w:val="17"/>
-              </w:rPr>
-              <w:t xml:space="preserve">Ciclo PHVA a color.</w:t>
-            </w:r>
-          </w:p>
-        </w:tc>
-        <w:tc>
-          <w:tcPr>
-            <w:tcW w:type="dxa" w:w="2350"/>
-            <w:tcBorders>
-              <w:top w:val="single" w:color="8EAADB" w:sz="4"/>
-              <w:left w:val="single" w:color="8EAADB" w:sz="4"/>
-              <w:bottom w:val="single" w:color="8EAADB" w:sz="4"/>
-              <w:right w:val="single" w:color="8EAADB" w:sz="4"/>
-            </w:tcBorders>
-            <w:tcMar>
-              <w:top w:type="dxa" w:w="50"/>
-              <w:left w:type="dxa" w:w="90"/>
-              <w:bottom w:type="dxa" w:w="50"/>
-              <w:right w:type="dxa" w:w="90"/>
-            </w:tcMar>
-            <w:vAlign w:val="center"/>
-          </w:tcPr>
-          <w:p>
-            <w:pPr>
-              <w:spacing w:after="20"/>
-            </w:pPr>
-            <w:r>
-              <w:rPr>
-                <w:rFonts w:ascii="Arial" w:cs="Arial" w:eastAsia="Arial" w:hAnsi="Arial"/>
-                <w:b w:val="false"/>
-                <w:bCs w:val="false"/>
-                <w:color w:val="000000"/>
-                <w:sz w:val="17"/>
-                <w:szCs w:val="17"/>
-              </w:rPr>
-              <w:t xml:space="preserve">Seguridad del paciente = gestión de la calidad</w:t>
-            </w:r>
-          </w:p>
-        </w:tc>
-        <w:tc>
-          <w:tcPr>
-            <w:tcW w:type="dxa" w:w="1600"/>
-            <w:tcBorders>
-              <w:top w:val="single" w:color="8EAADB" w:sz="4"/>
-              <w:left w:val="single" w:color="8EAADB" w:sz="4"/>
-              <w:bottom w:val="single" w:color="8EAADB" w:sz="4"/>
-              <w:right w:val="single" w:color="8EAADB" w:sz="4"/>
-            </w:tcBorders>
-            <w:tcMar>
-              <w:top w:type="dxa" w:w="50"/>
-              <w:left w:type="dxa" w:w="90"/>
-              <w:bottom w:type="dxa" w:w="50"/>
-              <w:right w:type="dxa" w:w="90"/>
-            </w:tcMar>
-            <w:vAlign w:val="center"/>
-          </w:tcPr>
-          <w:p>
-            <w:pPr>
-              <w:spacing w:after="20"/>
-            </w:pPr>
-            <w:r>
-              <w:rPr>
-                <w:rFonts w:ascii="Arial" w:cs="Arial" w:eastAsia="Arial" w:hAnsi="Arial"/>
-                <w:b w:val="false"/>
-                <w:bCs w:val="false"/>
-                <w:color w:val="000000"/>
-                <w:sz w:val="17"/>
-                <w:szCs w:val="17"/>
-              </w:rPr>
-              <w:t xml:space="preserve">Música positiva</w:t>
-            </w:r>
-          </w:p>
-        </w:tc>
-        <w:tc>
-          <w:tcPr>
-            <w:tcW w:type="dxa" w:w="960"/>
+              <w:t xml:space="preserve">17. Reflexión final</w:t>
+            </w:r>
+          </w:p>
+        </w:tc>
+        <w:tc>
+          <w:tcPr>
+            <w:tcW w:type="dxa" w:w="880"/>
+            <w:tcBorders>
+              <w:top w:val="single" w:color="8EAADB" w:sz="4"/>
+              <w:left w:val="single" w:color="8EAADB" w:sz="4"/>
+              <w:bottom w:val="single" w:color="8EAADB" w:sz="4"/>
+              <w:right w:val="single" w:color="8EAADB" w:sz="4"/>
+            </w:tcBorders>
+            <w:tcMar>
+              <w:top w:type="dxa" w:w="50"/>
+              <w:left w:type="dxa" w:w="90"/>
+              <w:bottom w:type="dxa" w:w="50"/>
+              <w:right w:type="dxa" w:w="90"/>
+            </w:tcMar>
+            <w:vAlign w:val="center"/>
+          </w:tcPr>
+          <w:p>
+            <w:pPr>
+              <w:spacing w:after="20"/>
+            </w:pPr>
+            <w:r>
+              <w:rPr>
+                <w:rFonts w:ascii="Arial" w:cs="Arial" w:eastAsia="Arial" w:hAnsi="Arial"/>
+                <w:b w:val="false"/>
+                <w:bCs w:val="false"/>
+                <w:color w:val="000000"/>
+                <w:sz w:val="17"/>
+                <w:szCs w:val="17"/>
+              </w:rPr>
+              <w:t xml:space="preserve">5:20 – 5:40</w:t>
+            </w:r>
+          </w:p>
+        </w:tc>
+        <w:tc>
+          <w:tcPr>
+            <w:tcW w:type="dxa" w:w="1850"/>
+            <w:tcBorders>
+              <w:top w:val="single" w:color="8EAADB" w:sz="4"/>
+              <w:left w:val="single" w:color="8EAADB" w:sz="4"/>
+              <w:bottom w:val="single" w:color="8EAADB" w:sz="4"/>
+              <w:right w:val="single" w:color="8EAADB" w:sz="4"/>
+            </w:tcBorders>
+            <w:tcMar>
+              <w:top w:type="dxa" w:w="50"/>
+              <w:left w:type="dxa" w:w="90"/>
+              <w:bottom w:type="dxa" w:w="50"/>
+              <w:right w:type="dxa" w:w="90"/>
+            </w:tcMar>
+            <w:vAlign w:val="center"/>
+          </w:tcPr>
+          <w:p>
+            <w:pPr>
+              <w:spacing w:after="20"/>
+            </w:pPr>
+            <w:r>
+              <w:rPr>
+                <w:rFonts w:ascii="Arial" w:cs="Arial" w:eastAsia="Arial" w:hAnsi="Arial"/>
+                <w:b w:val="false"/>
+                <w:bCs w:val="false"/>
+                <w:color w:val="000000"/>
+                <w:sz w:val="17"/>
+                <w:szCs w:val="17"/>
+              </w:rPr>
+              <w:t xml:space="preserve">Fotografía de la mano de un profesional sosteniendo la mano de un paciente.</w:t>
+            </w:r>
+          </w:p>
+        </w:tc>
+        <w:tc>
+          <w:tcPr>
+            <w:tcW w:type="dxa" w:w="1650"/>
+            <w:tcBorders>
+              <w:top w:val="single" w:color="8EAADB" w:sz="4"/>
+              <w:left w:val="single" w:color="8EAADB" w:sz="4"/>
+              <w:bottom w:val="single" w:color="8EAADB" w:sz="4"/>
+              <w:right w:val="single" w:color="8EAADB" w:sz="4"/>
+            </w:tcBorders>
+            <w:tcMar>
+              <w:top w:type="dxa" w:w="50"/>
+              <w:left w:type="dxa" w:w="90"/>
+              <w:bottom w:type="dxa" w:w="50"/>
+              <w:right w:type="dxa" w:w="90"/>
+            </w:tcMar>
+            <w:vAlign w:val="center"/>
+          </w:tcPr>
+          <w:p>
+            <w:pPr>
+              <w:spacing w:after="20"/>
+            </w:pPr>
+            <w:r>
+              <w:rPr>
+                <w:rFonts w:ascii="Arial" w:cs="Arial" w:eastAsia="Arial" w:hAnsi="Arial"/>
+                <w:b w:val="false"/>
+                <w:bCs w:val="false"/>
+                <w:color w:val="000000"/>
+                <w:sz w:val="17"/>
+                <w:szCs w:val="17"/>
+              </w:rPr>
+              <w:t xml:space="preserve">¿Por qué es vital seguir los protocolos?</w:t>
+            </w:r>
+          </w:p>
+        </w:tc>
+        <w:tc>
+          <w:tcPr>
+            <w:tcW w:type="dxa" w:w="2900"/>
+            <w:tcBorders>
+              <w:top w:val="single" w:color="8EAADB" w:sz="4"/>
+              <w:left w:val="single" w:color="8EAADB" w:sz="4"/>
+              <w:bottom w:val="single" w:color="8EAADB" w:sz="4"/>
+              <w:right w:val="single" w:color="8EAADB" w:sz="4"/>
+            </w:tcBorders>
+            <w:tcMar>
+              <w:top w:type="dxa" w:w="50"/>
+              <w:left w:type="dxa" w:w="90"/>
+              <w:bottom w:type="dxa" w:w="50"/>
+              <w:right w:type="dxa" w:w="90"/>
+            </w:tcMar>
+            <w:vAlign w:val="center"/>
+          </w:tcPr>
+          <w:p>
+            <w:pPr>
+              <w:spacing w:after="20"/>
+            </w:pPr>
+            <w:r>
+              <w:rPr>
+                <w:rFonts w:ascii="Arial" w:cs="Arial" w:eastAsia="Arial" w:hAnsi="Arial"/>
+                <w:b w:val="false"/>
+                <w:bCs w:val="false"/>
+                <w:color w:val="000000"/>
+                <w:sz w:val="17"/>
+                <w:szCs w:val="17"/>
+              </w:rPr>
+              <w:t xml:space="preserve">Voz en off: «¿Por qué es vital seguir los protocolos? Porque cada verificación es una barrera entre el paciente y el daño. Un protocolo no es un trámite ni una pérdida de tiempo: es una forma de cuidar a quien confía su vida en nuestras manos.» Música: Cierre (piano y cuerdas).</w:t>
+            </w:r>
+          </w:p>
+        </w:tc>
+        <w:tc>
+          <w:tcPr>
+            <w:tcW w:type="dxa" w:w="980"/>
             <w:tcBorders>
               <w:top w:val="single" w:color="8EAADB" w:sz="4"/>
               <w:left w:val="single" w:color="8EAADB" w:sz="4"/>
@@ -6246,7 +6246,7 @@
         </w:trPr>
         <w:tc>
           <w:tcPr>
-            <w:tcW w:type="dxa" w:w="1150"/>
+            <w:tcW w:type="dxa" w:w="1100"/>
             <w:tcBorders>
               <w:top w:val="single" w:color="8EAADB" w:sz="4"/>
               <w:left w:val="single" w:color="8EAADB" w:sz="4"/>
@@ -6275,177 +6275,177 @@
                 <w:sz w:val="17"/>
                 <w:szCs w:val="17"/>
               </w:rPr>
-              <w:t xml:space="preserve">18. Reflexión</w:t>
-            </w:r>
-          </w:p>
-        </w:tc>
-        <w:tc>
-          <w:tcPr>
-            <w:tcW w:type="dxa" w:w="1000"/>
-            <w:tcBorders>
-              <w:top w:val="single" w:color="8EAADB" w:sz="4"/>
-              <w:left w:val="single" w:color="8EAADB" w:sz="4"/>
-              <w:bottom w:val="single" w:color="8EAADB" w:sz="4"/>
-              <w:right w:val="single" w:color="8EAADB" w:sz="4"/>
-            </w:tcBorders>
-            <w:tcMar>
-              <w:top w:type="dxa" w:w="50"/>
-              <w:left w:type="dxa" w:w="90"/>
-              <w:bottom w:type="dxa" w:w="50"/>
-              <w:right w:type="dxa" w:w="90"/>
-            </w:tcMar>
-            <w:vAlign w:val="center"/>
-          </w:tcPr>
-          <w:p>
-            <w:pPr>
-              <w:spacing w:after="20"/>
-            </w:pPr>
-            <w:r>
-              <w:rPr>
-                <w:rFonts w:ascii="Arial" w:cs="Arial" w:eastAsia="Arial" w:hAnsi="Arial"/>
-                <w:b w:val="false"/>
-                <w:bCs w:val="false"/>
-                <w:color w:val="000000"/>
-                <w:sz w:val="17"/>
-                <w:szCs w:val="17"/>
-              </w:rPr>
-              <w:t xml:space="preserve">04:36 - 04:52</w:t>
-            </w:r>
-          </w:p>
-        </w:tc>
-        <w:tc>
-          <w:tcPr>
-            <w:tcW w:type="dxa" w:w="2300"/>
-            <w:tcBorders>
-              <w:top w:val="single" w:color="8EAADB" w:sz="4"/>
-              <w:left w:val="single" w:color="8EAADB" w:sz="4"/>
-              <w:bottom w:val="single" w:color="8EAADB" w:sz="4"/>
-              <w:right w:val="single" w:color="8EAADB" w:sz="4"/>
-            </w:tcBorders>
-            <w:tcMar>
-              <w:top w:type="dxa" w:w="50"/>
-              <w:left w:type="dxa" w:w="90"/>
-              <w:bottom w:type="dxa" w:w="50"/>
-              <w:right w:type="dxa" w:w="90"/>
-            </w:tcMar>
-            <w:vAlign w:val="center"/>
-          </w:tcPr>
-          <w:p>
-            <w:pPr>
-              <w:spacing w:after="20"/>
-            </w:pPr>
-            <w:r>
-              <w:rPr>
-                <w:rFonts w:ascii="Arial" w:cs="Arial" w:eastAsia="Arial" w:hAnsi="Arial"/>
-                <w:b w:val="false"/>
-                <w:bCs w:val="false"/>
-                <w:color w:val="000000"/>
-                <w:sz w:val="17"/>
-                <w:szCs w:val="17"/>
-              </w:rPr>
-              <w:t xml:space="preserve">Fondo azul oscuro con escudo.</w:t>
-            </w:r>
-          </w:p>
-        </w:tc>
-        <w:tc>
-          <w:tcPr>
-            <w:tcW w:type="dxa" w:w="2350"/>
-            <w:tcBorders>
-              <w:top w:val="single" w:color="8EAADB" w:sz="4"/>
-              <w:left w:val="single" w:color="8EAADB" w:sz="4"/>
-              <w:bottom w:val="single" w:color="8EAADB" w:sz="4"/>
-              <w:right w:val="single" w:color="8EAADB" w:sz="4"/>
-            </w:tcBorders>
-            <w:tcMar>
-              <w:top w:type="dxa" w:w="50"/>
-              <w:left w:type="dxa" w:w="90"/>
-              <w:bottom w:type="dxa" w:w="50"/>
-              <w:right w:type="dxa" w:w="90"/>
-            </w:tcMar>
-            <w:vAlign w:val="center"/>
-          </w:tcPr>
-          <w:p>
-            <w:pPr>
-              <w:spacing w:after="20"/>
-            </w:pPr>
-            <w:r>
-              <w:rPr>
-                <w:rFonts w:ascii="Arial" w:cs="Arial" w:eastAsia="Arial" w:hAnsi="Arial"/>
-                <w:b w:val="false"/>
-                <w:bCs w:val="false"/>
-                <w:color w:val="000000"/>
-                <w:sz w:val="17"/>
-                <w:szCs w:val="17"/>
-              </w:rPr>
-              <w:t xml:space="preserve">¿Por qué es vital seguir los protocolos de seguridad?</w:t>
-            </w:r>
-          </w:p>
-        </w:tc>
-        <w:tc>
-          <w:tcPr>
-            <w:tcW w:type="dxa" w:w="1600"/>
-            <w:tcBorders>
-              <w:top w:val="single" w:color="8EAADB" w:sz="4"/>
-              <w:left w:val="single" w:color="8EAADB" w:sz="4"/>
-              <w:bottom w:val="single" w:color="8EAADB" w:sz="4"/>
-              <w:right w:val="single" w:color="8EAADB" w:sz="4"/>
-            </w:tcBorders>
-            <w:tcMar>
-              <w:top w:type="dxa" w:w="50"/>
-              <w:left w:type="dxa" w:w="90"/>
-              <w:bottom w:type="dxa" w:w="50"/>
-              <w:right w:type="dxa" w:w="90"/>
-            </w:tcMar>
-            <w:vAlign w:val="center"/>
-          </w:tcPr>
-          <w:p>
-            <w:pPr>
-              <w:spacing w:after="20"/>
-            </w:pPr>
-            <w:r>
-              <w:rPr>
-                <w:rFonts w:ascii="Arial" w:cs="Arial" w:eastAsia="Arial" w:hAnsi="Arial"/>
-                <w:b w:val="false"/>
-                <w:bCs w:val="false"/>
-                <w:color w:val="000000"/>
-                <w:sz w:val="17"/>
-                <w:szCs w:val="17"/>
-              </w:rPr>
-              <w:t xml:space="preserve">Música positiva</w:t>
-            </w:r>
-          </w:p>
-        </w:tc>
-        <w:tc>
-          <w:tcPr>
-            <w:tcW w:type="dxa" w:w="960"/>
-            <w:tcBorders>
-              <w:top w:val="single" w:color="8EAADB" w:sz="4"/>
-              <w:left w:val="single" w:color="8EAADB" w:sz="4"/>
-              <w:bottom w:val="single" w:color="8EAADB" w:sz="4"/>
-              <w:right w:val="single" w:color="8EAADB" w:sz="4"/>
-            </w:tcBorders>
-            <w:tcMar>
-              <w:top w:type="dxa" w:w="50"/>
-              <w:left w:type="dxa" w:w="90"/>
-              <w:bottom w:type="dxa" w:w="50"/>
-              <w:right w:type="dxa" w:w="90"/>
-            </w:tcMar>
-            <w:vAlign w:val="center"/>
-          </w:tcPr>
-          <w:p>
-            <w:pPr>
-              <w:spacing w:after="20"/>
-            </w:pPr>
-            <w:r>
-              <w:rPr>
-                <w:rFonts w:ascii="Arial" w:cs="Arial" w:eastAsia="Arial" w:hAnsi="Arial"/>
-                <w:b w:val="false"/>
-                <w:bCs w:val="false"/>
-                <w:color w:val="000000"/>
-                <w:sz w:val="17"/>
-                <w:szCs w:val="17"/>
-              </w:rPr>
-              <w:t xml:space="preserve">16 s</w:t>
+              <w:t xml:space="preserve">18. Verifica, pregunta, reporta, aprende</w:t>
+            </w:r>
+          </w:p>
+        </w:tc>
+        <w:tc>
+          <w:tcPr>
+            <w:tcW w:type="dxa" w:w="880"/>
+            <w:tcBorders>
+              <w:top w:val="single" w:color="8EAADB" w:sz="4"/>
+              <w:left w:val="single" w:color="8EAADB" w:sz="4"/>
+              <w:bottom w:val="single" w:color="8EAADB" w:sz="4"/>
+              <w:right w:val="single" w:color="8EAADB" w:sz="4"/>
+            </w:tcBorders>
+            <w:tcMar>
+              <w:top w:type="dxa" w:w="50"/>
+              <w:left w:type="dxa" w:w="90"/>
+              <w:bottom w:type="dxa" w:w="50"/>
+              <w:right w:type="dxa" w:w="90"/>
+            </w:tcMar>
+            <w:vAlign w:val="center"/>
+          </w:tcPr>
+          <w:p>
+            <w:pPr>
+              <w:spacing w:after="20"/>
+            </w:pPr>
+            <w:r>
+              <w:rPr>
+                <w:rFonts w:ascii="Arial" w:cs="Arial" w:eastAsia="Arial" w:hAnsi="Arial"/>
+                <w:b w:val="false"/>
+                <w:bCs w:val="false"/>
+                <w:color w:val="000000"/>
+                <w:sz w:val="17"/>
+                <w:szCs w:val="17"/>
+              </w:rPr>
+              <w:t xml:space="preserve">5:40 – 6:00</w:t>
+            </w:r>
+          </w:p>
+        </w:tc>
+        <w:tc>
+          <w:tcPr>
+            <w:tcW w:type="dxa" w:w="1850"/>
+            <w:tcBorders>
+              <w:top w:val="single" w:color="8EAADB" w:sz="4"/>
+              <w:left w:val="single" w:color="8EAADB" w:sz="4"/>
+              <w:bottom w:val="single" w:color="8EAADB" w:sz="4"/>
+              <w:right w:val="single" w:color="8EAADB" w:sz="4"/>
+            </w:tcBorders>
+            <w:tcMar>
+              <w:top w:type="dxa" w:w="50"/>
+              <w:left w:type="dxa" w:w="90"/>
+              <w:bottom w:type="dxa" w:w="50"/>
+              <w:right w:type="dxa" w:w="90"/>
+            </w:tcMar>
+            <w:vAlign w:val="center"/>
+          </w:tcPr>
+          <w:p>
+            <w:pPr>
+              <w:spacing w:after="20"/>
+            </w:pPr>
+            <w:r>
+              <w:rPr>
+                <w:rFonts w:ascii="Arial" w:cs="Arial" w:eastAsia="Arial" w:hAnsi="Arial"/>
+                <w:b w:val="false"/>
+                <w:bCs w:val="false"/>
+                <w:color w:val="000000"/>
+                <w:sz w:val="17"/>
+                <w:szCs w:val="17"/>
+              </w:rPr>
+              <w:t xml:space="preserve">Fotografía de un equipo de salud uniendo las manos.</w:t>
+            </w:r>
+          </w:p>
+        </w:tc>
+        <w:tc>
+          <w:tcPr>
+            <w:tcW w:type="dxa" w:w="1650"/>
+            <w:tcBorders>
+              <w:top w:val="single" w:color="8EAADB" w:sz="4"/>
+              <w:left w:val="single" w:color="8EAADB" w:sz="4"/>
+              <w:bottom w:val="single" w:color="8EAADB" w:sz="4"/>
+              <w:right w:val="single" w:color="8EAADB" w:sz="4"/>
+            </w:tcBorders>
+            <w:tcMar>
+              <w:top w:type="dxa" w:w="50"/>
+              <w:left w:type="dxa" w:w="90"/>
+              <w:bottom w:type="dxa" w:w="50"/>
+              <w:right w:type="dxa" w:w="90"/>
+            </w:tcMar>
+            <w:vAlign w:val="center"/>
+          </w:tcPr>
+          <w:p>
+            <w:pPr>
+              <w:spacing w:after="20"/>
+            </w:pPr>
+            <w:r>
+              <w:rPr>
+                <w:rFonts w:ascii="Arial" w:cs="Arial" w:eastAsia="Arial" w:hAnsi="Arial"/>
+                <w:b w:val="false"/>
+                <w:bCs w:val="false"/>
+                <w:color w:val="000000"/>
+                <w:sz w:val="17"/>
+                <w:szCs w:val="17"/>
+              </w:rPr>
+              <w:t xml:space="preserve">Verifica. Pregunta. Reporta. Aprende.</w:t>
+            </w:r>
+          </w:p>
+        </w:tc>
+        <w:tc>
+          <w:tcPr>
+            <w:tcW w:type="dxa" w:w="2900"/>
+            <w:tcBorders>
+              <w:top w:val="single" w:color="8EAADB" w:sz="4"/>
+              <w:left w:val="single" w:color="8EAADB" w:sz="4"/>
+              <w:bottom w:val="single" w:color="8EAADB" w:sz="4"/>
+              <w:right w:val="single" w:color="8EAADB" w:sz="4"/>
+            </w:tcBorders>
+            <w:tcMar>
+              <w:top w:type="dxa" w:w="50"/>
+              <w:left w:type="dxa" w:w="90"/>
+              <w:bottom w:type="dxa" w:w="50"/>
+              <w:right w:type="dxa" w:w="90"/>
+            </w:tcMar>
+            <w:vAlign w:val="center"/>
+          </w:tcPr>
+          <w:p>
+            <w:pPr>
+              <w:spacing w:after="20"/>
+            </w:pPr>
+            <w:r>
+              <w:rPr>
+                <w:rFonts w:ascii="Arial" w:cs="Arial" w:eastAsia="Arial" w:hAnsi="Arial"/>
+                <w:b w:val="false"/>
+                <w:bCs w:val="false"/>
+                <w:color w:val="000000"/>
+                <w:sz w:val="17"/>
+                <w:szCs w:val="17"/>
+              </w:rPr>
+              <w:t xml:space="preserve">Voz en off: «Por eso los invito a verificar siempre, a preguntar ante la duda, a reportar sin miedo y a aprender de cada error. Trabajemos en equipo y capacitémonos cada día, porque la seguridad del paciente es responsabilidad de todos.» Música: Cierre.</w:t>
+            </w:r>
+          </w:p>
+        </w:tc>
+        <w:tc>
+          <w:tcPr>
+            <w:tcW w:type="dxa" w:w="980"/>
+            <w:tcBorders>
+              <w:top w:val="single" w:color="8EAADB" w:sz="4"/>
+              <w:left w:val="single" w:color="8EAADB" w:sz="4"/>
+              <w:bottom w:val="single" w:color="8EAADB" w:sz="4"/>
+              <w:right w:val="single" w:color="8EAADB" w:sz="4"/>
+            </w:tcBorders>
+            <w:tcMar>
+              <w:top w:type="dxa" w:w="50"/>
+              <w:left w:type="dxa" w:w="90"/>
+              <w:bottom w:type="dxa" w:w="50"/>
+              <w:right w:type="dxa" w:w="90"/>
+            </w:tcMar>
+            <w:vAlign w:val="center"/>
+          </w:tcPr>
+          <w:p>
+            <w:pPr>
+              <w:spacing w:after="20"/>
+            </w:pPr>
+            <w:r>
+              <w:rPr>
+                <w:rFonts w:ascii="Arial" w:cs="Arial" w:eastAsia="Arial" w:hAnsi="Arial"/>
+                <w:b w:val="false"/>
+                <w:bCs w:val="false"/>
+                <w:color w:val="000000"/>
+                <w:sz w:val="17"/>
+                <w:szCs w:val="17"/>
+              </w:rPr>
+              <w:t xml:space="preserve">20 s</w:t>
             </w:r>
           </w:p>
         </w:tc>
@@ -6457,7 +6457,7 @@
         </w:trPr>
         <w:tc>
           <w:tcPr>
-            <w:tcW w:type="dxa" w:w="1150"/>
+            <w:tcW w:type="dxa" w:w="1100"/>
             <w:tcBorders>
               <w:top w:val="single" w:color="8EAADB" w:sz="4"/>
               <w:left w:val="single" w:color="8EAADB" w:sz="4"/>
@@ -6486,993 +6486,149 @@
                 <w:sz w:val="17"/>
                 <w:szCs w:val="17"/>
               </w:rPr>
-              <w:t xml:space="preserve">19. Llamado a la acción</w:t>
-            </w:r>
-          </w:p>
-        </w:tc>
-        <w:tc>
-          <w:tcPr>
-            <w:tcW w:type="dxa" w:w="1000"/>
-            <w:tcBorders>
-              <w:top w:val="single" w:color="8EAADB" w:sz="4"/>
-              <w:left w:val="single" w:color="8EAADB" w:sz="4"/>
-              <w:bottom w:val="single" w:color="8EAADB" w:sz="4"/>
-              <w:right w:val="single" w:color="8EAADB" w:sz="4"/>
-            </w:tcBorders>
-            <w:tcMar>
-              <w:top w:type="dxa" w:w="50"/>
-              <w:left w:type="dxa" w:w="90"/>
-              <w:bottom w:type="dxa" w:w="50"/>
-              <w:right w:type="dxa" w:w="90"/>
-            </w:tcMar>
-            <w:vAlign w:val="center"/>
-          </w:tcPr>
-          <w:p>
-            <w:pPr>
-              <w:spacing w:after="20"/>
-            </w:pPr>
-            <w:r>
-              <w:rPr>
-                <w:rFonts w:ascii="Arial" w:cs="Arial" w:eastAsia="Arial" w:hAnsi="Arial"/>
-                <w:b w:val="false"/>
-                <w:bCs w:val="false"/>
-                <w:color w:val="000000"/>
-                <w:sz w:val="17"/>
-                <w:szCs w:val="17"/>
-              </w:rPr>
-              <w:t xml:space="preserve">04:52 - 05:04</w:t>
-            </w:r>
-          </w:p>
-        </w:tc>
-        <w:tc>
-          <w:tcPr>
-            <w:tcW w:type="dxa" w:w="2300"/>
-            <w:tcBorders>
-              <w:top w:val="single" w:color="8EAADB" w:sz="4"/>
-              <w:left w:val="single" w:color="8EAADB" w:sz="4"/>
-              <w:bottom w:val="single" w:color="8EAADB" w:sz="4"/>
-              <w:right w:val="single" w:color="8EAADB" w:sz="4"/>
-            </w:tcBorders>
-            <w:tcMar>
-              <w:top w:type="dxa" w:w="50"/>
-              <w:left w:type="dxa" w:w="90"/>
-              <w:bottom w:type="dxa" w:w="50"/>
-              <w:right w:type="dxa" w:w="90"/>
-            </w:tcMar>
-            <w:vAlign w:val="center"/>
-          </w:tcPr>
-          <w:p>
-            <w:pPr>
-              <w:spacing w:after="20"/>
-            </w:pPr>
-            <w:r>
-              <w:rPr>
-                <w:rFonts w:ascii="Arial" w:cs="Arial" w:eastAsia="Arial" w:hAnsi="Arial"/>
-                <w:b w:val="false"/>
-                <w:bCs w:val="false"/>
-                <w:color w:val="000000"/>
-                <w:sz w:val="17"/>
-                <w:szCs w:val="17"/>
-              </w:rPr>
-              <w:t xml:space="preserve">Fondo verde azulado con cuatro palabras.</w:t>
-            </w:r>
-          </w:p>
-        </w:tc>
-        <w:tc>
-          <w:tcPr>
-            <w:tcW w:type="dxa" w:w="2350"/>
-            <w:tcBorders>
-              <w:top w:val="single" w:color="8EAADB" w:sz="4"/>
-              <w:left w:val="single" w:color="8EAADB" w:sz="4"/>
-              <w:bottom w:val="single" w:color="8EAADB" w:sz="4"/>
-              <w:right w:val="single" w:color="8EAADB" w:sz="4"/>
-            </w:tcBorders>
-            <w:tcMar>
-              <w:top w:type="dxa" w:w="50"/>
-              <w:left w:type="dxa" w:w="90"/>
-              <w:bottom w:type="dxa" w:w="50"/>
-              <w:right w:type="dxa" w:w="90"/>
-            </w:tcMar>
-            <w:vAlign w:val="center"/>
-          </w:tcPr>
-          <w:p>
-            <w:pPr>
-              <w:spacing w:after="20"/>
-            </w:pPr>
-            <w:r>
-              <w:rPr>
-                <w:rFonts w:ascii="Arial" w:cs="Arial" w:eastAsia="Arial" w:hAnsi="Arial"/>
-                <w:b w:val="false"/>
-                <w:bCs w:val="false"/>
-                <w:color w:val="000000"/>
-                <w:sz w:val="17"/>
-                <w:szCs w:val="17"/>
-              </w:rPr>
-              <w:t xml:space="preserve">Verifica · Pregunta · Reporta · Aprende</w:t>
-            </w:r>
-          </w:p>
-        </w:tc>
-        <w:tc>
-          <w:tcPr>
-            <w:tcW w:type="dxa" w:w="1600"/>
-            <w:tcBorders>
-              <w:top w:val="single" w:color="8EAADB" w:sz="4"/>
-              <w:left w:val="single" w:color="8EAADB" w:sz="4"/>
-              <w:bottom w:val="single" w:color="8EAADB" w:sz="4"/>
-              <w:right w:val="single" w:color="8EAADB" w:sz="4"/>
-            </w:tcBorders>
-            <w:tcMar>
-              <w:top w:type="dxa" w:w="50"/>
-              <w:left w:type="dxa" w:w="90"/>
-              <w:bottom w:type="dxa" w:w="50"/>
-              <w:right w:type="dxa" w:w="90"/>
-            </w:tcMar>
-            <w:vAlign w:val="center"/>
-          </w:tcPr>
-          <w:p>
-            <w:pPr>
-              <w:spacing w:after="20"/>
-            </w:pPr>
-            <w:r>
-              <w:rPr>
-                <w:rFonts w:ascii="Arial" w:cs="Arial" w:eastAsia="Arial" w:hAnsi="Arial"/>
-                <w:b w:val="false"/>
-                <w:bCs w:val="false"/>
-                <w:color w:val="000000"/>
-                <w:sz w:val="17"/>
-                <w:szCs w:val="17"/>
-              </w:rPr>
-              <w:t xml:space="preserve">Música positiva</w:t>
-            </w:r>
-          </w:p>
-        </w:tc>
-        <w:tc>
-          <w:tcPr>
-            <w:tcW w:type="dxa" w:w="960"/>
-            <w:tcBorders>
-              <w:top w:val="single" w:color="8EAADB" w:sz="4"/>
-              <w:left w:val="single" w:color="8EAADB" w:sz="4"/>
-              <w:bottom w:val="single" w:color="8EAADB" w:sz="4"/>
-              <w:right w:val="single" w:color="8EAADB" w:sz="4"/>
-            </w:tcBorders>
-            <w:tcMar>
-              <w:top w:type="dxa" w:w="50"/>
-              <w:left w:type="dxa" w:w="90"/>
-              <w:bottom w:type="dxa" w:w="50"/>
-              <w:right w:type="dxa" w:w="90"/>
-            </w:tcMar>
-            <w:vAlign w:val="center"/>
-          </w:tcPr>
-          <w:p>
-            <w:pPr>
-              <w:spacing w:after="20"/>
-            </w:pPr>
-            <w:r>
-              <w:rPr>
-                <w:rFonts w:ascii="Arial" w:cs="Arial" w:eastAsia="Arial" w:hAnsi="Arial"/>
-                <w:b w:val="false"/>
-                <w:bCs w:val="false"/>
-                <w:color w:val="000000"/>
-                <w:sz w:val="17"/>
-                <w:szCs w:val="17"/>
-              </w:rPr>
-              <w:t xml:space="preserve">12 s</w:t>
-            </w:r>
-          </w:p>
-        </w:tc>
-      </w:tr>
-      <w:tr>
-        <w:trPr>
-          <w:cantSplit/>
-          <w:tblHeader w:val="false"/>
-        </w:trPr>
-        <w:tc>
-          <w:tcPr>
-            <w:tcW w:type="dxa" w:w="1150"/>
-            <w:tcBorders>
-              <w:top w:val="single" w:color="8EAADB" w:sz="4"/>
-              <w:left w:val="single" w:color="8EAADB" w:sz="4"/>
-              <w:bottom w:val="single" w:color="8EAADB" w:sz="4"/>
-              <w:right w:val="single" w:color="8EAADB" w:sz="4"/>
-            </w:tcBorders>
-            <w:shd w:fill="DEEAF6" w:color="auto" w:val="clear"/>
-            <w:tcMar>
-              <w:top w:type="dxa" w:w="50"/>
-              <w:left w:type="dxa" w:w="90"/>
-              <w:bottom w:type="dxa" w:w="50"/>
-              <w:right w:type="dxa" w:w="90"/>
-            </w:tcMar>
-            <w:vAlign w:val="center"/>
-          </w:tcPr>
-          <w:p>
-            <w:pPr>
-              <w:spacing w:after="20"/>
-            </w:pPr>
-            <w:r>
-              <w:rPr>
-                <w:rFonts w:ascii="Arial" w:cs="Arial" w:eastAsia="Arial" w:hAnsi="Arial"/>
-                <w:b/>
-                <w:bCs/>
-                <w:color w:val="000000"/>
-                <w:sz w:val="17"/>
-                <w:szCs w:val="17"/>
-              </w:rPr>
-              <w:t xml:space="preserve">20. Referencias 1</w:t>
-            </w:r>
-          </w:p>
-        </w:tc>
-        <w:tc>
-          <w:tcPr>
-            <w:tcW w:type="dxa" w:w="1000"/>
-            <w:tcBorders>
-              <w:top w:val="single" w:color="8EAADB" w:sz="4"/>
-              <w:left w:val="single" w:color="8EAADB" w:sz="4"/>
-              <w:bottom w:val="single" w:color="8EAADB" w:sz="4"/>
-              <w:right w:val="single" w:color="8EAADB" w:sz="4"/>
-            </w:tcBorders>
-            <w:tcMar>
-              <w:top w:type="dxa" w:w="50"/>
-              <w:left w:type="dxa" w:w="90"/>
-              <w:bottom w:type="dxa" w:w="50"/>
-              <w:right w:type="dxa" w:w="90"/>
-            </w:tcMar>
-            <w:vAlign w:val="center"/>
-          </w:tcPr>
-          <w:p>
-            <w:pPr>
-              <w:spacing w:after="20"/>
-            </w:pPr>
-            <w:r>
-              <w:rPr>
-                <w:rFonts w:ascii="Arial" w:cs="Arial" w:eastAsia="Arial" w:hAnsi="Arial"/>
-                <w:b w:val="false"/>
-                <w:bCs w:val="false"/>
-                <w:color w:val="000000"/>
-                <w:sz w:val="17"/>
-                <w:szCs w:val="17"/>
-              </w:rPr>
-              <w:t xml:space="preserve">05:04 - 05:18</w:t>
-            </w:r>
-          </w:p>
-        </w:tc>
-        <w:tc>
-          <w:tcPr>
-            <w:tcW w:type="dxa" w:w="2300"/>
-            <w:tcBorders>
-              <w:top w:val="single" w:color="8EAADB" w:sz="4"/>
-              <w:left w:val="single" w:color="8EAADB" w:sz="4"/>
-              <w:bottom w:val="single" w:color="8EAADB" w:sz="4"/>
-              <w:right w:val="single" w:color="8EAADB" w:sz="4"/>
-            </w:tcBorders>
-            <w:tcMar>
-              <w:top w:type="dxa" w:w="50"/>
-              <w:left w:type="dxa" w:w="90"/>
-              <w:bottom w:type="dxa" w:w="50"/>
-              <w:right w:type="dxa" w:w="90"/>
-            </w:tcMar>
-            <w:vAlign w:val="center"/>
-          </w:tcPr>
-          <w:p>
-            <w:pPr>
-              <w:spacing w:after="20"/>
-            </w:pPr>
-            <w:r>
-              <w:rPr>
-                <w:rFonts w:ascii="Arial" w:cs="Arial" w:eastAsia="Arial" w:hAnsi="Arial"/>
-                <w:b w:val="false"/>
-                <w:bCs w:val="false"/>
-                <w:color w:val="000000"/>
-                <w:sz w:val="17"/>
-                <w:szCs w:val="17"/>
-              </w:rPr>
-              <w:t xml:space="preserve">Lista de referencias.</w:t>
-            </w:r>
-          </w:p>
-        </w:tc>
-        <w:tc>
-          <w:tcPr>
-            <w:tcW w:type="dxa" w:w="2350"/>
-            <w:tcBorders>
-              <w:top w:val="single" w:color="8EAADB" w:sz="4"/>
-              <w:left w:val="single" w:color="8EAADB" w:sz="4"/>
-              <w:bottom w:val="single" w:color="8EAADB" w:sz="4"/>
-              <w:right w:val="single" w:color="8EAADB" w:sz="4"/>
-            </w:tcBorders>
-            <w:tcMar>
-              <w:top w:type="dxa" w:w="50"/>
-              <w:left w:type="dxa" w:w="90"/>
-              <w:bottom w:type="dxa" w:w="50"/>
-              <w:right w:type="dxa" w:w="90"/>
-            </w:tcMar>
-            <w:vAlign w:val="center"/>
-          </w:tcPr>
-          <w:p>
-            <w:pPr>
-              <w:spacing w:after="20"/>
-            </w:pPr>
-            <w:r>
-              <w:rPr>
-                <w:rFonts w:ascii="Arial" w:cs="Arial" w:eastAsia="Arial" w:hAnsi="Arial"/>
-                <w:b w:val="false"/>
-                <w:bCs w:val="false"/>
-                <w:color w:val="000000"/>
-                <w:sz w:val="17"/>
-                <w:szCs w:val="17"/>
-              </w:rPr>
-              <w:t xml:space="preserve">Referencias (1/3)</w:t>
-            </w:r>
-          </w:p>
-        </w:tc>
-        <w:tc>
-          <w:tcPr>
-            <w:tcW w:type="dxa" w:w="1600"/>
-            <w:tcBorders>
-              <w:top w:val="single" w:color="8EAADB" w:sz="4"/>
-              <w:left w:val="single" w:color="8EAADB" w:sz="4"/>
-              <w:bottom w:val="single" w:color="8EAADB" w:sz="4"/>
-              <w:right w:val="single" w:color="8EAADB" w:sz="4"/>
-            </w:tcBorders>
-            <w:tcMar>
-              <w:top w:type="dxa" w:w="50"/>
-              <w:left w:type="dxa" w:w="90"/>
-              <w:bottom w:type="dxa" w:w="50"/>
-              <w:right w:type="dxa" w:w="90"/>
-            </w:tcMar>
-            <w:vAlign w:val="center"/>
-          </w:tcPr>
-          <w:p>
-            <w:pPr>
-              <w:spacing w:after="20"/>
-            </w:pPr>
-            <w:r>
-              <w:rPr>
-                <w:rFonts w:ascii="Arial" w:cs="Arial" w:eastAsia="Arial" w:hAnsi="Arial"/>
-                <w:b w:val="false"/>
-                <w:bCs w:val="false"/>
-                <w:color w:val="000000"/>
-                <w:sz w:val="17"/>
-                <w:szCs w:val="17"/>
-              </w:rPr>
-              <w:t xml:space="preserve">Música suave</w:t>
-            </w:r>
-          </w:p>
-        </w:tc>
-        <w:tc>
-          <w:tcPr>
-            <w:tcW w:type="dxa" w:w="960"/>
-            <w:tcBorders>
-              <w:top w:val="single" w:color="8EAADB" w:sz="4"/>
-              <w:left w:val="single" w:color="8EAADB" w:sz="4"/>
-              <w:bottom w:val="single" w:color="8EAADB" w:sz="4"/>
-              <w:right w:val="single" w:color="8EAADB" w:sz="4"/>
-            </w:tcBorders>
-            <w:tcMar>
-              <w:top w:type="dxa" w:w="50"/>
-              <w:left w:type="dxa" w:w="90"/>
-              <w:bottom w:type="dxa" w:w="50"/>
-              <w:right w:type="dxa" w:w="90"/>
-            </w:tcMar>
-            <w:vAlign w:val="center"/>
-          </w:tcPr>
-          <w:p>
-            <w:pPr>
-              <w:spacing w:after="20"/>
-            </w:pPr>
-            <w:r>
-              <w:rPr>
-                <w:rFonts w:ascii="Arial" w:cs="Arial" w:eastAsia="Arial" w:hAnsi="Arial"/>
-                <w:b w:val="false"/>
-                <w:bCs w:val="false"/>
-                <w:color w:val="000000"/>
-                <w:sz w:val="17"/>
-                <w:szCs w:val="17"/>
-              </w:rPr>
-              <w:t xml:space="preserve">14 s</w:t>
-            </w:r>
-          </w:p>
-        </w:tc>
-      </w:tr>
-      <w:tr>
-        <w:trPr>
-          <w:cantSplit/>
-          <w:tblHeader w:val="false"/>
-        </w:trPr>
-        <w:tc>
-          <w:tcPr>
-            <w:tcW w:type="dxa" w:w="1150"/>
-            <w:tcBorders>
-              <w:top w:val="single" w:color="8EAADB" w:sz="4"/>
-              <w:left w:val="single" w:color="8EAADB" w:sz="4"/>
-              <w:bottom w:val="single" w:color="8EAADB" w:sz="4"/>
-              <w:right w:val="single" w:color="8EAADB" w:sz="4"/>
-            </w:tcBorders>
-            <w:shd w:fill="DEEAF6" w:color="auto" w:val="clear"/>
-            <w:tcMar>
-              <w:top w:type="dxa" w:w="50"/>
-              <w:left w:type="dxa" w:w="90"/>
-              <w:bottom w:type="dxa" w:w="50"/>
-              <w:right w:type="dxa" w:w="90"/>
-            </w:tcMar>
-            <w:vAlign w:val="center"/>
-          </w:tcPr>
-          <w:p>
-            <w:pPr>
-              <w:spacing w:after="20"/>
-            </w:pPr>
-            <w:r>
-              <w:rPr>
-                <w:rFonts w:ascii="Arial" w:cs="Arial" w:eastAsia="Arial" w:hAnsi="Arial"/>
-                <w:b/>
-                <w:bCs/>
-                <w:color w:val="000000"/>
-                <w:sz w:val="17"/>
-                <w:szCs w:val="17"/>
-              </w:rPr>
-              <w:t xml:space="preserve">21. Referencias 2</w:t>
-            </w:r>
-          </w:p>
-        </w:tc>
-        <w:tc>
-          <w:tcPr>
-            <w:tcW w:type="dxa" w:w="1000"/>
-            <w:tcBorders>
-              <w:top w:val="single" w:color="8EAADB" w:sz="4"/>
-              <w:left w:val="single" w:color="8EAADB" w:sz="4"/>
-              <w:bottom w:val="single" w:color="8EAADB" w:sz="4"/>
-              <w:right w:val="single" w:color="8EAADB" w:sz="4"/>
-            </w:tcBorders>
-            <w:tcMar>
-              <w:top w:type="dxa" w:w="50"/>
-              <w:left w:type="dxa" w:w="90"/>
-              <w:bottom w:type="dxa" w:w="50"/>
-              <w:right w:type="dxa" w:w="90"/>
-            </w:tcMar>
-            <w:vAlign w:val="center"/>
-          </w:tcPr>
-          <w:p>
-            <w:pPr>
-              <w:spacing w:after="20"/>
-            </w:pPr>
-            <w:r>
-              <w:rPr>
-                <w:rFonts w:ascii="Arial" w:cs="Arial" w:eastAsia="Arial" w:hAnsi="Arial"/>
-                <w:b w:val="false"/>
-                <w:bCs w:val="false"/>
-                <w:color w:val="000000"/>
-                <w:sz w:val="17"/>
-                <w:szCs w:val="17"/>
-              </w:rPr>
-              <w:t xml:space="preserve">05:18 - 05:32</w:t>
-            </w:r>
-          </w:p>
-        </w:tc>
-        <w:tc>
-          <w:tcPr>
-            <w:tcW w:type="dxa" w:w="2300"/>
-            <w:tcBorders>
-              <w:top w:val="single" w:color="8EAADB" w:sz="4"/>
-              <w:left w:val="single" w:color="8EAADB" w:sz="4"/>
-              <w:bottom w:val="single" w:color="8EAADB" w:sz="4"/>
-              <w:right w:val="single" w:color="8EAADB" w:sz="4"/>
-            </w:tcBorders>
-            <w:tcMar>
-              <w:top w:type="dxa" w:w="50"/>
-              <w:left w:type="dxa" w:w="90"/>
-              <w:bottom w:type="dxa" w:w="50"/>
-              <w:right w:type="dxa" w:w="90"/>
-            </w:tcMar>
-            <w:vAlign w:val="center"/>
-          </w:tcPr>
-          <w:p>
-            <w:pPr>
-              <w:spacing w:after="20"/>
-            </w:pPr>
-            <w:r>
-              <w:rPr>
-                <w:rFonts w:ascii="Arial" w:cs="Arial" w:eastAsia="Arial" w:hAnsi="Arial"/>
-                <w:b w:val="false"/>
-                <w:bCs w:val="false"/>
-                <w:color w:val="000000"/>
-                <w:sz w:val="17"/>
-                <w:szCs w:val="17"/>
-              </w:rPr>
-              <w:t xml:space="preserve">Lista de referencias.</w:t>
-            </w:r>
-          </w:p>
-        </w:tc>
-        <w:tc>
-          <w:tcPr>
-            <w:tcW w:type="dxa" w:w="2350"/>
-            <w:tcBorders>
-              <w:top w:val="single" w:color="8EAADB" w:sz="4"/>
-              <w:left w:val="single" w:color="8EAADB" w:sz="4"/>
-              <w:bottom w:val="single" w:color="8EAADB" w:sz="4"/>
-              <w:right w:val="single" w:color="8EAADB" w:sz="4"/>
-            </w:tcBorders>
-            <w:tcMar>
-              <w:top w:type="dxa" w:w="50"/>
-              <w:left w:type="dxa" w:w="90"/>
-              <w:bottom w:type="dxa" w:w="50"/>
-              <w:right w:type="dxa" w:w="90"/>
-            </w:tcMar>
-            <w:vAlign w:val="center"/>
-          </w:tcPr>
-          <w:p>
-            <w:pPr>
-              <w:spacing w:after="20"/>
-            </w:pPr>
-            <w:r>
-              <w:rPr>
-                <w:rFonts w:ascii="Arial" w:cs="Arial" w:eastAsia="Arial" w:hAnsi="Arial"/>
-                <w:b w:val="false"/>
-                <w:bCs w:val="false"/>
-                <w:color w:val="000000"/>
-                <w:sz w:val="17"/>
-                <w:szCs w:val="17"/>
-              </w:rPr>
-              <w:t xml:space="preserve">Referencias (2/3)</w:t>
-            </w:r>
-          </w:p>
-        </w:tc>
-        <w:tc>
-          <w:tcPr>
-            <w:tcW w:type="dxa" w:w="1600"/>
-            <w:tcBorders>
-              <w:top w:val="single" w:color="8EAADB" w:sz="4"/>
-              <w:left w:val="single" w:color="8EAADB" w:sz="4"/>
-              <w:bottom w:val="single" w:color="8EAADB" w:sz="4"/>
-              <w:right w:val="single" w:color="8EAADB" w:sz="4"/>
-            </w:tcBorders>
-            <w:tcMar>
-              <w:top w:type="dxa" w:w="50"/>
-              <w:left w:type="dxa" w:w="90"/>
-              <w:bottom w:type="dxa" w:w="50"/>
-              <w:right w:type="dxa" w:w="90"/>
-            </w:tcMar>
-            <w:vAlign w:val="center"/>
-          </w:tcPr>
-          <w:p>
-            <w:pPr>
-              <w:spacing w:after="20"/>
-            </w:pPr>
-            <w:r>
-              <w:rPr>
-                <w:rFonts w:ascii="Arial" w:cs="Arial" w:eastAsia="Arial" w:hAnsi="Arial"/>
-                <w:b w:val="false"/>
-                <w:bCs w:val="false"/>
-                <w:color w:val="000000"/>
-                <w:sz w:val="17"/>
-                <w:szCs w:val="17"/>
-              </w:rPr>
-              <w:t xml:space="preserve">Música suave</w:t>
-            </w:r>
-          </w:p>
-        </w:tc>
-        <w:tc>
-          <w:tcPr>
-            <w:tcW w:type="dxa" w:w="960"/>
-            <w:tcBorders>
-              <w:top w:val="single" w:color="8EAADB" w:sz="4"/>
-              <w:left w:val="single" w:color="8EAADB" w:sz="4"/>
-              <w:bottom w:val="single" w:color="8EAADB" w:sz="4"/>
-              <w:right w:val="single" w:color="8EAADB" w:sz="4"/>
-            </w:tcBorders>
-            <w:tcMar>
-              <w:top w:type="dxa" w:w="50"/>
-              <w:left w:type="dxa" w:w="90"/>
-              <w:bottom w:type="dxa" w:w="50"/>
-              <w:right w:type="dxa" w:w="90"/>
-            </w:tcMar>
-            <w:vAlign w:val="center"/>
-          </w:tcPr>
-          <w:p>
-            <w:pPr>
-              <w:spacing w:after="20"/>
-            </w:pPr>
-            <w:r>
-              <w:rPr>
-                <w:rFonts w:ascii="Arial" w:cs="Arial" w:eastAsia="Arial" w:hAnsi="Arial"/>
-                <w:b w:val="false"/>
-                <w:bCs w:val="false"/>
-                <w:color w:val="000000"/>
-                <w:sz w:val="17"/>
-                <w:szCs w:val="17"/>
-              </w:rPr>
-              <w:t xml:space="preserve">14 s</w:t>
-            </w:r>
-          </w:p>
-        </w:tc>
-      </w:tr>
-      <w:tr>
-        <w:trPr>
-          <w:cantSplit/>
-          <w:tblHeader w:val="false"/>
-        </w:trPr>
-        <w:tc>
-          <w:tcPr>
-            <w:tcW w:type="dxa" w:w="1150"/>
-            <w:tcBorders>
-              <w:top w:val="single" w:color="8EAADB" w:sz="4"/>
-              <w:left w:val="single" w:color="8EAADB" w:sz="4"/>
-              <w:bottom w:val="single" w:color="8EAADB" w:sz="4"/>
-              <w:right w:val="single" w:color="8EAADB" w:sz="4"/>
-            </w:tcBorders>
-            <w:shd w:fill="DEEAF6" w:color="auto" w:val="clear"/>
-            <w:tcMar>
-              <w:top w:type="dxa" w:w="50"/>
-              <w:left w:type="dxa" w:w="90"/>
-              <w:bottom w:type="dxa" w:w="50"/>
-              <w:right w:type="dxa" w:w="90"/>
-            </w:tcMar>
-            <w:vAlign w:val="center"/>
-          </w:tcPr>
-          <w:p>
-            <w:pPr>
-              <w:spacing w:after="20"/>
-            </w:pPr>
-            <w:r>
-              <w:rPr>
-                <w:rFonts w:ascii="Arial" w:cs="Arial" w:eastAsia="Arial" w:hAnsi="Arial"/>
-                <w:b/>
-                <w:bCs/>
-                <w:color w:val="000000"/>
-                <w:sz w:val="17"/>
-                <w:szCs w:val="17"/>
-              </w:rPr>
-              <w:t xml:space="preserve">22. Referencias 3</w:t>
-            </w:r>
-          </w:p>
-        </w:tc>
-        <w:tc>
-          <w:tcPr>
-            <w:tcW w:type="dxa" w:w="1000"/>
-            <w:tcBorders>
-              <w:top w:val="single" w:color="8EAADB" w:sz="4"/>
-              <w:left w:val="single" w:color="8EAADB" w:sz="4"/>
-              <w:bottom w:val="single" w:color="8EAADB" w:sz="4"/>
-              <w:right w:val="single" w:color="8EAADB" w:sz="4"/>
-            </w:tcBorders>
-            <w:tcMar>
-              <w:top w:type="dxa" w:w="50"/>
-              <w:left w:type="dxa" w:w="90"/>
-              <w:bottom w:type="dxa" w:w="50"/>
-              <w:right w:type="dxa" w:w="90"/>
-            </w:tcMar>
-            <w:vAlign w:val="center"/>
-          </w:tcPr>
-          <w:p>
-            <w:pPr>
-              <w:spacing w:after="20"/>
-            </w:pPr>
-            <w:r>
-              <w:rPr>
-                <w:rFonts w:ascii="Arial" w:cs="Arial" w:eastAsia="Arial" w:hAnsi="Arial"/>
-                <w:b w:val="false"/>
-                <w:bCs w:val="false"/>
-                <w:color w:val="000000"/>
-                <w:sz w:val="17"/>
-                <w:szCs w:val="17"/>
-              </w:rPr>
-              <w:t xml:space="preserve">05:32 - 05:44</w:t>
-            </w:r>
-          </w:p>
-        </w:tc>
-        <w:tc>
-          <w:tcPr>
-            <w:tcW w:type="dxa" w:w="2300"/>
-            <w:tcBorders>
-              <w:top w:val="single" w:color="8EAADB" w:sz="4"/>
-              <w:left w:val="single" w:color="8EAADB" w:sz="4"/>
-              <w:bottom w:val="single" w:color="8EAADB" w:sz="4"/>
-              <w:right w:val="single" w:color="8EAADB" w:sz="4"/>
-            </w:tcBorders>
-            <w:tcMar>
-              <w:top w:type="dxa" w:w="50"/>
-              <w:left w:type="dxa" w:w="90"/>
-              <w:bottom w:type="dxa" w:w="50"/>
-              <w:right w:type="dxa" w:w="90"/>
-            </w:tcMar>
-            <w:vAlign w:val="center"/>
-          </w:tcPr>
-          <w:p>
-            <w:pPr>
-              <w:spacing w:after="20"/>
-            </w:pPr>
-            <w:r>
-              <w:rPr>
-                <w:rFonts w:ascii="Arial" w:cs="Arial" w:eastAsia="Arial" w:hAnsi="Arial"/>
-                <w:b w:val="false"/>
-                <w:bCs w:val="false"/>
-                <w:color w:val="000000"/>
-                <w:sz w:val="17"/>
-                <w:szCs w:val="17"/>
-              </w:rPr>
-              <w:t xml:space="preserve">Lista de referencias.</w:t>
-            </w:r>
-          </w:p>
-        </w:tc>
-        <w:tc>
-          <w:tcPr>
-            <w:tcW w:type="dxa" w:w="2350"/>
-            <w:tcBorders>
-              <w:top w:val="single" w:color="8EAADB" w:sz="4"/>
-              <w:left w:val="single" w:color="8EAADB" w:sz="4"/>
-              <w:bottom w:val="single" w:color="8EAADB" w:sz="4"/>
-              <w:right w:val="single" w:color="8EAADB" w:sz="4"/>
-            </w:tcBorders>
-            <w:tcMar>
-              <w:top w:type="dxa" w:w="50"/>
-              <w:left w:type="dxa" w:w="90"/>
-              <w:bottom w:type="dxa" w:w="50"/>
-              <w:right w:type="dxa" w:w="90"/>
-            </w:tcMar>
-            <w:vAlign w:val="center"/>
-          </w:tcPr>
-          <w:p>
-            <w:pPr>
-              <w:spacing w:after="20"/>
-            </w:pPr>
-            <w:r>
-              <w:rPr>
-                <w:rFonts w:ascii="Arial" w:cs="Arial" w:eastAsia="Arial" w:hAnsi="Arial"/>
-                <w:b w:val="false"/>
-                <w:bCs w:val="false"/>
-                <w:color w:val="000000"/>
-                <w:sz w:val="17"/>
-                <w:szCs w:val="17"/>
-              </w:rPr>
-              <w:t xml:space="preserve">Referencias (3/3)</w:t>
-            </w:r>
-          </w:p>
-        </w:tc>
-        <w:tc>
-          <w:tcPr>
-            <w:tcW w:type="dxa" w:w="1600"/>
-            <w:tcBorders>
-              <w:top w:val="single" w:color="8EAADB" w:sz="4"/>
-              <w:left w:val="single" w:color="8EAADB" w:sz="4"/>
-              <w:bottom w:val="single" w:color="8EAADB" w:sz="4"/>
-              <w:right w:val="single" w:color="8EAADB" w:sz="4"/>
-            </w:tcBorders>
-            <w:tcMar>
-              <w:top w:type="dxa" w:w="50"/>
-              <w:left w:type="dxa" w:w="90"/>
-              <w:bottom w:type="dxa" w:w="50"/>
-              <w:right w:type="dxa" w:w="90"/>
-            </w:tcMar>
-            <w:vAlign w:val="center"/>
-          </w:tcPr>
-          <w:p>
-            <w:pPr>
-              <w:spacing w:after="20"/>
-            </w:pPr>
-            <w:r>
-              <w:rPr>
-                <w:rFonts w:ascii="Arial" w:cs="Arial" w:eastAsia="Arial" w:hAnsi="Arial"/>
-                <w:b w:val="false"/>
-                <w:bCs w:val="false"/>
-                <w:color w:val="000000"/>
-                <w:sz w:val="17"/>
-                <w:szCs w:val="17"/>
-              </w:rPr>
-              <w:t xml:space="preserve">Música suave</w:t>
-            </w:r>
-          </w:p>
-        </w:tc>
-        <w:tc>
-          <w:tcPr>
-            <w:tcW w:type="dxa" w:w="960"/>
-            <w:tcBorders>
-              <w:top w:val="single" w:color="8EAADB" w:sz="4"/>
-              <w:left w:val="single" w:color="8EAADB" w:sz="4"/>
-              <w:bottom w:val="single" w:color="8EAADB" w:sz="4"/>
-              <w:right w:val="single" w:color="8EAADB" w:sz="4"/>
-            </w:tcBorders>
-            <w:tcMar>
-              <w:top w:type="dxa" w:w="50"/>
-              <w:left w:type="dxa" w:w="90"/>
-              <w:bottom w:type="dxa" w:w="50"/>
-              <w:right w:type="dxa" w:w="90"/>
-            </w:tcMar>
-            <w:vAlign w:val="center"/>
-          </w:tcPr>
-          <w:p>
-            <w:pPr>
-              <w:spacing w:after="20"/>
-            </w:pPr>
-            <w:r>
-              <w:rPr>
-                <w:rFonts w:ascii="Arial" w:cs="Arial" w:eastAsia="Arial" w:hAnsi="Arial"/>
-                <w:b w:val="false"/>
-                <w:bCs w:val="false"/>
-                <w:color w:val="000000"/>
-                <w:sz w:val="17"/>
-                <w:szCs w:val="17"/>
-              </w:rPr>
-              <w:t xml:space="preserve">12 s</w:t>
-            </w:r>
-          </w:p>
-        </w:tc>
-      </w:tr>
-      <w:tr>
-        <w:trPr>
-          <w:cantSplit/>
-          <w:tblHeader w:val="false"/>
-        </w:trPr>
-        <w:tc>
-          <w:tcPr>
-            <w:tcW w:type="dxa" w:w="1150"/>
-            <w:tcBorders>
-              <w:top w:val="single" w:color="8EAADB" w:sz="4"/>
-              <w:left w:val="single" w:color="8EAADB" w:sz="4"/>
-              <w:bottom w:val="single" w:color="8EAADB" w:sz="4"/>
-              <w:right w:val="single" w:color="8EAADB" w:sz="4"/>
-            </w:tcBorders>
-            <w:shd w:fill="DEEAF6" w:color="auto" w:val="clear"/>
-            <w:tcMar>
-              <w:top w:type="dxa" w:w="50"/>
-              <w:left w:type="dxa" w:w="90"/>
-              <w:bottom w:type="dxa" w:w="50"/>
-              <w:right w:type="dxa" w:w="90"/>
-            </w:tcMar>
-            <w:vAlign w:val="center"/>
-          </w:tcPr>
-          <w:p>
-            <w:pPr>
-              <w:spacing w:after="20"/>
-            </w:pPr>
-            <w:r>
-              <w:rPr>
-                <w:rFonts w:ascii="Arial" w:cs="Arial" w:eastAsia="Arial" w:hAnsi="Arial"/>
-                <w:b/>
-                <w:bCs/>
-                <w:color w:val="000000"/>
-                <w:sz w:val="17"/>
-                <w:szCs w:val="17"/>
-              </w:rPr>
-              <w:t xml:space="preserve">23. Créditos</w:t>
-            </w:r>
-          </w:p>
-        </w:tc>
-        <w:tc>
-          <w:tcPr>
-            <w:tcW w:type="dxa" w:w="1000"/>
-            <w:tcBorders>
-              <w:top w:val="single" w:color="8EAADB" w:sz="4"/>
-              <w:left w:val="single" w:color="8EAADB" w:sz="4"/>
-              <w:bottom w:val="single" w:color="8EAADB" w:sz="4"/>
-              <w:right w:val="single" w:color="8EAADB" w:sz="4"/>
-            </w:tcBorders>
-            <w:tcMar>
-              <w:top w:type="dxa" w:w="50"/>
-              <w:left w:type="dxa" w:w="90"/>
-              <w:bottom w:type="dxa" w:w="50"/>
-              <w:right w:type="dxa" w:w="90"/>
-            </w:tcMar>
-            <w:vAlign w:val="center"/>
-          </w:tcPr>
-          <w:p>
-            <w:pPr>
-              <w:spacing w:after="20"/>
-            </w:pPr>
-            <w:r>
-              <w:rPr>
-                <w:rFonts w:ascii="Arial" w:cs="Arial" w:eastAsia="Arial" w:hAnsi="Arial"/>
-                <w:b w:val="false"/>
-                <w:bCs w:val="false"/>
-                <w:color w:val="000000"/>
-                <w:sz w:val="17"/>
-                <w:szCs w:val="17"/>
-              </w:rPr>
-              <w:t xml:space="preserve">05:44 - 05:54</w:t>
-            </w:r>
-          </w:p>
-        </w:tc>
-        <w:tc>
-          <w:tcPr>
-            <w:tcW w:type="dxa" w:w="2300"/>
-            <w:tcBorders>
-              <w:top w:val="single" w:color="8EAADB" w:sz="4"/>
-              <w:left w:val="single" w:color="8EAADB" w:sz="4"/>
-              <w:bottom w:val="single" w:color="8EAADB" w:sz="4"/>
-              <w:right w:val="single" w:color="8EAADB" w:sz="4"/>
-            </w:tcBorders>
-            <w:tcMar>
-              <w:top w:type="dxa" w:w="50"/>
-              <w:left w:type="dxa" w:w="90"/>
-              <w:bottom w:type="dxa" w:w="50"/>
-              <w:right w:type="dxa" w:w="90"/>
-            </w:tcMar>
-            <w:vAlign w:val="center"/>
-          </w:tcPr>
-          <w:p>
-            <w:pPr>
-              <w:spacing w:after="20"/>
-            </w:pPr>
-            <w:r>
-              <w:rPr>
-                <w:rFonts w:ascii="Arial" w:cs="Arial" w:eastAsia="Arial" w:hAnsi="Arial"/>
-                <w:b w:val="false"/>
-                <w:bCs w:val="false"/>
-                <w:color w:val="000000"/>
-                <w:sz w:val="17"/>
-                <w:szCs w:val="17"/>
-              </w:rPr>
-              <w:t xml:space="preserve">Tabla de créditos.</w:t>
-            </w:r>
-          </w:p>
-        </w:tc>
-        <w:tc>
-          <w:tcPr>
-            <w:tcW w:type="dxa" w:w="2350"/>
-            <w:tcBorders>
-              <w:top w:val="single" w:color="8EAADB" w:sz="4"/>
-              <w:left w:val="single" w:color="8EAADB" w:sz="4"/>
-              <w:bottom w:val="single" w:color="8EAADB" w:sz="4"/>
-              <w:right w:val="single" w:color="8EAADB" w:sz="4"/>
-            </w:tcBorders>
-            <w:tcMar>
-              <w:top w:type="dxa" w:w="50"/>
-              <w:left w:type="dxa" w:w="90"/>
-              <w:bottom w:type="dxa" w:w="50"/>
-              <w:right w:type="dxa" w:w="90"/>
-            </w:tcMar>
-            <w:vAlign w:val="center"/>
-          </w:tcPr>
-          <w:p>
-            <w:pPr>
-              <w:spacing w:after="20"/>
-            </w:pPr>
-            <w:r>
-              <w:rPr>
-                <w:rFonts w:ascii="Arial" w:cs="Arial" w:eastAsia="Arial" w:hAnsi="Arial"/>
-                <w:b w:val="false"/>
-                <w:bCs w:val="false"/>
-                <w:color w:val="000000"/>
-                <w:sz w:val="17"/>
-                <w:szCs w:val="17"/>
-              </w:rPr>
-              <w:t xml:space="preserve">Autora, ilustraciones y música de producción propia, curso, docente</w:t>
-            </w:r>
-          </w:p>
-        </w:tc>
-        <w:tc>
-          <w:tcPr>
-            <w:tcW w:type="dxa" w:w="1600"/>
-            <w:tcBorders>
-              <w:top w:val="single" w:color="8EAADB" w:sz="4"/>
-              <w:left w:val="single" w:color="8EAADB" w:sz="4"/>
-              <w:bottom w:val="single" w:color="8EAADB" w:sz="4"/>
-              <w:right w:val="single" w:color="8EAADB" w:sz="4"/>
-            </w:tcBorders>
-            <w:tcMar>
-              <w:top w:type="dxa" w:w="50"/>
-              <w:left w:type="dxa" w:w="90"/>
-              <w:bottom w:type="dxa" w:w="50"/>
-              <w:right w:type="dxa" w:w="90"/>
-            </w:tcMar>
-            <w:vAlign w:val="center"/>
-          </w:tcPr>
-          <w:p>
-            <w:pPr>
-              <w:spacing w:after="20"/>
-            </w:pPr>
-            <w:r>
-              <w:rPr>
-                <w:rFonts w:ascii="Arial" w:cs="Arial" w:eastAsia="Arial" w:hAnsi="Arial"/>
-                <w:b w:val="false"/>
-                <w:bCs w:val="false"/>
-                <w:color w:val="000000"/>
-                <w:sz w:val="17"/>
-                <w:szCs w:val="17"/>
-              </w:rPr>
-              <w:t xml:space="preserve">La música se desvanece</w:t>
-            </w:r>
-          </w:p>
-        </w:tc>
-        <w:tc>
-          <w:tcPr>
-            <w:tcW w:type="dxa" w:w="960"/>
+              <w:t xml:space="preserve">19. Referencias y créditos</w:t>
+            </w:r>
+          </w:p>
+        </w:tc>
+        <w:tc>
+          <w:tcPr>
+            <w:tcW w:type="dxa" w:w="880"/>
+            <w:tcBorders>
+              <w:top w:val="single" w:color="8EAADB" w:sz="4"/>
+              <w:left w:val="single" w:color="8EAADB" w:sz="4"/>
+              <w:bottom w:val="single" w:color="8EAADB" w:sz="4"/>
+              <w:right w:val="single" w:color="8EAADB" w:sz="4"/>
+            </w:tcBorders>
+            <w:tcMar>
+              <w:top w:type="dxa" w:w="50"/>
+              <w:left w:type="dxa" w:w="90"/>
+              <w:bottom w:type="dxa" w:w="50"/>
+              <w:right w:type="dxa" w:w="90"/>
+            </w:tcMar>
+            <w:vAlign w:val="center"/>
+          </w:tcPr>
+          <w:p>
+            <w:pPr>
+              <w:spacing w:after="20"/>
+            </w:pPr>
+            <w:r>
+              <w:rPr>
+                <w:rFonts w:ascii="Arial" w:cs="Arial" w:eastAsia="Arial" w:hAnsi="Arial"/>
+                <w:b w:val="false"/>
+                <w:bCs w:val="false"/>
+                <w:color w:val="000000"/>
+                <w:sz w:val="17"/>
+                <w:szCs w:val="17"/>
+              </w:rPr>
+              <w:t xml:space="preserve">6:00 – 6:10</w:t>
+            </w:r>
+          </w:p>
+        </w:tc>
+        <w:tc>
+          <w:tcPr>
+            <w:tcW w:type="dxa" w:w="1850"/>
+            <w:tcBorders>
+              <w:top w:val="single" w:color="8EAADB" w:sz="4"/>
+              <w:left w:val="single" w:color="8EAADB" w:sz="4"/>
+              <w:bottom w:val="single" w:color="8EAADB" w:sz="4"/>
+              <w:right w:val="single" w:color="8EAADB" w:sz="4"/>
+            </w:tcBorders>
+            <w:tcMar>
+              <w:top w:type="dxa" w:w="50"/>
+              <w:left w:type="dxa" w:w="90"/>
+              <w:bottom w:type="dxa" w:w="50"/>
+              <w:right w:type="dxa" w:w="90"/>
+            </w:tcMar>
+            <w:vAlign w:val="center"/>
+          </w:tcPr>
+          <w:p>
+            <w:pPr>
+              <w:spacing w:after="20"/>
+            </w:pPr>
+            <w:r>
+              <w:rPr>
+                <w:rFonts w:ascii="Arial" w:cs="Arial" w:eastAsia="Arial" w:hAnsi="Arial"/>
+                <w:b w:val="false"/>
+                <w:bCs w:val="false"/>
+                <w:color w:val="000000"/>
+                <w:sz w:val="17"/>
+                <w:szCs w:val="17"/>
+              </w:rPr>
+              <w:t xml:space="preserve">Diapositiva de referencias y diapositiva de créditos.</w:t>
+            </w:r>
+          </w:p>
+        </w:tc>
+        <w:tc>
+          <w:tcPr>
+            <w:tcW w:type="dxa" w:w="1650"/>
+            <w:tcBorders>
+              <w:top w:val="single" w:color="8EAADB" w:sz="4"/>
+              <w:left w:val="single" w:color="8EAADB" w:sz="4"/>
+              <w:bottom w:val="single" w:color="8EAADB" w:sz="4"/>
+              <w:right w:val="single" w:color="8EAADB" w:sz="4"/>
+            </w:tcBorders>
+            <w:tcMar>
+              <w:top w:type="dxa" w:w="50"/>
+              <w:left w:type="dxa" w:w="90"/>
+              <w:bottom w:type="dxa" w:w="50"/>
+              <w:right w:type="dxa" w:w="90"/>
+            </w:tcMar>
+            <w:vAlign w:val="center"/>
+          </w:tcPr>
+          <w:p>
+            <w:pPr>
+              <w:spacing w:after="20"/>
+            </w:pPr>
+            <w:r>
+              <w:rPr>
+                <w:rFonts w:ascii="Arial" w:cs="Arial" w:eastAsia="Arial" w:hAnsi="Arial"/>
+                <w:b w:val="false"/>
+                <w:bCs w:val="false"/>
+                <w:color w:val="000000"/>
+                <w:sz w:val="17"/>
+                <w:szCs w:val="17"/>
+              </w:rPr>
+              <w:t xml:space="preserve">Referencias y créditos</w:t>
+            </w:r>
+          </w:p>
+        </w:tc>
+        <w:tc>
+          <w:tcPr>
+            <w:tcW w:type="dxa" w:w="2900"/>
+            <w:tcBorders>
+              <w:top w:val="single" w:color="8EAADB" w:sz="4"/>
+              <w:left w:val="single" w:color="8EAADB" w:sz="4"/>
+              <w:bottom w:val="single" w:color="8EAADB" w:sz="4"/>
+              <w:right w:val="single" w:color="8EAADB" w:sz="4"/>
+            </w:tcBorders>
+            <w:tcMar>
+              <w:top w:type="dxa" w:w="50"/>
+              <w:left w:type="dxa" w:w="90"/>
+              <w:bottom w:type="dxa" w:w="50"/>
+              <w:right w:type="dxa" w:w="90"/>
+            </w:tcMar>
+            <w:vAlign w:val="center"/>
+          </w:tcPr>
+          <w:p>
+            <w:pPr>
+              <w:spacing w:after="20"/>
+            </w:pPr>
+            <w:r>
+              <w:rPr>
+                <w:rFonts w:ascii="Arial" w:cs="Arial" w:eastAsia="Arial" w:hAnsi="Arial"/>
+                <w:b w:val="false"/>
+                <w:bCs w:val="false"/>
+                <w:color w:val="000000"/>
+                <w:sz w:val="17"/>
+                <w:szCs w:val="17"/>
+              </w:rPr>
+              <w:t xml:space="preserve">Voz en off: «Gracias por su atención. Las referencias de este trabajo aparecen en pantalla.» Música: Cierre con desvanecimiento.</w:t>
+            </w:r>
+          </w:p>
+        </w:tc>
+        <w:tc>
+          <w:tcPr>
+            <w:tcW w:type="dxa" w:w="980"/>
             <w:tcBorders>
               <w:top w:val="single" w:color="8EAADB" w:sz="4"/>
               <w:left w:val="single" w:color="8EAADB" w:sz="4"/>
@@ -7526,7 +6682,7 @@
           <w:sz w:val="18"/>
           <w:szCs w:val="18"/>
         </w:rPr>
-        <w:t xml:space="preserve">Las ilustraciones y la música son de producción propia. Las fuentes de prensa se citan en pantalla y en las referencias.</w:t>
+        <w:t xml:space="preserve">Las capturas de prensa se citan en pantalla y en las referencias. La música es de producción propia.</w:t>
       </w:r>
     </w:p>
     <w:p>
@@ -7564,7 +6720,7 @@
           <w:sz w:val="22"/>
           <w:szCs w:val="22"/>
         </w:rPr>
-        <w:t xml:space="preserve">Investigación, guion y edición: </w:t>
+        <w:t xml:space="preserve">Investigación, guion, voz en off y edición: </w:t>
       </w:r>
       <w:r>
         <w:rPr>
@@ -7593,7 +6749,7 @@
           <w:sz w:val="22"/>
           <w:szCs w:val="22"/>
         </w:rPr>
-        <w:t xml:space="preserve">Ilustraciones y música: </w:t>
+        <w:t xml:space="preserve">Imágenes: </w:t>
       </w:r>
       <w:r>
         <w:rPr>
@@ -7601,7 +6757,7 @@
           <w:sz w:val="22"/>
           <w:szCs w:val="22"/>
         </w:rPr>
-        <w:t xml:space="preserve">producción propia.</w:t>
+        <w:t xml:space="preserve">capturas de noticias de Blu Radio, Noticias RCN, LA FM, Publimetro y Teleantioquia; comunicado de la ESE Hospital San Juan de Dios de Yarumal; documentos del Ministerio de Salud y Protección Social; bancos de imágenes de uso libre.</w:t>
       </w:r>
     </w:p>
     <w:p>
@@ -7622,7 +6778,7 @@
           <w:sz w:val="22"/>
           <w:szCs w:val="22"/>
         </w:rPr>
-        <w:t xml:space="preserve">Edición: </w:t>
+        <w:t xml:space="preserve">Música: </w:t>
       </w:r>
       <w:r>
         <w:rPr>
@@ -7630,7 +6786,7 @@
           <w:sz w:val="22"/>
           <w:szCs w:val="22"/>
         </w:rPr>
-        <w:t xml:space="preserve">Clipchamp.</w:t>
+        <w:t xml:space="preserve">producción propia.</w:t>
       </w:r>
     </w:p>
     <w:p>
@@ -7651,7 +6807,7 @@
           <w:sz w:val="22"/>
           <w:szCs w:val="22"/>
         </w:rPr>
-        <w:t xml:space="preserve">Fuentes de información: </w:t>
+        <w:t xml:space="preserve">Edición: </w:t>
       </w:r>
       <w:r>
         <w:rPr>
@@ -7659,7 +6815,7 @@
           <w:sz w:val="22"/>
           <w:szCs w:val="22"/>
         </w:rPr>
-        <w:t xml:space="preserve">Blu Radio, Noticias RCN, LA FM, Publimetro, Ministerio de Salud y Protección Social y Organización Mundial de la Salud, según las referencias.</w:t>
+        <w:t xml:space="preserve">Canva y Clipchamp.</w:t>
       </w:r>
     </w:p>
     <w:p>
@@ -7735,7 +6891,7 @@
           <w:sz w:val="22"/>
           <w:szCs w:val="22"/>
         </w:rPr>
-        <w:t xml:space="preserve">Estrada-Orozco, K., Gaitán-Duarte, H., &amp; Eslava-Schmalbach, J. (2024). Patient safety as a public health problem. </w:t>
+        <w:t xml:space="preserve">ESE Hospital San Juan de Dios de Yarumal. (2026, 22 de abril). </w:t>
       </w:r>
       <w:r>
         <w:rPr>
@@ -7745,7 +6901,7 @@
           <w:sz w:val="22"/>
           <w:szCs w:val="22"/>
         </w:rPr>
-        <w:t xml:space="preserve">Colombian Journal of Anesthesiology</w:t>
+        <w:t xml:space="preserve">Comunicado a la opinión pública</w:t>
       </w:r>
       <w:r>
         <w:rPr>
@@ -7755,7 +6911,7 @@
           <w:sz w:val="22"/>
           <w:szCs w:val="22"/>
         </w:rPr>
-        <w:t xml:space="preserve">, 52(2), 1-11.</w:t>
+        <w:t xml:space="preserve">.</w:t>
       </w:r>
     </w:p>
     <w:p>
@@ -7772,7 +6928,7 @@
           <w:sz w:val="22"/>
           <w:szCs w:val="22"/>
         </w:rPr>
-        <w:t xml:space="preserve">LA FM. (2026, abril). </w:t>
+        <w:t xml:space="preserve">Estrada-Orozco, K., Gaitán-Duarte, H., &amp; Eslava-Schmalbach, J. (2024). Patient safety as a public health problem. </w:t>
       </w:r>
       <w:r>
         <w:rPr>
@@ -7782,7 +6938,7 @@
           <w:sz w:val="22"/>
           <w:szCs w:val="22"/>
         </w:rPr>
-        <w:t xml:space="preserve">Mujer lucha por su vida en UCI tras recibir Mylanta por vía intravenosa en hospital de Yarumal</w:t>
+        <w:t xml:space="preserve">Colombian Journal of Anesthesiology</w:t>
       </w:r>
       <w:r>
         <w:rPr>
@@ -7792,7 +6948,7 @@
           <w:sz w:val="22"/>
           <w:szCs w:val="22"/>
         </w:rPr>
-        <w:t xml:space="preserve">. https://www.lafm.com.co/sociedad/mujer-lucha-por-su-vida-en-uci-tras-recibir-mylanta-por-via-intravenosa-en-hospital-de-yarumal-397171</w:t>
+        <w:t xml:space="preserve">, 52(2), 1-11.</w:t>
       </w:r>
     </w:p>
     <w:p>
@@ -7809,7 +6965,27 @@
           <w:sz w:val="22"/>
           <w:szCs w:val="22"/>
         </w:rPr>
-        <w:t xml:space="preserve">Ministerio de la Protección Social. (2010). Decreto 2376 de 2010, por medio del cual se regula la relación docencia-servicio para los programas de formación de talento humano del área de la salud.</w:t>
+        <w:t xml:space="preserve">LA FM. (2026, abril). </w:t>
+      </w:r>
+      <w:r>
+        <w:rPr>
+          <w:rFonts w:ascii="Arial" w:cs="Arial" w:eastAsia="Arial" w:hAnsi="Arial"/>
+          <w:i/>
+          <w:iCs/>
+          <w:sz w:val="22"/>
+          <w:szCs w:val="22"/>
+        </w:rPr>
+        <w:t xml:space="preserve">Mujer lucha por su vida en UCI tras recibir Mylanta por vía intravenosa en hospital de Yarumal</w:t>
+      </w:r>
+      <w:r>
+        <w:rPr>
+          <w:rFonts w:ascii="Arial" w:cs="Arial" w:eastAsia="Arial" w:hAnsi="Arial"/>
+          <w:i w:val="false"/>
+          <w:iCs w:val="false"/>
+          <w:sz w:val="22"/>
+          <w:szCs w:val="22"/>
+        </w:rPr>
+        <w:t xml:space="preserve">. https://www.lafm.com.co/sociedad/mujer-lucha-por-su-vida-en-uci-tras-recibir-mylanta-por-via-intravenosa-en-hospital-de-yarumal-397171</w:t>
       </w:r>
     </w:p>
     <w:p>
@@ -7826,27 +7002,7 @@
           <w:sz w:val="22"/>
           <w:szCs w:val="22"/>
         </w:rPr>
-        <w:t xml:space="preserve">Ministerio de la Protección Social. (2010). </w:t>
-      </w:r>
-      <w:r>
-        <w:rPr>
-          <w:rFonts w:ascii="Arial" w:cs="Arial" w:eastAsia="Arial" w:hAnsi="Arial"/>
-          <w:i/>
-          <w:iCs/>
-          <w:sz w:val="22"/>
-          <w:szCs w:val="22"/>
-        </w:rPr>
-        <w:t xml:space="preserve">Guía técnica “Buenas prácticas para la seguridad del paciente en la atención en salud”</w:t>
-      </w:r>
-      <w:r>
-        <w:rPr>
-          <w:rFonts w:ascii="Arial" w:cs="Arial" w:eastAsia="Arial" w:hAnsi="Arial"/>
-          <w:i w:val="false"/>
-          <w:iCs w:val="false"/>
-          <w:sz w:val="22"/>
-          <w:szCs w:val="22"/>
-        </w:rPr>
-        <w:t xml:space="preserve">. MPS.</w:t>
+        <w:t xml:space="preserve">Ministerio de la Protección Social. (2010). Decreto 2376 de 2010, por medio del cual se regula la relación docencia-servicio para los programas de formación de talento humano del área de la salud.</w:t>
       </w:r>
     </w:p>
     <w:p>
@@ -7863,7 +7019,27 @@
           <w:sz w:val="22"/>
           <w:szCs w:val="22"/>
         </w:rPr>
-        <w:t xml:space="preserve">Ministerio de Salud y Protección Social. (2016). Resolución 256 de 2016, por la cual se dictan disposiciones en relación con el Sistema de Información para la Calidad.</w:t>
+        <w:t xml:space="preserve">Ministerio de la Protección Social. (2010). </w:t>
+      </w:r>
+      <w:r>
+        <w:rPr>
+          <w:rFonts w:ascii="Arial" w:cs="Arial" w:eastAsia="Arial" w:hAnsi="Arial"/>
+          <w:i/>
+          <w:iCs/>
+          <w:sz w:val="22"/>
+          <w:szCs w:val="22"/>
+        </w:rPr>
+        <w:t xml:space="preserve">Guía técnica “Buenas prácticas para la seguridad del paciente en la atención en salud”</w:t>
+      </w:r>
+      <w:r>
+        <w:rPr>
+          <w:rFonts w:ascii="Arial" w:cs="Arial" w:eastAsia="Arial" w:hAnsi="Arial"/>
+          <w:i w:val="false"/>
+          <w:iCs w:val="false"/>
+          <w:sz w:val="22"/>
+          <w:szCs w:val="22"/>
+        </w:rPr>
+        <w:t xml:space="preserve">. MPS.</w:t>
       </w:r>
     </w:p>
     <w:p>
@@ -7880,7 +7056,7 @@
           <w:sz w:val="22"/>
           <w:szCs w:val="22"/>
         </w:rPr>
-        <w:t xml:space="preserve">Ministerio de Salud y Protección Social. (2019). Resolución 3100 de 2019, por la cual se definen los procedimientos y condiciones de inscripción de los prestadores de servicios de salud y de habilitación de los servicios de salud.</w:t>
+        <w:t xml:space="preserve">Ministerio de Salud y Protección Social. (2016). Resolución 256 de 2016, por la cual se dictan disposiciones en relación con el Sistema de Información para la Calidad.</w:t>
       </w:r>
     </w:p>
     <w:p>
@@ -7897,27 +7073,7 @@
           <w:sz w:val="22"/>
           <w:szCs w:val="22"/>
         </w:rPr>
-        <w:t xml:space="preserve">Noticias RCN. (2026, abril). </w:t>
-      </w:r>
-      <w:r>
-        <w:rPr>
-          <w:rFonts w:ascii="Arial" w:cs="Arial" w:eastAsia="Arial" w:hAnsi="Arial"/>
-          <w:i/>
-          <w:iCs/>
-          <w:sz w:val="22"/>
-          <w:szCs w:val="22"/>
-        </w:rPr>
-        <w:t xml:space="preserve">Error de practicante en hospital de Antioquia deja a paciente en UCI: tenía dolor abdominal</w:t>
-      </w:r>
-      <w:r>
-        <w:rPr>
-          <w:rFonts w:ascii="Arial" w:cs="Arial" w:eastAsia="Arial" w:hAnsi="Arial"/>
-          <w:i w:val="false"/>
-          <w:iCs w:val="false"/>
-          <w:sz w:val="22"/>
-          <w:szCs w:val="22"/>
-        </w:rPr>
-        <w:t xml:space="preserve">. https://www.noticiasrcn.com/colombia/error-medicamento-yarumal-deja-paciente-en-uci-1015134</w:t>
+        <w:t xml:space="preserve">Ministerio de Salud y Protección Social. (2019). Resolución 3100 de 2019, por la cual se definen los procedimientos y condiciones de inscripción de los prestadores de servicios de salud y de habilitación de los servicios de salud.</w:t>
       </w:r>
     </w:p>
     <w:p>
@@ -7934,7 +7090,7 @@
           <w:sz w:val="22"/>
           <w:szCs w:val="22"/>
         </w:rPr>
-        <w:t xml:space="preserve">Organización Mundial de la Salud. (2017). </w:t>
+        <w:t xml:space="preserve">Noticias RCN. (2026, abril). </w:t>
       </w:r>
       <w:r>
         <w:rPr>
@@ -7944,7 +7100,7 @@
           <w:sz w:val="22"/>
           <w:szCs w:val="22"/>
         </w:rPr>
-        <w:t xml:space="preserve">Medicación sin daño: Tercer reto mundial por la seguridad del paciente</w:t>
+        <w:t xml:space="preserve">Error de practicante en hospital de Antioquia deja a paciente en UCI: tenía dolor abdominal</w:t>
       </w:r>
       <w:r>
         <w:rPr>
@@ -7954,7 +7110,7 @@
           <w:sz w:val="22"/>
           <w:szCs w:val="22"/>
         </w:rPr>
-        <w:t xml:space="preserve">. OMS.</w:t>
+        <w:t xml:space="preserve">. https://www.noticiasrcn.com/colombia/error-medicamento-yarumal-deja-paciente-en-uci-1015134</w:t>
       </w:r>
     </w:p>
     <w:p>
@@ -7971,7 +7127,7 @@
           <w:sz w:val="22"/>
           <w:szCs w:val="22"/>
         </w:rPr>
-        <w:t xml:space="preserve">Organización Mundial de la Salud. (2019). </w:t>
+        <w:t xml:space="preserve">Organización Mundial de la Salud. (2017). </w:t>
       </w:r>
       <w:r>
         <w:rPr>
@@ -7981,7 +7137,7 @@
           <w:sz w:val="22"/>
           <w:szCs w:val="22"/>
         </w:rPr>
-        <w:t xml:space="preserve">Prestación de servicios de salud de calidad: Un imperativo global para la cobertura sanitaria universal</w:t>
+        <w:t xml:space="preserve">Medicación sin daño: Tercer reto mundial por la seguridad del paciente</w:t>
       </w:r>
       <w:r>
         <w:rPr>
@@ -7991,7 +7147,7 @@
           <w:sz w:val="22"/>
           <w:szCs w:val="22"/>
         </w:rPr>
-        <w:t xml:space="preserve"> (pp. 7-11). OMS.</w:t>
+        <w:t xml:space="preserve">. OMS.</w:t>
       </w:r>
     </w:p>
     <w:p>
@@ -8008,7 +7164,7 @@
           <w:sz w:val="22"/>
           <w:szCs w:val="22"/>
         </w:rPr>
-        <w:t xml:space="preserve">Organización Mundial de la Salud. (2021). </w:t>
+        <w:t xml:space="preserve">Organización Mundial de la Salud. (2019). </w:t>
       </w:r>
       <w:r>
         <w:rPr>
@@ -8018,7 +7174,7 @@
           <w:sz w:val="22"/>
           <w:szCs w:val="22"/>
         </w:rPr>
-        <w:t xml:space="preserve">Plan de acción mundial para la seguridad del paciente 2021-2030</w:t>
+        <w:t xml:space="preserve">Prestación de servicios de salud de calidad: Un imperativo global para la cobertura sanitaria universal</w:t>
       </w:r>
       <w:r>
         <w:rPr>
@@ -8028,7 +7184,7 @@
           <w:sz w:val="22"/>
           <w:szCs w:val="22"/>
         </w:rPr>
-        <w:t xml:space="preserve">. OMS.</w:t>
+        <w:t xml:space="preserve"> (pp. 7-11). OMS.</w:t>
       </w:r>
     </w:p>
     <w:p>
@@ -8045,7 +7201,7 @@
           <w:sz w:val="22"/>
           <w:szCs w:val="22"/>
         </w:rPr>
-        <w:t xml:space="preserve">Ortiz Rivera, R. (2024). </w:t>
+        <w:t xml:space="preserve">Organización Mundial de la Salud. (2021). </w:t>
       </w:r>
       <w:r>
         <w:rPr>
@@ -8055,7 +7211,7 @@
           <w:sz w:val="22"/>
           <w:szCs w:val="22"/>
         </w:rPr>
-        <w:t xml:space="preserve">Experiencias adversas de la seguridad del paciente: Perspectiva bioética</w:t>
+        <w:t xml:space="preserve">Plan de acción mundial para la seguridad del paciente 2021-2030</w:t>
       </w:r>
       <w:r>
         <w:rPr>
@@ -8065,7 +7221,7 @@
           <w:sz w:val="22"/>
           <w:szCs w:val="22"/>
         </w:rPr>
-        <w:t xml:space="preserve"> (2.ª ed., pp. 67-71). Marge Books.</w:t>
+        <w:t xml:space="preserve">. OMS.</w:t>
       </w:r>
     </w:p>
     <w:p>
@@ -8082,7 +7238,7 @@
           <w:sz w:val="22"/>
           <w:szCs w:val="22"/>
         </w:rPr>
-        <w:t xml:space="preserve">Preciado, A. M. S., Requelme, J. F. Z., Carrión, F. M. E., Mora, M. L. L., Ramírez, J. del C. C., Quichimbo, N. de J. R., Sotomayor, J. del R. R., Celi, D. Y. T., Aguilar, G. M. F., &amp; Bermeo, F. I. Z. (2023). </w:t>
+        <w:t xml:space="preserve">Ortiz Rivera, R. (2024). </w:t>
       </w:r>
       <w:r>
         <w:rPr>
@@ -8092,7 +7248,7 @@
           <w:sz w:val="22"/>
           <w:szCs w:val="22"/>
         </w:rPr>
-        <w:t xml:space="preserve">Gestión de la calidad en los servicios de salud</w:t>
+        <w:t xml:space="preserve">Experiencias adversas de la seguridad del paciente: Perspectiva bioética</w:t>
       </w:r>
       <w:r>
         <w:rPr>
@@ -8102,7 +7258,7 @@
           <w:sz w:val="22"/>
           <w:szCs w:val="22"/>
         </w:rPr>
-        <w:t xml:space="preserve"> (pp. 4-28). Mawil Publicaciones de Ecuador.</w:t>
+        <w:t xml:space="preserve"> (2.ª ed., pp. 67-71). Marge Books.</w:t>
       </w:r>
     </w:p>
     <w:p>
@@ -8119,7 +7275,7 @@
           <w:sz w:val="22"/>
           <w:szCs w:val="22"/>
         </w:rPr>
-        <w:t xml:space="preserve">Publimetro. (2026, 23 de abril). </w:t>
+        <w:t xml:space="preserve">Preciado, A. M. S., Requelme, J. F. Z., Carrión, F. M. E., Mora, M. L. L., Ramírez, J. del C. C., Quichimbo, N. de J. R., Sotomayor, J. del R. R., Celi, D. Y. T., Aguilar, G. M. F., &amp; Bermeo, F. I. Z. (2023). </w:t>
       </w:r>
       <w:r>
         <w:rPr>
@@ -8129,7 +7285,7 @@
           <w:sz w:val="22"/>
           <w:szCs w:val="22"/>
         </w:rPr>
-        <w:t xml:space="preserve">Mujer en Antioquia fue al hospital por gastritis y terminó en UCI tras inyección errónea de Mylanta: practicante se habría equivocado</w:t>
+        <w:t xml:space="preserve">Gestión de la calidad en los servicios de salud</w:t>
       </w:r>
       <w:r>
         <w:rPr>
@@ -8139,7 +7295,7 @@
           <w:sz w:val="22"/>
           <w:szCs w:val="22"/>
         </w:rPr>
-        <w:t xml:space="preserve">. https://www.publimetro.co/noticias/2026/04/23/mujer-en-antioquia-fue-al-hospital-por-gastritis-y-termino-en-uci-tras-inyeccion-erronea-de-mylanta-practicante-se-habria-equivocado/</w:t>
+        <w:t xml:space="preserve"> (pp. 4-28). Mawil Publicaciones de Ecuador.</w:t>
       </w:r>
     </w:p>
     <w:p>
@@ -8156,7 +7312,7 @@
           <w:sz w:val="22"/>
           <w:szCs w:val="22"/>
         </w:rPr>
-        <w:t xml:space="preserve">Taylor-Adams, S., &amp; Vincent, C. (2004). </w:t>
+        <w:t xml:space="preserve">Publimetro. (2026, 23 de abril). </w:t>
       </w:r>
       <w:r>
         <w:rPr>
@@ -8166,7 +7322,7 @@
           <w:sz w:val="22"/>
           <w:szCs w:val="22"/>
         </w:rPr>
-        <w:t xml:space="preserve">Systems analysis of clinical incidents: The London protocol</w:t>
+        <w:t xml:space="preserve">Mujer en Antioquia fue al hospital por gastritis y terminó en UCI tras inyección errónea de Mylanta: practicante se habría equivocado</w:t>
       </w:r>
       <w:r>
         <w:rPr>
@@ -8176,7 +7332,81 @@
           <w:sz w:val="22"/>
           <w:szCs w:val="22"/>
         </w:rPr>
+        <w:t xml:space="preserve">. https://www.publimetro.co/noticias/2026/04/23/mujer-en-antioquia-fue-al-hospital-por-gastritis-y-termino-en-uci-tras-inyeccion-erronea-de-mylanta-practicante-se-habria-equivocado/</w:t>
+      </w:r>
+    </w:p>
+    <w:p>
+      <w:pPr>
+        <w:spacing w:after="100" w:line="276"/>
+        <w:ind w:left="567" w:hanging="567"/>
+        <w:jc w:val="left"/>
+      </w:pPr>
+      <w:r>
+        <w:rPr>
+          <w:rFonts w:ascii="Arial" w:cs="Arial" w:eastAsia="Arial" w:hAnsi="Arial"/>
+          <w:i w:val="false"/>
+          <w:iCs w:val="false"/>
+          <w:sz w:val="22"/>
+          <w:szCs w:val="22"/>
+        </w:rPr>
+        <w:t xml:space="preserve">Taylor-Adams, S., &amp; Vincent, C. (2004). </w:t>
+      </w:r>
+      <w:r>
+        <w:rPr>
+          <w:rFonts w:ascii="Arial" w:cs="Arial" w:eastAsia="Arial" w:hAnsi="Arial"/>
+          <w:i/>
+          <w:iCs/>
+          <w:sz w:val="22"/>
+          <w:szCs w:val="22"/>
+        </w:rPr>
+        <w:t xml:space="preserve">Systems analysis of clinical incidents: The London protocol</w:t>
+      </w:r>
+      <w:r>
+        <w:rPr>
+          <w:rFonts w:ascii="Arial" w:cs="Arial" w:eastAsia="Arial" w:hAnsi="Arial"/>
+          <w:i w:val="false"/>
+          <w:iCs w:val="false"/>
+          <w:sz w:val="22"/>
+          <w:szCs w:val="22"/>
+        </w:rPr>
         <w:t xml:space="preserve">. Clinical Safety Research Unit, Imperial College London.</w:t>
+      </w:r>
+    </w:p>
+    <w:p>
+      <w:pPr>
+        <w:spacing w:after="100" w:line="276"/>
+        <w:ind w:left="567" w:hanging="567"/>
+        <w:jc w:val="left"/>
+      </w:pPr>
+      <w:r>
+        <w:rPr>
+          <w:rFonts w:ascii="Arial" w:cs="Arial" w:eastAsia="Arial" w:hAnsi="Arial"/>
+          <w:i w:val="false"/>
+          <w:iCs w:val="false"/>
+          <w:sz w:val="22"/>
+          <w:szCs w:val="22"/>
+        </w:rPr>
+        <w:t xml:space="preserve">Teleantioquia. (2026, abril). </w:t>
+      </w:r>
+      <w:r>
+        <w:rPr>
+          <w:rFonts w:ascii="Arial" w:cs="Arial" w:eastAsia="Arial" w:hAnsi="Arial"/>
+          <w:i/>
+          <w:iCs/>
+          <w:sz w:val="22"/>
+          <w:szCs w:val="22"/>
+        </w:rPr>
+        <w:t xml:space="preserve">A una paciente del hospital de Yarumal le habrían aplicado un antiácido, de uso oral, vía intravenosa: ¿qué le pasó?</w:t>
+      </w:r>
+      <w:r>
+        <w:rPr>
+          <w:rFonts w:ascii="Arial" w:cs="Arial" w:eastAsia="Arial" w:hAnsi="Arial"/>
+          <w:i w:val="false"/>
+          <w:iCs w:val="false"/>
+          <w:sz w:val="22"/>
+          <w:szCs w:val="22"/>
+        </w:rPr>
+        <w:t xml:space="preserve">. https://www.teleantioquia.co/noticias/a-una-paciente-del-hospital-de-yarumal-le-habrian-aplicado-un-antiacido-de-uso-oral-via-intravenosa-que-le-paso-565891</w:t>
       </w:r>
     </w:p>
     <w:sectPr>
